--- a/zht/docx/035.content.docx
+++ b/zht/docx/035.content.docx
@@ -149,27 +149,7 @@
         <w:rPr>
           <w:lang w:val="zh_TW" w:bidi="zh_TW"/>
         </w:rPr>
-        <w:t>feng</w:t>
-      </w:r>
-      <w:r>
-        <w:rPr>
-          <w:lang w:val="zh_TW" w:bidi="zh_TW"/>
-        </w:rPr>
-      </w:r>
-    </w:p>
-    <w:p>
-      <w:pPr/>
-      <w:r>
-        <w:rPr>
-          <w:lang w:val="zh_TW" w:bidi="zh_TW"/>
-        </w:rPr>
-      </w:r>
-      <w:r>
-        <w:rPr>
-          <w:i/>
-          <w:lang w:val="zh_TW" w:bidi="zh_TW"/>
-        </w:rPr>
-        <w:t>豐滿（充滿、豐盛）</w:t>
+        <w:t>fen</w:t>
       </w:r>
       <w:r>
         <w:rPr>
@@ -232,7 +212,7 @@
         <w:rPr>
           <w:lang w:val="zh_TW" w:bidi="zh_TW"/>
         </w:rPr>
-        <w:t>豐滿（充滿、豐盛）</w:t>
+        <w:t>分辨善惡樹</w:t>
       </w:r>
       <w:r>
         <w:rPr>
@@ -251,7 +231,115 @@
         <w:rPr>
           <w:lang w:val="zh_TW" w:bidi="zh_TW"/>
         </w:rPr>
-        <w:t>「豐滿（或譯：充滿）」是指完全滿足或沒有任何缺失的狀態。它是希臘文 pleroma 的常用翻譯。在聖經中，「充滿 」通常是指某樣東西是完整的或完全填滿的狀態。確切的意思取決於這個字出現的上下文。</w:t>
+        <w:t>這是伊甸園中被禁止吃的樹，人若吃它的果子便會得知善惡，隨之而來的是死亡，也就是與神分離，最終走向滅亡（</w:t>
+      </w:r>
+      <w:hyperlink r:id="rId13">
+        <w:r>
+          <w:rPr>
+            <w:lang w:val="zh_TW" w:bidi="zh_TW"/>
+          </w:rPr>
+          <w:rPr>
+            <w:color w:val="0000EE"/>
+            <w:u w:val="single"/>
+          </w:rPr>
+          <w:t>創2:9</w:t>
+        </w:r>
+      </w:hyperlink>
+      <w:r>
+        <w:rPr>
+          <w:lang w:val="zh_TW" w:bidi="zh_TW"/>
+        </w:rPr>
+        <w:t>、</w:t>
+      </w:r>
+      <w:hyperlink r:id="rId13">
+        <w:r>
+          <w:rPr>
+            <w:lang w:val="zh_TW" w:bidi="zh_TW"/>
+          </w:rPr>
+          <w:rPr>
+            <w:color w:val="0000EE"/>
+            <w:u w:val="single"/>
+          </w:rPr>
+          <w:t>15–17</w:t>
+        </w:r>
+      </w:hyperlink>
+      <w:r>
+        <w:rPr>
+          <w:lang w:val="zh_TW" w:bidi="zh_TW"/>
+        </w:rPr>
+        <w:t>，</w:t>
+      </w:r>
+      <w:hyperlink r:id="rId14">
+        <w:r>
+          <w:rPr>
+            <w:lang w:val="zh_TW" w:bidi="zh_TW"/>
+          </w:rPr>
+          <w:rPr>
+            <w:color w:val="0000EE"/>
+            <w:u w:val="single"/>
+          </w:rPr>
+          <w:t>3:1–24</w:t>
+        </w:r>
+      </w:hyperlink>
+      <w:r>
+        <w:rPr>
+          <w:lang w:val="zh_TW" w:bidi="zh_TW"/>
+        </w:rPr>
+        <w:t>）。那引誘人的蛇應許夏娃，只要她吃這果子，就能與神同等。夏娃和亞當吃了那樹上的果子之後，果然得著了「分別善惡的知識」。根據聖經其它地方對「知善惡」一語的用法（</w:t>
+      </w:r>
+      <w:hyperlink r:id="rId15">
+        <w:r>
+          <w:rPr>
+            <w:lang w:val="zh_TW" w:bidi="zh_TW"/>
+          </w:rPr>
+          <w:rPr>
+            <w:color w:val="0000EE"/>
+            <w:u w:val="single"/>
+          </w:rPr>
+          <w:t>申1:39</w:t>
+        </w:r>
+      </w:hyperlink>
+      <w:r>
+        <w:rPr>
+          <w:lang w:val="zh_TW" w:bidi="zh_TW"/>
+        </w:rPr>
+        <w:t>；</w:t>
+      </w:r>
+      <w:hyperlink r:id="rId16">
+        <w:r>
+          <w:rPr>
+            <w:lang w:val="zh_TW" w:bidi="zh_TW"/>
+          </w:rPr>
+          <w:rPr>
+            <w:color w:val="0000EE"/>
+            <w:u w:val="single"/>
+          </w:rPr>
+          <w:t>賽7:15–16</w:t>
+        </w:r>
+      </w:hyperlink>
+      <w:r>
+        <w:rPr>
+          <w:lang w:val="zh_TW" w:bidi="zh_TW"/>
+        </w:rPr>
+        <w:t>；</w:t>
+      </w:r>
+      <w:hyperlink r:id="rId17">
+        <w:r>
+          <w:rPr>
+            <w:lang w:val="zh_TW" w:bidi="zh_TW"/>
+          </w:rPr>
+          <w:rPr>
+            <w:color w:val="0000EE"/>
+            <w:u w:val="single"/>
+          </w:rPr>
+          <w:t>來5:14</w:t>
+        </w:r>
+      </w:hyperlink>
+      <w:r>
+        <w:rPr>
+          <w:lang w:val="zh_TW" w:bidi="zh_TW"/>
+        </w:rPr>
+        <w:t>），這個表達指的是孩子從天真無邪進入有道德意識階段的時期。</w:t>
       </w:r>
     </w:p>
     <w:p>
@@ -265,25 +353,7 @@
         <w:rPr>
           <w:lang w:val="zh_TW" w:bidi="zh_TW"/>
         </w:rPr>
-        <w:t>在《舊約》中，與 「充滿 」對應的希伯來字之一是 melo。這個字出現在不同的經文中，其意義與希臘文的 pleroma 相似。它通常描述填滿某個東西的內容。例如，</w:t>
-      </w:r>
-      <w:hyperlink r:id="rId13">
-        <w:r>
-          <w:rPr>
-            <w:lang w:val="zh_TW" w:bidi="zh_TW"/>
-          </w:rPr>
-          <w:rPr>
-            <w:color w:val="0000EE"/>
-            <w:u w:val="single"/>
-          </w:rPr>
-          <w:t>詩篇24篇1節</w:t>
-        </w:r>
-      </w:hyperlink>
-      <w:r>
-        <w:rPr>
-          <w:lang w:val="zh_TW" w:bidi="zh_TW"/>
-        </w:rPr>
-        <w:t>中的 「地和其中所充滿的 」指的是受造物中的萬物都是神所有的一部分。</w:t>
+        <w:t>與這知識同時出現的，還有性自覺。亞當和夏娃吃了果子之後，便察覺自己的性特徵。同時，他們也能像神那樣觀看，因此以為神會因他們的赤身露體而羞辱他們。這個故事成了象徵：人為了追求神的地位而故意不順服，結果失去了無罪的純真，也不能與神相交。</w:t>
       </w:r>
     </w:p>
     <w:p>
@@ -297,18 +367,7 @@
         <w:rPr>
           <w:lang w:val="zh_TW" w:bidi="zh_TW"/>
         </w:rPr>
-        <w:t>要了解「充滿」在特定經文中的意思，我們需要看看上下文的字詞和該經文的整體訊息。</w:t>
-      </w:r>
-    </w:p>
-    <w:p>
-      <w:pPr>
-        <w:pStyle w:val="Heading3"/>
-      </w:pPr>
-      <w:r>
-        <w:rPr>
-          <w:lang w:val="zh_TW" w:bidi="zh_TW"/>
-        </w:rPr>
-        <w:t>一般用法</w:t>
+        <w:t>亞當和夏娃吃分別善惡樹的果子所帶來的悲慘結果，就是他們失去了純真，並與神隔絕。為了阻止他們再吃那第二棵樹──「生命樹」的果子，使他們永遠不死，神將他們趕出伊甸園。然而，那樣一來，他們就會在墮落、有罪的狀態下永遠不死；因此，神將他們逐出伊甸園其實是出於祝福。</w:t>
       </w:r>
     </w:p>
     <w:p>
@@ -320,9 +379,80 @@
       </w:r>
       <w:r>
         <w:rPr>
-          <w:lang w:val="zh_TW" w:bidi="zh_TW"/>
-        </w:rPr>
-        <w:t>在《新約》以外的古希臘著作中，pleroma 的意思是 「〔用來〕充滿的東西（that which fills）」。</w:t>
+          <w:i/>
+          <w:lang w:val="zh_TW" w:bidi="zh_TW"/>
+        </w:rPr>
+        <w:t>另見</w:t>
+      </w:r>
+      <w:r>
+        <w:rPr>
+          <w:lang w:val="zh_TW" w:bidi="zh_TW"/>
+        </w:rPr>
+        <w:t>亞當（人物）</w:t>
+      </w:r>
+      <w:r>
+        <w:rPr>
+          <w:lang w:val="zh_TW" w:bidi="zh_TW"/>
+        </w:rPr>
+        <w:t>；</w:t>
+      </w:r>
+      <w:r>
+        <w:rPr>
+          <w:lang w:val="zh_TW" w:bidi="zh_TW"/>
+        </w:rPr>
+        <w:t>夏娃</w:t>
+      </w:r>
+      <w:r>
+        <w:rPr>
+          <w:lang w:val="zh_TW" w:bidi="zh_TW"/>
+        </w:rPr>
+        <w:t>；</w:t>
+      </w:r>
+      <w:r>
+        <w:rPr>
+          <w:lang w:val="zh_TW" w:bidi="zh_TW"/>
+        </w:rPr>
+        <w:t>伊甸園</w:t>
+      </w:r>
+      <w:r>
+        <w:rPr>
+          <w:lang w:val="zh_TW" w:bidi="zh_TW"/>
+        </w:rPr>
+        <w:t>；</w:t>
+      </w:r>
+      <w:r>
+        <w:rPr>
+          <w:lang w:val="zh_TW" w:bidi="zh_TW"/>
+        </w:rPr>
+        <w:t>人類的墮落</w:t>
+      </w:r>
+      <w:r>
+        <w:rPr>
+          <w:lang w:val="zh_TW" w:bidi="zh_TW"/>
+        </w:rPr>
+        <w:t>；</w:t>
+      </w:r>
+      <w:r>
+        <w:rPr>
+          <w:lang w:val="zh_TW" w:bidi="zh_TW"/>
+        </w:rPr>
+        <w:t>生命樹</w:t>
+      </w:r>
+      <w:r>
+        <w:rPr>
+          <w:lang w:val="zh_TW" w:bidi="zh_TW"/>
+        </w:rPr>
+        <w:t>。</w:t>
+      </w:r>
+      <w:r>
+        <w:rPr>
+          <w:lang w:val="zh_TW" w:bidi="zh_TW"/>
+        </w:rPr>
+      </w:r>
+      <w:r>
+        <w:rPr>
+          <w:lang w:val="zh_TW" w:bidi="zh_TW"/>
+        </w:rPr>
       </w:r>
     </w:p>
     <w:p>
@@ -332,65 +462,21 @@
           <w:lang w:val="zh_TW" w:bidi="zh_TW"/>
         </w:rPr>
       </w:r>
-      <w:r>
-        <w:rPr>
-          <w:lang w:val="zh_TW" w:bidi="zh_TW"/>
-        </w:rPr>
-        <w:t>通常這個字用來形容：</w:t>
-      </w:r>
     </w:p>
     <w:p>
       <w:pPr>
-        <w:pStyle w:val="ListBullet"/>
-        <w:spacing w:line="240" w:lineRule="auto"/>
-        <w:ind w:left="720"/>
-      </w:pPr>
-      <w:r>
-        <w:rPr>
-          <w:lang w:val="zh_TW" w:bidi="zh_TW"/>
-        </w:rPr>
-      </w:r>
-      <w:r>
-        <w:rPr>
-          <w:lang w:val="zh_TW" w:bidi="zh_TW"/>
-        </w:rPr>
-        <w:t>填滿一艘船的貨物或船員</w:t>
-      </w:r>
-    </w:p>
-    <w:p>
-      <w:pPr>
-        <w:pStyle w:val="ListBullet"/>
-        <w:spacing w:line="240" w:lineRule="auto"/>
-        <w:ind w:left="720"/>
-      </w:pPr>
-      <w:r>
-        <w:rPr>
-          <w:lang w:val="zh_TW" w:bidi="zh_TW"/>
-        </w:rPr>
-      </w:r>
-      <w:r>
-        <w:rPr>
-          <w:lang w:val="zh_TW" w:bidi="zh_TW"/>
-        </w:rPr>
-        <w:t>填滿人群的人</w:t>
-      </w:r>
-    </w:p>
-    <w:p>
-      <w:pPr>
-        <w:pStyle w:val="ListBullet"/>
-        <w:spacing w:line="240" w:lineRule="auto"/>
-        <w:ind w:left="720"/>
-      </w:pPr>
-      <w:r>
-        <w:rPr>
-          <w:lang w:val="zh_TW" w:bidi="zh_TW"/>
-        </w:rPr>
-      </w:r>
-      <w:r>
-        <w:rPr>
-          <w:lang w:val="zh_TW" w:bidi="zh_TW"/>
-        </w:rPr>
-        <w:t>填滿人一生的歲月</w:t>
+        <w:pStyle w:val="Heading2"/>
+      </w:pPr>
+      <w:r>
+        <w:rPr>
+          <w:lang w:val="zh_TW" w:bidi="zh_TW"/>
+        </w:rPr>
+        <w:t>分封王</w:t>
+      </w:r>
+      <w:r>
+        <w:rPr>
+          <w:lang w:val="zh_TW" w:bidi="zh_TW"/>
+        </w:rPr>
       </w:r>
     </w:p>
     <w:p>
@@ -404,84 +490,7 @@
         <w:rPr>
           <w:lang w:val="zh_TW" w:bidi="zh_TW"/>
         </w:rPr>
-        <w:t>希臘哲學家亞里士多德用這個詞來表示充滿一個城市的人口。在馬太福音和馬可福音中，這個詞被用來指新布填補舊衣服的破洞（</w:t>
-      </w:r>
-      <w:hyperlink r:id="rId14">
-        <w:r>
-          <w:rPr>
-            <w:lang w:val="zh_TW" w:bidi="zh_TW"/>
-          </w:rPr>
-          <w:rPr>
-            <w:color w:val="0000EE"/>
-            <w:u w:val="single"/>
-          </w:rPr>
-          <w:t>太9:16</w:t>
-        </w:r>
-      </w:hyperlink>
-      <w:r>
-        <w:rPr>
-          <w:lang w:val="zh_TW" w:bidi="zh_TW"/>
-        </w:rPr>
-        <w:t>；</w:t>
-      </w:r>
-      <w:hyperlink r:id="rId15">
-        <w:r>
-          <w:rPr>
-            <w:lang w:val="zh_TW" w:bidi="zh_TW"/>
-          </w:rPr>
-          <w:rPr>
-            <w:color w:val="0000EE"/>
-            <w:u w:val="single"/>
-          </w:rPr>
-          <w:t>可2:21</w:t>
-        </w:r>
-      </w:hyperlink>
-      <w:r>
-        <w:rPr>
-          <w:lang w:val="zh_TW" w:bidi="zh_TW"/>
-        </w:rPr>
-        <w:t>），在馬可福音中則指裝滿籃子的魚塊（</w:t>
-      </w:r>
-      <w:hyperlink r:id="rId16">
-        <w:r>
-          <w:rPr>
-            <w:lang w:val="zh_TW" w:bidi="zh_TW"/>
-          </w:rPr>
-          <w:rPr>
-            <w:color w:val="0000EE"/>
-            <w:u w:val="single"/>
-          </w:rPr>
-          <w:t>可6:43，</w:t>
-        </w:r>
-      </w:hyperlink>
-      <w:hyperlink r:id="rId17">
-        <w:r>
-          <w:rPr>
-            <w:lang w:val="zh_TW" w:bidi="zh_TW"/>
-          </w:rPr>
-          <w:rPr>
-            <w:color w:val="0000EE"/>
-            <w:u w:val="single"/>
-          </w:rPr>
-          <w:t>8:20</w:t>
-        </w:r>
-      </w:hyperlink>
-      <w:r>
-        <w:rPr>
-          <w:lang w:val="zh_TW" w:bidi="zh_TW"/>
-        </w:rPr>
-        <w:t>）。</w:t>
-      </w:r>
-    </w:p>
-    <w:p>
-      <w:pPr>
-        <w:pStyle w:val="Heading3"/>
-      </w:pPr>
-      <w:r>
-        <w:rPr>
-          <w:lang w:val="zh_TW" w:bidi="zh_TW"/>
-        </w:rPr>
-        <w:t>「地和其中所充滿的」表達</w:t>
+        <w:t>分封王是一類羅馬官員，統治部分行省。分封王是地方領袖，但他們的權力不足以被稱為王。這個稱號在一些羅馬省份使用，如帖撒羅尼迦、加拉太和敘利亞。</w:t>
       </w:r>
     </w:p>
     <w:p>
@@ -495,115 +504,7 @@
         <w:rPr>
           <w:lang w:val="zh_TW" w:bidi="zh_TW"/>
         </w:rPr>
-        <w:t>希臘文pleroma在七十士譯本（舊約希臘文譯本）中出現多次。在</w:t>
-      </w:r>
-      <w:hyperlink r:id="rId13">
-        <w:r>
-          <w:rPr>
-            <w:lang w:val="zh_TW" w:bidi="zh_TW"/>
-          </w:rPr>
-          <w:rPr>
-            <w:color w:val="0000EE"/>
-            <w:u w:val="single"/>
-          </w:rPr>
-          <w:t>詩篇二十四篇1節</w:t>
-        </w:r>
-      </w:hyperlink>
-      <w:r>
-        <w:rPr>
-          <w:lang w:val="zh_TW" w:bidi="zh_TW"/>
-        </w:rPr>
-        <w:t>、</w:t>
-      </w:r>
-      <w:hyperlink r:id="rId18">
-        <w:r>
-          <w:rPr>
-            <w:lang w:val="zh_TW" w:bidi="zh_TW"/>
-          </w:rPr>
-          <w:rPr>
-            <w:color w:val="0000EE"/>
-            <w:u w:val="single"/>
-          </w:rPr>
-          <w:t>五十篇12節</w:t>
-        </w:r>
-      </w:hyperlink>
-      <w:r>
-        <w:rPr>
-          <w:lang w:val="zh_TW" w:bidi="zh_TW"/>
-        </w:rPr>
-        <w:t>、</w:t>
-      </w:r>
-      <w:hyperlink r:id="rId19">
-        <w:r>
-          <w:rPr>
-            <w:lang w:val="zh_TW" w:bidi="zh_TW"/>
-          </w:rPr>
-          <w:rPr>
-            <w:color w:val="0000EE"/>
-            <w:u w:val="single"/>
-          </w:rPr>
-          <w:t>八十九篇11節</w:t>
-        </w:r>
-      </w:hyperlink>
-      <w:r>
-        <w:rPr>
-          <w:lang w:val="zh_TW" w:bidi="zh_TW"/>
-        </w:rPr>
-        <w:t>中，使用pleroma來翻譯希伯來文「豐盛（melo）」一詞。</w:t>
-      </w:r>
-      <w:hyperlink r:id="rId20">
-        <w:r>
-          <w:rPr>
-            <w:lang w:val="zh_TW" w:bidi="zh_TW"/>
-          </w:rPr>
-          <w:rPr>
-            <w:color w:val="0000EE"/>
-            <w:u w:val="single"/>
-          </w:rPr>
-          <w:t>哥林多前書十章26節</w:t>
-        </w:r>
-      </w:hyperlink>
-      <w:r>
-        <w:rPr>
-          <w:lang w:val="zh_TW" w:bidi="zh_TW"/>
-        </w:rPr>
-        <w:t>後來引用了這個概念。類似的短語有「海和其中所充滿的澎湃」（</w:t>
-      </w:r>
-      <w:hyperlink r:id="rId21">
-        <w:r>
-          <w:rPr>
-            <w:lang w:val="zh_TW" w:bidi="zh_TW"/>
-          </w:rPr>
-          <w:rPr>
-            <w:color w:val="0000EE"/>
-            <w:u w:val="single"/>
-          </w:rPr>
-          <w:t>代上16:32</w:t>
-        </w:r>
-      </w:hyperlink>
-      <w:r>
-        <w:rPr>
-          <w:lang w:val="zh_TW" w:bidi="zh_TW"/>
-        </w:rPr>
-        <w:t>；</w:t>
-      </w:r>
-      <w:hyperlink r:id="rId22">
-        <w:r>
-          <w:rPr>
-            <w:lang w:val="zh_TW" w:bidi="zh_TW"/>
-          </w:rPr>
-          <w:rPr>
-            <w:color w:val="0000EE"/>
-            <w:u w:val="single"/>
-          </w:rPr>
-          <w:t>詩96:11–12</w:t>
-        </w:r>
-      </w:hyperlink>
-      <w:r>
-        <w:rPr>
-          <w:lang w:val="zh_TW" w:bidi="zh_TW"/>
-        </w:rPr>
-        <w:t>）。除了明顯的量化意義之外，這些表達中的含義可能反映出質的特性：地的內容是美好而特殊的。</w:t>
+        <w:t>「分封王」這個稱號可能來自於統治某區域或國家四分之一地區的總督，就像希律大帝去世後的敘利亞一樣。到了新約聖經時代，這個稱號意義的重要性已經減弱。到那時，分封王的稱號只適用於次要的王子。</w:t>
       </w:r>
     </w:p>
     <w:p>
@@ -617,7 +518,97 @@
         <w:rPr>
           <w:lang w:val="zh_TW" w:bidi="zh_TW"/>
         </w:rPr>
-        <w:t>希伯來人的思想是將受造之物的秩序視為造物主的反映（</w:t>
+        <w:t>在聖經中提到三位分封王。路加記載希律安提帕是加利利的分封王。他還指出腓力是以土利亞和特拉可尼地方的分封王，而呂撒聶是亞比利尼的分封王（</w:t>
+      </w:r>
+      <w:hyperlink r:id="rId18">
+        <w:r>
+          <w:rPr>
+            <w:lang w:val="zh_TW" w:bidi="zh_TW"/>
+          </w:rPr>
+          <w:rPr>
+            <w:color w:val="0000EE"/>
+            <w:u w:val="single"/>
+          </w:rPr>
+          <w:t>路加福音3:1</w:t>
+        </w:r>
+      </w:hyperlink>
+      <w:r>
+        <w:rPr>
+          <w:lang w:val="zh_TW" w:bidi="zh_TW"/>
+        </w:rPr>
+        <w:t>）。在聖經其它地方唯一提到的分封王是希律（</w:t>
+      </w:r>
+      <w:hyperlink r:id="rId19">
+        <w:r>
+          <w:rPr>
+            <w:lang w:val="zh_TW" w:bidi="zh_TW"/>
+          </w:rPr>
+          <w:rPr>
+            <w:color w:val="0000EE"/>
+            <w:u w:val="single"/>
+          </w:rPr>
+          <w:t>馬太福音14:1</w:t>
+        </w:r>
+      </w:hyperlink>
+      <w:r>
+        <w:rPr>
+          <w:lang w:val="zh_TW" w:bidi="zh_TW"/>
+        </w:rPr>
+        <w:t>；</w:t>
+      </w:r>
+      <w:hyperlink r:id="rId20">
+        <w:r>
+          <w:rPr>
+            <w:lang w:val="zh_TW" w:bidi="zh_TW"/>
+          </w:rPr>
+          <w:rPr>
+            <w:color w:val="0000EE"/>
+            <w:u w:val="single"/>
+          </w:rPr>
+          <w:t>路加福音3:19</w:t>
+        </w:r>
+      </w:hyperlink>
+      <w:r>
+        <w:rPr>
+          <w:lang w:val="zh_TW" w:bidi="zh_TW"/>
+        </w:rPr>
+        <w:t>，</w:t>
+      </w:r>
+      <w:hyperlink r:id="rId21">
+        <w:r>
+          <w:rPr>
+            <w:lang w:val="zh_TW" w:bidi="zh_TW"/>
+          </w:rPr>
+          <w:rPr>
+            <w:color w:val="0000EE"/>
+            <w:u w:val="single"/>
+          </w:rPr>
+          <w:t>9:7</w:t>
+        </w:r>
+      </w:hyperlink>
+      <w:r>
+        <w:rPr>
+          <w:lang w:val="zh_TW" w:bidi="zh_TW"/>
+        </w:rPr>
+        <w:t>；</w:t>
+      </w:r>
+      <w:hyperlink r:id="rId22">
+        <w:r>
+          <w:rPr>
+            <w:lang w:val="zh_TW" w:bidi="zh_TW"/>
+          </w:rPr>
+          <w:rPr>
+            <w:color w:val="0000EE"/>
+            <w:u w:val="single"/>
+          </w:rPr>
+          <w:t>使徒行傳13:1</w:t>
+        </w:r>
+      </w:hyperlink>
+      <w:r>
+        <w:rPr>
+          <w:lang w:val="zh_TW" w:bidi="zh_TW"/>
+        </w:rPr>
+        <w:t>）。希律也被他的猶太臣民稱為「王」，顯示出他較大的重要性（</w:t>
       </w:r>
       <w:hyperlink r:id="rId23">
         <w:r>
@@ -628,14 +619,14 @@
             <w:color w:val="0000EE"/>
             <w:u w:val="single"/>
           </w:rPr>
-          <w:t>詩8:5–6</w:t>
+          <w:t>馬太福音14:9</w:t>
         </w:r>
       </w:hyperlink>
       <w:r>
         <w:rPr>
           <w:lang w:val="zh_TW" w:bidi="zh_TW"/>
         </w:rPr>
-        <w:t>，</w:t>
+        <w:t>；</w:t>
       </w:r>
       <w:hyperlink r:id="rId24">
         <w:r>
@@ -646,133 +637,24 @@
             <w:color w:val="0000EE"/>
             <w:u w:val="single"/>
           </w:rPr>
-          <w:t>19:1–6</w:t>
+          <w:t>馬可福音6:14</w:t>
         </w:r>
       </w:hyperlink>
       <w:r>
         <w:rPr>
           <w:lang w:val="zh_TW" w:bidi="zh_TW"/>
         </w:rPr>
-        <w:t>；</w:t>
-      </w:r>
-      <w:hyperlink r:id="rId25">
-        <w:r>
-          <w:rPr>
-            <w:lang w:val="zh_TW" w:bidi="zh_TW"/>
-          </w:rPr>
-          <w:rPr>
-            <w:color w:val="0000EE"/>
-            <w:u w:val="single"/>
-          </w:rPr>
-          <w:t>耶23:24</w:t>
-        </w:r>
-      </w:hyperlink>
-      <w:r>
-        <w:rPr>
-          <w:lang w:val="zh_TW" w:bidi="zh_TW"/>
-        </w:rPr>
-        <w:t>）。因此，每當人們與神創造的任何事物建立關係，無論是在工作、飲食還是人際關係中，他們也客觀地進入了與神的關係，因為這些事物是神所賜。因此，當猶太人聽到先知宣布神要毀滅「地和其上所有的」時，便感到恐懼（</w:t>
-      </w:r>
-      <w:hyperlink r:id="rId26">
-        <w:r>
-          <w:rPr>
-            <w:lang w:val="zh_TW" w:bidi="zh_TW"/>
-          </w:rPr>
-          <w:rPr>
-            <w:color w:val="0000EE"/>
-            <w:u w:val="single"/>
-          </w:rPr>
-          <w:t>耶8:16</w:t>
-        </w:r>
-      </w:hyperlink>
-      <w:r>
-        <w:rPr>
-          <w:lang w:val="zh_TW" w:bidi="zh_TW"/>
-        </w:rPr>
-        <w:t>，</w:t>
-      </w:r>
-      <w:hyperlink r:id="rId27">
-        <w:r>
-          <w:rPr>
-            <w:lang w:val="zh_TW" w:bidi="zh_TW"/>
-          </w:rPr>
-          <w:rPr>
-            <w:color w:val="0000EE"/>
-            <w:u w:val="single"/>
-          </w:rPr>
-          <w:t>47:2</w:t>
-        </w:r>
-      </w:hyperlink>
-      <w:r>
-        <w:rPr>
-          <w:lang w:val="zh_TW" w:bidi="zh_TW"/>
-        </w:rPr>
-        <w:t>；</w:t>
-      </w:r>
-      <w:hyperlink r:id="rId28">
-        <w:r>
-          <w:rPr>
-            <w:lang w:val="zh_TW" w:bidi="zh_TW"/>
-          </w:rPr>
-          <w:rPr>
-            <w:color w:val="0000EE"/>
-            <w:u w:val="single"/>
-          </w:rPr>
-          <w:t>結12:19</w:t>
-        </w:r>
-      </w:hyperlink>
-      <w:r>
-        <w:rPr>
-          <w:lang w:val="zh_TW" w:bidi="zh_TW"/>
-        </w:rPr>
-        <w:t>，</w:t>
-      </w:r>
-      <w:hyperlink r:id="rId29">
-        <w:r>
-          <w:rPr>
-            <w:lang w:val="zh_TW" w:bidi="zh_TW"/>
-          </w:rPr>
-          <w:rPr>
-            <w:color w:val="0000EE"/>
-            <w:u w:val="single"/>
-          </w:rPr>
-          <w:t>19:7</w:t>
-        </w:r>
-      </w:hyperlink>
-      <w:r>
-        <w:rPr>
-          <w:lang w:val="zh_TW" w:bidi="zh_TW"/>
-        </w:rPr>
-        <w:t>，</w:t>
-      </w:r>
-      <w:hyperlink r:id="rId30">
-        <w:r>
-          <w:rPr>
-            <w:lang w:val="zh_TW" w:bidi="zh_TW"/>
-          </w:rPr>
-          <w:rPr>
-            <w:color w:val="0000EE"/>
-            <w:u w:val="single"/>
-          </w:rPr>
-          <w:t>30:12</w:t>
-        </w:r>
-      </w:hyperlink>
-      <w:r>
-        <w:rPr>
-          <w:lang w:val="zh_TW" w:bidi="zh_TW"/>
-        </w:rPr>
         <w:t>）。</w:t>
       </w:r>
-    </w:p>
-    <w:p>
-      <w:pPr>
-        <w:pStyle w:val="Heading3"/>
-      </w:pPr>
-      <w:r>
-        <w:rPr>
-          <w:lang w:val="zh_TW" w:bidi="zh_TW"/>
-        </w:rPr>
-        <w:t>使徒保羅的用法</w:t>
+      <w:r>
+        <w:rPr>
+          <w:lang w:val="zh_TW" w:bidi="zh_TW"/>
+        </w:rPr>
+      </w:r>
+      <w:r>
+        <w:rPr>
+          <w:lang w:val="zh_TW" w:bidi="zh_TW"/>
+        </w:rPr>
       </w:r>
     </w:p>
     <w:p>
@@ -782,29 +664,21 @@
           <w:lang w:val="zh_TW" w:bidi="zh_TW"/>
         </w:rPr>
       </w:r>
-      <w:r>
-        <w:rPr>
-          <w:lang w:val="zh_TW" w:bidi="zh_TW"/>
-        </w:rPr>
-        <w:t>保羅對「豐盛（fullness）」這一重要神學術語的理解和使用的起源，一直存在爭議。有些人認為這個詞是諾斯底主義者的專有名詞，指一個介於真正的神與「邪惡」世界之間的靈界。因此，假教師認為基督是眾多居於那個「豐盛」中的神祇之一。保羅為了糾正這種誤解，借用了對手的用語，將其應用於基督。保羅教導說，耶穌不僅僅是神與人之間的眾多存在之一；更確切地說，祂是神與人之間的全部（「豐盛」）（</w:t>
-      </w:r>
-      <w:hyperlink r:id="rId31">
-        <w:r>
-          <w:rPr>
-            <w:lang w:val="zh_TW" w:bidi="zh_TW"/>
-          </w:rPr>
-          <w:rPr>
-            <w:color w:val="0000EE"/>
-            <w:u w:val="single"/>
-          </w:rPr>
-          <w:t>西1:15–20</w:t>
-        </w:r>
-      </w:hyperlink>
-      <w:r>
-        <w:rPr>
-          <w:lang w:val="zh_TW" w:bidi="zh_TW"/>
-        </w:rPr>
-        <w:t>）。</w:t>
+    </w:p>
+    <w:p>
+      <w:pPr>
+        <w:pStyle w:val="Heading2"/>
+      </w:pPr>
+      <w:r>
+        <w:rPr>
+          <w:lang w:val="zh_TW" w:bidi="zh_TW"/>
+        </w:rPr>
+        <w:t>忿怒</w:t>
+      </w:r>
+      <w:r>
+        <w:rPr>
+          <w:lang w:val="zh_TW" w:bidi="zh_TW"/>
+        </w:rPr>
       </w:r>
     </w:p>
     <w:p>
@@ -818,9 +692,9 @@
         <w:rPr>
           <w:lang w:val="zh_TW" w:bidi="zh_TW"/>
         </w:rPr>
-        <w:t>反對這種觀點的人認為，保羅在一些明顯不適合這種解釋的上下文中使用了這個詞（</w:t>
-      </w:r>
-      <w:hyperlink r:id="rId32">
+        <w:t>這個詞在聖經中常用來指憤怒（rage）、烈怒（fury）和惱恨（indignation）。在大多數情況下，忿怒被視為是錯誤的情緒。例如，</w:t>
+      </w:r>
+      <w:hyperlink r:id="rId25">
         <w:r>
           <w:rPr>
             <w:lang w:val="zh_TW" w:bidi="zh_TW"/>
@@ -829,16 +703,16 @@
             <w:color w:val="0000EE"/>
             <w:u w:val="single"/>
           </w:rPr>
-          <w:t>羅13:10</w:t>
+          <w:t>詩篇三十七篇8節</w:t>
         </w:r>
       </w:hyperlink>
       <w:r>
         <w:rPr>
           <w:lang w:val="zh_TW" w:bidi="zh_TW"/>
         </w:rPr>
-        <w:t>；</w:t>
-      </w:r>
-      <w:hyperlink r:id="rId33">
+        <w:t>命令：「當止住怒氣，離棄忿怒」當耶穌說：「只是我告訴你們，凡向弟兄動怒的，難免受審斷」（</w:t>
+      </w:r>
+      <w:hyperlink r:id="rId26">
         <w:r>
           <w:rPr>
             <w:lang w:val="zh_TW" w:bidi="zh_TW"/>
@@ -847,14 +721,68 @@
             <w:color w:val="0000EE"/>
             <w:u w:val="single"/>
           </w:rPr>
-          <w:t>弗1:22–23</w:t>
+          <w:t>太5:22</w:t>
         </w:r>
       </w:hyperlink>
       <w:r>
         <w:rPr>
           <w:lang w:val="zh_TW" w:bidi="zh_TW"/>
         </w:rPr>
-        <w:t>）。此外，保羅有法利賽猶太人的背景，可能會根據其在舊約中的用法，來理解這個詞。因此，保羅使用這個詞可能會被更好地理解為不是從他的對手那裡借用的。</w:t>
+        <w:t>），耶穌提到將忿怒與謀殺相提並論，這意味著當一個人心中懷有忿怒時，就如同他實際上犯下了謀殺罪。</w:t>
+      </w:r>
+      <w:hyperlink r:id="rId27">
+        <w:r>
+          <w:rPr>
+            <w:lang w:val="zh_TW" w:bidi="zh_TW"/>
+          </w:rPr>
+          <w:rPr>
+            <w:color w:val="0000EE"/>
+            <w:u w:val="single"/>
+          </w:rPr>
+          <w:t>以弗所書四章31節</w:t>
+        </w:r>
+      </w:hyperlink>
+      <w:r>
+        <w:rPr>
+          <w:lang w:val="zh_TW" w:bidi="zh_TW"/>
+        </w:rPr>
+        <w:t>和</w:t>
+      </w:r>
+      <w:hyperlink r:id="rId28">
+        <w:r>
+          <w:rPr>
+            <w:lang w:val="zh_TW" w:bidi="zh_TW"/>
+          </w:rPr>
+          <w:rPr>
+            <w:color w:val="0000EE"/>
+            <w:u w:val="single"/>
+          </w:rPr>
+          <w:t>歌羅西書三章8節</w:t>
+        </w:r>
+      </w:hyperlink>
+      <w:r>
+        <w:rPr>
+          <w:lang w:val="zh_TW" w:bidi="zh_TW"/>
+        </w:rPr>
+        <w:t>列出惱恨，以及苦毒、忿怒、惡毒（malice）和毀謗，這些都是基督徒必須徹底擺脫的態度。在保羅列出的教會主教或牧師的品格特質中，指出基督徒領袖不應該易於動怒或輕易被激怒（</w:t>
+      </w:r>
+      <w:hyperlink r:id="rId29">
+        <w:r>
+          <w:rPr>
+            <w:lang w:val="zh_TW" w:bidi="zh_TW"/>
+          </w:rPr>
+          <w:rPr>
+            <w:color w:val="0000EE"/>
+            <w:u w:val="single"/>
+          </w:rPr>
+          <w:t>多1:7</w:t>
+        </w:r>
+      </w:hyperlink>
+      <w:r>
+        <w:rPr>
+          <w:lang w:val="zh_TW" w:bidi="zh_TW"/>
+        </w:rPr>
+        <w:t>）。</w:t>
       </w:r>
     </w:p>
     <w:p>
@@ -868,9 +796,9 @@
         <w:rPr>
           <w:lang w:val="zh_TW" w:bidi="zh_TW"/>
         </w:rPr>
-        <w:t>保羅在羅馬書中使用了四次這個術語。它可以被翻譯為「完全歸向」，指的是猶太人（</w:t>
-      </w:r>
-      <w:hyperlink r:id="rId34">
+        <w:t>聖經承認人會忿怒。聖經並沒有譴責忿怒這種情緒，而是譴責忿怒所導致的後果。人習慣於讓忿怒控制或影響他們的行為，導致他們犯罪。這就是為什麼使徒保羅說：「生氣卻不要犯罪」（</w:t>
+      </w:r>
+      <w:hyperlink r:id="rId30">
         <w:r>
           <w:rPr>
             <w:lang w:val="zh_TW" w:bidi="zh_TW"/>
@@ -879,16 +807,16 @@
             <w:color w:val="0000EE"/>
             <w:u w:val="single"/>
           </w:rPr>
-          <w:t>羅11:12</w:t>
+          <w:t>弗4:26</w:t>
         </w:r>
       </w:hyperlink>
       <w:r>
         <w:rPr>
           <w:lang w:val="zh_TW" w:bidi="zh_TW"/>
         </w:rPr>
-        <w:t>）或外邦人（</w:t>
-      </w:r>
-      <w:hyperlink r:id="rId35">
+        <w:t>）。一個人讓忿怒情緒持續的時間越長，越有可能產生罪惡的行為，從而給撒但留地步（見</w:t>
+      </w:r>
+      <w:hyperlink r:id="rId31">
         <w:r>
           <w:rPr>
             <w:lang w:val="zh_TW" w:bidi="zh_TW"/>
@@ -897,61 +825,7 @@
             <w:color w:val="0000EE"/>
             <w:u w:val="single"/>
           </w:rPr>
-          <w:t>25</w:t>
-        </w:r>
-      </w:hyperlink>
-      <w:r>
-        <w:rPr>
-          <w:lang w:val="zh_TW" w:bidi="zh_TW"/>
-        </w:rPr>
-        <w:t>節）完全歸向神的總數。然而，在第</w:t>
-      </w:r>
-      <w:hyperlink r:id="rId34">
-        <w:r>
-          <w:rPr>
-            <w:lang w:val="zh_TW" w:bidi="zh_TW"/>
-          </w:rPr>
-          <w:rPr>
-            <w:color w:val="0000EE"/>
-            <w:u w:val="single"/>
-          </w:rPr>
-          <w:t>12</w:t>
-        </w:r>
-      </w:hyperlink>
-      <w:r>
-        <w:rPr>
-          <w:lang w:val="zh_TW" w:bidi="zh_TW"/>
-        </w:rPr>
-        <w:t>節中，這個術語與猶太人的「過失」和「缺乏」相對，表明他們認為義是來自他們的猶太血統，而不是來自信心。保羅可能是指「完全順服神的旨意」。因此，保羅實際上說：「如果他們的不順服對世界有這麼多好處，那麼想想他們的順服會意味著什麼。」這種積極的意義在</w:t>
-      </w:r>
-      <w:hyperlink r:id="rId32">
-        <w:r>
-          <w:rPr>
-            <w:lang w:val="zh_TW" w:bidi="zh_TW"/>
-          </w:rPr>
-          <w:rPr>
-            <w:color w:val="0000EE"/>
-            <w:u w:val="single"/>
-          </w:rPr>
-          <w:t>羅馬書十三章10節</w:t>
-        </w:r>
-      </w:hyperlink>
-      <w:r>
-        <w:rPr>
-          <w:lang w:val="zh_TW" w:bidi="zh_TW"/>
-        </w:rPr>
-        <w:t>中的「完全」中體現出來。愛帶來了律法所要實現的一切。同樣，保羅也渴望他自己的生命能夠完全表達基督的福音（</w:t>
-      </w:r>
-      <w:hyperlink r:id="rId36">
-        <w:r>
-          <w:rPr>
-            <w:lang w:val="zh_TW" w:bidi="zh_TW"/>
-          </w:rPr>
-          <w:rPr>
-            <w:color w:val="0000EE"/>
-            <w:u w:val="single"/>
-          </w:rPr>
-          <w:t>15:29</w:t>
+          <w:t>弗4:27</w:t>
         </w:r>
       </w:hyperlink>
       <w:r>
@@ -972,7 +846,25 @@
         <w:rPr>
           <w:lang w:val="zh_TW" w:bidi="zh_TW"/>
         </w:rPr>
-        <w:t>在以弗所書中，教會被稱為「基督的豐滿」（</w:t>
+        <w:t>聖經中也提到了好的忿怒。「義怒」指的是聖潔的心極度不滿，無法容忍任何形式的罪。神的忿怒包含這一元素：人應該是良善的，然而他們卻犯罪——神發怒「因這地的人離棄了耶和華—他們列祖的神，領他們出埃及地的時候與他們所立的約，去事奉敬拜素不認識的別神，是耶和華所未曾給他們安排的」（</w:t>
+      </w:r>
+      <w:hyperlink r:id="rId32">
+        <w:r>
+          <w:rPr>
+            <w:lang w:val="zh_TW" w:bidi="zh_TW"/>
+          </w:rPr>
+          <w:rPr>
+            <w:color w:val="0000EE"/>
+            <w:u w:val="single"/>
+          </w:rPr>
+          <w:t>申29:25–26</w:t>
+        </w:r>
+      </w:hyperlink>
+      <w:r>
+        <w:rPr>
+          <w:lang w:val="zh_TW" w:bidi="zh_TW"/>
+        </w:rPr>
+        <w:t>）。也正是在這個意義上，摩西在西奈山上看到金牛犢和以色列人崇拜偶像時，怒火中燒，以至他把立約的石版摔碎在地上（</w:t>
       </w:r>
       <w:hyperlink r:id="rId33">
         <w:r>
@@ -983,115 +875,14 @@
             <w:color w:val="0000EE"/>
             <w:u w:val="single"/>
           </w:rPr>
-          <w:t>弗1:22–23</w:t>
+          <w:t>出32:19</w:t>
         </w:r>
       </w:hyperlink>
       <w:r>
         <w:rPr>
           <w:lang w:val="zh_TW" w:bidi="zh_TW"/>
         </w:rPr>
-        <w:t>；</w:t>
-      </w:r>
-      <w:hyperlink r:id="rId37">
-        <w:r>
-          <w:rPr>
-            <w:lang w:val="zh_TW" w:bidi="zh_TW"/>
-          </w:rPr>
-          <w:rPr>
-            <w:color w:val="0000EE"/>
-            <w:u w:val="single"/>
-          </w:rPr>
-          <w:t>4:13</w:t>
-        </w:r>
-      </w:hyperlink>
-      <w:r>
-        <w:rPr>
-          <w:lang w:val="zh_TW" w:bidi="zh_TW"/>
-        </w:rPr>
-        <w:t>），以及「充滿萬有者所充滿的」（</w:t>
-      </w:r>
-      <w:hyperlink r:id="rId38">
-        <w:r>
-          <w:rPr>
-            <w:lang w:val="zh_TW" w:bidi="zh_TW"/>
-          </w:rPr>
-          <w:rPr>
-            <w:color w:val="0000EE"/>
-            <w:u w:val="single"/>
-          </w:rPr>
-          <w:t>3:19</w:t>
-        </w:r>
-      </w:hyperlink>
-      <w:r>
-        <w:rPr>
-          <w:lang w:val="zh_TW" w:bidi="zh_TW"/>
-        </w:rPr>
-        <w:t>）。對於這個短語，有各種解釋：教會被基督充滿、使其完整或完全；教會擁有基督的屬性；教會是基督完成祂所有工作的工具。教會充滿基督，因為它是基督的話語和作為的完整、持續的表達（參</w:t>
-      </w:r>
-      <w:hyperlink r:id="rId39">
-        <w:r>
-          <w:rPr>
-            <w:lang w:val="zh_TW" w:bidi="zh_TW"/>
-          </w:rPr>
-          <w:rPr>
-            <w:color w:val="0000EE"/>
-            <w:u w:val="single"/>
-          </w:rPr>
-          <w:t>西2:10</w:t>
-        </w:r>
-      </w:hyperlink>
-      <w:r>
-        <w:rPr>
-          <w:lang w:val="zh_TW" w:bidi="zh_TW"/>
-        </w:rPr>
-        <w:t>）。在歌羅西書中，保羅使用這個術語來指基督；在祂裡面居住著「一切的豐盛」（</w:t>
-      </w:r>
-      <w:hyperlink r:id="rId40">
-        <w:r>
-          <w:rPr>
-            <w:lang w:val="zh_TW" w:bidi="zh_TW"/>
-          </w:rPr>
-          <w:rPr>
-            <w:color w:val="0000EE"/>
-            <w:u w:val="single"/>
-          </w:rPr>
-          <w:t>1:19</w:t>
-        </w:r>
-      </w:hyperlink>
-      <w:r>
-        <w:rPr>
-          <w:lang w:val="zh_TW" w:bidi="zh_TW"/>
-        </w:rPr>
-        <w:t>，</w:t>
-      </w:r>
-      <w:hyperlink r:id="rId41">
-        <w:r>
-          <w:rPr>
-            <w:lang w:val="zh_TW" w:bidi="zh_TW"/>
-          </w:rPr>
-          <w:rPr>
-            <w:color w:val="0000EE"/>
-            <w:u w:val="single"/>
-          </w:rPr>
-          <w:t>2:9</w:t>
-        </w:r>
-      </w:hyperlink>
-      <w:r>
-        <w:rPr>
-          <w:lang w:val="zh_TW" w:bidi="zh_TW"/>
-        </w:rPr>
-        <w:t>）。這些經文通常被解釋為宣告基督與神同等。神的所有屬性都在基督裡。神所是的，基督都是。</w:t>
-      </w:r>
-    </w:p>
-    <w:p>
-      <w:pPr>
-        <w:pStyle w:val="Heading3"/>
-      </w:pPr>
-      <w:r>
-        <w:rPr>
-          <w:lang w:val="zh_TW" w:bidi="zh_TW"/>
-        </w:rPr>
-        <w:t>使徒約翰的用法</w:t>
+        <w:t>）。</w:t>
       </w:r>
     </w:p>
     <w:p>
@@ -1105,9 +896,9 @@
         <w:rPr>
           <w:lang w:val="zh_TW" w:bidi="zh_TW"/>
         </w:rPr>
-        <w:t>約翰福音的序言指出，所有信徒都接受了「他豐滿的恩典（fullness of Christ）」（</w:t>
-      </w:r>
-      <w:hyperlink r:id="rId42">
+        <w:t>在新約聖經中，馬可福音記載耶穌忿怒地看著法利賽人，他們希望抓到耶穌違反他們律法的把柄（</w:t>
+      </w:r>
+      <w:hyperlink r:id="rId34">
         <w:r>
           <w:rPr>
             <w:lang w:val="zh_TW" w:bidi="zh_TW"/>
@@ -1116,16 +907,16 @@
             <w:color w:val="0000EE"/>
             <w:u w:val="single"/>
           </w:rPr>
-          <w:t>1:16</w:t>
+          <w:t>可3:5</w:t>
         </w:r>
       </w:hyperlink>
       <w:r>
         <w:rPr>
           <w:lang w:val="zh_TW" w:bidi="zh_TW"/>
         </w:rPr>
-        <w:t>）。這個「豐滿」確切的性質在第</w:t>
-      </w:r>
-      <w:hyperlink r:id="rId43">
+        <w:t>）。耶穌的忿怒也表現在祂潔淨聖殿（</w:t>
+      </w:r>
+      <w:hyperlink r:id="rId35">
         <w:r>
           <w:rPr>
             <w:lang w:val="zh_TW" w:bidi="zh_TW"/>
@@ -1134,16 +925,16 @@
             <w:color w:val="0000EE"/>
             <w:u w:val="single"/>
           </w:rPr>
-          <w:t>14</w:t>
+          <w:t>約2:13–22</w:t>
         </w:r>
       </w:hyperlink>
       <w:r>
         <w:rPr>
           <w:lang w:val="zh_TW" w:bidi="zh_TW"/>
         </w:rPr>
-        <w:t>節中有定義：「道成了肉身，住在我們中間，充充滿滿地有恩典有真理。」這裡的希臘文詞語「豐滿」表示豐富和全部。諾斯底主義者用這個詞來描述所有神祇的總和。約翰和保羅一樣，用這個詞來描述基督是神的充滿和神的豐富，因為神本性一切的豐盛都居住在基督耶穌裡（見</w:t>
-      </w:r>
-      <w:hyperlink r:id="rId40">
+        <w:t>），聖殿應該是一個禱告的地方，但卻被用來做生意，所以耶穌「進了神的殿，趕出殿裡一切做買賣的人，推倒兌換銀錢之人的桌子，和賣鴿子之人的凳子」（</w:t>
+      </w:r>
+      <w:hyperlink r:id="rId36">
         <w:r>
           <w:rPr>
             <w:lang w:val="zh_TW" w:bidi="zh_TW"/>
@@ -1152,32 +943,24 @@
             <w:color w:val="0000EE"/>
             <w:u w:val="single"/>
           </w:rPr>
-          <w:t>西1:19</w:t>
+          <w:t>太21:12</w:t>
         </w:r>
       </w:hyperlink>
       <w:r>
         <w:rPr>
           <w:lang w:val="zh_TW" w:bidi="zh_TW"/>
         </w:rPr>
-        <w:t>，</w:t>
-      </w:r>
-      <w:hyperlink r:id="rId41">
-        <w:r>
-          <w:rPr>
-            <w:lang w:val="zh_TW" w:bidi="zh_TW"/>
-          </w:rPr>
-          <w:rPr>
-            <w:color w:val="0000EE"/>
-            <w:u w:val="single"/>
-          </w:rPr>
-          <w:t>2:9</w:t>
-        </w:r>
-      </w:hyperlink>
-      <w:r>
-        <w:rPr>
-          <w:lang w:val="zh_TW" w:bidi="zh_TW"/>
-        </w:rPr>
-        <w:t>）。</w:t>
+        <w:t>）。祂的聖潔義怒既不是軟弱也不是罪惡。這樣的忿怒是對罪惡和不公義的適當回應，尤其是當罪惡和不公義顯然未受到懲罰時。</w:t>
+      </w:r>
+      <w:r>
+        <w:rPr>
+          <w:lang w:val="zh_TW" w:bidi="zh_TW"/>
+        </w:rPr>
+      </w:r>
+      <w:r>
+        <w:rPr>
+          <w:lang w:val="zh_TW" w:bidi="zh_TW"/>
+        </w:rPr>
       </w:r>
     </w:p>
     <w:p>
@@ -1187,11 +970,203 @@
           <w:lang w:val="zh_TW" w:bidi="zh_TW"/>
         </w:rPr>
       </w:r>
-      <w:r>
-        <w:rPr>
-          <w:lang w:val="zh_TW" w:bidi="zh_TW"/>
-        </w:rPr>
-        <w:t>因為神一切的豐盛都居住在基督裡，每個屬靈的現實都能在基督裡找到。在基督裡，信徒沒有缺乏。當然，沒有一個信徒能夠領受基督的一切；只有基督的身體才能領受基督的豐滿並表達出來（</w:t>
+    </w:p>
+    <w:p>
+      <w:pPr>
+        <w:pStyle w:val="Heading2"/>
+      </w:pPr>
+      <w:r>
+        <w:rPr>
+          <w:lang w:val="zh_TW" w:bidi="zh_TW"/>
+        </w:rPr>
+        <w:t>奮銳黨</w:t>
+      </w:r>
+      <w:r>
+        <w:rPr>
+          <w:lang w:val="zh_TW" w:bidi="zh_TW"/>
+        </w:rPr>
+      </w:r>
+    </w:p>
+    <w:p>
+      <w:pPr/>
+      <w:r>
+        <w:rPr>
+          <w:lang w:val="zh_TW" w:bidi="zh_TW"/>
+        </w:rPr>
+      </w:r>
+      <w:r>
+        <w:rPr>
+          <w:lang w:val="zh_TW" w:bidi="zh_TW"/>
+        </w:rPr>
+        <w:t>奮銳黨（zealot）是指對某種事業或信仰非常熱衷的人。在聖經中，這個詞被用來描述西門，他是耶穌十二門徒之一（</w:t>
+      </w:r>
+      <w:hyperlink r:id="rId37">
+        <w:r>
+          <w:rPr>
+            <w:lang w:val="zh_TW" w:bidi="zh_TW"/>
+          </w:rPr>
+          <w:rPr>
+            <w:color w:val="0000EE"/>
+            <w:u w:val="single"/>
+          </w:rPr>
+          <w:t>路6:15</w:t>
+        </w:r>
+      </w:hyperlink>
+      <w:r>
+        <w:rPr>
+          <w:lang w:val="zh_TW" w:bidi="zh_TW"/>
+        </w:rPr>
+        <w:t>；</w:t>
+      </w:r>
+      <w:hyperlink r:id="rId38">
+        <w:r>
+          <w:rPr>
+            <w:lang w:val="zh_TW" w:bidi="zh_TW"/>
+          </w:rPr>
+          <w:rPr>
+            <w:color w:val="0000EE"/>
+            <w:u w:val="single"/>
+          </w:rPr>
+          <w:t>徒1:13</w:t>
+        </w:r>
+      </w:hyperlink>
+      <w:r>
+        <w:rPr>
+          <w:lang w:val="zh_TW" w:bidi="zh_TW"/>
+        </w:rPr>
+        <w:t>）。這個西門不同於西門彼得，後者也是十二門徒之一。</w:t>
+      </w:r>
+    </w:p>
+    <w:p>
+      <w:pPr/>
+      <w:r>
+        <w:rPr>
+          <w:lang w:val="zh_TW" w:bidi="zh_TW"/>
+        </w:rPr>
+      </w:r>
+      <w:r>
+        <w:rPr>
+          <w:lang w:val="zh_TW" w:bidi="zh_TW"/>
+        </w:rPr>
+        <w:t>馬太和馬可用「迦南人(Cananaean」這個希臘文來代替奮銳黨（和合本聖經並沒有譯為迦南人，而是單單採用奮銳黨一詞，</w:t>
+      </w:r>
+      <w:hyperlink r:id="rId39">
+        <w:r>
+          <w:rPr>
+            <w:lang w:val="zh_TW" w:bidi="zh_TW"/>
+          </w:rPr>
+          <w:rPr>
+            <w:color w:val="0000EE"/>
+            <w:u w:val="single"/>
+          </w:rPr>
+          <w:t>太10:4</w:t>
+        </w:r>
+      </w:hyperlink>
+      <w:r>
+        <w:rPr>
+          <w:lang w:val="zh_TW" w:bidi="zh_TW"/>
+        </w:rPr>
+        <w:t>；</w:t>
+      </w:r>
+      <w:hyperlink r:id="rId40">
+        <w:r>
+          <w:rPr>
+            <w:lang w:val="zh_TW" w:bidi="zh_TW"/>
+          </w:rPr>
+          <w:rPr>
+            <w:color w:val="0000EE"/>
+            <w:u w:val="single"/>
+          </w:rPr>
+          <w:t>可3:18</w:t>
+        </w:r>
+      </w:hyperlink>
+      <w:r>
+        <w:rPr>
+          <w:lang w:val="zh_TW" w:bidi="zh_TW"/>
+        </w:rPr>
+        <w:t>）。這些詞在不同語言中意思相同，指的是一個非常熱衷於捍衛或支持某事的人。這個詞來自於「強烈的感情」或「非常渴望某事」的概念（</w:t>
+      </w:r>
+      <w:hyperlink r:id="rId41">
+        <w:r>
+          <w:rPr>
+            <w:lang w:val="zh_TW" w:bidi="zh_TW"/>
+          </w:rPr>
+          <w:rPr>
+            <w:color w:val="0000EE"/>
+            <w:u w:val="single"/>
+          </w:rPr>
+          <w:t>出34:14</w:t>
+        </w:r>
+      </w:hyperlink>
+      <w:r>
+        <w:rPr>
+          <w:lang w:val="zh_TW" w:bidi="zh_TW"/>
+        </w:rPr>
+        <w:t>；</w:t>
+      </w:r>
+      <w:hyperlink r:id="rId42">
+        <w:r>
+          <w:rPr>
+            <w:lang w:val="zh_TW" w:bidi="zh_TW"/>
+          </w:rPr>
+          <w:rPr>
+            <w:color w:val="0000EE"/>
+            <w:u w:val="single"/>
+          </w:rPr>
+          <w:t>馬加比二書4:2</w:t>
+        </w:r>
+      </w:hyperlink>
+      <w:r>
+        <w:rPr>
+          <w:lang w:val="zh_TW" w:bidi="zh_TW"/>
+        </w:rPr>
+        <w:t>）。</w:t>
+      </w:r>
+    </w:p>
+    <w:p>
+      <w:pPr/>
+      <w:r>
+        <w:rPr>
+          <w:lang w:val="zh_TW" w:bidi="zh_TW"/>
+        </w:rPr>
+      </w:r>
+      <w:r>
+        <w:rPr>
+          <w:lang w:val="zh_TW" w:bidi="zh_TW"/>
+        </w:rPr>
+        <w:t>當耶穌清理聖殿中濫用聖殿的人時，祂自己也表現出熱心（強烈的熱情），聖經說祂為「你的殿心裏焦急，如同火燒」（</w:t>
+      </w:r>
+      <w:hyperlink r:id="rId43">
+        <w:r>
+          <w:rPr>
+            <w:lang w:val="zh_TW" w:bidi="zh_TW"/>
+          </w:rPr>
+          <w:rPr>
+            <w:color w:val="0000EE"/>
+            <w:u w:val="single"/>
+          </w:rPr>
+          <w:t>約2:17</w:t>
+        </w:r>
+      </w:hyperlink>
+      <w:r>
+        <w:rPr>
+          <w:lang w:val="zh_TW" w:bidi="zh_TW"/>
+        </w:rPr>
+        <w:t>）。</w:t>
+      </w:r>
+    </w:p>
+    <w:p>
+      <w:pPr/>
+      <w:r>
+        <w:rPr>
+          <w:lang w:val="zh_TW" w:bidi="zh_TW"/>
+        </w:rPr>
+      </w:r>
+      <w:r>
+        <w:rPr>
+          <w:lang w:val="zh_TW" w:bidi="zh_TW"/>
+        </w:rPr>
+        <w:t>在早期基督教會中，一些信徒對屬靈的恩賜、善行和遵守神的律法充滿熱心（</w:t>
       </w:r>
       <w:hyperlink r:id="rId44">
         <w:r>
@@ -1202,14 +1177,601 @@
             <w:color w:val="0000EE"/>
             <w:u w:val="single"/>
           </w:rPr>
-          <w:t>弗1:23</w:t>
+          <w:t>徒21:20</w:t>
         </w:r>
       </w:hyperlink>
       <w:r>
         <w:rPr>
           <w:lang w:val="zh_TW" w:bidi="zh_TW"/>
         </w:rPr>
-        <w:t>）。然而，每位信徒都能在某種程度上領受這同樣的豐滿。基督永遠是充滿的；祂從不枯竭。無論信徒從祂那裡領受到多少，祂都不斷地賜下。除了基督之外，信徒不需要尋求任何其他來源，因為基督是唯一的源泉。</w:t>
+        <w:t>；</w:t>
+      </w:r>
+      <w:hyperlink r:id="rId45">
+        <w:r>
+          <w:rPr>
+            <w:lang w:val="zh_TW" w:bidi="zh_TW"/>
+          </w:rPr>
+          <w:rPr>
+            <w:color w:val="0000EE"/>
+            <w:u w:val="single"/>
+          </w:rPr>
+          <w:t>林前14:12</w:t>
+        </w:r>
+      </w:hyperlink>
+      <w:r>
+        <w:rPr>
+          <w:lang w:val="zh_TW" w:bidi="zh_TW"/>
+        </w:rPr>
+        <w:t>；</w:t>
+      </w:r>
+      <w:hyperlink r:id="rId46">
+        <w:r>
+          <w:rPr>
+            <w:lang w:val="zh_TW" w:bidi="zh_TW"/>
+          </w:rPr>
+          <w:rPr>
+            <w:color w:val="0000EE"/>
+            <w:u w:val="single"/>
+          </w:rPr>
+          <w:t>多2:14</w:t>
+        </w:r>
+      </w:hyperlink>
+      <w:r>
+        <w:rPr>
+          <w:lang w:val="zh_TW" w:bidi="zh_TW"/>
+        </w:rPr>
+        <w:t>）。保羅在成為耶穌的跟隨者之前，對祖先的傳統和對神的熱心也非常狂熱（</w:t>
+      </w:r>
+      <w:hyperlink r:id="rId47">
+        <w:r>
+          <w:rPr>
+            <w:lang w:val="zh_TW" w:bidi="zh_TW"/>
+          </w:rPr>
+          <w:rPr>
+            <w:color w:val="0000EE"/>
+            <w:u w:val="single"/>
+          </w:rPr>
+          <w:t>徒22:3</w:t>
+        </w:r>
+      </w:hyperlink>
+      <w:r>
+        <w:rPr>
+          <w:lang w:val="zh_TW" w:bidi="zh_TW"/>
+        </w:rPr>
+        <w:t>；</w:t>
+      </w:r>
+      <w:hyperlink r:id="rId48">
+        <w:r>
+          <w:rPr>
+            <w:lang w:val="zh_TW" w:bidi="zh_TW"/>
+          </w:rPr>
+          <w:rPr>
+            <w:color w:val="0000EE"/>
+            <w:u w:val="single"/>
+          </w:rPr>
+          <w:t>加1:14</w:t>
+        </w:r>
+      </w:hyperlink>
+      <w:r>
+        <w:rPr>
+          <w:lang w:val="zh_TW" w:bidi="zh_TW"/>
+        </w:rPr>
+        <w:t>）。</w:t>
+      </w:r>
+    </w:p>
+    <w:p>
+      <w:pPr/>
+      <w:r>
+        <w:rPr>
+          <w:lang w:val="zh_TW" w:bidi="zh_TW"/>
+        </w:rPr>
+      </w:r>
+      <w:r>
+        <w:rPr>
+          <w:lang w:val="zh_TW" w:bidi="zh_TW"/>
+        </w:rPr>
+        <w:t>西門被稱為奮銳黨，是因為他對宗教的熱心，這也是人們區分他與西門彼得及其他門徒的方式。</w:t>
+      </w:r>
+    </w:p>
+    <w:p>
+      <w:pPr/>
+      <w:r>
+        <w:rPr>
+          <w:lang w:val="zh_TW" w:bidi="zh_TW"/>
+        </w:rPr>
+      </w:r>
+      <w:r>
+        <w:rPr>
+          <w:lang w:val="zh_TW" w:bidi="zh_TW"/>
+        </w:rPr>
+        <w:t>到了路加撰寫福音書的時候，「奮銳黨」這個稱號有了更具體的意義。它指的是一群強烈反對羅馬統治的人，這個群體有宗教和政治的目標。</w:t>
+      </w:r>
+    </w:p>
+    <w:p>
+      <w:pPr/>
+      <w:r>
+        <w:rPr>
+          <w:lang w:val="zh_TW" w:bidi="zh_TW"/>
+        </w:rPr>
+      </w:r>
+      <w:r>
+        <w:rPr>
+          <w:lang w:val="zh_TW" w:bidi="zh_TW"/>
+        </w:rPr>
+        <w:t>這個奮銳黨群體可能在公元6年左右，也就是希律大帝去世後開始形成，它可能是由加利利的猶大和法利賽人撒督創立的。奮銳黨受馬加比家族的激勵，馬加比在許多年前曾經反抗外族統治（</w:t>
+      </w:r>
+      <w:hyperlink r:id="rId49">
+        <w:r>
+          <w:rPr>
+            <w:lang w:val="zh_TW" w:bidi="zh_TW"/>
+          </w:rPr>
+          <w:rPr>
+            <w:color w:val="0000EE"/>
+            <w:u w:val="single"/>
+          </w:rPr>
+          <w:t>馬加比一書2:15–28</w:t>
+        </w:r>
+      </w:hyperlink>
+      <w:r>
+        <w:rPr>
+          <w:lang w:val="zh_TW" w:bidi="zh_TW"/>
+        </w:rPr>
+        <w:t>）。</w:t>
+      </w:r>
+    </w:p>
+    <w:p>
+      <w:pPr/>
+      <w:r>
+        <w:rPr>
+          <w:lang w:val="zh_TW" w:bidi="zh_TW"/>
+        </w:rPr>
+      </w:r>
+      <w:r>
+        <w:rPr>
+          <w:lang w:val="zh_TW" w:bidi="zh_TW"/>
+        </w:rPr>
+        <w:t>奮銳黨非常致力於遵守神的律法（稱為妥拉）。他們相信神是唯一的真王。他們認為自己是神審判和拯救的代理人。他們強烈反對任何他們認為違背神或與羅馬合作的行為。奮銳黨認為彌賽亞（神揀選的領袖）會成為他們的領袖。</w:t>
+      </w:r>
+    </w:p>
+    <w:p>
+      <w:pPr/>
+      <w:r>
+        <w:rPr>
+          <w:lang w:val="zh_TW" w:bidi="zh_TW"/>
+        </w:rPr>
+      </w:r>
+      <w:r>
+        <w:rPr>
+          <w:lang w:val="zh_TW" w:bidi="zh_TW"/>
+        </w:rPr>
+        <w:t>隨著羅馬和猶太地（猶太人的家園）之間的緊張局勢加劇，奮銳黨變得更好戰。他們將自己的戰鬥視為「聖戰」。與馬加比家族為了自衛而戰不同，奮銳黨採取了更具攻擊性的態度。</w:t>
+      </w:r>
+    </w:p>
+    <w:p>
+      <w:pPr/>
+      <w:r>
+        <w:rPr>
+          <w:lang w:val="zh_TW" w:bidi="zh_TW"/>
+        </w:rPr>
+      </w:r>
+      <w:r>
+        <w:rPr>
+          <w:lang w:val="zh_TW" w:bidi="zh_TW"/>
+        </w:rPr>
+        <w:t>猶太歷史學家約瑟夫稱他們為強盜和罪犯（猶太</w:t>
+      </w:r>
+      <w:r>
+        <w:rPr>
+          <w:i/>
+          <w:lang w:val="zh_TW" w:bidi="zh_TW"/>
+        </w:rPr>
+        <w:t>古史記</w:t>
+      </w:r>
+      <w:r>
+        <w:rPr>
+          <w:lang w:val="zh_TW" w:bidi="zh_TW"/>
+        </w:rPr>
+        <w:t xml:space="preserve"> 18.1.1–6；</w:t>
+      </w:r>
+      <w:r>
+        <w:rPr>
+          <w:i/>
+          <w:lang w:val="zh_TW" w:bidi="zh_TW"/>
+        </w:rPr>
+        <w:t>猶太戰史</w:t>
+      </w:r>
+      <w:r>
+        <w:rPr>
+          <w:lang w:val="zh_TW" w:bidi="zh_TW"/>
+        </w:rPr>
+        <w:t xml:space="preserve"> 4.3.9），雖然約瑟夫對他們有所偏見。羅馬人稱他們為「</w:t>
+      </w:r>
+      <w:r>
+        <w:rPr>
+          <w:lang w:val="zh_TW" w:bidi="zh_TW"/>
+        </w:rPr>
+        <w:t>匕首黨（</w:t>
+      </w:r>
+      <w:r>
+        <w:rPr>
+          <w:lang w:val="zh_TW" w:bidi="zh_TW"/>
+        </w:rPr>
+        <w:t>Sicarii）」，意思是「刺客」。但他們的支持者會稱他們為愛國戰士。</w:t>
+      </w:r>
+    </w:p>
+    <w:p>
+      <w:pPr/>
+      <w:r>
+        <w:rPr>
+          <w:lang w:val="zh_TW" w:bidi="zh_TW"/>
+        </w:rPr>
+      </w:r>
+      <w:r>
+        <w:rPr>
+          <w:lang w:val="zh_TW" w:bidi="zh_TW"/>
+        </w:rPr>
+        <w:t>奮銳黨在公元66年至70年的反抗羅馬的起義中扮演了重要角色。他們的最後一個據點是在一個叫馬薩達（Masada）的地方，該地在公元73年被羅馬人攻陷，960名奮銳黨人選擇自殺而不被俘擄。</w:t>
+      </w:r>
+    </w:p>
+    <w:p>
+      <w:pPr/>
+      <w:r>
+        <w:rPr>
+          <w:lang w:val="zh_TW" w:bidi="zh_TW"/>
+        </w:rPr>
+      </w:r>
+      <w:r>
+        <w:rPr>
+          <w:lang w:val="zh_TW" w:bidi="zh_TW"/>
+        </w:rPr>
+        <w:t>奮銳黨西門可能在公元30年左右是這個運動早期的一分子。其他門徒如加略人猶大或「雷子」不太可能是奮銳黨（</w:t>
+      </w:r>
+      <w:hyperlink r:id="rId50">
+        <w:r>
+          <w:rPr>
+            <w:lang w:val="zh_TW" w:bidi="zh_TW"/>
+          </w:rPr>
+          <w:rPr>
+            <w:color w:val="0000EE"/>
+            <w:u w:val="single"/>
+          </w:rPr>
+          <w:t>可3:17</w:t>
+        </w:r>
+      </w:hyperlink>
+      <w:r>
+        <w:rPr>
+          <w:lang w:val="zh_TW" w:bidi="zh_TW"/>
+        </w:rPr>
+        <w:t>）。有人認為加利利人猶大甚至保羅，也與奮銳黨有關（</w:t>
+      </w:r>
+      <w:hyperlink r:id="rId51">
+        <w:r>
+          <w:rPr>
+            <w:lang w:val="zh_TW" w:bidi="zh_TW"/>
+          </w:rPr>
+          <w:rPr>
+            <w:color w:val="0000EE"/>
+            <w:u w:val="single"/>
+          </w:rPr>
+          <w:t>徒5:37–38</w:t>
+        </w:r>
+      </w:hyperlink>
+      <w:r>
+        <w:rPr>
+          <w:lang w:val="zh_TW" w:bidi="zh_TW"/>
+        </w:rPr>
+        <w:t>，</w:t>
+      </w:r>
+      <w:hyperlink r:id="rId52">
+        <w:r>
+          <w:rPr>
+            <w:lang w:val="zh_TW" w:bidi="zh_TW"/>
+          </w:rPr>
+          <w:rPr>
+            <w:color w:val="0000EE"/>
+            <w:u w:val="single"/>
+          </w:rPr>
+          <w:t>21:38</w:t>
+        </w:r>
+      </w:hyperlink>
+      <w:r>
+        <w:rPr>
+          <w:lang w:val="zh_TW" w:bidi="zh_TW"/>
+        </w:rPr>
+        <w:t>）。</w:t>
+      </w:r>
+    </w:p>
+    <w:p>
+      <w:pPr/>
+      <w:r>
+        <w:rPr>
+          <w:lang w:val="zh_TW" w:bidi="zh_TW"/>
+        </w:rPr>
+      </w:r>
+      <w:r>
+        <w:rPr>
+          <w:i/>
+          <w:lang w:val="zh_TW" w:bidi="zh_TW"/>
+        </w:rPr>
+        <w:t>另見</w:t>
+      </w:r>
+      <w:r>
+        <w:rPr>
+          <w:lang w:val="zh_TW" w:bidi="zh_TW"/>
+        </w:rPr>
+        <w:t xml:space="preserve"> </w:t>
+      </w:r>
+      <w:r>
+        <w:rPr>
+          <w:lang w:val="zh_TW" w:bidi="zh_TW"/>
+        </w:rPr>
+        <w:t>第一次猶太起義</w:t>
+      </w:r>
+      <w:r>
+        <w:rPr>
+          <w:lang w:val="zh_TW" w:bidi="zh_TW"/>
+        </w:rPr>
+        <w:t>；</w:t>
+      </w:r>
+      <w:r>
+        <w:rPr>
+          <w:lang w:val="zh_TW" w:bidi="zh_TW"/>
+        </w:rPr>
+        <w:t>猶太教</w:t>
+      </w:r>
+      <w:r>
+        <w:rPr>
+          <w:lang w:val="zh_TW" w:bidi="zh_TW"/>
+        </w:rPr>
+        <w:t>。</w:t>
+      </w:r>
+      <w:r>
+        <w:rPr>
+          <w:lang w:val="zh_TW" w:bidi="zh_TW"/>
+        </w:rPr>
+      </w:r>
+      <w:r>
+        <w:rPr>
+          <w:lang w:val="zh_TW" w:bidi="zh_TW"/>
+        </w:rPr>
+      </w:r>
+    </w:p>
+    <w:p>
+      <w:pPr/>
+      <w:r>
+        <w:rPr>
+          <w:lang w:val="zh_TW" w:bidi="zh_TW"/>
+        </w:rPr>
+      </w:r>
+    </w:p>
+    <w:p>
+      <w:pPr>
+        <w:pStyle w:val="Heading2"/>
+      </w:pPr>
+      <w:r>
+        <w:rPr>
+          <w:lang w:val="zh_TW" w:bidi="zh_TW"/>
+        </w:rPr>
+        <w:t>奮銳黨的西門</w:t>
+      </w:r>
+      <w:r>
+        <w:rPr>
+          <w:lang w:val="zh_TW" w:bidi="zh_TW"/>
+        </w:rPr>
+      </w:r>
+    </w:p>
+    <w:p>
+      <w:pPr/>
+      <w:r>
+        <w:rPr>
+          <w:lang w:val="zh_TW" w:bidi="zh_TW"/>
+        </w:rPr>
+      </w:r>
+      <w:r>
+        <w:rPr>
+          <w:lang w:val="zh_TW" w:bidi="zh_TW"/>
+        </w:rPr>
+        <w:t>有英文譯本在</w:t>
+      </w:r>
+      <w:hyperlink r:id="rId39">
+        <w:r>
+          <w:rPr>
+            <w:lang w:val="zh_TW" w:bidi="zh_TW"/>
+          </w:rPr>
+          <w:rPr>
+            <w:color w:val="0000EE"/>
+            <w:u w:val="single"/>
+          </w:rPr>
+          <w:t>馬太福音十章4節</w:t>
+        </w:r>
+      </w:hyperlink>
+      <w:r>
+        <w:rPr>
+          <w:lang w:val="zh_TW" w:bidi="zh_TW"/>
+        </w:rPr>
+        <w:t>和</w:t>
+      </w:r>
+      <w:hyperlink r:id="rId40">
+        <w:r>
+          <w:rPr>
+            <w:lang w:val="zh_TW" w:bidi="zh_TW"/>
+          </w:rPr>
+          <w:rPr>
+            <w:color w:val="0000EE"/>
+            <w:u w:val="single"/>
+          </w:rPr>
+          <w:t>馬可福音三章18節</w:t>
+        </w:r>
+      </w:hyperlink>
+      <w:r>
+        <w:rPr>
+          <w:lang w:val="zh_TW" w:bidi="zh_TW"/>
+        </w:rPr>
+        <w:t>中，將奮銳黨西門的翻譯為Simon the Cananean，</w:t>
+      </w:r>
+      <w:r>
+        <w:rPr>
+          <w:i/>
+          <w:lang w:val="zh_TW" w:bidi="zh_TW"/>
+        </w:rPr>
+        <w:t>見</w:t>
+      </w:r>
+      <w:r>
+        <w:rPr>
+          <w:lang w:val="zh_TW" w:bidi="zh_TW"/>
+        </w:rPr>
+        <w:t>西門#5</w:t>
+      </w:r>
+      <w:r>
+        <w:rPr>
+          <w:lang w:val="zh_TW" w:bidi="zh_TW"/>
+        </w:rPr>
+        <w:t>。</w:t>
+      </w:r>
+      <w:r>
+        <w:rPr>
+          <w:lang w:val="zh_TW" w:bidi="zh_TW"/>
+        </w:rPr>
+      </w:r>
+      <w:r>
+        <w:rPr>
+          <w:lang w:val="zh_TW" w:bidi="zh_TW"/>
+        </w:rPr>
+      </w:r>
+    </w:p>
+    <w:p>
+      <w:pPr/>
+      <w:r>
+        <w:rPr>
+          <w:lang w:val="zh_TW" w:bidi="zh_TW"/>
+        </w:rPr>
+      </w:r>
+    </w:p>
+    <w:p>
+      <w:pPr>
+        <w:pStyle w:val="Heading2"/>
+      </w:pPr>
+      <w:r>
+        <w:rPr>
+          <w:lang w:val="zh_TW" w:bidi="zh_TW"/>
+        </w:rPr>
+        <w:t>奮銳黨的西門</w:t>
+      </w:r>
+      <w:r>
+        <w:rPr>
+          <w:lang w:val="zh_TW" w:bidi="zh_TW"/>
+        </w:rPr>
+      </w:r>
+    </w:p>
+    <w:p>
+      <w:pPr/>
+      <w:r>
+        <w:rPr>
+          <w:lang w:val="zh_TW" w:bidi="zh_TW"/>
+        </w:rPr>
+      </w:r>
+      <w:r>
+        <w:rPr>
+          <w:lang w:val="zh_TW" w:bidi="zh_TW"/>
+        </w:rPr>
+        <w:t>耶穌的一位門徒（</w:t>
+      </w:r>
+      <w:hyperlink r:id="rId39">
+        <w:r>
+          <w:rPr>
+            <w:lang w:val="zh_TW" w:bidi="zh_TW"/>
+          </w:rPr>
+          <w:rPr>
+            <w:color w:val="0000EE"/>
+            <w:u w:val="single"/>
+          </w:rPr>
+          <w:t>太10:4</w:t>
+        </w:r>
+      </w:hyperlink>
+      <w:r>
+        <w:rPr>
+          <w:lang w:val="zh_TW" w:bidi="zh_TW"/>
+        </w:rPr>
+        <w:t>；</w:t>
+      </w:r>
+      <w:hyperlink r:id="rId40">
+        <w:r>
+          <w:rPr>
+            <w:lang w:val="zh_TW" w:bidi="zh_TW"/>
+          </w:rPr>
+          <w:rPr>
+            <w:color w:val="0000EE"/>
+            <w:u w:val="single"/>
+          </w:rPr>
+          <w:t>可3:18</w:t>
+        </w:r>
+      </w:hyperlink>
+      <w:r>
+        <w:rPr>
+          <w:lang w:val="zh_TW" w:bidi="zh_TW"/>
+        </w:rPr>
+        <w:t>；</w:t>
+      </w:r>
+      <w:hyperlink r:id="rId37">
+        <w:r>
+          <w:rPr>
+            <w:lang w:val="zh_TW" w:bidi="zh_TW"/>
+          </w:rPr>
+          <w:rPr>
+            <w:color w:val="0000EE"/>
+            <w:u w:val="single"/>
+          </w:rPr>
+          <w:t>路6:15</w:t>
+        </w:r>
+      </w:hyperlink>
+      <w:r>
+        <w:rPr>
+          <w:lang w:val="zh_TW" w:bidi="zh_TW"/>
+        </w:rPr>
+        <w:t>；</w:t>
+      </w:r>
+      <w:hyperlink r:id="rId38">
+        <w:r>
+          <w:rPr>
+            <w:lang w:val="zh_TW" w:bidi="zh_TW"/>
+          </w:rPr>
+          <w:rPr>
+            <w:color w:val="0000EE"/>
+            <w:u w:val="single"/>
+          </w:rPr>
+          <w:t>徒1:13</w:t>
+        </w:r>
+      </w:hyperlink>
+      <w:r>
+        <w:rPr>
+          <w:lang w:val="zh_TW" w:bidi="zh_TW"/>
+        </w:rPr>
+        <w:t>）。</w:t>
+      </w:r>
+      <w:r>
+        <w:rPr>
+          <w:i/>
+          <w:lang w:val="zh_TW" w:bidi="zh_TW"/>
+        </w:rPr>
+        <w:t>見</w:t>
+      </w:r>
+      <w:r>
+        <w:rPr>
+          <w:lang w:val="zh_TW" w:bidi="zh_TW"/>
+        </w:rPr>
+        <w:t xml:space="preserve"> </w:t>
+      </w:r>
+      <w:r>
+        <w:rPr>
+          <w:lang w:val="zh_TW" w:bidi="zh_TW"/>
+        </w:rPr>
+        <w:t>西門#5</w:t>
+      </w:r>
+      <w:r>
+        <w:rPr>
+          <w:lang w:val="zh_TW" w:bidi="zh_TW"/>
+        </w:rPr>
+        <w:t>。</w:t>
       </w:r>
       <w:r>
         <w:rPr>

--- a/zht/docx/035.content.docx
+++ b/zht/docx/035.content.docx
@@ -19,7 +19,7 @@
         <w:rPr>
           <w:lang w:val="zh_TW" w:bidi="zh_TW"/>
         </w:rPr>
-        <w:t>Resource: 聖經詞典 (Tyndale)</w:t>
+        <w:t>Resource: Tyndale Open Bible Dictionary</w:t>
       </w:r>
       <w:r>
         <w:rPr>
@@ -112,7 +112,7 @@
         <w:rPr>
           <w:lang w:val="zh_TW" w:bidi="zh_TW"/>
         </w:rPr>
-        <w:t>聖經詞典 (Tyndale)</w:t>
+        <w:t>Tyndale Open Bible Dictionary</w:t>
       </w:r>
     </w:p>
     <w:p>
@@ -149,7 +149,7 @@
         <w:rPr>
           <w:lang w:val="zh_TW" w:bidi="zh_TW"/>
         </w:rPr>
-        <w:t>fen</w:t>
+        <w:t>fa</w:t>
       </w:r>
       <w:r>
         <w:rPr>
@@ -212,7 +212,7 @@
         <w:rPr>
           <w:lang w:val="zh_TW" w:bidi="zh_TW"/>
         </w:rPr>
-        <w:t>分辨善惡樹</w:t>
+        <w:t>法利賽人</w:t>
       </w:r>
       <w:r>
         <w:rPr>
@@ -231,7 +231,98 @@
         <w:rPr>
           <w:lang w:val="zh_TW" w:bidi="zh_TW"/>
         </w:rPr>
-        <w:t>這是伊甸園中被禁止吃的樹，人若吃它的果子便會得知善惡，隨之而來的是死亡，也就是與神分離，最終走向滅亡（</w:t>
+        <w:t>在新約時期活躍於巴勒斯坦的宗教派別。福音書一直都將法利賽人描繪為耶穌的對手。一般認為，法利賽人在第一世紀初代表主流猶太教，並且他們有一系列特徵，在道德上令人反感。因此，大多數聖經字典和類似的參考書籍，都將法利賽人描繪為貪婪、偽善、缺乏正義感、過分關注律法的字面細節，並且不注意舊約的屬靈意義。人們認為，這些特徵和其他特徵進一步廣泛塑造猶太教。</w:t>
+      </w:r>
+    </w:p>
+    <w:p>
+      <w:pPr/>
+      <w:r>
+        <w:rPr>
+          <w:lang w:val="zh_TW" w:bidi="zh_TW"/>
+        </w:rPr>
+      </w:r>
+      <w:r>
+        <w:rPr>
+          <w:lang w:val="zh_TW" w:bidi="zh_TW"/>
+        </w:rPr>
+        <w:t>這種對法利賽人猶太教的普遍看法，存在幾個問題。首先，福音書本身提供了一些重要信息，似乎與這種觀點不一致。其次，拉比猶太教的主要文獻（如米示拿、塔木德和米大示）都是正面且值得讚美的。第三，尤其是自從死海古卷出土後，越來越清楚的是，在公元70年之前，法利賽人只在一個高度多元化的社會中構成一個小運動；無論他們的受歡迎程度和影響力如何，都很難被視為猶太教的代表。</w:t>
+      </w:r>
+    </w:p>
+    <w:p>
+      <w:pPr>
+        <w:pStyle w:val="Heading3"/>
+      </w:pPr>
+      <w:r>
+        <w:rPr>
+          <w:lang w:val="zh_TW" w:bidi="zh_TW"/>
+        </w:rPr>
+        <w:t>起源</w:t>
+      </w:r>
+    </w:p>
+    <w:p>
+      <w:pPr/>
+      <w:r>
+        <w:rPr>
+          <w:lang w:val="zh_TW" w:bidi="zh_TW"/>
+        </w:rPr>
+      </w:r>
+      <w:r>
+        <w:rPr>
+          <w:lang w:val="zh_TW" w:bidi="zh_TW"/>
+        </w:rPr>
+        <w:t>法利賽人的起源不甚明確。根據猶太傳統，法利賽（即拉比）猶太教可以追溯到以斯拉和公元前五世紀文士運動的開端。在另一個極端，一些學者認為，公元前二世紀前的歷史文獻沒有明確提到法利賽人，因此法利賽主義是在馬加比起義（公元前167年）後突然出現的。許多專家認為，也許早在公元前三世紀，就可以找到法利賽主義初期形式的證據（如在《約書亞</w:t>
+      </w:r>
+      <w:r>
+        <w:rPr>
+          <w:lang w:val="zh_TW" w:bidi="zh_TW"/>
+        </w:rPr>
+        <w:t>〔</w:t>
+      </w:r>
+      <w:r>
+        <w:rPr>
+          <w:lang w:val="zh_TW" w:bidi="zh_TW"/>
+        </w:rPr>
+        <w:t>耶穌</w:t>
+      </w:r>
+      <w:r>
+        <w:rPr>
+          <w:lang w:val="zh_TW" w:bidi="zh_TW"/>
+        </w:rPr>
+        <w:t>〕</w:t>
+      </w:r>
+      <w:r>
+        <w:rPr>
+          <w:lang w:val="zh_TW" w:bidi="zh_TW"/>
+        </w:rPr>
+        <w:t>便西拉智訓》中，又稱《便西拉智訓》，天主教譯為《德訓篇》）。此外，與文士工作相關的思想活動，可能確實與法利賽人的發展有關。此外，在馬加比起義之前，一些法利賽人獨特的關注，很可能與哈西典人（「忠心的一群」，反對猶太社會受希臘影響的傳統主義者）的發展有關。</w:t>
+      </w:r>
+    </w:p>
+    <w:p>
+      <w:pPr/>
+      <w:r>
+        <w:rPr>
+          <w:lang w:val="zh_TW" w:bidi="zh_TW"/>
+        </w:rPr>
+      </w:r>
+      <w:r>
+        <w:rPr>
+          <w:lang w:val="zh_TW" w:bidi="zh_TW"/>
+        </w:rPr>
+        <w:t>根據一種流行且合理的解釋，哈西典對馬加比統治者感到失望，因為他們的行為在幾方面傷害了猶太人的感情。一些哈西典人與國家分離，發展成為不願屈從的教派，例如愛色尼派。留下來的則試圖對猶太生活施加影響，並發展成為法利賽教派。</w:t>
+      </w:r>
+    </w:p>
+    <w:p>
+      <w:pPr/>
+      <w:r>
+        <w:rPr>
+          <w:lang w:val="zh_TW" w:bidi="zh_TW"/>
+        </w:rPr>
+      </w:r>
+      <w:r>
+        <w:rPr>
+          <w:lang w:val="zh_TW" w:bidi="zh_TW"/>
+        </w:rPr>
+        <w:t>在接下來的一個世紀，法利賽人的政治影響力不大，但無疑在猶太事務中扮演了重要角色。在新約時代，他們受廣泛認可為宗教領袖。約瑟夫告訴我們，他屬於這個教派，他在公元一世紀末寫道，法利賽人「說服了許多的民眾，無論是敬拜、祈禱或獻祭，民眾都完全遵照他們的指示而行；甚至有多個城市都因為他們在生活上及言行上的高尚德行而頒發證書給他們」（猶太古史記 18.15）。我們無法確定這一描述是否適用於公元70年之前的時期，但福音書本身的證據在某程度上證實了這一點。比如，稅吏和法利賽人的比喻（</w:t>
       </w:r>
       <w:hyperlink r:id="rId13">
         <w:r>
@@ -242,32 +333,39 @@
             <w:color w:val="0000EE"/>
             <w:u w:val="single"/>
           </w:rPr>
-          <w:t>創2:9</w:t>
+          <w:t>路18:9–14</w:t>
         </w:r>
       </w:hyperlink>
       <w:r>
         <w:rPr>
           <w:lang w:val="zh_TW" w:bidi="zh_TW"/>
         </w:rPr>
-        <w:t>、</w:t>
-      </w:r>
-      <w:hyperlink r:id="rId13">
-        <w:r>
-          <w:rPr>
-            <w:lang w:val="zh_TW" w:bidi="zh_TW"/>
-          </w:rPr>
-          <w:rPr>
-            <w:color w:val="0000EE"/>
-            <w:u w:val="single"/>
-          </w:rPr>
-          <w:t>15–17</w:t>
-        </w:r>
-      </w:hyperlink>
-      <w:r>
-        <w:rPr>
-          <w:lang w:val="zh_TW" w:bidi="zh_TW"/>
-        </w:rPr>
-        <w:t>，</w:t>
+        <w:t>）雖然譴責法利賽人，但其意義在於我們理解它所宣告的角色逆轉：回家時被稱為義人的，是邪惡的稅吏，而不是通常被認為是義人那位。</w:t>
+      </w:r>
+    </w:p>
+    <w:p>
+      <w:pPr>
+        <w:pStyle w:val="Heading3"/>
+      </w:pPr>
+      <w:r>
+        <w:rPr>
+          <w:lang w:val="zh_TW" w:bidi="zh_TW"/>
+        </w:rPr>
+        <w:t>基本特徵</w:t>
+      </w:r>
+    </w:p>
+    <w:p>
+      <w:pPr/>
+      <w:r>
+        <w:rPr>
+          <w:lang w:val="zh_TW" w:bidi="zh_TW"/>
+        </w:rPr>
+      </w:r>
+      <w:r>
+        <w:rPr>
+          <w:lang w:val="zh_TW" w:bidi="zh_TW"/>
+        </w:rPr>
+        <w:t>學者對法利賽人有何基本特徵，存在嚴重分歧，因此無法準確描述法利賽人。有些人強調「分離」的概念，部分原因是基於名字的假定詞源（來自希伯來文parush：「分離者」，雖然也有其他建議）。一個更為細緻的觀點則強調法利賽人對儀式、禮儀潔淨的關注（參</w:t>
       </w:r>
       <w:hyperlink r:id="rId14">
         <w:r>
@@ -278,68 +376,14 @@
             <w:color w:val="0000EE"/>
             <w:u w:val="single"/>
           </w:rPr>
-          <w:t>3:1–24</w:t>
+          <w:t>可7:1–4</w:t>
         </w:r>
       </w:hyperlink>
       <w:r>
         <w:rPr>
           <w:lang w:val="zh_TW" w:bidi="zh_TW"/>
         </w:rPr>
-        <w:t>）。那引誘人的蛇應許夏娃，只要她吃這果子，就能與神同等。夏娃和亞當吃了那樹上的果子之後，果然得著了「分別善惡的知識」。根據聖經其它地方對「知善惡」一語的用法（</w:t>
-      </w:r>
-      <w:hyperlink r:id="rId15">
-        <w:r>
-          <w:rPr>
-            <w:lang w:val="zh_TW" w:bidi="zh_TW"/>
-          </w:rPr>
-          <w:rPr>
-            <w:color w:val="0000EE"/>
-            <w:u w:val="single"/>
-          </w:rPr>
-          <w:t>申1:39</w:t>
-        </w:r>
-      </w:hyperlink>
-      <w:r>
-        <w:rPr>
-          <w:lang w:val="zh_TW" w:bidi="zh_TW"/>
-        </w:rPr>
-        <w:t>；</w:t>
-      </w:r>
-      <w:hyperlink r:id="rId16">
-        <w:r>
-          <w:rPr>
-            <w:lang w:val="zh_TW" w:bidi="zh_TW"/>
-          </w:rPr>
-          <w:rPr>
-            <w:color w:val="0000EE"/>
-            <w:u w:val="single"/>
-          </w:rPr>
-          <w:t>賽7:15–16</w:t>
-        </w:r>
-      </w:hyperlink>
-      <w:r>
-        <w:rPr>
-          <w:lang w:val="zh_TW" w:bidi="zh_TW"/>
-        </w:rPr>
-        <w:t>；</w:t>
-      </w:r>
-      <w:hyperlink r:id="rId17">
-        <w:r>
-          <w:rPr>
-            <w:lang w:val="zh_TW" w:bidi="zh_TW"/>
-          </w:rPr>
-          <w:rPr>
-            <w:color w:val="0000EE"/>
-            <w:u w:val="single"/>
-          </w:rPr>
-          <w:t>來5:14</w:t>
-        </w:r>
-      </w:hyperlink>
-      <w:r>
-        <w:rPr>
-          <w:lang w:val="zh_TW" w:bidi="zh_TW"/>
-        </w:rPr>
-        <w:t>），這個表達指的是孩子從天真無邪進入有道德意識階段的時期。</w:t>
+        <w:t>）。一些證據表明，法利賽人希望將祭司儀式普遍應用於民眾（這一因素可能有助解釋，為何法利賽較易適應公元70年後聖殿及聖殿獻祭的缺失）。還有一種觀點認為，法利賽人是學者階層，他們與文士（律法專家）之間的密切聯繫使這觀點更為可信，因為後來許多拉比文獻反映了他們對知識追求，特別是關於妥拉意義和應用的詳細邏輯論證中。</w:t>
       </w:r>
     </w:p>
     <w:p>
@@ -353,7 +397,7 @@
         <w:rPr>
           <w:lang w:val="zh_TW" w:bidi="zh_TW"/>
         </w:rPr>
-        <w:t>與這知識同時出現的，還有性自覺。亞當和夏娃吃了果子之後，便察覺自己的性特徵。同時，他們也能像神那樣觀看，因此以為神會因他們的赤身露體而羞辱他們。這個故事成了象徵：人為了追求神的地位而故意不順服，結果失去了無罪的純真，也不能與神相交。</w:t>
+        <w:t>這些不同的方法並不是互相排斥的。此外，人們似乎普遍認同法利賽主義的一個基本神學信念，即他們堅持兩重律法概念：成書妥拉（舊約，主要是摩西五經）和口傳妥拉（由許多代拉比傳下來的傳統）。這無疑是一個特徵，將他們與撒都該人區分（參約瑟夫的《猶太古史記》13.297–98）。後者只接受摩西之書的權柄，並強烈主張法利賽人對口傳傳統的重視，代表了無法辯護的創新。這些傳統試圖規範人們在神面前的生活，隨著時間的推移變得越來越詳細，最終整理成一部單一文件，即米示拿（約公元210年）。在其發展過程中的某個時候，出現了一種觀點，即口傳律法本身是由神賜給摩西的，因此與聖經同有神聖的權柄。</w:t>
       </w:r>
     </w:p>
     <w:p>
@@ -367,880 +411,9 @@
         <w:rPr>
           <w:lang w:val="zh_TW" w:bidi="zh_TW"/>
         </w:rPr>
-        <w:t>亞當和夏娃吃分別善惡樹的果子所帶來的悲慘結果，就是他們失去了純真，並與神隔絕。為了阻止他們再吃那第二棵樹──「生命樹」的果子，使他們永遠不死，神將他們趕出伊甸園。然而，那樣一來，他們就會在墮落、有罪的狀態下永遠不死；因此，神將他們逐出伊甸園其實是出於祝福。</w:t>
-      </w:r>
-    </w:p>
-    <w:p>
-      <w:pPr/>
-      <w:r>
-        <w:rPr>
-          <w:lang w:val="zh_TW" w:bidi="zh_TW"/>
-        </w:rPr>
-      </w:r>
-      <w:r>
-        <w:rPr>
-          <w:i/>
-          <w:lang w:val="zh_TW" w:bidi="zh_TW"/>
-        </w:rPr>
-        <w:t>另見</w:t>
-      </w:r>
-      <w:r>
-        <w:rPr>
-          <w:lang w:val="zh_TW" w:bidi="zh_TW"/>
-        </w:rPr>
-        <w:t>亞當（人物）</w:t>
-      </w:r>
-      <w:r>
-        <w:rPr>
-          <w:lang w:val="zh_TW" w:bidi="zh_TW"/>
-        </w:rPr>
-        <w:t>；</w:t>
-      </w:r>
-      <w:r>
-        <w:rPr>
-          <w:lang w:val="zh_TW" w:bidi="zh_TW"/>
-        </w:rPr>
-        <w:t>夏娃</w:t>
-      </w:r>
-      <w:r>
-        <w:rPr>
-          <w:lang w:val="zh_TW" w:bidi="zh_TW"/>
-        </w:rPr>
-        <w:t>；</w:t>
-      </w:r>
-      <w:r>
-        <w:rPr>
-          <w:lang w:val="zh_TW" w:bidi="zh_TW"/>
-        </w:rPr>
-        <w:t>伊甸園</w:t>
-      </w:r>
-      <w:r>
-        <w:rPr>
-          <w:lang w:val="zh_TW" w:bidi="zh_TW"/>
-        </w:rPr>
-        <w:t>；</w:t>
-      </w:r>
-      <w:r>
-        <w:rPr>
-          <w:lang w:val="zh_TW" w:bidi="zh_TW"/>
-        </w:rPr>
-        <w:t>人類的墮落</w:t>
-      </w:r>
-      <w:r>
-        <w:rPr>
-          <w:lang w:val="zh_TW" w:bidi="zh_TW"/>
-        </w:rPr>
-        <w:t>；</w:t>
-      </w:r>
-      <w:r>
-        <w:rPr>
-          <w:lang w:val="zh_TW" w:bidi="zh_TW"/>
-        </w:rPr>
-        <w:t>生命樹</w:t>
-      </w:r>
-      <w:r>
-        <w:rPr>
-          <w:lang w:val="zh_TW" w:bidi="zh_TW"/>
-        </w:rPr>
-        <w:t>。</w:t>
-      </w:r>
-      <w:r>
-        <w:rPr>
-          <w:lang w:val="zh_TW" w:bidi="zh_TW"/>
-        </w:rPr>
-      </w:r>
-      <w:r>
-        <w:rPr>
-          <w:lang w:val="zh_TW" w:bidi="zh_TW"/>
-        </w:rPr>
-      </w:r>
-    </w:p>
-    <w:p>
-      <w:pPr/>
-      <w:r>
-        <w:rPr>
-          <w:lang w:val="zh_TW" w:bidi="zh_TW"/>
-        </w:rPr>
-      </w:r>
-    </w:p>
-    <w:p>
-      <w:pPr>
-        <w:pStyle w:val="Heading2"/>
-      </w:pPr>
-      <w:r>
-        <w:rPr>
-          <w:lang w:val="zh_TW" w:bidi="zh_TW"/>
-        </w:rPr>
-        <w:t>分封王</w:t>
-      </w:r>
-      <w:r>
-        <w:rPr>
-          <w:lang w:val="zh_TW" w:bidi="zh_TW"/>
-        </w:rPr>
-      </w:r>
-    </w:p>
-    <w:p>
-      <w:pPr/>
-      <w:r>
-        <w:rPr>
-          <w:lang w:val="zh_TW" w:bidi="zh_TW"/>
-        </w:rPr>
-      </w:r>
-      <w:r>
-        <w:rPr>
-          <w:lang w:val="zh_TW" w:bidi="zh_TW"/>
-        </w:rPr>
-        <w:t>分封王是一類羅馬官員，統治部分行省。分封王是地方領袖，但他們的權力不足以被稱為王。這個稱號在一些羅馬省份使用，如帖撒羅尼迦、加拉太和敘利亞。</w:t>
-      </w:r>
-    </w:p>
-    <w:p>
-      <w:pPr/>
-      <w:r>
-        <w:rPr>
-          <w:lang w:val="zh_TW" w:bidi="zh_TW"/>
-        </w:rPr>
-      </w:r>
-      <w:r>
-        <w:rPr>
-          <w:lang w:val="zh_TW" w:bidi="zh_TW"/>
-        </w:rPr>
-        <w:t>「分封王」這個稱號可能來自於統治某區域或國家四分之一地區的總督，就像希律大帝去世後的敘利亞一樣。到了新約聖經時代，這個稱號意義的重要性已經減弱。到那時，分封王的稱號只適用於次要的王子。</w:t>
-      </w:r>
-    </w:p>
-    <w:p>
-      <w:pPr/>
-      <w:r>
-        <w:rPr>
-          <w:lang w:val="zh_TW" w:bidi="zh_TW"/>
-        </w:rPr>
-      </w:r>
-      <w:r>
-        <w:rPr>
-          <w:lang w:val="zh_TW" w:bidi="zh_TW"/>
-        </w:rPr>
-        <w:t>在聖經中提到三位分封王。路加記載希律安提帕是加利利的分封王。他還指出腓力是以土利亞和特拉可尼地方的分封王，而呂撒聶是亞比利尼的分封王（</w:t>
-      </w:r>
-      <w:hyperlink r:id="rId18">
-        <w:r>
-          <w:rPr>
-            <w:lang w:val="zh_TW" w:bidi="zh_TW"/>
-          </w:rPr>
-          <w:rPr>
-            <w:color w:val="0000EE"/>
-            <w:u w:val="single"/>
-          </w:rPr>
-          <w:t>路加福音3:1</w:t>
-        </w:r>
-      </w:hyperlink>
-      <w:r>
-        <w:rPr>
-          <w:lang w:val="zh_TW" w:bidi="zh_TW"/>
-        </w:rPr>
-        <w:t>）。在聖經其它地方唯一提到的分封王是希律（</w:t>
-      </w:r>
-      <w:hyperlink r:id="rId19">
-        <w:r>
-          <w:rPr>
-            <w:lang w:val="zh_TW" w:bidi="zh_TW"/>
-          </w:rPr>
-          <w:rPr>
-            <w:color w:val="0000EE"/>
-            <w:u w:val="single"/>
-          </w:rPr>
-          <w:t>馬太福音14:1</w:t>
-        </w:r>
-      </w:hyperlink>
-      <w:r>
-        <w:rPr>
-          <w:lang w:val="zh_TW" w:bidi="zh_TW"/>
-        </w:rPr>
-        <w:t>；</w:t>
-      </w:r>
-      <w:hyperlink r:id="rId20">
-        <w:r>
-          <w:rPr>
-            <w:lang w:val="zh_TW" w:bidi="zh_TW"/>
-          </w:rPr>
-          <w:rPr>
-            <w:color w:val="0000EE"/>
-            <w:u w:val="single"/>
-          </w:rPr>
-          <w:t>路加福音3:19</w:t>
-        </w:r>
-      </w:hyperlink>
-      <w:r>
-        <w:rPr>
-          <w:lang w:val="zh_TW" w:bidi="zh_TW"/>
-        </w:rPr>
-        <w:t>，</w:t>
-      </w:r>
-      <w:hyperlink r:id="rId21">
-        <w:r>
-          <w:rPr>
-            <w:lang w:val="zh_TW" w:bidi="zh_TW"/>
-          </w:rPr>
-          <w:rPr>
-            <w:color w:val="0000EE"/>
-            <w:u w:val="single"/>
-          </w:rPr>
-          <w:t>9:7</w:t>
-        </w:r>
-      </w:hyperlink>
-      <w:r>
-        <w:rPr>
-          <w:lang w:val="zh_TW" w:bidi="zh_TW"/>
-        </w:rPr>
-        <w:t>；</w:t>
-      </w:r>
-      <w:hyperlink r:id="rId22">
-        <w:r>
-          <w:rPr>
-            <w:lang w:val="zh_TW" w:bidi="zh_TW"/>
-          </w:rPr>
-          <w:rPr>
-            <w:color w:val="0000EE"/>
-            <w:u w:val="single"/>
-          </w:rPr>
-          <w:t>使徒行傳13:1</w:t>
-        </w:r>
-      </w:hyperlink>
-      <w:r>
-        <w:rPr>
-          <w:lang w:val="zh_TW" w:bidi="zh_TW"/>
-        </w:rPr>
-        <w:t>）。希律也被他的猶太臣民稱為「王」，顯示出他較大的重要性（</w:t>
-      </w:r>
-      <w:hyperlink r:id="rId23">
-        <w:r>
-          <w:rPr>
-            <w:lang w:val="zh_TW" w:bidi="zh_TW"/>
-          </w:rPr>
-          <w:rPr>
-            <w:color w:val="0000EE"/>
-            <w:u w:val="single"/>
-          </w:rPr>
-          <w:t>馬太福音14:9</w:t>
-        </w:r>
-      </w:hyperlink>
-      <w:r>
-        <w:rPr>
-          <w:lang w:val="zh_TW" w:bidi="zh_TW"/>
-        </w:rPr>
-        <w:t>；</w:t>
-      </w:r>
-      <w:hyperlink r:id="rId24">
-        <w:r>
-          <w:rPr>
-            <w:lang w:val="zh_TW" w:bidi="zh_TW"/>
-          </w:rPr>
-          <w:rPr>
-            <w:color w:val="0000EE"/>
-            <w:u w:val="single"/>
-          </w:rPr>
-          <w:t>馬可福音6:14</w:t>
-        </w:r>
-      </w:hyperlink>
-      <w:r>
-        <w:rPr>
-          <w:lang w:val="zh_TW" w:bidi="zh_TW"/>
-        </w:rPr>
-        <w:t>）。</w:t>
-      </w:r>
-      <w:r>
-        <w:rPr>
-          <w:lang w:val="zh_TW" w:bidi="zh_TW"/>
-        </w:rPr>
-      </w:r>
-      <w:r>
-        <w:rPr>
-          <w:lang w:val="zh_TW" w:bidi="zh_TW"/>
-        </w:rPr>
-      </w:r>
-    </w:p>
-    <w:p>
-      <w:pPr/>
-      <w:r>
-        <w:rPr>
-          <w:lang w:val="zh_TW" w:bidi="zh_TW"/>
-        </w:rPr>
-      </w:r>
-    </w:p>
-    <w:p>
-      <w:pPr>
-        <w:pStyle w:val="Heading2"/>
-      </w:pPr>
-      <w:r>
-        <w:rPr>
-          <w:lang w:val="zh_TW" w:bidi="zh_TW"/>
-        </w:rPr>
-        <w:t>忿怒</w:t>
-      </w:r>
-      <w:r>
-        <w:rPr>
-          <w:lang w:val="zh_TW" w:bidi="zh_TW"/>
-        </w:rPr>
-      </w:r>
-    </w:p>
-    <w:p>
-      <w:pPr/>
-      <w:r>
-        <w:rPr>
-          <w:lang w:val="zh_TW" w:bidi="zh_TW"/>
-        </w:rPr>
-      </w:r>
-      <w:r>
-        <w:rPr>
-          <w:lang w:val="zh_TW" w:bidi="zh_TW"/>
-        </w:rPr>
-        <w:t>這個詞在聖經中常用來指憤怒（rage）、烈怒（fury）和惱恨（indignation）。在大多數情況下，忿怒被視為是錯誤的情緒。例如，</w:t>
-      </w:r>
-      <w:hyperlink r:id="rId25">
-        <w:r>
-          <w:rPr>
-            <w:lang w:val="zh_TW" w:bidi="zh_TW"/>
-          </w:rPr>
-          <w:rPr>
-            <w:color w:val="0000EE"/>
-            <w:u w:val="single"/>
-          </w:rPr>
-          <w:t>詩篇三十七篇8節</w:t>
-        </w:r>
-      </w:hyperlink>
-      <w:r>
-        <w:rPr>
-          <w:lang w:val="zh_TW" w:bidi="zh_TW"/>
-        </w:rPr>
-        <w:t>命令：「當止住怒氣，離棄忿怒」當耶穌說：「只是我告訴你們，凡向弟兄動怒的，難免受審斷」（</w:t>
-      </w:r>
-      <w:hyperlink r:id="rId26">
-        <w:r>
-          <w:rPr>
-            <w:lang w:val="zh_TW" w:bidi="zh_TW"/>
-          </w:rPr>
-          <w:rPr>
-            <w:color w:val="0000EE"/>
-            <w:u w:val="single"/>
-          </w:rPr>
-          <w:t>太5:22</w:t>
-        </w:r>
-      </w:hyperlink>
-      <w:r>
-        <w:rPr>
-          <w:lang w:val="zh_TW" w:bidi="zh_TW"/>
-        </w:rPr>
-        <w:t>），耶穌提到將忿怒與謀殺相提並論，這意味著當一個人心中懷有忿怒時，就如同他實際上犯下了謀殺罪。</w:t>
-      </w:r>
-      <w:hyperlink r:id="rId27">
-        <w:r>
-          <w:rPr>
-            <w:lang w:val="zh_TW" w:bidi="zh_TW"/>
-          </w:rPr>
-          <w:rPr>
-            <w:color w:val="0000EE"/>
-            <w:u w:val="single"/>
-          </w:rPr>
-          <w:t>以弗所書四章31節</w:t>
-        </w:r>
-      </w:hyperlink>
-      <w:r>
-        <w:rPr>
-          <w:lang w:val="zh_TW" w:bidi="zh_TW"/>
-        </w:rPr>
-        <w:t>和</w:t>
-      </w:r>
-      <w:hyperlink r:id="rId28">
-        <w:r>
-          <w:rPr>
-            <w:lang w:val="zh_TW" w:bidi="zh_TW"/>
-          </w:rPr>
-          <w:rPr>
-            <w:color w:val="0000EE"/>
-            <w:u w:val="single"/>
-          </w:rPr>
-          <w:t>歌羅西書三章8節</w:t>
-        </w:r>
-      </w:hyperlink>
-      <w:r>
-        <w:rPr>
-          <w:lang w:val="zh_TW" w:bidi="zh_TW"/>
-        </w:rPr>
-        <w:t>列出惱恨，以及苦毒、忿怒、惡毒（malice）和毀謗，這些都是基督徒必須徹底擺脫的態度。在保羅列出的教會主教或牧師的品格特質中，指出基督徒領袖不應該易於動怒或輕易被激怒（</w:t>
-      </w:r>
-      <w:hyperlink r:id="rId29">
-        <w:r>
-          <w:rPr>
-            <w:lang w:val="zh_TW" w:bidi="zh_TW"/>
-          </w:rPr>
-          <w:rPr>
-            <w:color w:val="0000EE"/>
-            <w:u w:val="single"/>
-          </w:rPr>
-          <w:t>多1:7</w:t>
-        </w:r>
-      </w:hyperlink>
-      <w:r>
-        <w:rPr>
-          <w:lang w:val="zh_TW" w:bidi="zh_TW"/>
-        </w:rPr>
-        <w:t>）。</w:t>
-      </w:r>
-    </w:p>
-    <w:p>
-      <w:pPr/>
-      <w:r>
-        <w:rPr>
-          <w:lang w:val="zh_TW" w:bidi="zh_TW"/>
-        </w:rPr>
-      </w:r>
-      <w:r>
-        <w:rPr>
-          <w:lang w:val="zh_TW" w:bidi="zh_TW"/>
-        </w:rPr>
-        <w:t>聖經承認人會忿怒。聖經並沒有譴責忿怒這種情緒，而是譴責忿怒所導致的後果。人習慣於讓忿怒控制或影響他們的行為，導致他們犯罪。這就是為什麼使徒保羅說：「生氣卻不要犯罪」（</w:t>
-      </w:r>
-      <w:hyperlink r:id="rId30">
-        <w:r>
-          <w:rPr>
-            <w:lang w:val="zh_TW" w:bidi="zh_TW"/>
-          </w:rPr>
-          <w:rPr>
-            <w:color w:val="0000EE"/>
-            <w:u w:val="single"/>
-          </w:rPr>
-          <w:t>弗4:26</w:t>
-        </w:r>
-      </w:hyperlink>
-      <w:r>
-        <w:rPr>
-          <w:lang w:val="zh_TW" w:bidi="zh_TW"/>
-        </w:rPr>
-        <w:t>）。一個人讓忿怒情緒持續的時間越長，越有可能產生罪惡的行為，從而給撒但留地步（見</w:t>
-      </w:r>
-      <w:hyperlink r:id="rId31">
-        <w:r>
-          <w:rPr>
-            <w:lang w:val="zh_TW" w:bidi="zh_TW"/>
-          </w:rPr>
-          <w:rPr>
-            <w:color w:val="0000EE"/>
-            <w:u w:val="single"/>
-          </w:rPr>
-          <w:t>弗4:27</w:t>
-        </w:r>
-      </w:hyperlink>
-      <w:r>
-        <w:rPr>
-          <w:lang w:val="zh_TW" w:bidi="zh_TW"/>
-        </w:rPr>
-        <w:t>）。</w:t>
-      </w:r>
-    </w:p>
-    <w:p>
-      <w:pPr/>
-      <w:r>
-        <w:rPr>
-          <w:lang w:val="zh_TW" w:bidi="zh_TW"/>
-        </w:rPr>
-      </w:r>
-      <w:r>
-        <w:rPr>
-          <w:lang w:val="zh_TW" w:bidi="zh_TW"/>
-        </w:rPr>
-        <w:t>聖經中也提到了好的忿怒。「義怒」指的是聖潔的心極度不滿，無法容忍任何形式的罪。神的忿怒包含這一元素：人應該是良善的，然而他們卻犯罪——神發怒「因這地的人離棄了耶和華—他們列祖的神，領他們出埃及地的時候與他們所立的約，去事奉敬拜素不認識的別神，是耶和華所未曾給他們安排的」（</w:t>
-      </w:r>
-      <w:hyperlink r:id="rId32">
-        <w:r>
-          <w:rPr>
-            <w:lang w:val="zh_TW" w:bidi="zh_TW"/>
-          </w:rPr>
-          <w:rPr>
-            <w:color w:val="0000EE"/>
-            <w:u w:val="single"/>
-          </w:rPr>
-          <w:t>申29:25–26</w:t>
-        </w:r>
-      </w:hyperlink>
-      <w:r>
-        <w:rPr>
-          <w:lang w:val="zh_TW" w:bidi="zh_TW"/>
-        </w:rPr>
-        <w:t>）。也正是在這個意義上，摩西在西奈山上看到金牛犢和以色列人崇拜偶像時，怒火中燒，以至他把立約的石版摔碎在地上（</w:t>
-      </w:r>
-      <w:hyperlink r:id="rId33">
-        <w:r>
-          <w:rPr>
-            <w:lang w:val="zh_TW" w:bidi="zh_TW"/>
-          </w:rPr>
-          <w:rPr>
-            <w:color w:val="0000EE"/>
-            <w:u w:val="single"/>
-          </w:rPr>
-          <w:t>出32:19</w:t>
-        </w:r>
-      </w:hyperlink>
-      <w:r>
-        <w:rPr>
-          <w:lang w:val="zh_TW" w:bidi="zh_TW"/>
-        </w:rPr>
-        <w:t>）。</w:t>
-      </w:r>
-    </w:p>
-    <w:p>
-      <w:pPr/>
-      <w:r>
-        <w:rPr>
-          <w:lang w:val="zh_TW" w:bidi="zh_TW"/>
-        </w:rPr>
-      </w:r>
-      <w:r>
-        <w:rPr>
-          <w:lang w:val="zh_TW" w:bidi="zh_TW"/>
-        </w:rPr>
-        <w:t>在新約聖經中，馬可福音記載耶穌忿怒地看著法利賽人，他們希望抓到耶穌違反他們律法的把柄（</w:t>
-      </w:r>
-      <w:hyperlink r:id="rId34">
-        <w:r>
-          <w:rPr>
-            <w:lang w:val="zh_TW" w:bidi="zh_TW"/>
-          </w:rPr>
-          <w:rPr>
-            <w:color w:val="0000EE"/>
-            <w:u w:val="single"/>
-          </w:rPr>
-          <w:t>可3:5</w:t>
-        </w:r>
-      </w:hyperlink>
-      <w:r>
-        <w:rPr>
-          <w:lang w:val="zh_TW" w:bidi="zh_TW"/>
-        </w:rPr>
-        <w:t>）。耶穌的忿怒也表現在祂潔淨聖殿（</w:t>
-      </w:r>
-      <w:hyperlink r:id="rId35">
-        <w:r>
-          <w:rPr>
-            <w:lang w:val="zh_TW" w:bidi="zh_TW"/>
-          </w:rPr>
-          <w:rPr>
-            <w:color w:val="0000EE"/>
-            <w:u w:val="single"/>
-          </w:rPr>
-          <w:t>約2:13–22</w:t>
-        </w:r>
-      </w:hyperlink>
-      <w:r>
-        <w:rPr>
-          <w:lang w:val="zh_TW" w:bidi="zh_TW"/>
-        </w:rPr>
-        <w:t>），聖殿應該是一個禱告的地方，但卻被用來做生意，所以耶穌「進了神的殿，趕出殿裡一切做買賣的人，推倒兌換銀錢之人的桌子，和賣鴿子之人的凳子」（</w:t>
-      </w:r>
-      <w:hyperlink r:id="rId36">
-        <w:r>
-          <w:rPr>
-            <w:lang w:val="zh_TW" w:bidi="zh_TW"/>
-          </w:rPr>
-          <w:rPr>
-            <w:color w:val="0000EE"/>
-            <w:u w:val="single"/>
-          </w:rPr>
-          <w:t>太21:12</w:t>
-        </w:r>
-      </w:hyperlink>
-      <w:r>
-        <w:rPr>
-          <w:lang w:val="zh_TW" w:bidi="zh_TW"/>
-        </w:rPr>
-        <w:t>）。祂的聖潔義怒既不是軟弱也不是罪惡。這樣的忿怒是對罪惡和不公義的適當回應，尤其是當罪惡和不公義顯然未受到懲罰時。</w:t>
-      </w:r>
-      <w:r>
-        <w:rPr>
-          <w:lang w:val="zh_TW" w:bidi="zh_TW"/>
-        </w:rPr>
-      </w:r>
-      <w:r>
-        <w:rPr>
-          <w:lang w:val="zh_TW" w:bidi="zh_TW"/>
-        </w:rPr>
-      </w:r>
-    </w:p>
-    <w:p>
-      <w:pPr/>
-      <w:r>
-        <w:rPr>
-          <w:lang w:val="zh_TW" w:bidi="zh_TW"/>
-        </w:rPr>
-      </w:r>
-    </w:p>
-    <w:p>
-      <w:pPr>
-        <w:pStyle w:val="Heading2"/>
-      </w:pPr>
-      <w:r>
-        <w:rPr>
-          <w:lang w:val="zh_TW" w:bidi="zh_TW"/>
-        </w:rPr>
-        <w:t>奮銳黨</w:t>
-      </w:r>
-      <w:r>
-        <w:rPr>
-          <w:lang w:val="zh_TW" w:bidi="zh_TW"/>
-        </w:rPr>
-      </w:r>
-    </w:p>
-    <w:p>
-      <w:pPr/>
-      <w:r>
-        <w:rPr>
-          <w:lang w:val="zh_TW" w:bidi="zh_TW"/>
-        </w:rPr>
-      </w:r>
-      <w:r>
-        <w:rPr>
-          <w:lang w:val="zh_TW" w:bidi="zh_TW"/>
-        </w:rPr>
-        <w:t>奮銳黨（zealot）是指對某種事業或信仰非常熱衷的人。在聖經中，這個詞被用來描述西門，他是耶穌十二門徒之一（</w:t>
-      </w:r>
-      <w:hyperlink r:id="rId37">
-        <w:r>
-          <w:rPr>
-            <w:lang w:val="zh_TW" w:bidi="zh_TW"/>
-          </w:rPr>
-          <w:rPr>
-            <w:color w:val="0000EE"/>
-            <w:u w:val="single"/>
-          </w:rPr>
-          <w:t>路6:15</w:t>
-        </w:r>
-      </w:hyperlink>
-      <w:r>
-        <w:rPr>
-          <w:lang w:val="zh_TW" w:bidi="zh_TW"/>
-        </w:rPr>
-        <w:t>；</w:t>
-      </w:r>
-      <w:hyperlink r:id="rId38">
-        <w:r>
-          <w:rPr>
-            <w:lang w:val="zh_TW" w:bidi="zh_TW"/>
-          </w:rPr>
-          <w:rPr>
-            <w:color w:val="0000EE"/>
-            <w:u w:val="single"/>
-          </w:rPr>
-          <w:t>徒1:13</w:t>
-        </w:r>
-      </w:hyperlink>
-      <w:r>
-        <w:rPr>
-          <w:lang w:val="zh_TW" w:bidi="zh_TW"/>
-        </w:rPr>
-        <w:t>）。這個西門不同於西門彼得，後者也是十二門徒之一。</w:t>
-      </w:r>
-    </w:p>
-    <w:p>
-      <w:pPr/>
-      <w:r>
-        <w:rPr>
-          <w:lang w:val="zh_TW" w:bidi="zh_TW"/>
-        </w:rPr>
-      </w:r>
-      <w:r>
-        <w:rPr>
-          <w:lang w:val="zh_TW" w:bidi="zh_TW"/>
-        </w:rPr>
-        <w:t>馬太和馬可用「迦南人(Cananaean」這個希臘文來代替奮銳黨（和合本聖經並沒有譯為迦南人，而是單單採用奮銳黨一詞，</w:t>
-      </w:r>
-      <w:hyperlink r:id="rId39">
-        <w:r>
-          <w:rPr>
-            <w:lang w:val="zh_TW" w:bidi="zh_TW"/>
-          </w:rPr>
-          <w:rPr>
-            <w:color w:val="0000EE"/>
-            <w:u w:val="single"/>
-          </w:rPr>
-          <w:t>太10:4</w:t>
-        </w:r>
-      </w:hyperlink>
-      <w:r>
-        <w:rPr>
-          <w:lang w:val="zh_TW" w:bidi="zh_TW"/>
-        </w:rPr>
-        <w:t>；</w:t>
-      </w:r>
-      <w:hyperlink r:id="rId40">
-        <w:r>
-          <w:rPr>
-            <w:lang w:val="zh_TW" w:bidi="zh_TW"/>
-          </w:rPr>
-          <w:rPr>
-            <w:color w:val="0000EE"/>
-            <w:u w:val="single"/>
-          </w:rPr>
-          <w:t>可3:18</w:t>
-        </w:r>
-      </w:hyperlink>
-      <w:r>
-        <w:rPr>
-          <w:lang w:val="zh_TW" w:bidi="zh_TW"/>
-        </w:rPr>
-        <w:t>）。這些詞在不同語言中意思相同，指的是一個非常熱衷於捍衛或支持某事的人。這個詞來自於「強烈的感情」或「非常渴望某事」的概念（</w:t>
-      </w:r>
-      <w:hyperlink r:id="rId41">
-        <w:r>
-          <w:rPr>
-            <w:lang w:val="zh_TW" w:bidi="zh_TW"/>
-          </w:rPr>
-          <w:rPr>
-            <w:color w:val="0000EE"/>
-            <w:u w:val="single"/>
-          </w:rPr>
-          <w:t>出34:14</w:t>
-        </w:r>
-      </w:hyperlink>
-      <w:r>
-        <w:rPr>
-          <w:lang w:val="zh_TW" w:bidi="zh_TW"/>
-        </w:rPr>
-        <w:t>；</w:t>
-      </w:r>
-      <w:hyperlink r:id="rId42">
-        <w:r>
-          <w:rPr>
-            <w:lang w:val="zh_TW" w:bidi="zh_TW"/>
-          </w:rPr>
-          <w:rPr>
-            <w:color w:val="0000EE"/>
-            <w:u w:val="single"/>
-          </w:rPr>
-          <w:t>馬加比二書4:2</w:t>
-        </w:r>
-      </w:hyperlink>
-      <w:r>
-        <w:rPr>
-          <w:lang w:val="zh_TW" w:bidi="zh_TW"/>
-        </w:rPr>
-        <w:t>）。</w:t>
-      </w:r>
-    </w:p>
-    <w:p>
-      <w:pPr/>
-      <w:r>
-        <w:rPr>
-          <w:lang w:val="zh_TW" w:bidi="zh_TW"/>
-        </w:rPr>
-      </w:r>
-      <w:r>
-        <w:rPr>
-          <w:lang w:val="zh_TW" w:bidi="zh_TW"/>
-        </w:rPr>
-        <w:t>當耶穌清理聖殿中濫用聖殿的人時，祂自己也表現出熱心（強烈的熱情），聖經說祂為「你的殿心裏焦急，如同火燒」（</w:t>
-      </w:r>
-      <w:hyperlink r:id="rId43">
-        <w:r>
-          <w:rPr>
-            <w:lang w:val="zh_TW" w:bidi="zh_TW"/>
-          </w:rPr>
-          <w:rPr>
-            <w:color w:val="0000EE"/>
-            <w:u w:val="single"/>
-          </w:rPr>
-          <w:t>約2:17</w:t>
-        </w:r>
-      </w:hyperlink>
-      <w:r>
-        <w:rPr>
-          <w:lang w:val="zh_TW" w:bidi="zh_TW"/>
-        </w:rPr>
-        <w:t>）。</w:t>
-      </w:r>
-    </w:p>
-    <w:p>
-      <w:pPr/>
-      <w:r>
-        <w:rPr>
-          <w:lang w:val="zh_TW" w:bidi="zh_TW"/>
-        </w:rPr>
-      </w:r>
-      <w:r>
-        <w:rPr>
-          <w:lang w:val="zh_TW" w:bidi="zh_TW"/>
-        </w:rPr>
-        <w:t>在早期基督教會中，一些信徒對屬靈的恩賜、善行和遵守神的律法充滿熱心（</w:t>
-      </w:r>
-      <w:hyperlink r:id="rId44">
-        <w:r>
-          <w:rPr>
-            <w:lang w:val="zh_TW" w:bidi="zh_TW"/>
-          </w:rPr>
-          <w:rPr>
-            <w:color w:val="0000EE"/>
-            <w:u w:val="single"/>
-          </w:rPr>
-          <w:t>徒21:20</w:t>
-        </w:r>
-      </w:hyperlink>
-      <w:r>
-        <w:rPr>
-          <w:lang w:val="zh_TW" w:bidi="zh_TW"/>
-        </w:rPr>
-        <w:t>；</w:t>
-      </w:r>
-      <w:hyperlink r:id="rId45">
-        <w:r>
-          <w:rPr>
-            <w:lang w:val="zh_TW" w:bidi="zh_TW"/>
-          </w:rPr>
-          <w:rPr>
-            <w:color w:val="0000EE"/>
-            <w:u w:val="single"/>
-          </w:rPr>
-          <w:t>林前14:12</w:t>
-        </w:r>
-      </w:hyperlink>
-      <w:r>
-        <w:rPr>
-          <w:lang w:val="zh_TW" w:bidi="zh_TW"/>
-        </w:rPr>
-        <w:t>；</w:t>
-      </w:r>
-      <w:hyperlink r:id="rId46">
-        <w:r>
-          <w:rPr>
-            <w:lang w:val="zh_TW" w:bidi="zh_TW"/>
-          </w:rPr>
-          <w:rPr>
-            <w:color w:val="0000EE"/>
-            <w:u w:val="single"/>
-          </w:rPr>
-          <w:t>多2:14</w:t>
-        </w:r>
-      </w:hyperlink>
-      <w:r>
-        <w:rPr>
-          <w:lang w:val="zh_TW" w:bidi="zh_TW"/>
-        </w:rPr>
-        <w:t>）。保羅在成為耶穌的跟隨者之前，對祖先的傳統和對神的熱心也非常狂熱（</w:t>
-      </w:r>
-      <w:hyperlink r:id="rId47">
-        <w:r>
-          <w:rPr>
-            <w:lang w:val="zh_TW" w:bidi="zh_TW"/>
-          </w:rPr>
-          <w:rPr>
-            <w:color w:val="0000EE"/>
-            <w:u w:val="single"/>
-          </w:rPr>
-          <w:t>徒22:3</w:t>
-        </w:r>
-      </w:hyperlink>
-      <w:r>
-        <w:rPr>
-          <w:lang w:val="zh_TW" w:bidi="zh_TW"/>
-        </w:rPr>
-        <w:t>；</w:t>
-      </w:r>
-      <w:hyperlink r:id="rId48">
+        <w:t>仔細查看新約，有助於理解這一特徵的本質，這特徵最能解釋法利賽觀點與福音信息之間的衝突。比如，使徒保羅強調他使徒宣講的獨特性，將其與他年輕時熱心追求的「祖宗的遺傳」進行對比（</w:t>
+      </w:r>
+      <w:hyperlink r:id="rId15">
         <w:r>
           <w:rPr>
             <w:lang w:val="zh_TW" w:bidi="zh_TW"/>
@@ -1256,51 +429,9 @@
         <w:rPr>
           <w:lang w:val="zh_TW" w:bidi="zh_TW"/>
         </w:rPr>
-        <w:t>）。</w:t>
-      </w:r>
-    </w:p>
-    <w:p>
-      <w:pPr/>
-      <w:r>
-        <w:rPr>
-          <w:lang w:val="zh_TW" w:bidi="zh_TW"/>
-        </w:rPr>
-      </w:r>
-      <w:r>
-        <w:rPr>
-          <w:lang w:val="zh_TW" w:bidi="zh_TW"/>
-        </w:rPr>
-        <w:t>西門被稱為奮銳黨，是因為他對宗教的熱心，這也是人們區分他與西門彼得及其他門徒的方式。</w:t>
-      </w:r>
-    </w:p>
-    <w:p>
-      <w:pPr/>
-      <w:r>
-        <w:rPr>
-          <w:lang w:val="zh_TW" w:bidi="zh_TW"/>
-        </w:rPr>
-      </w:r>
-      <w:r>
-        <w:rPr>
-          <w:lang w:val="zh_TW" w:bidi="zh_TW"/>
-        </w:rPr>
-        <w:t>到了路加撰寫福音書的時候，「奮銳黨」這個稱號有了更具體的意義。它指的是一群強烈反對羅馬統治的人，這個群體有宗教和政治的目標。</w:t>
-      </w:r>
-    </w:p>
-    <w:p>
-      <w:pPr/>
-      <w:r>
-        <w:rPr>
-          <w:lang w:val="zh_TW" w:bidi="zh_TW"/>
-        </w:rPr>
-      </w:r>
-      <w:r>
-        <w:rPr>
-          <w:lang w:val="zh_TW" w:bidi="zh_TW"/>
-        </w:rPr>
-        <w:t>這個奮銳黨群體可能在公元6年左右，也就是希律大帝去世後開始形成，它可能是由加利利的猶大和法利賽人撒督創立的。奮銳黨受馬加比家族的激勵，馬加比在許多年前曾經反抗外族統治（</w:t>
-      </w:r>
-      <w:hyperlink r:id="rId49">
+        <w:t>）。特別具啟發性的是</w:t>
+      </w:r>
+      <w:hyperlink r:id="rId16">
         <w:r>
           <w:rPr>
             <w:lang w:val="zh_TW" w:bidi="zh_TW"/>
@@ -1309,124 +440,40 @@
             <w:color w:val="0000EE"/>
             <w:u w:val="single"/>
           </w:rPr>
-          <w:t>馬加比一書2:15–28</w:t>
+          <w:t>馬可福音第七章</w:t>
         </w:r>
       </w:hyperlink>
       <w:r>
         <w:rPr>
           <w:lang w:val="zh_TW" w:bidi="zh_TW"/>
         </w:rPr>
-        <w:t>）。</w:t>
-      </w:r>
-    </w:p>
-    <w:p>
-      <w:pPr/>
-      <w:r>
-        <w:rPr>
-          <w:lang w:val="zh_TW" w:bidi="zh_TW"/>
-        </w:rPr>
-      </w:r>
-      <w:r>
-        <w:rPr>
-          <w:lang w:val="zh_TW" w:bidi="zh_TW"/>
-        </w:rPr>
-        <w:t>奮銳黨非常致力於遵守神的律法（稱為妥拉）。他們相信神是唯一的真王。他們認為自己是神審判和拯救的代理人。他們強烈反對任何他們認為違背神或與羅馬合作的行為。奮銳黨認為彌賽亞（神揀選的領袖）會成為他們的領袖。</w:t>
-      </w:r>
-    </w:p>
-    <w:p>
-      <w:pPr/>
-      <w:r>
-        <w:rPr>
-          <w:lang w:val="zh_TW" w:bidi="zh_TW"/>
-        </w:rPr>
-      </w:r>
-      <w:r>
-        <w:rPr>
-          <w:lang w:val="zh_TW" w:bidi="zh_TW"/>
-        </w:rPr>
-        <w:t>隨著羅馬和猶太地（猶太人的家園）之間的緊張局勢加劇，奮銳黨變得更好戰。他們將自己的戰鬥視為「聖戰」。與馬加比家族為了自衛而戰不同，奮銳黨採取了更具攻擊性的態度。</w:t>
-      </w:r>
-    </w:p>
-    <w:p>
-      <w:pPr/>
-      <w:r>
-        <w:rPr>
-          <w:lang w:val="zh_TW" w:bidi="zh_TW"/>
-        </w:rPr>
-      </w:r>
-      <w:r>
-        <w:rPr>
-          <w:lang w:val="zh_TW" w:bidi="zh_TW"/>
-        </w:rPr>
-        <w:t>猶太歷史學家約瑟夫稱他們為強盜和罪犯（猶太</w:t>
-      </w:r>
-      <w:r>
-        <w:rPr>
-          <w:i/>
-          <w:lang w:val="zh_TW" w:bidi="zh_TW"/>
-        </w:rPr>
-        <w:t>古史記</w:t>
-      </w:r>
-      <w:r>
-        <w:rPr>
-          <w:lang w:val="zh_TW" w:bidi="zh_TW"/>
-        </w:rPr>
-        <w:t xml:space="preserve"> 18.1.1–6；</w:t>
-      </w:r>
-      <w:r>
-        <w:rPr>
-          <w:i/>
-          <w:lang w:val="zh_TW" w:bidi="zh_TW"/>
-        </w:rPr>
-        <w:t>猶太戰史</w:t>
-      </w:r>
-      <w:r>
-        <w:rPr>
-          <w:lang w:val="zh_TW" w:bidi="zh_TW"/>
-        </w:rPr>
-        <w:t xml:space="preserve"> 4.3.9），雖然約瑟夫對他們有所偏見。羅馬人稱他們為「</w:t>
-      </w:r>
-      <w:r>
-        <w:rPr>
-          <w:lang w:val="zh_TW" w:bidi="zh_TW"/>
-        </w:rPr>
-        <w:t>匕首黨（</w:t>
-      </w:r>
-      <w:r>
-        <w:rPr>
-          <w:lang w:val="zh_TW" w:bidi="zh_TW"/>
-        </w:rPr>
-        <w:t>Sicarii）」，意思是「刺客」。但他們的支持者會稱他們為愛國戰士。</w:t>
-      </w:r>
-    </w:p>
-    <w:p>
-      <w:pPr/>
-      <w:r>
-        <w:rPr>
-          <w:lang w:val="zh_TW" w:bidi="zh_TW"/>
-        </w:rPr>
-      </w:r>
-      <w:r>
-        <w:rPr>
-          <w:lang w:val="zh_TW" w:bidi="zh_TW"/>
-        </w:rPr>
-        <w:t>奮銳黨在公元66年至70年的反抗羅馬的起義中扮演了重要角色。他們的最後一個據點是在一個叫馬薩達（Masada）的地方，該地在公元73年被羅馬人攻陷，960名奮銳黨人選擇自殺而不被俘擄。</w:t>
-      </w:r>
-    </w:p>
-    <w:p>
-      <w:pPr/>
-      <w:r>
-        <w:rPr>
-          <w:lang w:val="zh_TW" w:bidi="zh_TW"/>
-        </w:rPr>
-      </w:r>
-      <w:r>
-        <w:rPr>
-          <w:lang w:val="zh_TW" w:bidi="zh_TW"/>
-        </w:rPr>
-        <w:t>奮銳黨西門可能在公元30年左右是這個運動早期的一分子。其他門徒如加略人猶大或「雷子」不太可能是奮銳黨（</w:t>
-      </w:r>
-      <w:hyperlink r:id="rId50">
+        <w:t>的關鍵段落，記載法利賽人向耶穌抱怨：「</w:t>
+      </w:r>
+      <w:r>
+        <w:rPr>
+          <w:lang w:val="zh_TW" w:bidi="zh_TW"/>
+        </w:rPr>
+        <w:t>你的門徒為甚麼不照古人的遺傳，用</w:t>
+      </w:r>
+      <w:r>
+        <w:rPr>
+          <w:lang w:val="zh_TW" w:bidi="zh_TW"/>
+        </w:rPr>
+        <w:t>『俗』</w:t>
+      </w:r>
+      <w:r>
+        <w:rPr>
+          <w:lang w:val="zh_TW" w:bidi="zh_TW"/>
+        </w:rPr>
+        <w:t>手吃飯呢？</w:t>
+      </w:r>
+      <w:r>
+        <w:rPr>
+          <w:lang w:val="zh_TW" w:bidi="zh_TW"/>
+        </w:rPr>
+        <w:t>」（第</w:t>
+      </w:r>
+      <w:hyperlink r:id="rId17">
         <w:r>
           <w:rPr>
             <w:lang w:val="zh_TW" w:bidi="zh_TW"/>
@@ -1435,16 +482,16 @@
             <w:color w:val="0000EE"/>
             <w:u w:val="single"/>
           </w:rPr>
-          <w:t>可3:17</w:t>
+          <w:t>5</w:t>
         </w:r>
       </w:hyperlink>
       <w:r>
         <w:rPr>
           <w:lang w:val="zh_TW" w:bidi="zh_TW"/>
         </w:rPr>
-        <w:t>）。有人認為加利利人猶大甚至保羅，也與奮銳黨有關（</w:t>
-      </w:r>
-      <w:hyperlink r:id="rId51">
+        <w:t>節）。基督的回答以嚴厲的指控反駁他們的批評：「你們是離棄神的誡命，拘守人的遺傳……這就是你們承接遺傳，廢了神的道」（第</w:t>
+      </w:r>
+      <w:hyperlink r:id="rId18">
         <w:r>
           <w:rPr>
             <w:lang w:val="zh_TW" w:bidi="zh_TW"/>
@@ -1453,16 +500,16 @@
             <w:color w:val="0000EE"/>
             <w:u w:val="single"/>
           </w:rPr>
-          <w:t>徒5:37–38</w:t>
+          <w:t>8</w:t>
         </w:r>
       </w:hyperlink>
       <w:r>
         <w:rPr>
           <w:lang w:val="zh_TW" w:bidi="zh_TW"/>
         </w:rPr>
-        <w:t>，</w:t>
-      </w:r>
-      <w:hyperlink r:id="rId52">
+        <w:t>、</w:t>
+      </w:r>
+      <w:hyperlink r:id="rId19">
         <w:r>
           <w:rPr>
             <w:lang w:val="zh_TW" w:bidi="zh_TW"/>
@@ -1471,109 +518,16 @@
             <w:color w:val="0000EE"/>
             <w:u w:val="single"/>
           </w:rPr>
-          <w:t>21:38</w:t>
+          <w:t>13</w:t>
         </w:r>
       </w:hyperlink>
       <w:r>
         <w:rPr>
           <w:lang w:val="zh_TW" w:bidi="zh_TW"/>
         </w:rPr>
-        <w:t>）。</w:t>
-      </w:r>
-    </w:p>
-    <w:p>
-      <w:pPr/>
-      <w:r>
-        <w:rPr>
-          <w:lang w:val="zh_TW" w:bidi="zh_TW"/>
-        </w:rPr>
-      </w:r>
-      <w:r>
-        <w:rPr>
-          <w:i/>
-          <w:lang w:val="zh_TW" w:bidi="zh_TW"/>
-        </w:rPr>
-        <w:t>另見</w:t>
-      </w:r>
-      <w:r>
-        <w:rPr>
-          <w:lang w:val="zh_TW" w:bidi="zh_TW"/>
-        </w:rPr>
-        <w:t xml:space="preserve"> </w:t>
-      </w:r>
-      <w:r>
-        <w:rPr>
-          <w:lang w:val="zh_TW" w:bidi="zh_TW"/>
-        </w:rPr>
-        <w:t>第一次猶太起義</w:t>
-      </w:r>
-      <w:r>
-        <w:rPr>
-          <w:lang w:val="zh_TW" w:bidi="zh_TW"/>
-        </w:rPr>
-        <w:t>；</w:t>
-      </w:r>
-      <w:r>
-        <w:rPr>
-          <w:lang w:val="zh_TW" w:bidi="zh_TW"/>
-        </w:rPr>
-        <w:t>猶太教</w:t>
-      </w:r>
-      <w:r>
-        <w:rPr>
-          <w:lang w:val="zh_TW" w:bidi="zh_TW"/>
-        </w:rPr>
-        <w:t>。</w:t>
-      </w:r>
-      <w:r>
-        <w:rPr>
-          <w:lang w:val="zh_TW" w:bidi="zh_TW"/>
-        </w:rPr>
-      </w:r>
-      <w:r>
-        <w:rPr>
-          <w:lang w:val="zh_TW" w:bidi="zh_TW"/>
-        </w:rPr>
-      </w:r>
-    </w:p>
-    <w:p>
-      <w:pPr/>
-      <w:r>
-        <w:rPr>
-          <w:lang w:val="zh_TW" w:bidi="zh_TW"/>
-        </w:rPr>
-      </w:r>
-    </w:p>
-    <w:p>
-      <w:pPr>
-        <w:pStyle w:val="Heading2"/>
-      </w:pPr>
-      <w:r>
-        <w:rPr>
-          <w:lang w:val="zh_TW" w:bidi="zh_TW"/>
-        </w:rPr>
-        <w:t>奮銳黨的西門</w:t>
-      </w:r>
-      <w:r>
-        <w:rPr>
-          <w:lang w:val="zh_TW" w:bidi="zh_TW"/>
-        </w:rPr>
-      </w:r>
-    </w:p>
-    <w:p>
-      <w:pPr/>
-      <w:r>
-        <w:rPr>
-          <w:lang w:val="zh_TW" w:bidi="zh_TW"/>
-        </w:rPr>
-      </w:r>
-      <w:r>
-        <w:rPr>
-          <w:lang w:val="zh_TW" w:bidi="zh_TW"/>
-        </w:rPr>
-        <w:t>有英文譯本在</w:t>
-      </w:r>
-      <w:hyperlink r:id="rId39">
+        <w:t>節；參見</w:t>
+      </w:r>
+      <w:hyperlink r:id="rId20">
         <w:r>
           <w:rPr>
             <w:lang w:val="zh_TW" w:bidi="zh_TW"/>
@@ -1582,16 +536,30 @@
             <w:color w:val="0000EE"/>
             <w:u w:val="single"/>
           </w:rPr>
-          <w:t>馬太福音十章4節</w:t>
+          <w:t>太15:1–6</w:t>
         </w:r>
       </w:hyperlink>
       <w:r>
         <w:rPr>
           <w:lang w:val="zh_TW" w:bidi="zh_TW"/>
         </w:rPr>
-        <w:t>和</w:t>
-      </w:r>
-      <w:hyperlink r:id="rId40">
+        <w:t>）。</w:t>
+      </w:r>
+    </w:p>
+    <w:p>
+      <w:pPr/>
+      <w:r>
+        <w:rPr>
+          <w:lang w:val="zh_TW" w:bidi="zh_TW"/>
+        </w:rPr>
+      </w:r>
+      <w:r>
+        <w:rPr>
+          <w:lang w:val="zh_TW" w:bidi="zh_TW"/>
+        </w:rPr>
+        <w:t>法利賽人重視他們對律法的解釋，此舉削弱了神啟示的權柄。更糟的是，這些解釋的巧妙之處在於，通過放寬神的標準來扭曲恩典的教義。耶穌在</w:t>
+      </w:r>
+      <w:hyperlink r:id="rId21">
         <w:r>
           <w:rPr>
             <w:lang w:val="zh_TW" w:bidi="zh_TW"/>
@@ -1600,43 +568,14 @@
             <w:color w:val="0000EE"/>
             <w:u w:val="single"/>
           </w:rPr>
-          <w:t>馬可福音三章18節</w:t>
+          <w:t>馬可福音七章10至12節</w:t>
         </w:r>
       </w:hyperlink>
       <w:r>
         <w:rPr>
           <w:lang w:val="zh_TW" w:bidi="zh_TW"/>
         </w:rPr>
-        <w:t>中，將奮銳黨西門的翻譯為Simon the Cananean，</w:t>
-      </w:r>
-      <w:r>
-        <w:rPr>
-          <w:i/>
-          <w:lang w:val="zh_TW" w:bidi="zh_TW"/>
-        </w:rPr>
-        <w:t>見</w:t>
-      </w:r>
-      <w:r>
-        <w:rPr>
-          <w:lang w:val="zh_TW" w:bidi="zh_TW"/>
-        </w:rPr>
-        <w:t>西門#5</w:t>
-      </w:r>
-      <w:r>
-        <w:rPr>
-          <w:lang w:val="zh_TW" w:bidi="zh_TW"/>
-        </w:rPr>
-        <w:t>。</w:t>
-      </w:r>
-      <w:r>
-        <w:rPr>
-          <w:lang w:val="zh_TW" w:bidi="zh_TW"/>
-        </w:rPr>
-      </w:r>
-      <w:r>
-        <w:rPr>
-          <w:lang w:val="zh_TW" w:bidi="zh_TW"/>
-        </w:rPr>
+        <w:t>中使用的例子表明，一項拉比的規條——各耳板，使人們可以忽視第五誡並覺得這樣做是合理的。</w:t>
       </w:r>
     </w:p>
     <w:p>
@@ -1646,37 +585,13 @@
           <w:lang w:val="zh_TW" w:bidi="zh_TW"/>
         </w:rPr>
       </w:r>
-    </w:p>
-    <w:p>
-      <w:pPr>
-        <w:pStyle w:val="Heading2"/>
-      </w:pPr>
-      <w:r>
-        <w:rPr>
-          <w:lang w:val="zh_TW" w:bidi="zh_TW"/>
-        </w:rPr>
-        <w:t>奮銳黨的西門</w:t>
-      </w:r>
-      <w:r>
-        <w:rPr>
-          <w:lang w:val="zh_TW" w:bidi="zh_TW"/>
-        </w:rPr>
-      </w:r>
-    </w:p>
-    <w:p>
-      <w:pPr/>
-      <w:r>
-        <w:rPr>
-          <w:lang w:val="zh_TW" w:bidi="zh_TW"/>
-        </w:rPr>
-      </w:r>
-      <w:r>
-        <w:rPr>
-          <w:lang w:val="zh_TW" w:bidi="zh_TW"/>
-        </w:rPr>
-        <w:t>耶穌的一位門徒（</w:t>
-      </w:r>
-      <w:hyperlink r:id="rId39">
+      <w:r>
+        <w:rPr>
+          <w:lang w:val="zh_TW" w:bidi="zh_TW"/>
+        </w:rPr>
+        <w:t>法利賽人的規條複雜繁多，但至少人們可以遵守。那些嚴格遵循拉比傳統的人，可能誤以為自己的行為滿足了神的要求（參保羅對自己悔改前態度的描述，</w:t>
+      </w:r>
+      <w:hyperlink r:id="rId22">
         <w:r>
           <w:rPr>
             <w:lang w:val="zh_TW" w:bidi="zh_TW"/>
@@ -1685,16 +600,16 @@
             <w:color w:val="0000EE"/>
             <w:u w:val="single"/>
           </w:rPr>
-          <w:t>太10:4</w:t>
+          <w:t>腓3:6</w:t>
         </w:r>
       </w:hyperlink>
       <w:r>
         <w:rPr>
           <w:lang w:val="zh_TW" w:bidi="zh_TW"/>
         </w:rPr>
-        <w:t>；</w:t>
-      </w:r>
-      <w:hyperlink r:id="rId40">
+        <w:t>），他們淡然面對自己的罪，並有著虛假的屬靈安全感，以致不必再依靠神的憐憫。這當然是稅吏和法利賽人比喻的要點（</w:t>
+      </w:r>
+      <w:hyperlink r:id="rId13">
         <w:r>
           <w:rPr>
             <w:lang w:val="zh_TW" w:bidi="zh_TW"/>
@@ -1703,16 +618,28 @@
             <w:color w:val="0000EE"/>
             <w:u w:val="single"/>
           </w:rPr>
-          <w:t>可3:18</w:t>
+          <w:t>路18:9–14</w:t>
         </w:r>
       </w:hyperlink>
       <w:r>
         <w:rPr>
           <w:lang w:val="zh_TW" w:bidi="zh_TW"/>
         </w:rPr>
-        <w:t>；</w:t>
-      </w:r>
-      <w:hyperlink r:id="rId37">
+        <w:t>）。相比之下，耶穌要求的公義遠高於法利賽人：「要完全，</w:t>
+      </w:r>
+      <w:r>
+        <w:rPr>
+          <w:lang w:val="zh_TW" w:bidi="zh_TW"/>
+        </w:rPr>
+        <w:t>像你們的天父完全一樣</w:t>
+      </w:r>
+      <w:r>
+        <w:rPr>
+          <w:lang w:val="zh_TW" w:bidi="zh_TW"/>
+        </w:rPr>
+        <w:t>」（</w:t>
+      </w:r>
+      <w:hyperlink r:id="rId23">
         <w:r>
           <w:rPr>
             <w:lang w:val="zh_TW" w:bidi="zh_TW"/>
@@ -1721,16 +648,16 @@
             <w:color w:val="0000EE"/>
             <w:u w:val="single"/>
           </w:rPr>
-          <w:t>路6:15</w:t>
+          <w:t>太5:48</w:t>
         </w:r>
       </w:hyperlink>
       <w:r>
         <w:rPr>
           <w:lang w:val="zh_TW" w:bidi="zh_TW"/>
         </w:rPr>
-        <w:t>；</w:t>
-      </w:r>
-      <w:hyperlink r:id="rId38">
+        <w:t>；參</w:t>
+      </w:r>
+      <w:hyperlink r:id="rId24">
         <w:r>
           <w:rPr>
             <w:lang w:val="zh_TW" w:bidi="zh_TW"/>
@@ -1739,7 +666,7 @@
             <w:color w:val="0000EE"/>
             <w:u w:val="single"/>
           </w:rPr>
-          <w:t>徒1:13</w:t>
+          <w:t>20節</w:t>
         </w:r>
       </w:hyperlink>
       <w:r>
@@ -1748,12 +675,20 @@
         </w:rPr>
         <w:t>）。</w:t>
       </w:r>
+    </w:p>
+    <w:p>
+      <w:pPr/>
+      <w:r>
+        <w:rPr>
+          <w:lang w:val="zh_TW" w:bidi="zh_TW"/>
+        </w:rPr>
+      </w:r>
       <w:r>
         <w:rPr>
           <w:i/>
           <w:lang w:val="zh_TW" w:bidi="zh_TW"/>
         </w:rPr>
-        <w:t>見</w:t>
+        <w:t>另見</w:t>
       </w:r>
       <w:r>
         <w:rPr>
@@ -1765,7 +700,91 @@
         <w:rPr>
           <w:lang w:val="zh_TW" w:bidi="zh_TW"/>
         </w:rPr>
-        <w:t>西門#5</w:t>
+        <w:t>愛色尼派</w:t>
+      </w:r>
+      <w:r>
+        <w:rPr>
+          <w:lang w:val="zh_TW" w:bidi="zh_TW"/>
+        </w:rPr>
+        <w:t>、</w:t>
+      </w:r>
+      <w:r>
+        <w:rPr>
+          <w:lang w:val="zh_TW" w:bidi="zh_TW"/>
+        </w:rPr>
+        <w:t>猶太人</w:t>
+      </w:r>
+      <w:r>
+        <w:rPr>
+          <w:lang w:val="zh_TW" w:bidi="zh_TW"/>
+        </w:rPr>
+        <w:t>、</w:t>
+      </w:r>
+      <w:r>
+        <w:rPr>
+          <w:lang w:val="zh_TW" w:bidi="zh_TW"/>
+        </w:rPr>
+        <w:t>猶太教</w:t>
+      </w:r>
+      <w:r>
+        <w:rPr>
+          <w:lang w:val="zh_TW" w:bidi="zh_TW"/>
+        </w:rPr>
+        <w:t>、</w:t>
+      </w:r>
+      <w:r>
+        <w:rPr>
+          <w:lang w:val="zh_TW" w:bidi="zh_TW"/>
+        </w:rPr>
+        <w:t>撒都該人</w:t>
+      </w:r>
+      <w:r>
+        <w:rPr>
+          <w:lang w:val="zh_TW" w:bidi="zh_TW"/>
+        </w:rPr>
+        <w:t>、</w:t>
+      </w:r>
+      <w:r>
+        <w:rPr>
+          <w:lang w:val="zh_TW" w:bidi="zh_TW"/>
+        </w:rPr>
+        <w:t>塔木德</w:t>
+      </w:r>
+      <w:r>
+        <w:rPr>
+          <w:lang w:val="zh_TW" w:bidi="zh_TW"/>
+        </w:rPr>
+        <w:t>、</w:t>
+      </w:r>
+      <w:r>
+        <w:rPr>
+          <w:lang w:val="zh_TW" w:bidi="zh_TW"/>
+        </w:rPr>
+        <w:t>妥拉</w:t>
+      </w:r>
+      <w:r>
+        <w:rPr>
+          <w:lang w:val="zh_TW" w:bidi="zh_TW"/>
+        </w:rPr>
+        <w:t>、</w:t>
+      </w:r>
+      <w:r>
+        <w:rPr>
+          <w:lang w:val="zh_TW" w:bidi="zh_TW"/>
+        </w:rPr>
+        <w:t>傳統</w:t>
+      </w:r>
+      <w:r>
+        <w:rPr>
+          <w:lang w:val="zh_TW" w:bidi="zh_TW"/>
+        </w:rPr>
+        <w:t>、</w:t>
+      </w:r>
+      <w:r>
+        <w:rPr>
+          <w:lang w:val="zh_TW" w:bidi="zh_TW"/>
+        </w:rPr>
+        <w:t>口傳傳統</w:t>
       </w:r>
       <w:r>
         <w:rPr>

--- a/zht/docx/035.content.docx
+++ b/zht/docx/035.content.docx
@@ -149,7 +149,7 @@
         <w:rPr>
           <w:lang w:val="zh_TW" w:bidi="zh_TW"/>
         </w:rPr>
-        <w:t>fa</w:t>
+        <w:t>en</w:t>
       </w:r>
       <w:r>
         <w:rPr>
@@ -212,7 +212,7 @@
         <w:rPr>
           <w:lang w:val="zh_TW" w:bidi="zh_TW"/>
         </w:rPr>
-        <w:t>法利賽人</w:t>
+        <w:t>恩慈</w:t>
       </w:r>
       <w:r>
         <w:rPr>
@@ -231,7 +231,7 @@
         <w:rPr>
           <w:lang w:val="zh_TW" w:bidi="zh_TW"/>
         </w:rPr>
-        <w:t>在新約時期活躍於巴勒斯坦的宗教派別。福音書一直都將法利賽人描繪為耶穌的對手。一般認為，法利賽人在第一世紀初代表主流猶太教，並且他們有一系列特徵，在道德上令人反感。因此，大多數聖經字典和類似的參考書籍，都將法利賽人描繪為貪婪、偽善、缺乏正義感、過分關注律法的字面細節，並且不注意舊約的屬靈意義。人們認為，這些特徵和其他特徵進一步廣泛塑造猶太教。</w:t>
+        <w:t>恩慈（kindess）是一種生活方式，包含愛的關懷、理解、友善、耐心、溫柔和良善。它不僅體現在言語和行為上，更在於選擇以某種方式行事，而非僅僅受情感的驅使。</w:t>
       </w:r>
     </w:p>
     <w:p>
@@ -245,18 +245,223 @@
         <w:rPr>
           <w:lang w:val="zh_TW" w:bidi="zh_TW"/>
         </w:rPr>
-        <w:t>這種對法利賽人猶太教的普遍看法，存在幾個問題。首先，福音書本身提供了一些重要信息，似乎與這種觀點不一致。其次，拉比猶太教的主要文獻（如米示拿、塔木德和米大示）都是正面且值得讚美的。第三，尤其是自從死海古卷出土後，越來越清楚的是，在公元70年之前，法利賽人只在一個高度多元化的社會中構成一個小運動；無論他們的受歡迎程度和影響力如何，都很難被視為猶太教的代表。</w:t>
+        <w:t>聖經中有許多關於恩慈的故事：</w:t>
       </w:r>
     </w:p>
     <w:p>
       <w:pPr>
-        <w:pStyle w:val="Heading3"/>
-      </w:pPr>
-      <w:r>
-        <w:rPr>
-          <w:lang w:val="zh_TW" w:bidi="zh_TW"/>
-        </w:rPr>
-        <w:t>起源</w:t>
+        <w:pStyle w:val="ListBullet"/>
+        <w:spacing w:line="240" w:lineRule="auto"/>
+        <w:ind w:left="720"/>
+      </w:pPr>
+      <w:r>
+        <w:rPr>
+          <w:lang w:val="zh_TW" w:bidi="zh_TW"/>
+        </w:rPr>
+      </w:r>
+      <w:r>
+        <w:rPr>
+          <w:lang w:val="zh_TW" w:bidi="zh_TW"/>
+        </w:rPr>
+        <w:t>約瑟請求法老的僕人恩慈地向法老提起他（</w:t>
+      </w:r>
+      <w:hyperlink r:id="rId13">
+        <w:r>
+          <w:rPr>
+            <w:lang w:val="zh_TW" w:bidi="zh_TW"/>
+          </w:rPr>
+          <w:rPr>
+            <w:color w:val="0000EE"/>
+            <w:u w:val="single"/>
+          </w:rPr>
+          <w:t>創40:14</w:t>
+        </w:r>
+      </w:hyperlink>
+      <w:r>
+        <w:rPr>
+          <w:lang w:val="zh_TW" w:bidi="zh_TW"/>
+        </w:rPr>
+        <w:t>）。</w:t>
+      </w:r>
+    </w:p>
+    <w:p>
+      <w:pPr>
+        <w:pStyle w:val="ListBullet"/>
+        <w:spacing w:line="240" w:lineRule="auto"/>
+        <w:ind w:left="720"/>
+      </w:pPr>
+      <w:r>
+        <w:rPr>
+          <w:lang w:val="zh_TW" w:bidi="zh_TW"/>
+        </w:rPr>
+      </w:r>
+      <w:r>
+        <w:rPr>
+          <w:lang w:val="zh_TW" w:bidi="zh_TW"/>
+        </w:rPr>
+        <w:t>喇合因為在家中保護了兩個以色列的探子，請求以色列人以恩慈對待她（</w:t>
+      </w:r>
+      <w:hyperlink r:id="rId14">
+        <w:r>
+          <w:rPr>
+            <w:lang w:val="zh_TW" w:bidi="zh_TW"/>
+          </w:rPr>
+          <w:rPr>
+            <w:color w:val="0000EE"/>
+            <w:u w:val="single"/>
+          </w:rPr>
+          <w:t>書2:12</w:t>
+        </w:r>
+      </w:hyperlink>
+      <w:r>
+        <w:rPr>
+          <w:lang w:val="zh_TW" w:bidi="zh_TW"/>
+        </w:rPr>
+        <w:t>）。</w:t>
+      </w:r>
+    </w:p>
+    <w:p>
+      <w:pPr>
+        <w:pStyle w:val="ListBullet"/>
+        <w:spacing w:line="240" w:lineRule="auto"/>
+        <w:ind w:left="720"/>
+      </w:pPr>
+      <w:r>
+        <w:rPr>
+          <w:lang w:val="zh_TW" w:bidi="zh_TW"/>
+        </w:rPr>
+      </w:r>
+      <w:r>
+        <w:rPr>
+          <w:lang w:val="zh_TW" w:bidi="zh_TW"/>
+        </w:rPr>
+        <w:t>掃羅在攻擊亞瑪力人之前，請基尼人離開亞瑪力人的領土。因為他不願意與亞瑪力人一起殺害基尼人，他們曾在以色列出埃及時對他們表現出恩慈（</w:t>
+      </w:r>
+      <w:hyperlink r:id="rId15">
+        <w:r>
+          <w:rPr>
+            <w:lang w:val="zh_TW" w:bidi="zh_TW"/>
+          </w:rPr>
+          <w:rPr>
+            <w:color w:val="0000EE"/>
+            <w:u w:val="single"/>
+          </w:rPr>
+          <w:t>撒上15:6</w:t>
+        </w:r>
+      </w:hyperlink>
+      <w:r>
+        <w:rPr>
+          <w:lang w:val="zh_TW" w:bidi="zh_TW"/>
+        </w:rPr>
+        <w:t>）。</w:t>
+      </w:r>
+    </w:p>
+    <w:p>
+      <w:pPr>
+        <w:pStyle w:val="ListBullet"/>
+        <w:spacing w:line="240" w:lineRule="auto"/>
+        <w:ind w:left="720"/>
+      </w:pPr>
+      <w:r>
+        <w:rPr>
+          <w:lang w:val="zh_TW" w:bidi="zh_TW"/>
+        </w:rPr>
+      </w:r>
+      <w:r>
+        <w:rPr>
+          <w:lang w:val="zh_TW" w:bidi="zh_TW"/>
+        </w:rPr>
+        <w:t>大衛讚揚基列‧雅比人埋葬掃羅的遺體（</w:t>
+      </w:r>
+      <w:hyperlink r:id="rId16">
+        <w:r>
+          <w:rPr>
+            <w:lang w:val="zh_TW" w:bidi="zh_TW"/>
+          </w:rPr>
+          <w:rPr>
+            <w:color w:val="0000EE"/>
+            <w:u w:val="single"/>
+          </w:rPr>
+          <w:t>撒下2:5</w:t>
+        </w:r>
+      </w:hyperlink>
+      <w:r>
+        <w:rPr>
+          <w:lang w:val="zh_TW" w:bidi="zh_TW"/>
+        </w:rPr>
+        <w:t>）。</w:t>
+      </w:r>
+    </w:p>
+    <w:p>
+      <w:pPr>
+        <w:pStyle w:val="ListBullet"/>
+        <w:spacing w:line="240" w:lineRule="auto"/>
+        <w:ind w:left="720"/>
+      </w:pPr>
+      <w:r>
+        <w:rPr>
+          <w:lang w:val="zh_TW" w:bidi="zh_TW"/>
+        </w:rPr>
+      </w:r>
+      <w:r>
+        <w:rPr>
+          <w:lang w:val="zh_TW" w:bidi="zh_TW"/>
+        </w:rPr>
+        <w:t>約拿單請求大衛施以「恩待」，以免被殺（</w:t>
+      </w:r>
+      <w:hyperlink r:id="rId17">
+        <w:r>
+          <w:rPr>
+            <w:lang w:val="zh_TW" w:bidi="zh_TW"/>
+          </w:rPr>
+          <w:rPr>
+            <w:color w:val="0000EE"/>
+            <w:u w:val="single"/>
+          </w:rPr>
+          <w:t>撒上20:14–15</w:t>
+        </w:r>
+      </w:hyperlink>
+      <w:r>
+        <w:rPr>
+          <w:lang w:val="zh_TW" w:bidi="zh_TW"/>
+        </w:rPr>
+        <w:t>）。</w:t>
+      </w:r>
+    </w:p>
+    <w:p>
+      <w:pPr>
+        <w:pStyle w:val="ListBullet"/>
+        <w:spacing w:line="240" w:lineRule="auto"/>
+        <w:ind w:left="720"/>
+      </w:pPr>
+      <w:r>
+        <w:rPr>
+          <w:lang w:val="zh_TW" w:bidi="zh_TW"/>
+        </w:rPr>
+      </w:r>
+      <w:r>
+        <w:rPr>
+          <w:lang w:val="zh_TW" w:bidi="zh_TW"/>
+        </w:rPr>
+        <w:t>大衛對約拿單的兒子仁慈，讓他與王同席吃飯（</w:t>
+      </w:r>
+      <w:hyperlink r:id="rId18">
+        <w:r>
+          <w:rPr>
+            <w:lang w:val="zh_TW" w:bidi="zh_TW"/>
+          </w:rPr>
+          <w:rPr>
+            <w:color w:val="0000EE"/>
+            <w:u w:val="single"/>
+          </w:rPr>
+          <w:t>撒下9:1–7</w:t>
+        </w:r>
+      </w:hyperlink>
+      <w:r>
+        <w:rPr>
+          <w:lang w:val="zh_TW" w:bidi="zh_TW"/>
+        </w:rPr>
+        <w:t>）。</w:t>
       </w:r>
     </w:p>
     <w:p>
@@ -270,31 +475,169 @@
         <w:rPr>
           <w:lang w:val="zh_TW" w:bidi="zh_TW"/>
         </w:rPr>
-        <w:t>法利賽人的起源不甚明確。根據猶太傳統，法利賽（即拉比）猶太教可以追溯到以斯拉和公元前五世紀文士運動的開端。在另一個極端，一些學者認為，公元前二世紀前的歷史文獻沒有明確提到法利賽人，因此法利賽主義是在馬加比起義（公元前167年）後突然出現的。許多專家認為，也許早在公元前三世紀，就可以找到法利賽主義初期形式的證據（如在《約書亞</w:t>
-      </w:r>
-      <w:r>
-        <w:rPr>
-          <w:lang w:val="zh_TW" w:bidi="zh_TW"/>
-        </w:rPr>
-        <w:t>〔</w:t>
-      </w:r>
-      <w:r>
-        <w:rPr>
-          <w:lang w:val="zh_TW" w:bidi="zh_TW"/>
-        </w:rPr>
-        <w:t>耶穌</w:t>
-      </w:r>
-      <w:r>
-        <w:rPr>
-          <w:lang w:val="zh_TW" w:bidi="zh_TW"/>
-        </w:rPr>
-        <w:t>〕</w:t>
-      </w:r>
-      <w:r>
-        <w:rPr>
-          <w:lang w:val="zh_TW" w:bidi="zh_TW"/>
-        </w:rPr>
-        <w:t>便西拉智訓》中，又稱《便西拉智訓》，天主教譯為《德訓篇》）。此外，與文士工作相關的思想活動，可能確實與法利賽人的發展有關。此外，在馬加比起義之前，一些法利賽人獨特的關注，很可能與哈西典人（「忠心的一群」，反對猶太社會受希臘影響的傳統主義者）的發展有關。</w:t>
+        <w:t>以惡報善是非常錯誤的：</w:t>
+      </w:r>
+    </w:p>
+    <w:p>
+      <w:pPr>
+        <w:pStyle w:val="ListBullet"/>
+        <w:spacing w:line="240" w:lineRule="auto"/>
+        <w:ind w:left="720"/>
+      </w:pPr>
+      <w:r>
+        <w:rPr>
+          <w:lang w:val="zh_TW" w:bidi="zh_TW"/>
+        </w:rPr>
+      </w:r>
+      <w:r>
+        <w:rPr>
+          <w:lang w:val="zh_TW" w:bidi="zh_TW"/>
+        </w:rPr>
+        <w:t>亞比米勒希望亞伯拉罕起誓會對他的後代以恩慈回報恩慈（</w:t>
+      </w:r>
+      <w:hyperlink r:id="rId19">
+        <w:r>
+          <w:rPr>
+            <w:lang w:val="zh_TW" w:bidi="zh_TW"/>
+          </w:rPr>
+          <w:rPr>
+            <w:color w:val="0000EE"/>
+            <w:u w:val="single"/>
+          </w:rPr>
+          <w:t>創21:23</w:t>
+        </w:r>
+      </w:hyperlink>
+      <w:r>
+        <w:rPr>
+          <w:lang w:val="zh_TW" w:bidi="zh_TW"/>
+        </w:rPr>
+        <w:t>）。</w:t>
+      </w:r>
+    </w:p>
+    <w:p>
+      <w:pPr>
+        <w:pStyle w:val="ListBullet"/>
+        <w:spacing w:line="240" w:lineRule="auto"/>
+        <w:ind w:left="720"/>
+      </w:pPr>
+      <w:r>
+        <w:rPr>
+          <w:lang w:val="zh_TW" w:bidi="zh_TW"/>
+        </w:rPr>
+      </w:r>
+      <w:r>
+        <w:rPr>
+          <w:lang w:val="zh_TW" w:bidi="zh_TW"/>
+        </w:rPr>
+        <w:t>押尼珥對伊施波設恩慈，沒有將他交給大衛，但伊施波設指責押尼珥與掃羅的妾利斯巴有不當行為（</w:t>
+      </w:r>
+      <w:hyperlink r:id="rId20">
+        <w:r>
+          <w:rPr>
+            <w:lang w:val="zh_TW" w:bidi="zh_TW"/>
+          </w:rPr>
+          <w:rPr>
+            <w:color w:val="0000EE"/>
+            <w:u w:val="single"/>
+          </w:rPr>
+          <w:t>撒下3:8</w:t>
+        </w:r>
+      </w:hyperlink>
+      <w:r>
+        <w:rPr>
+          <w:lang w:val="zh_TW" w:bidi="zh_TW"/>
+        </w:rPr>
+        <w:t>）。</w:t>
+      </w:r>
+    </w:p>
+    <w:p>
+      <w:pPr>
+        <w:pStyle w:val="ListBullet"/>
+        <w:spacing w:line="240" w:lineRule="auto"/>
+        <w:ind w:left="720"/>
+      </w:pPr>
+      <w:r>
+        <w:rPr>
+          <w:lang w:val="zh_TW" w:bidi="zh_TW"/>
+        </w:rPr>
+      </w:r>
+      <w:r>
+        <w:rPr>
+          <w:lang w:val="zh_TW" w:bidi="zh_TW"/>
+        </w:rPr>
+        <w:t>大衛在他父親去世時送上慰問的話語，但哈嫩羞辱了大衛的使者，導致兩國之間的戰爭（</w:t>
+      </w:r>
+      <w:hyperlink r:id="rId21">
+        <w:r>
+          <w:rPr>
+            <w:lang w:val="zh_TW" w:bidi="zh_TW"/>
+          </w:rPr>
+          <w:rPr>
+            <w:color w:val="0000EE"/>
+            <w:u w:val="single"/>
+          </w:rPr>
+          <w:t>撒下10:2–19</w:t>
+        </w:r>
+      </w:hyperlink>
+      <w:r>
+        <w:rPr>
+          <w:lang w:val="zh_TW" w:bidi="zh_TW"/>
+        </w:rPr>
+        <w:t>）。</w:t>
+      </w:r>
+    </w:p>
+    <w:p>
+      <w:pPr>
+        <w:pStyle w:val="ListBullet"/>
+        <w:spacing w:line="240" w:lineRule="auto"/>
+        <w:ind w:left="720"/>
+      </w:pPr>
+      <w:r>
+        <w:rPr>
+          <w:lang w:val="zh_TW" w:bidi="zh_TW"/>
+        </w:rPr>
+      </w:r>
+      <w:r>
+        <w:rPr>
+          <w:lang w:val="zh_TW" w:bidi="zh_TW"/>
+        </w:rPr>
+        <w:t>押沙龍責備大衛的朋友戶篩，指責他在大衛需要他時離開大衛，並質問戶篩這是否是他回報大衛友誼的方式（</w:t>
+      </w:r>
+      <w:hyperlink r:id="rId22">
+        <w:r>
+          <w:rPr>
+            <w:lang w:val="zh_TW" w:bidi="zh_TW"/>
+          </w:rPr>
+          <w:rPr>
+            <w:color w:val="0000EE"/>
+            <w:u w:val="single"/>
+          </w:rPr>
+          <w:t>撒下16:17</w:t>
+        </w:r>
+      </w:hyperlink>
+      <w:r>
+        <w:rPr>
+          <w:lang w:val="zh_TW" w:bidi="zh_TW"/>
+        </w:rPr>
+        <w:t>；另見</w:t>
+      </w:r>
+      <w:hyperlink r:id="rId23">
+        <w:r>
+          <w:rPr>
+            <w:lang w:val="zh_TW" w:bidi="zh_TW"/>
+          </w:rPr>
+          <w:rPr>
+            <w:color w:val="0000EE"/>
+            <w:u w:val="single"/>
+          </w:rPr>
+          <w:t>代下24:22</w:t>
+        </w:r>
+      </w:hyperlink>
+      <w:r>
+        <w:rPr>
+          <w:lang w:val="zh_TW" w:bidi="zh_TW"/>
+        </w:rPr>
+        <w:t>）。</w:t>
       </w:r>
     </w:p>
     <w:p>
@@ -308,7 +651,97 @@
         <w:rPr>
           <w:lang w:val="zh_TW" w:bidi="zh_TW"/>
         </w:rPr>
-        <w:t>根據一種流行且合理的解釋，哈西典對馬加比統治者感到失望，因為他們的行為在幾方面傷害了猶太人的感情。一些哈西典人與國家分離，發展成為不願屈從的教派，例如愛色尼派。留下來的則試圖對猶太生活施加影響，並發展成為法利賽教派。</w:t>
+        <w:t>神的作為是聖經中恩慈的最佳例子。利未人讚美神的寬恕、恩典、憐憫和極大的恩慈（</w:t>
+      </w:r>
+      <w:hyperlink r:id="rId24">
+        <w:r>
+          <w:rPr>
+            <w:lang w:val="zh_TW" w:bidi="zh_TW"/>
+          </w:rPr>
+          <w:rPr>
+            <w:color w:val="0000EE"/>
+            <w:u w:val="single"/>
+          </w:rPr>
+          <w:t>尼9:17–31</w:t>
+        </w:r>
+      </w:hyperlink>
+      <w:r>
+        <w:rPr>
+          <w:lang w:val="zh_TW" w:bidi="zh_TW"/>
+        </w:rPr>
+        <w:t>）。他們說即使以色列對神不忠，神仍然對他們恩慈。</w:t>
+      </w:r>
+    </w:p>
+    <w:p>
+      <w:pPr>
+        <w:pStyle w:val="ListBullet"/>
+        <w:spacing w:line="240" w:lineRule="auto"/>
+        <w:ind w:left="720"/>
+      </w:pPr>
+      <w:r>
+        <w:rPr>
+          <w:lang w:val="zh_TW" w:bidi="zh_TW"/>
+        </w:rPr>
+      </w:r>
+      <w:r>
+        <w:rPr>
+          <w:lang w:val="zh_TW" w:bidi="zh_TW"/>
+        </w:rPr>
+        <w:t>即使以色列人拜金牛犢，神也沒有離棄他們。</w:t>
+      </w:r>
+    </w:p>
+    <w:p>
+      <w:pPr>
+        <w:pStyle w:val="ListBullet"/>
+        <w:spacing w:line="240" w:lineRule="auto"/>
+        <w:ind w:left="720"/>
+      </w:pPr>
+      <w:r>
+        <w:rPr>
+          <w:lang w:val="zh_TW" w:bidi="zh_TW"/>
+        </w:rPr>
+      </w:r>
+      <w:r>
+        <w:rPr>
+          <w:lang w:val="zh_TW" w:bidi="zh_TW"/>
+        </w:rPr>
+        <w:t>神賜下祂的靈來教導他們。</w:t>
+      </w:r>
+    </w:p>
+    <w:p>
+      <w:pPr>
+        <w:pStyle w:val="ListBullet"/>
+        <w:spacing w:line="240" w:lineRule="auto"/>
+        <w:ind w:left="720"/>
+      </w:pPr>
+      <w:r>
+        <w:rPr>
+          <w:lang w:val="zh_TW" w:bidi="zh_TW"/>
+        </w:rPr>
+      </w:r>
+      <w:r>
+        <w:rPr>
+          <w:lang w:val="zh_TW" w:bidi="zh_TW"/>
+        </w:rPr>
+        <w:t>神在他們寄居曠野的40年間，給他們賜下嗎哪，給他們水喝。</w:t>
+      </w:r>
+    </w:p>
+    <w:p>
+      <w:pPr>
+        <w:pStyle w:val="ListBullet"/>
+        <w:spacing w:line="240" w:lineRule="auto"/>
+        <w:ind w:left="720"/>
+      </w:pPr>
+      <w:r>
+        <w:rPr>
+          <w:lang w:val="zh_TW" w:bidi="zh_TW"/>
+        </w:rPr>
+      </w:r>
+      <w:r>
+        <w:rPr>
+          <w:lang w:val="zh_TW" w:bidi="zh_TW"/>
+        </w:rPr>
+        <w:t>神賜給他們迦南地居住。</w:t>
       </w:r>
     </w:p>
     <w:p>
@@ -322,9 +755,9 @@
         <w:rPr>
           <w:lang w:val="zh_TW" w:bidi="zh_TW"/>
         </w:rPr>
-        <w:t>在接下來的一個世紀，法利賽人的政治影響力不大，但無疑在猶太事務中扮演了重要角色。在新約時代，他們受廣泛認可為宗教領袖。約瑟夫告訴我們，他屬於這個教派，他在公元一世紀末寫道，法利賽人「說服了許多的民眾，無論是敬拜、祈禱或獻祭，民眾都完全遵照他們的指示而行；甚至有多個城市都因為他們在生活上及言行上的高尚德行而頒發證書給他們」（猶太古史記 18.15）。我們無法確定這一描述是否適用於公元70年之前的時期，但福音書本身的證據在某程度上證實了這一點。比如，稅吏和法利賽人的比喻（</w:t>
-      </w:r>
-      <w:hyperlink r:id="rId13">
+        <w:t>神恩慈的最大例子是賜下救恩給罪人，這不是因為他們的善行，而是因為祂的憐憫（</w:t>
+      </w:r>
+      <w:hyperlink r:id="rId25">
         <w:r>
           <w:rPr>
             <w:lang w:val="zh_TW" w:bidi="zh_TW"/>
@@ -333,25 +766,32 @@
             <w:color w:val="0000EE"/>
             <w:u w:val="single"/>
           </w:rPr>
-          <w:t>路18:9–14</w:t>
+          <w:t>多3:4</w:t>
         </w:r>
       </w:hyperlink>
       <w:r>
         <w:rPr>
           <w:lang w:val="zh_TW" w:bidi="zh_TW"/>
         </w:rPr>
-        <w:t>）雖然譴責法利賽人，但其意義在於我們理解它所宣告的角色逆轉：回家時被稱為義人的，是邪惡的稅吏，而不是通常被認為是義人那位。</w:t>
-      </w:r>
-    </w:p>
-    <w:p>
-      <w:pPr>
-        <w:pStyle w:val="Heading3"/>
-      </w:pPr>
-      <w:r>
-        <w:rPr>
-          <w:lang w:val="zh_TW" w:bidi="zh_TW"/>
-        </w:rPr>
-        <w:t>基本特徵</w:t>
+        <w:t>；另見</w:t>
+      </w:r>
+      <w:hyperlink r:id="rId26">
+        <w:r>
+          <w:rPr>
+            <w:lang w:val="zh_TW" w:bidi="zh_TW"/>
+          </w:rPr>
+          <w:rPr>
+            <w:color w:val="0000EE"/>
+            <w:u w:val="single"/>
+          </w:rPr>
+          <w:t>弗2:7</w:t>
+        </w:r>
+      </w:hyperlink>
+      <w:r>
+        <w:rPr>
+          <w:lang w:val="zh_TW" w:bidi="zh_TW"/>
+        </w:rPr>
+        <w:t>）。</w:t>
       </w:r>
     </w:p>
     <w:p>
@@ -365,9 +805,9 @@
         <w:rPr>
           <w:lang w:val="zh_TW" w:bidi="zh_TW"/>
         </w:rPr>
-        <w:t>學者對法利賽人有何基本特徵，存在嚴重分歧，因此無法準確描述法利賽人。有些人強調「分離」的概念，部分原因是基於名字的假定詞源（來自希伯來文parush：「分離者」，雖然也有其他建議）。一個更為細緻的觀點則強調法利賽人對儀式、禮儀潔淨的關注（參</w:t>
-      </w:r>
-      <w:hyperlink r:id="rId14">
+        <w:t>因為神對他們如此恩慈，所以基督徒（作為神的選民）被告知要有憐憫、恩慈、謙虛、溫柔、忍耐的心（</w:t>
+      </w:r>
+      <w:hyperlink r:id="rId27">
         <w:r>
           <w:rPr>
             <w:lang w:val="zh_TW" w:bidi="zh_TW"/>
@@ -376,14 +816,42 @@
             <w:color w:val="0000EE"/>
             <w:u w:val="single"/>
           </w:rPr>
-          <w:t>可7:1–4</w:t>
+          <w:t>西3:12</w:t>
         </w:r>
       </w:hyperlink>
       <w:r>
         <w:rPr>
           <w:lang w:val="zh_TW" w:bidi="zh_TW"/>
         </w:rPr>
-        <w:t>）。一些證據表明，法利賽人希望將祭司儀式普遍應用於民眾（這一因素可能有助解釋，為何法利賽較易適應公元70年後聖殿及聖殿獻祭的缺失）。還有一種觀點認為，法利賽人是學者階層，他們與文士（律法專家）之間的密切聯繫使這觀點更為可信，因為後來許多拉比文獻反映了他們對知識追求，特別是關於妥拉意義和應用的詳細邏輯論證中。</w:t>
+        <w:t>）。使徒彼得告訴基督徒要在他們的信心上加上「愛弟兄的心」，以及其它美好的品德（</w:t>
+      </w:r>
+      <w:hyperlink r:id="rId28">
+        <w:r>
+          <w:rPr>
+            <w:lang w:val="zh_TW" w:bidi="zh_TW"/>
+          </w:rPr>
+          <w:rPr>
+            <w:color w:val="0000EE"/>
+            <w:u w:val="single"/>
+          </w:rPr>
+          <w:t>彼後1:7</w:t>
+        </w:r>
+      </w:hyperlink>
+      <w:r>
+        <w:rPr>
+          <w:lang w:val="zh_TW" w:bidi="zh_TW"/>
+        </w:rPr>
+        <w:t>）。</w:t>
+      </w:r>
+      <w:r>
+        <w:rPr>
+          <w:lang w:val="zh_TW" w:bidi="zh_TW"/>
+        </w:rPr>
+      </w:r>
+      <w:r>
+        <w:rPr>
+          <w:lang w:val="zh_TW" w:bidi="zh_TW"/>
+        </w:rPr>
       </w:r>
     </w:p>
     <w:p>
@@ -393,11 +861,21 @@
           <w:lang w:val="zh_TW" w:bidi="zh_TW"/>
         </w:rPr>
       </w:r>
-      <w:r>
-        <w:rPr>
-          <w:lang w:val="zh_TW" w:bidi="zh_TW"/>
-        </w:rPr>
-        <w:t>這些不同的方法並不是互相排斥的。此外，人們似乎普遍認同法利賽主義的一個基本神學信念，即他們堅持兩重律法概念：成書妥拉（舊約，主要是摩西五經）和口傳妥拉（由許多代拉比傳下來的傳統）。這無疑是一個特徵，將他們與撒都該人區分（參約瑟夫的《猶太古史記》13.297–98）。後者只接受摩西之書的權柄，並強烈主張法利賽人對口傳傳統的重視，代表了無法辯護的創新。這些傳統試圖規範人們在神面前的生活，隨著時間的推移變得越來越詳細，最終整理成一部單一文件，即米示拿（約公元210年）。在其發展過程中的某個時候，出現了一種觀點，即口傳律法本身是由神賜給摩西的，因此與聖經同有神聖的權柄。</w:t>
+    </w:p>
+    <w:p>
+      <w:pPr>
+        <w:pStyle w:val="Heading2"/>
+      </w:pPr>
+      <w:r>
+        <w:rPr>
+          <w:lang w:val="zh_TW" w:bidi="zh_TW"/>
+        </w:rPr>
+        <w:t>恩典</w:t>
+      </w:r>
+      <w:r>
+        <w:rPr>
+          <w:lang w:val="zh_TW" w:bidi="zh_TW"/>
+        </w:rPr>
       </w:r>
     </w:p>
     <w:p>
@@ -411,139 +889,7 @@
         <w:rPr>
           <w:lang w:val="zh_TW" w:bidi="zh_TW"/>
         </w:rPr>
-        <w:t>仔細查看新約，有助於理解這一特徵的本質，這特徵最能解釋法利賽觀點與福音信息之間的衝突。比如，使徒保羅強調他使徒宣講的獨特性，將其與他年輕時熱心追求的「祖宗的遺傳」進行對比（</w:t>
-      </w:r>
-      <w:hyperlink r:id="rId15">
-        <w:r>
-          <w:rPr>
-            <w:lang w:val="zh_TW" w:bidi="zh_TW"/>
-          </w:rPr>
-          <w:rPr>
-            <w:color w:val="0000EE"/>
-            <w:u w:val="single"/>
-          </w:rPr>
-          <w:t>加1:14</w:t>
-        </w:r>
-      </w:hyperlink>
-      <w:r>
-        <w:rPr>
-          <w:lang w:val="zh_TW" w:bidi="zh_TW"/>
-        </w:rPr>
-        <w:t>）。特別具啟發性的是</w:t>
-      </w:r>
-      <w:hyperlink r:id="rId16">
-        <w:r>
-          <w:rPr>
-            <w:lang w:val="zh_TW" w:bidi="zh_TW"/>
-          </w:rPr>
-          <w:rPr>
-            <w:color w:val="0000EE"/>
-            <w:u w:val="single"/>
-          </w:rPr>
-          <w:t>馬可福音第七章</w:t>
-        </w:r>
-      </w:hyperlink>
-      <w:r>
-        <w:rPr>
-          <w:lang w:val="zh_TW" w:bidi="zh_TW"/>
-        </w:rPr>
-        <w:t>的關鍵段落，記載法利賽人向耶穌抱怨：「</w:t>
-      </w:r>
-      <w:r>
-        <w:rPr>
-          <w:lang w:val="zh_TW" w:bidi="zh_TW"/>
-        </w:rPr>
-        <w:t>你的門徒為甚麼不照古人的遺傳，用</w:t>
-      </w:r>
-      <w:r>
-        <w:rPr>
-          <w:lang w:val="zh_TW" w:bidi="zh_TW"/>
-        </w:rPr>
-        <w:t>『俗』</w:t>
-      </w:r>
-      <w:r>
-        <w:rPr>
-          <w:lang w:val="zh_TW" w:bidi="zh_TW"/>
-        </w:rPr>
-        <w:t>手吃飯呢？</w:t>
-      </w:r>
-      <w:r>
-        <w:rPr>
-          <w:lang w:val="zh_TW" w:bidi="zh_TW"/>
-        </w:rPr>
-        <w:t>」（第</w:t>
-      </w:r>
-      <w:hyperlink r:id="rId17">
-        <w:r>
-          <w:rPr>
-            <w:lang w:val="zh_TW" w:bidi="zh_TW"/>
-          </w:rPr>
-          <w:rPr>
-            <w:color w:val="0000EE"/>
-            <w:u w:val="single"/>
-          </w:rPr>
-          <w:t>5</w:t>
-        </w:r>
-      </w:hyperlink>
-      <w:r>
-        <w:rPr>
-          <w:lang w:val="zh_TW" w:bidi="zh_TW"/>
-        </w:rPr>
-        <w:t>節）。基督的回答以嚴厲的指控反駁他們的批評：「你們是離棄神的誡命，拘守人的遺傳……這就是你們承接遺傳，廢了神的道」（第</w:t>
-      </w:r>
-      <w:hyperlink r:id="rId18">
-        <w:r>
-          <w:rPr>
-            <w:lang w:val="zh_TW" w:bidi="zh_TW"/>
-          </w:rPr>
-          <w:rPr>
-            <w:color w:val="0000EE"/>
-            <w:u w:val="single"/>
-          </w:rPr>
-          <w:t>8</w:t>
-        </w:r>
-      </w:hyperlink>
-      <w:r>
-        <w:rPr>
-          <w:lang w:val="zh_TW" w:bidi="zh_TW"/>
-        </w:rPr>
-        <w:t>、</w:t>
-      </w:r>
-      <w:hyperlink r:id="rId19">
-        <w:r>
-          <w:rPr>
-            <w:lang w:val="zh_TW" w:bidi="zh_TW"/>
-          </w:rPr>
-          <w:rPr>
-            <w:color w:val="0000EE"/>
-            <w:u w:val="single"/>
-          </w:rPr>
-          <w:t>13</w:t>
-        </w:r>
-      </w:hyperlink>
-      <w:r>
-        <w:rPr>
-          <w:lang w:val="zh_TW" w:bidi="zh_TW"/>
-        </w:rPr>
-        <w:t>節；參見</w:t>
-      </w:r>
-      <w:hyperlink r:id="rId20">
-        <w:r>
-          <w:rPr>
-            <w:lang w:val="zh_TW" w:bidi="zh_TW"/>
-          </w:rPr>
-          <w:rPr>
-            <w:color w:val="0000EE"/>
-            <w:u w:val="single"/>
-          </w:rPr>
-          <w:t>太15:1–6</w:t>
-        </w:r>
-      </w:hyperlink>
-      <w:r>
-        <w:rPr>
-          <w:lang w:val="zh_TW" w:bidi="zh_TW"/>
-        </w:rPr>
-        <w:t>）。</w:t>
+        <w:t>神所賜的禮物，透過祂的行動表達出來，包括祂向人施予的憐憫、慈愛和救恩。</w:t>
       </w:r>
     </w:p>
     <w:p>
@@ -557,25 +903,18 @@
         <w:rPr>
           <w:lang w:val="zh_TW" w:bidi="zh_TW"/>
         </w:rPr>
-        <w:t>法利賽人重視他們對律法的解釋，此舉削弱了神啟示的權柄。更糟的是，這些解釋的巧妙之處在於，通過放寬神的標準來扭曲恩典的教義。耶穌在</w:t>
-      </w:r>
-      <w:hyperlink r:id="rId21">
-        <w:r>
-          <w:rPr>
-            <w:lang w:val="zh_TW" w:bidi="zh_TW"/>
-          </w:rPr>
-          <w:rPr>
-            <w:color w:val="0000EE"/>
-            <w:u w:val="single"/>
-          </w:rPr>
-          <w:t>馬可福音七章10至12節</w:t>
-        </w:r>
-      </w:hyperlink>
-      <w:r>
-        <w:rPr>
-          <w:lang w:val="zh_TW" w:bidi="zh_TW"/>
-        </w:rPr>
-        <w:t>中使用的例子表明，一項拉比的規條——各耳板，使人們可以忽視第五誡並覺得這樣做是合理的。</w:t>
+        <w:t>恩典是神的行動，使祂能夠以無盡的寬恕和祝福來面對人的冷漠和叛逆。神在行動中顯示出祂的恩典。神恩典的教義貫穿整個舊約和新約的思想。然而，舊約只是預示並為在新約中完全展現的恩典做準備。</w:t>
+      </w:r>
+    </w:p>
+    <w:p>
+      <w:pPr>
+        <w:pStyle w:val="Heading3"/>
+      </w:pPr>
+      <w:r>
+        <w:rPr>
+          <w:lang w:val="zh_TW" w:bidi="zh_TW"/>
+        </w:rPr>
+        <w:t>舊約中的恩典</w:t>
       </w:r>
     </w:p>
     <w:p>
@@ -589,9 +928,9 @@
         <w:rPr>
           <w:lang w:val="zh_TW" w:bidi="zh_TW"/>
         </w:rPr>
-        <w:t>法利賽人的規條複雜繁多，但至少人們可以遵守。那些嚴格遵循拉比傳統的人，可能誤以為自己的行為滿足了神的要求（參保羅對自己悔改前態度的描述，</w:t>
-      </w:r>
-      <w:hyperlink r:id="rId22">
+        <w:t>在舊約的早期敘述中，神自我揭示為自己是一位「有憐憫有恩典的神，不輕易發怒，並有豐盛的慈愛和誠實」（</w:t>
+      </w:r>
+      <w:hyperlink r:id="rId29">
         <w:r>
           <w:rPr>
             <w:lang w:val="zh_TW" w:bidi="zh_TW"/>
@@ -600,16 +939,16 @@
             <w:color w:val="0000EE"/>
             <w:u w:val="single"/>
           </w:rPr>
-          <w:t>腓3:6</w:t>
+          <w:t>出34:6</w:t>
         </w:r>
       </w:hyperlink>
       <w:r>
         <w:rPr>
           <w:lang w:val="zh_TW" w:bidi="zh_TW"/>
         </w:rPr>
-        <w:t>），他們淡然面對自己的罪，並有著虛假的屬靈安全感，以致不必再依靠神的憐憫。這當然是稅吏和法利賽人比喻的要點（</w:t>
-      </w:r>
-      <w:hyperlink r:id="rId13">
+        <w:t>）。 因此，不配的人類可以用「主啊，我若在你眼前蒙恩，……」這樣的禱告去接近祂（</w:t>
+      </w:r>
+      <w:hyperlink r:id="rId30">
         <w:r>
           <w:rPr>
             <w:lang w:val="zh_TW" w:bidi="zh_TW"/>
@@ -618,62 +957,14 @@
             <w:color w:val="0000EE"/>
             <w:u w:val="single"/>
           </w:rPr>
-          <w:t>路18:9–14</w:t>
+          <w:t>出34:9</w:t>
         </w:r>
       </w:hyperlink>
       <w:r>
         <w:rPr>
           <w:lang w:val="zh_TW" w:bidi="zh_TW"/>
         </w:rPr>
-        <w:t>）。相比之下，耶穌要求的公義遠高於法利賽人：「要完全，</w:t>
-      </w:r>
-      <w:r>
-        <w:rPr>
-          <w:lang w:val="zh_TW" w:bidi="zh_TW"/>
-        </w:rPr>
-        <w:t>像你們的天父完全一樣</w:t>
-      </w:r>
-      <w:r>
-        <w:rPr>
-          <w:lang w:val="zh_TW" w:bidi="zh_TW"/>
-        </w:rPr>
-        <w:t>」（</w:t>
-      </w:r>
-      <w:hyperlink r:id="rId23">
-        <w:r>
-          <w:rPr>
-            <w:lang w:val="zh_TW" w:bidi="zh_TW"/>
-          </w:rPr>
-          <w:rPr>
-            <w:color w:val="0000EE"/>
-            <w:u w:val="single"/>
-          </w:rPr>
-          <w:t>太5:48</w:t>
-        </w:r>
-      </w:hyperlink>
-      <w:r>
-        <w:rPr>
-          <w:lang w:val="zh_TW" w:bidi="zh_TW"/>
-        </w:rPr>
-        <w:t>；參</w:t>
-      </w:r>
-      <w:hyperlink r:id="rId24">
-        <w:r>
-          <w:rPr>
-            <w:lang w:val="zh_TW" w:bidi="zh_TW"/>
-          </w:rPr>
-          <w:rPr>
-            <w:color w:val="0000EE"/>
-            <w:u w:val="single"/>
-          </w:rPr>
-          <w:t>20節</w:t>
-        </w:r>
-      </w:hyperlink>
-      <w:r>
-        <w:rPr>
-          <w:lang w:val="zh_TW" w:bidi="zh_TW"/>
-        </w:rPr>
-        <w:t>）。</w:t>
+        <w:t>）。透過神的主動，人與神的疏離被轉變為一種不配得的接納，這開啟了和好和救贖的可能。</w:t>
       </w:r>
     </w:p>
     <w:p>
@@ -685,6 +976,701 @@
       </w:r>
       <w:r>
         <w:rPr>
+          <w:lang w:val="zh_TW" w:bidi="zh_TW"/>
+        </w:rPr>
+        <w:t>在伊甸園中，恩典已經開始發揮作用，當神以救贖的應許（</w:t>
+      </w:r>
+      <w:hyperlink r:id="rId31">
+        <w:r>
+          <w:rPr>
+            <w:lang w:val="zh_TW" w:bidi="zh_TW"/>
+          </w:rPr>
+          <w:rPr>
+            <w:color w:val="0000EE"/>
+            <w:u w:val="single"/>
+          </w:rPr>
+          <w:t>創3:15</w:t>
+        </w:r>
+      </w:hyperlink>
+      <w:r>
+        <w:rPr>
+          <w:lang w:val="zh_TW" w:bidi="zh_TW"/>
+        </w:rPr>
+        <w:t>）和關切的照顧來回應墮落，而不是以放棄或報復性的毀滅。神對亞伯拉罕的呼召是恩典的延伸，不僅對他個人如此，也通過他作為普世的媒介。作為對亞伯拉罕個人祝福和對他後裔的國的祝福的不可分割的一部分，神的應許中指出，個人和國的祝福將成為實現「地上的萬族都要因你得福」的工具（</w:t>
+      </w:r>
+      <w:hyperlink r:id="rId32">
+        <w:r>
+          <w:rPr>
+            <w:lang w:val="zh_TW" w:bidi="zh_TW"/>
+          </w:rPr>
+          <w:rPr>
+            <w:color w:val="0000EE"/>
+            <w:u w:val="single"/>
+          </w:rPr>
+          <w:t>創12:2–3</w:t>
+        </w:r>
+      </w:hyperlink>
+      <w:r>
+        <w:rPr>
+          <w:lang w:val="zh_TW" w:bidi="zh_TW"/>
+        </w:rPr>
+        <w:t>）。因此，亞伯拉罕的選擇和普世祝福的應許都在神所賜的約中表達出來，其目的是將神的恩典延伸到全人類。神在對亞伯拉罕的應許中莊嚴地確認道：「我與你立約：你要作多國的父……我要與你並你世世代代的後裔堅立我的約，作永遠的約」（</w:t>
+      </w:r>
+      <w:hyperlink r:id="rId33">
+        <w:r>
+          <w:rPr>
+            <w:lang w:val="zh_TW" w:bidi="zh_TW"/>
+          </w:rPr>
+          <w:rPr>
+            <w:color w:val="0000EE"/>
+            <w:u w:val="single"/>
+          </w:rPr>
+          <w:t>創17:4、7</w:t>
+        </w:r>
+      </w:hyperlink>
+      <w:r>
+        <w:rPr>
+          <w:lang w:val="zh_TW" w:bidi="zh_TW"/>
+        </w:rPr>
+        <w:t>）。這個應許應該被理解為在恩典的基礎上實現，而不是在種族的基礎上，這樣它就適用於所有亞伯拉罕的後裔——不僅是猶太信徒，即他的種族後裔，還有他的屬靈後裔，來自列國的信徒，他們擁有像亞伯拉罕一樣的信仰（</w:t>
+      </w:r>
+      <w:hyperlink r:id="rId34">
+        <w:r>
+          <w:rPr>
+            <w:lang w:val="zh_TW" w:bidi="zh_TW"/>
+          </w:rPr>
+          <w:rPr>
+            <w:color w:val="0000EE"/>
+            <w:u w:val="single"/>
+          </w:rPr>
+          <w:t>羅4:16</w:t>
+        </w:r>
+      </w:hyperlink>
+      <w:r>
+        <w:rPr>
+          <w:lang w:val="zh_TW" w:bidi="zh_TW"/>
+        </w:rPr>
+        <w:t>）。 因此，從神恩典的角度來看，揀選亞伯拉罕和以色列民族並不是目的本身。這是神的計劃，將祂的救贖設計延伸到列國的所有信徒。在向亞伯拉罕施恩時，神正在建立教會的開端，即恩典的群體。</w:t>
+      </w:r>
+    </w:p>
+    <w:p>
+      <w:pPr/>
+      <w:r>
+        <w:rPr>
+          <w:lang w:val="zh_TW" w:bidi="zh_TW"/>
+        </w:rPr>
+      </w:r>
+      <w:r>
+        <w:rPr>
+          <w:lang w:val="zh_TW" w:bidi="zh_TW"/>
+        </w:rPr>
+        <w:t>神在揀選亞伯拉罕並使他成為神恩典的接受者中所表現出神的惟獨主義（particularism），且提供了一個範例，適用於所有在救贖歷史中被神使用的人。超越了賦予像亞伯拉罕、大衛、先知以及後來使徒們等個人的恩典，這些人因他們的呼召而具有了為所有分享亞伯拉罕信仰的群體——教會——履行神的約的貢獻潛力。在神對以色列、其族長及其領袖的恩慈作為中，神為祂向普世教會擴展恩典奠定了基礎。神在舊約中的恩慈介入，旨在顯明教會在祂救贖目的中的終極地位。舊約的先知在履行他們的職責時，知道他們所服事的並不是自己，而是教會（</w:t>
+      </w:r>
+      <w:hyperlink r:id="rId35">
+        <w:r>
+          <w:rPr>
+            <w:lang w:val="zh_TW" w:bidi="zh_TW"/>
+          </w:rPr>
+          <w:rPr>
+            <w:color w:val="0000EE"/>
+            <w:u w:val="single"/>
+          </w:rPr>
+          <w:t>彼前1:10–12</w:t>
+        </w:r>
+      </w:hyperlink>
+      <w:r>
+        <w:rPr>
+          <w:lang w:val="zh_TW" w:bidi="zh_TW"/>
+        </w:rPr>
+        <w:t>）。</w:t>
+      </w:r>
+    </w:p>
+    <w:p>
+      <w:pPr/>
+      <w:r>
+        <w:rPr>
+          <w:lang w:val="zh_TW" w:bidi="zh_TW"/>
+        </w:rPr>
+      </w:r>
+      <w:r>
+        <w:rPr>
+          <w:lang w:val="zh_TW" w:bidi="zh_TW"/>
+        </w:rPr>
+        <w:t>作為神恩典過渡性和中介性的表達，舊約的制度僅具有暫時的效力，已被神在新約中恩典的終極顯現所取代（</w:t>
+      </w:r>
+      <w:hyperlink r:id="rId36">
+        <w:r>
+          <w:rPr>
+            <w:lang w:val="zh_TW" w:bidi="zh_TW"/>
+          </w:rPr>
+          <w:rPr>
+            <w:color w:val="0000EE"/>
+            <w:u w:val="single"/>
+          </w:rPr>
+          <w:t>來8:6–7</w:t>
+        </w:r>
+      </w:hyperlink>
+      <w:r>
+        <w:rPr>
+          <w:lang w:val="zh_TW" w:bidi="zh_TW"/>
+        </w:rPr>
+        <w:t>）。因此，舊約將會過去，並被一個新的約所取代，這將展示神恩典的完全顯現。從這個角度來看，律法與恩典之間的張力變得清晰。像以色列的選召一樣，律法（作為舊約中最顯著的制度之一）是一項暫時性的神恩典措施，用以預示和預備通過信靠耶穌基督的恩典而得稱義的約（</w:t>
+      </w:r>
+      <w:hyperlink r:id="rId37">
+        <w:r>
+          <w:rPr>
+            <w:lang w:val="zh_TW" w:bidi="zh_TW"/>
+          </w:rPr>
+          <w:rPr>
+            <w:color w:val="0000EE"/>
+            <w:u w:val="single"/>
+          </w:rPr>
+          <w:t>加3:23–29</w:t>
+        </w:r>
+      </w:hyperlink>
+      <w:r>
+        <w:rPr>
+          <w:lang w:val="zh_TW" w:bidi="zh_TW"/>
+        </w:rPr>
+        <w:t>；</w:t>
+      </w:r>
+      <w:hyperlink r:id="rId38">
+        <w:r>
+          <w:rPr>
+            <w:lang w:val="zh_TW" w:bidi="zh_TW"/>
+          </w:rPr>
+          <w:rPr>
+            <w:color w:val="0000EE"/>
+            <w:u w:val="single"/>
+          </w:rPr>
+          <w:t>來10:1</w:t>
+        </w:r>
+      </w:hyperlink>
+      <w:r>
+        <w:rPr>
+          <w:lang w:val="zh_TW" w:bidi="zh_TW"/>
+        </w:rPr>
+        <w:t>）。</w:t>
+      </w:r>
+    </w:p>
+    <w:p>
+      <w:pPr>
+        <w:pStyle w:val="Heading3"/>
+      </w:pPr>
+      <w:r>
+        <w:rPr>
+          <w:lang w:val="zh_TW" w:bidi="zh_TW"/>
+        </w:rPr>
+        <w:t>新約中的恩典</w:t>
+      </w:r>
+    </w:p>
+    <w:p>
+      <w:pPr/>
+      <w:r>
+        <w:rPr>
+          <w:lang w:val="zh_TW" w:bidi="zh_TW"/>
+        </w:rPr>
+      </w:r>
+      <w:r>
+        <w:rPr>
+          <w:lang w:val="zh_TW" w:bidi="zh_TW"/>
+        </w:rPr>
+        <w:t>恩典作為神對祂子民積極行動的參與，這一概念在新約中更加鮮明。神的恩典在耶穌基督的身上具體體現出來，祂以可見的方式展示了神恩典的動態本質，並在祂的救贖事工中實現了舊約中有關神恩待人的應許（</w:t>
+      </w:r>
+      <w:hyperlink r:id="rId39">
+        <w:r>
+          <w:rPr>
+            <w:lang w:val="zh_TW" w:bidi="zh_TW"/>
+          </w:rPr>
+          <w:rPr>
+            <w:color w:val="0000EE"/>
+            <w:u w:val="single"/>
+          </w:rPr>
+          <w:t>約1:14、17</w:t>
+        </w:r>
+      </w:hyperlink>
+      <w:r>
+        <w:rPr>
+          <w:lang w:val="zh_TW" w:bidi="zh_TW"/>
+        </w:rPr>
+        <w:t>）。</w:t>
+      </w:r>
+    </w:p>
+    <w:p>
+      <w:pPr/>
+      <w:r>
+        <w:rPr>
+          <w:lang w:val="zh_TW" w:bidi="zh_TW"/>
+        </w:rPr>
+      </w:r>
+      <w:r>
+        <w:rPr>
+          <w:lang w:val="zh_TW" w:bidi="zh_TW"/>
+        </w:rPr>
+        <w:t>神在耶穌基督中顯現的恩典使神能夠赦免罪人，並將他們聚集在教會這個新約群體中。耶穌在施行事工期間，曾多次對許多罪人宣告赦罪，並向各種絕望的人提供神的仁愛幫助。透過像父親寬恕浪子和尋找失羊的教導，耶穌明確表示祂來是為了尋找和拯救那些失喪的人。然而，祂最終在十字架上完成的救贖之死，為悔改的罪人敞開了通往神赦免和恢復性恩典的大門。這個簡單的真理在因信稱義的教義中被闡明（</w:t>
+      </w:r>
+      <w:hyperlink r:id="rId40">
+        <w:r>
+          <w:rPr>
+            <w:lang w:val="zh_TW" w:bidi="zh_TW"/>
+          </w:rPr>
+          <w:rPr>
+            <w:color w:val="0000EE"/>
+            <w:u w:val="single"/>
+          </w:rPr>
+          <w:t>羅3:23</w:t>
+        </w:r>
+      </w:hyperlink>
+      <w:r>
+        <w:rPr>
+          <w:lang w:val="zh_TW" w:bidi="zh_TW"/>
+        </w:rPr>
+        <w:t>；</w:t>
+      </w:r>
+      <w:hyperlink r:id="rId41">
+        <w:r>
+          <w:rPr>
+            <w:lang w:val="zh_TW" w:bidi="zh_TW"/>
+          </w:rPr>
+          <w:rPr>
+            <w:color w:val="0000EE"/>
+            <w:u w:val="single"/>
+          </w:rPr>
+          <w:t>多3:7</w:t>
+        </w:r>
+      </w:hyperlink>
+      <w:r>
+        <w:rPr>
+          <w:lang w:val="zh_TW" w:bidi="zh_TW"/>
+        </w:rPr>
+        <w:t>）。根據這個教導，神藉著基督代贖的死而提供恩典，使祂能夠對悔改的罪人宣告「義」或「無罪」的判決，並將他們納入祂的永恆旨意中。因此，他們進入了神恩典的領域，這恩典使他們能夠與聖靈同工，進行個人成聖的過程。</w:t>
+      </w:r>
+    </w:p>
+    <w:p>
+      <w:pPr/>
+      <w:r>
+        <w:rPr>
+          <w:lang w:val="zh_TW" w:bidi="zh_TW"/>
+        </w:rPr>
+      </w:r>
+      <w:r>
+        <w:rPr>
+          <w:lang w:val="zh_TW" w:bidi="zh_TW"/>
+        </w:rPr>
+        <w:t>神在耶穌基督身上顯現的恩典，也使神能夠賜予信徒不配得的恩惠，這些恩惠豐富了他們的生活，並將他們聯合在一起成為基督的身體——教會。他們因恩典而被接納，並因此獲得新的身份，即成為神的兒女，成為神家中的成員，使他們如同對待天父一樣與祂相處（</w:t>
+      </w:r>
+      <w:hyperlink r:id="rId42">
+        <w:r>
+          <w:rPr>
+            <w:lang w:val="zh_TW" w:bidi="zh_TW"/>
+          </w:rPr>
+          <w:rPr>
+            <w:color w:val="0000EE"/>
+            <w:u w:val="single"/>
+          </w:rPr>
+          <w:t>加4:4–6</w:t>
+        </w:r>
+      </w:hyperlink>
+      <w:r>
+        <w:rPr>
+          <w:lang w:val="zh_TW" w:bidi="zh_TW"/>
+        </w:rPr>
+        <w:t>）。他們成為一個群體的成員，在這個群體中，種族、階級和性別的區別變得無關緊要，因為他們都成為了神對亞伯拉罕普世祝福之應許的平等繼承人（</w:t>
+      </w:r>
+      <w:hyperlink r:id="rId43">
+        <w:r>
+          <w:rPr>
+            <w:lang w:val="zh_TW" w:bidi="zh_TW"/>
+          </w:rPr>
+          <w:rPr>
+            <w:color w:val="0000EE"/>
+            <w:u w:val="single"/>
+          </w:rPr>
+          <w:t>3:28–29</w:t>
+        </w:r>
+      </w:hyperlink>
+      <w:r>
+        <w:rPr>
+          <w:lang w:val="zh_TW" w:bidi="zh_TW"/>
+        </w:rPr>
+        <w:t>）。為了豐富他們的個人生活，並確保他們在新群體生活中的參與是有益的，聖靈恩慈地賜給信徒各種恩賜，使他們能夠進行旨在造福教會的各種事工（</w:t>
+      </w:r>
+      <w:hyperlink r:id="rId44">
+        <w:r>
+          <w:rPr>
+            <w:lang w:val="zh_TW" w:bidi="zh_TW"/>
+          </w:rPr>
+          <w:rPr>
+            <w:color w:val="0000EE"/>
+            <w:u w:val="single"/>
+          </w:rPr>
+          <w:t>羅12:6–8</w:t>
+        </w:r>
+      </w:hyperlink>
+      <w:r>
+        <w:rPr>
+          <w:lang w:val="zh_TW" w:bidi="zh_TW"/>
+        </w:rPr>
+        <w:t>）。在這些事工中，首要的是使徒的職分，這一職分與神的恩典密切相關（</w:t>
+      </w:r>
+      <w:hyperlink r:id="rId45">
+        <w:r>
+          <w:rPr>
+            <w:lang w:val="zh_TW" w:bidi="zh_TW"/>
+          </w:rPr>
+          <w:rPr>
+            <w:color w:val="0000EE"/>
+            <w:u w:val="single"/>
+          </w:rPr>
+          <w:t>1:5</w:t>
+        </w:r>
+      </w:hyperlink>
+      <w:r>
+        <w:rPr>
+          <w:lang w:val="zh_TW" w:bidi="zh_TW"/>
+        </w:rPr>
+        <w:t>，</w:t>
+      </w:r>
+      <w:hyperlink r:id="rId46">
+        <w:r>
+          <w:rPr>
+            <w:lang w:val="zh_TW" w:bidi="zh_TW"/>
+          </w:rPr>
+          <w:rPr>
+            <w:color w:val="0000EE"/>
+            <w:u w:val="single"/>
+          </w:rPr>
+          <w:t>15:15–16</w:t>
+        </w:r>
+      </w:hyperlink>
+      <w:r>
+        <w:rPr>
+          <w:lang w:val="zh_TW" w:bidi="zh_TW"/>
+        </w:rPr>
+        <w:t>），因為它與舊約的先知事工結合在一起，為教會提供了基礎結構（</w:t>
+      </w:r>
+      <w:hyperlink r:id="rId47">
+        <w:r>
+          <w:rPr>
+            <w:lang w:val="zh_TW" w:bidi="zh_TW"/>
+          </w:rPr>
+          <w:rPr>
+            <w:color w:val="0000EE"/>
+            <w:u w:val="single"/>
+          </w:rPr>
+          <w:t>弗2:20</w:t>
+        </w:r>
+      </w:hyperlink>
+      <w:r>
+        <w:rPr>
+          <w:lang w:val="zh_TW" w:bidi="zh_TW"/>
+        </w:rPr>
+        <w:t>）。由於神的恩典豐富地傾注在信徒的群體生活中（</w:t>
+      </w:r>
+      <w:hyperlink r:id="rId48">
+        <w:r>
+          <w:rPr>
+            <w:lang w:val="zh_TW" w:bidi="zh_TW"/>
+          </w:rPr>
+          <w:rPr>
+            <w:color w:val="0000EE"/>
+            <w:u w:val="single"/>
+          </w:rPr>
+          <w:t>1:7–8</w:t>
+        </w:r>
+      </w:hyperlink>
+      <w:r>
+        <w:rPr>
+          <w:lang w:val="zh_TW" w:bidi="zh_TW"/>
+        </w:rPr>
+        <w:t>），教會進入永恆後，將通過其存在本身，展示出神在耶穌基督裡無限豐富的恩典（</w:t>
+      </w:r>
+      <w:hyperlink r:id="rId49">
+        <w:r>
+          <w:rPr>
+            <w:lang w:val="zh_TW" w:bidi="zh_TW"/>
+          </w:rPr>
+          <w:rPr>
+            <w:color w:val="0000EE"/>
+            <w:u w:val="single"/>
+          </w:rPr>
+          <w:t>2:6</w:t>
+        </w:r>
+      </w:hyperlink>
+      <w:r>
+        <w:rPr>
+          <w:lang w:val="zh_TW" w:bidi="zh_TW"/>
+        </w:rPr>
+        <w:t>）。</w:t>
+      </w:r>
+    </w:p>
+    <w:p>
+      <w:pPr/>
+      <w:r>
+        <w:rPr>
+          <w:lang w:val="zh_TW" w:bidi="zh_TW"/>
+        </w:rPr>
+      </w:r>
+      <w:r>
+        <w:rPr>
+          <w:lang w:val="zh_TW" w:bidi="zh_TW"/>
+        </w:rPr>
+        <w:t>最後，神在耶穌基督裡顯現的恩典，讓神能夠使信徒在品格和關係中反映祂的恩典。接受神恩典的不可或缺的條件是謙卑（</w:t>
+      </w:r>
+      <w:hyperlink r:id="rId50">
+        <w:r>
+          <w:rPr>
+            <w:lang w:val="zh_TW" w:bidi="zh_TW"/>
+          </w:rPr>
+          <w:rPr>
+            <w:color w:val="0000EE"/>
+            <w:u w:val="single"/>
+          </w:rPr>
+          <w:t>雅4:6</w:t>
+        </w:r>
+      </w:hyperlink>
+      <w:r>
+        <w:rPr>
+          <w:lang w:val="zh_TW" w:bidi="zh_TW"/>
+        </w:rPr>
+        <w:t>；</w:t>
+      </w:r>
+      <w:hyperlink r:id="rId51">
+        <w:r>
+          <w:rPr>
+            <w:lang w:val="zh_TW" w:bidi="zh_TW"/>
+          </w:rPr>
+          <w:rPr>
+            <w:color w:val="0000EE"/>
+            <w:u w:val="single"/>
+          </w:rPr>
+          <w:t>彼前5:5</w:t>
+        </w:r>
+      </w:hyperlink>
+      <w:r>
+        <w:rPr>
+          <w:lang w:val="zh_TW" w:bidi="zh_TW"/>
+        </w:rPr>
+        <w:t>）。這樣對神的謙卑使信徒能夠對待他人時也謙卑行事。從恩典的立場出發，他們可以放下自私和自負，以謙恭的態度對待他人（</w:t>
+      </w:r>
+      <w:hyperlink r:id="rId52">
+        <w:r>
+          <w:rPr>
+            <w:lang w:val="zh_TW" w:bidi="zh_TW"/>
+          </w:rPr>
+          <w:rPr>
+            <w:color w:val="0000EE"/>
+            <w:u w:val="single"/>
+          </w:rPr>
+          <w:t>腓2:3–4</w:t>
+        </w:r>
+      </w:hyperlink>
+      <w:r>
+        <w:rPr>
+          <w:lang w:val="zh_TW" w:bidi="zh_TW"/>
+        </w:rPr>
+        <w:t>），以互相服侍的態度（</w:t>
+      </w:r>
+      <w:hyperlink r:id="rId53">
+        <w:r>
+          <w:rPr>
+            <w:lang w:val="zh_TW" w:bidi="zh_TW"/>
+          </w:rPr>
+          <w:rPr>
+            <w:color w:val="0000EE"/>
+            <w:u w:val="single"/>
+          </w:rPr>
+          <w:t>弗5:21</w:t>
+        </w:r>
+      </w:hyperlink>
+      <w:r>
+        <w:rPr>
+          <w:lang w:val="zh_TW" w:bidi="zh_TW"/>
+        </w:rPr>
+        <w:t>），並以互相寬恕的心靈（</w:t>
+      </w:r>
+      <w:hyperlink r:id="rId54">
+        <w:r>
+          <w:rPr>
+            <w:lang w:val="zh_TW" w:bidi="zh_TW"/>
+          </w:rPr>
+          <w:rPr>
+            <w:color w:val="0000EE"/>
+            <w:u w:val="single"/>
+          </w:rPr>
+          <w:t>太18:23–35</w:t>
+        </w:r>
+      </w:hyperlink>
+      <w:r>
+        <w:rPr>
+          <w:lang w:val="zh_TW" w:bidi="zh_TW"/>
+        </w:rPr>
+        <w:t>），使他們的交流也能展現出神的恩典（</w:t>
+      </w:r>
+      <w:hyperlink r:id="rId55">
+        <w:r>
+          <w:rPr>
+            <w:lang w:val="zh_TW" w:bidi="zh_TW"/>
+          </w:rPr>
+          <w:rPr>
+            <w:color w:val="0000EE"/>
+            <w:u w:val="single"/>
+          </w:rPr>
+          <w:t>西4:6</w:t>
+        </w:r>
+      </w:hyperlink>
+      <w:r>
+        <w:rPr>
+          <w:lang w:val="zh_TW" w:bidi="zh_TW"/>
+        </w:rPr>
+        <w:t>）。由於耶穌基督的恩典構成了信徒生命和人際關係的實存背景，他們被勸勉不要將神的恩典變為不敬虔的行為（</w:t>
+      </w:r>
+      <w:hyperlink r:id="rId56">
+        <w:r>
+          <w:rPr>
+            <w:lang w:val="zh_TW" w:bidi="zh_TW"/>
+          </w:rPr>
+          <w:rPr>
+            <w:color w:val="0000EE"/>
+            <w:u w:val="single"/>
+          </w:rPr>
+          <w:t>猶1:4</w:t>
+        </w:r>
+      </w:hyperlink>
+      <w:r>
+        <w:rPr>
+          <w:lang w:val="zh_TW" w:bidi="zh_TW"/>
+        </w:rPr>
+        <w:t>），而是要在主的恩典中成長（</w:t>
+      </w:r>
+      <w:hyperlink r:id="rId57">
+        <w:r>
+          <w:rPr>
+            <w:lang w:val="zh_TW" w:bidi="zh_TW"/>
+          </w:rPr>
+          <w:rPr>
+            <w:color w:val="0000EE"/>
+            <w:u w:val="single"/>
+          </w:rPr>
+          <w:t>彼後3:18</w:t>
+        </w:r>
+      </w:hyperlink>
+      <w:r>
+        <w:rPr>
+          <w:lang w:val="zh_TW" w:bidi="zh_TW"/>
+        </w:rPr>
+        <w:t>）。</w:t>
+      </w:r>
+    </w:p>
+    <w:p>
+      <w:pPr/>
+      <w:r>
+        <w:rPr>
+          <w:lang w:val="zh_TW" w:bidi="zh_TW"/>
+        </w:rPr>
+      </w:r>
+      <w:r>
+        <w:rPr>
+          <w:lang w:val="zh_TW" w:bidi="zh_TW"/>
+        </w:rPr>
+        <w:t>聖經中恩典的基本意義是指神對祂的受造物施行善意的態度。這種神的恩惠在耶穌基督裡得到了最高的表達。按其定義，這恩典對所有人完全開放，唯一的先決條件是悔改並渴望接受它（</w:t>
+      </w:r>
+      <w:hyperlink r:id="rId58">
+        <w:r>
+          <w:rPr>
+            <w:lang w:val="zh_TW" w:bidi="zh_TW"/>
+          </w:rPr>
+          <w:rPr>
+            <w:color w:val="0000EE"/>
+            <w:u w:val="single"/>
+          </w:rPr>
+          <w:t>多2:11–12</w:t>
+        </w:r>
+      </w:hyperlink>
+      <w:r>
+        <w:rPr>
+          <w:lang w:val="zh_TW" w:bidi="zh_TW"/>
+        </w:rPr>
+        <w:t>）。因此，與神和祂旨意隔絕的人類狀態被替換為與神那本來不可接近的威嚴接觸的途徑，這威嚴以寶座的形式呈現，使祂的恩典可以滿足人的需求（</w:t>
+      </w:r>
+      <w:hyperlink r:id="rId59">
+        <w:r>
+          <w:rPr>
+            <w:lang w:val="zh_TW" w:bidi="zh_TW"/>
+          </w:rPr>
+          <w:rPr>
+            <w:color w:val="0000EE"/>
+            <w:u w:val="single"/>
+          </w:rPr>
+          <w:t>來4:16</w:t>
+        </w:r>
+      </w:hyperlink>
+      <w:r>
+        <w:rPr>
+          <w:lang w:val="zh_TW" w:bidi="zh_TW"/>
+        </w:rPr>
+        <w:t>）。接受神恩典以外的另一個悲慘的選擇，是繼續處於無盼望的疏離狀態，或是通過注定徒勞的人類努力來追求神的恩惠（</w:t>
+      </w:r>
+      <w:hyperlink r:id="rId60">
+        <w:r>
+          <w:rPr>
+            <w:lang w:val="zh_TW" w:bidi="zh_TW"/>
+          </w:rPr>
+          <w:rPr>
+            <w:color w:val="0000EE"/>
+            <w:u w:val="single"/>
+          </w:rPr>
+          <w:t>羅1:21</w:t>
+        </w:r>
+      </w:hyperlink>
+      <w:r>
+        <w:rPr>
+          <w:lang w:val="zh_TW" w:bidi="zh_TW"/>
+        </w:rPr>
+        <w:t>）。神對罪人的無條件接納，唯一的條件可能就是他們拒絕接受祂的接納。</w:t>
+      </w:r>
+    </w:p>
+    <w:p>
+      <w:pPr/>
+      <w:r>
+        <w:rPr>
+          <w:lang w:val="zh_TW" w:bidi="zh_TW"/>
+        </w:rPr>
+      </w:r>
+      <w:r>
+        <w:rPr>
+          <w:lang w:val="zh_TW" w:bidi="zh_TW"/>
+        </w:rPr>
+        <w:t>因為基督代表神恩典的實現、體現和分配者，早期基督徒白白地稱神的恩典為「我們主耶穌基督的恩典」。這恩典被認為是如此根本且遍及他們的個人生活和信仰團體的存在，以至於他們自然地將傳統的「平安」（Shalom）問候與耶穌基督的恩典相結合。這就是為什麼幾乎在新約聖經的每卷書中都能看到「願我們主耶穌基督的恩常與你們眾人同在」這一問候形式的變體普遍重複出現（</w:t>
+      </w:r>
+      <w:hyperlink r:id="rId61">
+        <w:r>
+          <w:rPr>
+            <w:lang w:val="zh_TW" w:bidi="zh_TW"/>
+          </w:rPr>
+          <w:rPr>
+            <w:color w:val="0000EE"/>
+            <w:u w:val="single"/>
+          </w:rPr>
+          <w:t>帖後3:18</w:t>
+        </w:r>
+      </w:hyperlink>
+      <w:r>
+        <w:rPr>
+          <w:lang w:val="zh_TW" w:bidi="zh_TW"/>
+        </w:rPr>
+        <w:t>）。</w:t>
+      </w:r>
+    </w:p>
+    <w:p>
+      <w:pPr/>
+      <w:r>
+        <w:rPr>
+          <w:lang w:val="zh_TW" w:bidi="zh_TW"/>
+        </w:rPr>
+      </w:r>
+      <w:r>
+        <w:rPr>
           <w:i/>
           <w:lang w:val="zh_TW" w:bidi="zh_TW"/>
         </w:rPr>
@@ -700,91 +1686,31 @@
         <w:rPr>
           <w:lang w:val="zh_TW" w:bidi="zh_TW"/>
         </w:rPr>
-        <w:t>愛色尼派</w:t>
-      </w:r>
-      <w:r>
-        <w:rPr>
-          <w:lang w:val="zh_TW" w:bidi="zh_TW"/>
-        </w:rPr>
-        <w:t>、</w:t>
-      </w:r>
-      <w:r>
-        <w:rPr>
-          <w:lang w:val="zh_TW" w:bidi="zh_TW"/>
-        </w:rPr>
-        <w:t>猶太人</w:t>
-      </w:r>
-      <w:r>
-        <w:rPr>
-          <w:lang w:val="zh_TW" w:bidi="zh_TW"/>
-        </w:rPr>
-        <w:t>、</w:t>
-      </w:r>
-      <w:r>
-        <w:rPr>
-          <w:lang w:val="zh_TW" w:bidi="zh_TW"/>
-        </w:rPr>
-        <w:t>猶太教</w:t>
-      </w:r>
-      <w:r>
-        <w:rPr>
-          <w:lang w:val="zh_TW" w:bidi="zh_TW"/>
-        </w:rPr>
-        <w:t>、</w:t>
-      </w:r>
-      <w:r>
-        <w:rPr>
-          <w:lang w:val="zh_TW" w:bidi="zh_TW"/>
-        </w:rPr>
-        <w:t>撒都該人</w:t>
-      </w:r>
-      <w:r>
-        <w:rPr>
-          <w:lang w:val="zh_TW" w:bidi="zh_TW"/>
-        </w:rPr>
-        <w:t>、</w:t>
-      </w:r>
-      <w:r>
-        <w:rPr>
-          <w:lang w:val="zh_TW" w:bidi="zh_TW"/>
-        </w:rPr>
-        <w:t>塔木德</w:t>
-      </w:r>
-      <w:r>
-        <w:rPr>
-          <w:lang w:val="zh_TW" w:bidi="zh_TW"/>
-        </w:rPr>
-        <w:t>、</w:t>
-      </w:r>
-      <w:r>
-        <w:rPr>
-          <w:lang w:val="zh_TW" w:bidi="zh_TW"/>
-        </w:rPr>
-        <w:t>妥拉</w:t>
-      </w:r>
-      <w:r>
-        <w:rPr>
-          <w:lang w:val="zh_TW" w:bidi="zh_TW"/>
-        </w:rPr>
-        <w:t>、</w:t>
-      </w:r>
-      <w:r>
-        <w:rPr>
-          <w:lang w:val="zh_TW" w:bidi="zh_TW"/>
-        </w:rPr>
-        <w:t>傳統</w:t>
-      </w:r>
-      <w:r>
-        <w:rPr>
-          <w:lang w:val="zh_TW" w:bidi="zh_TW"/>
-        </w:rPr>
-        <w:t>、</w:t>
-      </w:r>
-      <w:r>
-        <w:rPr>
-          <w:lang w:val="zh_TW" w:bidi="zh_TW"/>
-        </w:rPr>
-        <w:t>口傳傳統</w:t>
+        <w:t>神的存在與屬性</w:t>
+      </w:r>
+      <w:r>
+        <w:rPr>
+          <w:lang w:val="zh_TW" w:bidi="zh_TW"/>
+        </w:rPr>
+        <w:t>；</w:t>
+      </w:r>
+      <w:r>
+        <w:rPr>
+          <w:lang w:val="zh_TW" w:bidi="zh_TW"/>
+        </w:rPr>
+        <w:t>愛</w:t>
+      </w:r>
+      <w:r>
+        <w:rPr>
+          <w:lang w:val="zh_TW" w:bidi="zh_TW"/>
+        </w:rPr>
+        <w:t>；</w:t>
+      </w:r>
+      <w:r>
+        <w:rPr>
+          <w:lang w:val="zh_TW" w:bidi="zh_TW"/>
+        </w:rPr>
+        <w:t>憐憫</w:t>
       </w:r>
       <w:r>
         <w:rPr>

--- a/zht/docx/035.content.docx
+++ b/zht/docx/035.content.docx
@@ -149,7 +149,7 @@
         <w:rPr>
           <w:lang w:val="zh_TW" w:bidi="zh_TW"/>
         </w:rPr>
-        <w:t>en</w:t>
+        <w:t>E</w:t>
       </w:r>
       <w:r>
         <w:rPr>
@@ -212,7 +212,7 @@
         <w:rPr>
           <w:lang w:val="zh_TW" w:bidi="zh_TW"/>
         </w:rPr>
-        <w:t>恩慈</w:t>
+        <w:t>俄巴路</w:t>
       </w:r>
       <w:r>
         <w:rPr>
@@ -231,39 +231,7 @@
         <w:rPr>
           <w:lang w:val="zh_TW" w:bidi="zh_TW"/>
         </w:rPr>
-        <w:t>恩慈（kindess）是一種生活方式，包含愛的關懷、理解、友善、耐心、溫柔和良善。它不僅體現在言語和行為上，更在於選擇以某種方式行事，而非僅僅受情感的驅使。</w:t>
-      </w:r>
-    </w:p>
-    <w:p>
-      <w:pPr/>
-      <w:r>
-        <w:rPr>
-          <w:lang w:val="zh_TW" w:bidi="zh_TW"/>
-        </w:rPr>
-      </w:r>
-      <w:r>
-        <w:rPr>
-          <w:lang w:val="zh_TW" w:bidi="zh_TW"/>
-        </w:rPr>
-        <w:t>聖經中有許多關於恩慈的故事：</w:t>
-      </w:r>
-    </w:p>
-    <w:p>
-      <w:pPr>
-        <w:pStyle w:val="ListBullet"/>
-        <w:spacing w:line="240" w:lineRule="auto"/>
-        <w:ind w:left="720"/>
-      </w:pPr>
-      <w:r>
-        <w:rPr>
-          <w:lang w:val="zh_TW" w:bidi="zh_TW"/>
-        </w:rPr>
-      </w:r>
-      <w:r>
-        <w:rPr>
-          <w:lang w:val="zh_TW" w:bidi="zh_TW"/>
-        </w:rPr>
-        <w:t>約瑟請求法老的僕人恩慈地向法老提起他（</w:t>
+        <w:t>在</w:t>
       </w:r>
       <w:hyperlink r:id="rId13">
         <w:r>
@@ -274,32 +242,98 @@
             <w:color w:val="0000EE"/>
             <w:u w:val="single"/>
           </w:rPr>
-          <w:t>創40:14</w:t>
+          <w:t>創世記十章28節</w:t>
         </w:r>
       </w:hyperlink>
       <w:r>
         <w:rPr>
           <w:lang w:val="zh_TW" w:bidi="zh_TW"/>
         </w:rPr>
-        <w:t>）。</w:t>
+        <w:t>中，俄巴路是約坍的後裔以巴錄的另一種拼寫方式。</w:t>
+      </w:r>
+      <w:r>
+        <w:rPr>
+          <w:i/>
+          <w:lang w:val="zh_TW" w:bidi="zh_TW"/>
+        </w:rPr>
+        <w:t>見</w:t>
+      </w:r>
+      <w:r>
+        <w:rPr>
+          <w:lang w:val="zh_TW" w:bidi="zh_TW"/>
+        </w:rPr>
+        <w:t>以巴錄 #2</w:t>
+      </w:r>
+      <w:r>
+        <w:rPr>
+          <w:lang w:val="zh_TW" w:bidi="zh_TW"/>
+        </w:rPr>
+        <w:t>。</w:t>
+      </w:r>
+      <w:r>
+        <w:rPr>
+          <w:lang w:val="zh_TW" w:bidi="zh_TW"/>
+        </w:rPr>
+      </w:r>
+      <w:r>
+        <w:rPr>
+          <w:lang w:val="zh_TW" w:bidi="zh_TW"/>
+        </w:rPr>
       </w:r>
     </w:p>
     <w:p>
-      <w:pPr>
-        <w:pStyle w:val="ListBullet"/>
-        <w:spacing w:line="240" w:lineRule="auto"/>
-        <w:ind w:left="720"/>
-      </w:pPr>
-      <w:r>
-        <w:rPr>
-          <w:lang w:val="zh_TW" w:bidi="zh_TW"/>
-        </w:rPr>
-      </w:r>
-      <w:r>
-        <w:rPr>
-          <w:lang w:val="zh_TW" w:bidi="zh_TW"/>
-        </w:rPr>
-        <w:t>喇合因為在家中保護了兩個以色列的探子，請求以色列人以恩慈對待她（</w:t>
+      <w:pPr/>
+      <w:r>
+        <w:rPr>
+          <w:lang w:val="zh_TW" w:bidi="zh_TW"/>
+        </w:rPr>
+      </w:r>
+    </w:p>
+    <w:p>
+      <w:pPr>
+        <w:pStyle w:val="Heading2"/>
+      </w:pPr>
+      <w:r>
+        <w:rPr>
+          <w:lang w:val="zh_TW" w:bidi="zh_TW"/>
+        </w:rPr>
+        <w:t>俄斐 (地點)</w:t>
+      </w:r>
+      <w:r>
+        <w:rPr>
+          <w:lang w:val="zh_TW" w:bidi="zh_TW"/>
+        </w:rPr>
+      </w:r>
+    </w:p>
+    <w:p>
+      <w:pPr>
+        <w:pStyle w:val="Heading2"/>
+      </w:pPr>
+      <w:r>
+        <w:rPr>
+          <w:lang w:val="zh_TW" w:bidi="zh_TW"/>
+        </w:rPr>
+        <w:t>俄斐</w:t>
+      </w:r>
+      <w:r>
+        <w:rPr>
+          <w:lang w:val="zh_TW" w:bidi="zh_TW"/>
+        </w:rPr>
+        <w:t>（地點）</w:t>
+      </w:r>
+    </w:p>
+    <w:p>
+      <w:pPr/>
+      <w:r>
+        <w:rPr>
+          <w:lang w:val="zh_TW" w:bidi="zh_TW"/>
+        </w:rPr>
+      </w:r>
+      <w:r>
+        <w:rPr>
+          <w:lang w:val="zh_TW" w:bidi="zh_TW"/>
+        </w:rPr>
+        <w:t>所羅門王曾派商船前往此地，以運回黃金及各種珍貴、奇異的物品。其實際位置並不清楚；多數學者認為其位於阿拉伯西南部。此地名可能與列國表（table of nations）中所記的阿斐有關，他在列國表中被列為約坍的兒子（</w:t>
       </w:r>
       <w:hyperlink r:id="rId14">
         <w:r>
@@ -310,32 +344,14 @@
             <w:color w:val="0000EE"/>
             <w:u w:val="single"/>
           </w:rPr>
-          <w:t>書2:12</w:t>
+          <w:t>創10:29</w:t>
         </w:r>
       </w:hyperlink>
       <w:r>
         <w:rPr>
           <w:lang w:val="zh_TW" w:bidi="zh_TW"/>
         </w:rPr>
-        <w:t>）。</w:t>
-      </w:r>
-    </w:p>
-    <w:p>
-      <w:pPr>
-        <w:pStyle w:val="ListBullet"/>
-        <w:spacing w:line="240" w:lineRule="auto"/>
-        <w:ind w:left="720"/>
-      </w:pPr>
-      <w:r>
-        <w:rPr>
-          <w:lang w:val="zh_TW" w:bidi="zh_TW"/>
-        </w:rPr>
-      </w:r>
-      <w:r>
-        <w:rPr>
-          <w:lang w:val="zh_TW" w:bidi="zh_TW"/>
-        </w:rPr>
-        <w:t>掃羅在攻擊亞瑪力人之前，請基尼人離開亞瑪力人的領土。因為他不願意與亞瑪力人一起殺害基尼人，他們曾在以色列出埃及時對他們表現出恩慈（</w:t>
+        <w:t>；參</w:t>
       </w:r>
       <w:hyperlink r:id="rId15">
         <w:r>
@@ -346,32 +362,22 @@
             <w:color w:val="0000EE"/>
             <w:u w:val="single"/>
           </w:rPr>
-          <w:t>撒上15:6</w:t>
+          <w:t>代上1:23</w:t>
         </w:r>
       </w:hyperlink>
       <w:r>
         <w:rPr>
           <w:lang w:val="zh_TW" w:bidi="zh_TW"/>
         </w:rPr>
-        <w:t>）。</w:t>
+        <w:t>），是閃的後裔。約坍及其子孫的地名多與阿拉伯南部與西部地區相關。</w:t>
       </w:r>
     </w:p>
     <w:p>
-      <w:pPr>
-        <w:pStyle w:val="ListBullet"/>
-        <w:spacing w:line="240" w:lineRule="auto"/>
-        <w:ind w:left="720"/>
-      </w:pPr>
-      <w:r>
-        <w:rPr>
-          <w:lang w:val="zh_TW" w:bidi="zh_TW"/>
-        </w:rPr>
-      </w:r>
-      <w:r>
-        <w:rPr>
-          <w:lang w:val="zh_TW" w:bidi="zh_TW"/>
-        </w:rPr>
-        <w:t>大衛讚揚基列‧雅比人埋葬掃羅的遺體（</w:t>
+      <w:pPr/>
+      <w:r>
+        <w:rPr>
+          <w:lang w:val="zh_TW" w:bidi="zh_TW"/>
+        </w:rPr>
       </w:r>
       <w:hyperlink r:id="rId16">
         <w:r>
@@ -382,32 +388,14 @@
             <w:color w:val="0000EE"/>
             <w:u w:val="single"/>
           </w:rPr>
-          <w:t>撒下2:5</w:t>
+          <w:t>列王紀上九章26至28節</w:t>
         </w:r>
       </w:hyperlink>
       <w:r>
         <w:rPr>
           <w:lang w:val="zh_TW" w:bidi="zh_TW"/>
         </w:rPr>
-        <w:t>）。</w:t>
-      </w:r>
-    </w:p>
-    <w:p>
-      <w:pPr>
-        <w:pStyle w:val="ListBullet"/>
-        <w:spacing w:line="240" w:lineRule="auto"/>
-        <w:ind w:left="720"/>
-      </w:pPr>
-      <w:r>
-        <w:rPr>
-          <w:lang w:val="zh_TW" w:bidi="zh_TW"/>
-        </w:rPr>
-      </w:r>
-      <w:r>
-        <w:rPr>
-          <w:lang w:val="zh_TW" w:bidi="zh_TW"/>
-        </w:rPr>
-        <w:t>約拿單請求大衛施以「恩待」，以免被殺（</w:t>
+        <w:t>記載所羅門在靠近亞喀巴灣以拉他（Elath）的以旬‧迦別建造商船艦隊。泰爾王希蘭提供水手陪同所羅門的侍從。這次遠征為所羅門帶回了420他連得的黃金。</w:t>
       </w:r>
       <w:hyperlink r:id="rId17">
         <w:r>
@@ -418,32 +406,40 @@
             <w:color w:val="0000EE"/>
             <w:u w:val="single"/>
           </w:rPr>
-          <w:t>撒上20:14–15</w:t>
+          <w:t>列王紀上十章11節</w:t>
         </w:r>
       </w:hyperlink>
       <w:r>
         <w:rPr>
           <w:lang w:val="zh_TW" w:bidi="zh_TW"/>
         </w:rPr>
-        <w:t>）。</w:t>
+        <w:t>補充說，希蘭的船隊從俄斐帶來了大量的檀香木和寶石。</w:t>
       </w:r>
     </w:p>
     <w:p>
-      <w:pPr>
-        <w:pStyle w:val="ListBullet"/>
-        <w:spacing w:line="240" w:lineRule="auto"/>
-        <w:ind w:left="720"/>
-      </w:pPr>
-      <w:r>
-        <w:rPr>
-          <w:lang w:val="zh_TW" w:bidi="zh_TW"/>
-        </w:rPr>
-      </w:r>
-      <w:r>
-        <w:rPr>
-          <w:lang w:val="zh_TW" w:bidi="zh_TW"/>
-        </w:rPr>
-        <w:t>大衛對約拿單的兒子仁慈，讓他與王同席吃飯（</w:t>
+      <w:pPr/>
+      <w:r>
+        <w:rPr>
+          <w:lang w:val="zh_TW" w:bidi="zh_TW"/>
+        </w:rPr>
+      </w:r>
+      <w:r>
+        <w:rPr>
+          <w:lang w:val="zh_TW" w:bidi="zh_TW"/>
+        </w:rPr>
+        <w:t>後來，約沙法製造「</w:t>
+      </w:r>
+      <w:r>
+        <w:rPr>
+          <w:lang w:val="zh_TW" w:bidi="zh_TW"/>
+        </w:rPr>
+        <w:t>他施船隻</w:t>
+      </w:r>
+      <w:r>
+        <w:rPr>
+          <w:lang w:val="zh_TW" w:bidi="zh_TW"/>
+        </w:rPr>
+        <w:t>」去俄斐取金，但船在以旬‧迦別沉沒。此後，以色列王亞哈的兒子亞哈謝願派人與猶大船隊同航，但約沙法拒絕了（見</w:t>
       </w:r>
       <w:hyperlink r:id="rId18">
         <w:r>
@@ -454,7 +450,7 @@
             <w:color w:val="0000EE"/>
             <w:u w:val="single"/>
           </w:rPr>
-          <w:t>撒下9:1–7</w:t>
+          <w:t>王上22:48–49</w:t>
         </w:r>
       </w:hyperlink>
       <w:r>
@@ -475,25 +471,7 @@
         <w:rPr>
           <w:lang w:val="zh_TW" w:bidi="zh_TW"/>
         </w:rPr>
-        <w:t>以惡報善是非常錯誤的：</w:t>
-      </w:r>
-    </w:p>
-    <w:p>
-      <w:pPr>
-        <w:pStyle w:val="ListBullet"/>
-        <w:spacing w:line="240" w:lineRule="auto"/>
-        <w:ind w:left="720"/>
-      </w:pPr>
-      <w:r>
-        <w:rPr>
-          <w:lang w:val="zh_TW" w:bidi="zh_TW"/>
-        </w:rPr>
-      </w:r>
-      <w:r>
-        <w:rPr>
-          <w:lang w:val="zh_TW" w:bidi="zh_TW"/>
-        </w:rPr>
-        <w:t>亞比米勒希望亞伯拉罕起誓會對他的後代以恩慈回報恩慈（</w:t>
+        <w:t>俄斐最著名的產品是精金。提幔人以利法評論說，人應以全能者為自己的金子，而非俄斐的金（</w:t>
       </w:r>
       <w:hyperlink r:id="rId19">
         <w:r>
@@ -504,32 +482,14 @@
             <w:color w:val="0000EE"/>
             <w:u w:val="single"/>
           </w:rPr>
-          <w:t>創21:23</w:t>
+          <w:t>伯22:24</w:t>
         </w:r>
       </w:hyperlink>
       <w:r>
         <w:rPr>
           <w:lang w:val="zh_TW" w:bidi="zh_TW"/>
         </w:rPr>
-        <w:t>）。</w:t>
-      </w:r>
-    </w:p>
-    <w:p>
-      <w:pPr>
-        <w:pStyle w:val="ListBullet"/>
-        <w:spacing w:line="240" w:lineRule="auto"/>
-        <w:ind w:left="720"/>
-      </w:pPr>
-      <w:r>
-        <w:rPr>
-          <w:lang w:val="zh_TW" w:bidi="zh_TW"/>
-        </w:rPr>
-      </w:r>
-      <w:r>
-        <w:rPr>
-          <w:lang w:val="zh_TW" w:bidi="zh_TW"/>
-        </w:rPr>
-        <w:t>押尼珥對伊施波設恩慈，沒有將他交給大衛，但伊施波設指責押尼珥與掃羅的妾利斯巴有不當行為（</w:t>
+        <w:t>）。約伯自己也宣稱，智慧比俄斐的金子更為寶貴（</w:t>
       </w:r>
       <w:hyperlink r:id="rId20">
         <w:r>
@@ -540,32 +500,26 @@
             <w:color w:val="0000EE"/>
             <w:u w:val="single"/>
           </w:rPr>
-          <w:t>撒下3:8</w:t>
+          <w:t>伯28:16</w:t>
         </w:r>
       </w:hyperlink>
       <w:r>
         <w:rPr>
           <w:lang w:val="zh_TW" w:bidi="zh_TW"/>
         </w:rPr>
-        <w:t>）。</w:t>
-      </w:r>
-    </w:p>
-    <w:p>
-      <w:pPr>
-        <w:pStyle w:val="ListBullet"/>
-        <w:spacing w:line="240" w:lineRule="auto"/>
-        <w:ind w:left="720"/>
-      </w:pPr>
-      <w:r>
-        <w:rPr>
-          <w:lang w:val="zh_TW" w:bidi="zh_TW"/>
-        </w:rPr>
-      </w:r>
-      <w:r>
-        <w:rPr>
-          <w:lang w:val="zh_TW" w:bidi="zh_TW"/>
-        </w:rPr>
-        <w:t>大衛在他父親去世時送上慰問的話語，但哈嫩羞辱了大衛的使者，導致兩國之間的戰爭（</w:t>
+        <w:t>）。詩人描述君王右邊的王后所佩戴「</w:t>
+      </w:r>
+      <w:r>
+        <w:rPr>
+          <w:lang w:val="zh_TW" w:bidi="zh_TW"/>
+        </w:rPr>
+        <w:t>俄斐金飾</w:t>
+      </w:r>
+      <w:r>
+        <w:rPr>
+          <w:lang w:val="zh_TW" w:bidi="zh_TW"/>
+        </w:rPr>
+        <w:t>」，象徵著極致榮耀（</w:t>
       </w:r>
       <w:hyperlink r:id="rId21">
         <w:r>
@@ -576,7 +530,7 @@
             <w:color w:val="0000EE"/>
             <w:u w:val="single"/>
           </w:rPr>
-          <w:t>撒下10:2–19</w:t>
+          <w:t>詩45:9</w:t>
         </w:r>
       </w:hyperlink>
       <w:r>
@@ -587,21 +541,17 @@
       </w:r>
     </w:p>
     <w:p>
-      <w:pPr>
-        <w:pStyle w:val="ListBullet"/>
-        <w:spacing w:line="240" w:lineRule="auto"/>
-        <w:ind w:left="720"/>
-      </w:pPr>
-      <w:r>
-        <w:rPr>
-          <w:lang w:val="zh_TW" w:bidi="zh_TW"/>
-        </w:rPr>
-      </w:r>
-      <w:r>
-        <w:rPr>
-          <w:lang w:val="zh_TW" w:bidi="zh_TW"/>
-        </w:rPr>
-        <w:t>押沙龍責備大衛的朋友戶篩，指責他在大衛需要他時離開大衛，並質問戶篩這是否是他回報大衛友誼的方式（</w:t>
+      <w:pPr/>
+      <w:r>
+        <w:rPr>
+          <w:lang w:val="zh_TW" w:bidi="zh_TW"/>
+        </w:rPr>
+      </w:r>
+      <w:r>
+        <w:rPr>
+          <w:lang w:val="zh_TW" w:bidi="zh_TW"/>
+        </w:rPr>
+        <w:t>部分學者推測，他施船隻（</w:t>
       </w:r>
       <w:hyperlink r:id="rId22">
         <w:r>
@@ -612,14 +562,62 @@
             <w:color w:val="0000EE"/>
             <w:u w:val="single"/>
           </w:rPr>
-          <w:t>撒下16:17</w:t>
+          <w:t>王上10:22</w:t>
         </w:r>
       </w:hyperlink>
       <w:r>
         <w:rPr>
           <w:lang w:val="zh_TW" w:bidi="zh_TW"/>
         </w:rPr>
-        <w:t>；另見</w:t>
+        <w:t>）就是那些每三年從俄斐往返、運回黃金、白銀、象牙、猿猴和孔雀的船隻。商人將貨物運到俄斐的港口，有些貨物甚至來自遙遠的印度，是由所羅門的代表在當地購買。</w:t>
+      </w:r>
+      <w:r>
+        <w:rPr>
+          <w:lang w:val="zh_TW" w:bidi="zh_TW"/>
+        </w:rPr>
+      </w:r>
+      <w:r>
+        <w:rPr>
+          <w:lang w:val="zh_TW" w:bidi="zh_TW"/>
+        </w:rPr>
+      </w:r>
+    </w:p>
+    <w:p>
+      <w:pPr/>
+      <w:r>
+        <w:rPr>
+          <w:lang w:val="zh_TW" w:bidi="zh_TW"/>
+        </w:rPr>
+      </w:r>
+    </w:p>
+    <w:p>
+      <w:pPr>
+        <w:pStyle w:val="Heading2"/>
+      </w:pPr>
+      <w:r>
+        <w:rPr>
+          <w:lang w:val="zh_TW" w:bidi="zh_TW"/>
+        </w:rPr>
+        <w:t>蛾摩拉</w:t>
+      </w:r>
+      <w:r>
+        <w:rPr>
+          <w:lang w:val="zh_TW" w:bidi="zh_TW"/>
+        </w:rPr>
+      </w:r>
+    </w:p>
+    <w:p>
+      <w:pPr/>
+      <w:r>
+        <w:rPr>
+          <w:lang w:val="zh_TW" w:bidi="zh_TW"/>
+        </w:rPr>
+      </w:r>
+      <w:r>
+        <w:rPr>
+          <w:lang w:val="zh_TW" w:bidi="zh_TW"/>
+        </w:rPr>
+        <w:t>蛾摩拉是「平原上的城」之一（</w:t>
       </w:r>
       <w:hyperlink r:id="rId23">
         <w:r>
@@ -630,14 +628,14 @@
             <w:color w:val="0000EE"/>
             <w:u w:val="single"/>
           </w:rPr>
-          <w:t>代下24:22</w:t>
+          <w:t>創19章</w:t>
         </w:r>
       </w:hyperlink>
       <w:r>
         <w:rPr>
           <w:lang w:val="zh_TW" w:bidi="zh_TW"/>
         </w:rPr>
-        <w:t>）。</w:t>
+        <w:t>），因其罪惡極深，而遭神毀滅。</w:t>
       </w:r>
     </w:p>
     <w:p>
@@ -649,1068 +647,34 @@
       </w:r>
       <w:r>
         <w:rPr>
-          <w:lang w:val="zh_TW" w:bidi="zh_TW"/>
-        </w:rPr>
-        <w:t>神的作為是聖經中恩慈的最佳例子。利未人讚美神的寬恕、恩典、憐憫和極大的恩慈（</w:t>
-      </w:r>
-      <w:hyperlink r:id="rId24">
-        <w:r>
-          <w:rPr>
-            <w:lang w:val="zh_TW" w:bidi="zh_TW"/>
-          </w:rPr>
-          <w:rPr>
-            <w:color w:val="0000EE"/>
-            <w:u w:val="single"/>
-          </w:rPr>
-          <w:t>尼9:17–31</w:t>
-        </w:r>
-      </w:hyperlink>
-      <w:r>
-        <w:rPr>
-          <w:lang w:val="zh_TW" w:bidi="zh_TW"/>
-        </w:rPr>
-        <w:t>）。他們說即使以色列對神不忠，神仍然對他們恩慈。</w:t>
-      </w:r>
-    </w:p>
-    <w:p>
-      <w:pPr>
-        <w:pStyle w:val="ListBullet"/>
-        <w:spacing w:line="240" w:lineRule="auto"/>
-        <w:ind w:left="720"/>
-      </w:pPr>
-      <w:r>
-        <w:rPr>
-          <w:lang w:val="zh_TW" w:bidi="zh_TW"/>
-        </w:rPr>
-      </w:r>
-      <w:r>
-        <w:rPr>
-          <w:lang w:val="zh_TW" w:bidi="zh_TW"/>
-        </w:rPr>
-        <w:t>即使以色列人拜金牛犢，神也沒有離棄他們。</w:t>
-      </w:r>
-    </w:p>
-    <w:p>
-      <w:pPr>
-        <w:pStyle w:val="ListBullet"/>
-        <w:spacing w:line="240" w:lineRule="auto"/>
-        <w:ind w:left="720"/>
-      </w:pPr>
-      <w:r>
-        <w:rPr>
-          <w:lang w:val="zh_TW" w:bidi="zh_TW"/>
-        </w:rPr>
-      </w:r>
-      <w:r>
-        <w:rPr>
-          <w:lang w:val="zh_TW" w:bidi="zh_TW"/>
-        </w:rPr>
-        <w:t>神賜下祂的靈來教導他們。</w:t>
-      </w:r>
-    </w:p>
-    <w:p>
-      <w:pPr>
-        <w:pStyle w:val="ListBullet"/>
-        <w:spacing w:line="240" w:lineRule="auto"/>
-        <w:ind w:left="720"/>
-      </w:pPr>
-      <w:r>
-        <w:rPr>
-          <w:lang w:val="zh_TW" w:bidi="zh_TW"/>
-        </w:rPr>
-      </w:r>
-      <w:r>
-        <w:rPr>
-          <w:lang w:val="zh_TW" w:bidi="zh_TW"/>
-        </w:rPr>
-        <w:t>神在他們寄居曠野的40年間，給他們賜下嗎哪，給他們水喝。</w:t>
-      </w:r>
-    </w:p>
-    <w:p>
-      <w:pPr>
-        <w:pStyle w:val="ListBullet"/>
-        <w:spacing w:line="240" w:lineRule="auto"/>
-        <w:ind w:left="720"/>
-      </w:pPr>
-      <w:r>
-        <w:rPr>
-          <w:lang w:val="zh_TW" w:bidi="zh_TW"/>
-        </w:rPr>
-      </w:r>
-      <w:r>
-        <w:rPr>
-          <w:lang w:val="zh_TW" w:bidi="zh_TW"/>
-        </w:rPr>
-        <w:t>神賜給他們迦南地居住。</w:t>
-      </w:r>
-    </w:p>
-    <w:p>
-      <w:pPr/>
-      <w:r>
-        <w:rPr>
-          <w:lang w:val="zh_TW" w:bidi="zh_TW"/>
-        </w:rPr>
-      </w:r>
-      <w:r>
-        <w:rPr>
-          <w:lang w:val="zh_TW" w:bidi="zh_TW"/>
-        </w:rPr>
-        <w:t>神恩慈的最大例子是賜下救恩給罪人，這不是因為他們的善行，而是因為祂的憐憫（</w:t>
-      </w:r>
-      <w:hyperlink r:id="rId25">
-        <w:r>
-          <w:rPr>
-            <w:lang w:val="zh_TW" w:bidi="zh_TW"/>
-          </w:rPr>
-          <w:rPr>
-            <w:color w:val="0000EE"/>
-            <w:u w:val="single"/>
-          </w:rPr>
-          <w:t>多3:4</w:t>
-        </w:r>
-      </w:hyperlink>
-      <w:r>
-        <w:rPr>
-          <w:lang w:val="zh_TW" w:bidi="zh_TW"/>
-        </w:rPr>
-        <w:t>；另見</w:t>
-      </w:r>
-      <w:hyperlink r:id="rId26">
-        <w:r>
-          <w:rPr>
-            <w:lang w:val="zh_TW" w:bidi="zh_TW"/>
-          </w:rPr>
-          <w:rPr>
-            <w:color w:val="0000EE"/>
-            <w:u w:val="single"/>
-          </w:rPr>
-          <w:t>弗2:7</w:t>
-        </w:r>
-      </w:hyperlink>
-      <w:r>
-        <w:rPr>
-          <w:lang w:val="zh_TW" w:bidi="zh_TW"/>
-        </w:rPr>
-        <w:t>）。</w:t>
-      </w:r>
-    </w:p>
-    <w:p>
-      <w:pPr/>
-      <w:r>
-        <w:rPr>
-          <w:lang w:val="zh_TW" w:bidi="zh_TW"/>
-        </w:rPr>
-      </w:r>
-      <w:r>
-        <w:rPr>
-          <w:lang w:val="zh_TW" w:bidi="zh_TW"/>
-        </w:rPr>
-        <w:t>因為神對他們如此恩慈，所以基督徒（作為神的選民）被告知要有憐憫、恩慈、謙虛、溫柔、忍耐的心（</w:t>
-      </w:r>
-      <w:hyperlink r:id="rId27">
-        <w:r>
-          <w:rPr>
-            <w:lang w:val="zh_TW" w:bidi="zh_TW"/>
-          </w:rPr>
-          <w:rPr>
-            <w:color w:val="0000EE"/>
-            <w:u w:val="single"/>
-          </w:rPr>
-          <w:t>西3:12</w:t>
-        </w:r>
-      </w:hyperlink>
-      <w:r>
-        <w:rPr>
-          <w:lang w:val="zh_TW" w:bidi="zh_TW"/>
-        </w:rPr>
-        <w:t>）。使徒彼得告訴基督徒要在他們的信心上加上「愛弟兄的心」，以及其它美好的品德（</w:t>
-      </w:r>
-      <w:hyperlink r:id="rId28">
-        <w:r>
-          <w:rPr>
-            <w:lang w:val="zh_TW" w:bidi="zh_TW"/>
-          </w:rPr>
-          <w:rPr>
-            <w:color w:val="0000EE"/>
-            <w:u w:val="single"/>
-          </w:rPr>
-          <w:t>彼後1:7</w:t>
-        </w:r>
-      </w:hyperlink>
-      <w:r>
-        <w:rPr>
-          <w:lang w:val="zh_TW" w:bidi="zh_TW"/>
-        </w:rPr>
-        <w:t>）。</w:t>
-      </w:r>
-      <w:r>
-        <w:rPr>
-          <w:lang w:val="zh_TW" w:bidi="zh_TW"/>
-        </w:rPr>
-      </w:r>
-      <w:r>
-        <w:rPr>
-          <w:lang w:val="zh_TW" w:bidi="zh_TW"/>
-        </w:rPr>
-      </w:r>
-    </w:p>
-    <w:p>
-      <w:pPr/>
-      <w:r>
-        <w:rPr>
-          <w:lang w:val="zh_TW" w:bidi="zh_TW"/>
-        </w:rPr>
-      </w:r>
-    </w:p>
-    <w:p>
-      <w:pPr>
-        <w:pStyle w:val="Heading2"/>
-      </w:pPr>
-      <w:r>
-        <w:rPr>
-          <w:lang w:val="zh_TW" w:bidi="zh_TW"/>
-        </w:rPr>
-        <w:t>恩典</w:t>
-      </w:r>
-      <w:r>
-        <w:rPr>
-          <w:lang w:val="zh_TW" w:bidi="zh_TW"/>
-        </w:rPr>
-      </w:r>
-    </w:p>
-    <w:p>
-      <w:pPr/>
-      <w:r>
-        <w:rPr>
-          <w:lang w:val="zh_TW" w:bidi="zh_TW"/>
-        </w:rPr>
-      </w:r>
-      <w:r>
-        <w:rPr>
-          <w:lang w:val="zh_TW" w:bidi="zh_TW"/>
-        </w:rPr>
-        <w:t>神所賜的禮物，透過祂的行動表達出來，包括祂向人施予的憐憫、慈愛和救恩。</w:t>
-      </w:r>
-    </w:p>
-    <w:p>
-      <w:pPr/>
-      <w:r>
-        <w:rPr>
-          <w:lang w:val="zh_TW" w:bidi="zh_TW"/>
-        </w:rPr>
-      </w:r>
-      <w:r>
-        <w:rPr>
-          <w:lang w:val="zh_TW" w:bidi="zh_TW"/>
-        </w:rPr>
-        <w:t>恩典是神的行動，使祂能夠以無盡的寬恕和祝福來面對人的冷漠和叛逆。神在行動中顯示出祂的恩典。神恩典的教義貫穿整個舊約和新約的思想。然而，舊約只是預示並為在新約中完全展現的恩典做準備。</w:t>
-      </w:r>
-    </w:p>
-    <w:p>
-      <w:pPr>
-        <w:pStyle w:val="Heading3"/>
-      </w:pPr>
-      <w:r>
-        <w:rPr>
-          <w:lang w:val="zh_TW" w:bidi="zh_TW"/>
-        </w:rPr>
-        <w:t>舊約中的恩典</w:t>
-      </w:r>
-    </w:p>
-    <w:p>
-      <w:pPr/>
-      <w:r>
-        <w:rPr>
-          <w:lang w:val="zh_TW" w:bidi="zh_TW"/>
-        </w:rPr>
-      </w:r>
-      <w:r>
-        <w:rPr>
-          <w:lang w:val="zh_TW" w:bidi="zh_TW"/>
-        </w:rPr>
-        <w:t>在舊約的早期敘述中，神自我揭示為自己是一位「有憐憫有恩典的神，不輕易發怒，並有豐盛的慈愛和誠實」（</w:t>
-      </w:r>
-      <w:hyperlink r:id="rId29">
-        <w:r>
-          <w:rPr>
-            <w:lang w:val="zh_TW" w:bidi="zh_TW"/>
-          </w:rPr>
-          <w:rPr>
-            <w:color w:val="0000EE"/>
-            <w:u w:val="single"/>
-          </w:rPr>
-          <w:t>出34:6</w:t>
-        </w:r>
-      </w:hyperlink>
-      <w:r>
-        <w:rPr>
-          <w:lang w:val="zh_TW" w:bidi="zh_TW"/>
-        </w:rPr>
-        <w:t>）。 因此，不配的人類可以用「主啊，我若在你眼前蒙恩，……」這樣的禱告去接近祂（</w:t>
-      </w:r>
-      <w:hyperlink r:id="rId30">
-        <w:r>
-          <w:rPr>
-            <w:lang w:val="zh_TW" w:bidi="zh_TW"/>
-          </w:rPr>
-          <w:rPr>
-            <w:color w:val="0000EE"/>
-            <w:u w:val="single"/>
-          </w:rPr>
-          <w:t>出34:9</w:t>
-        </w:r>
-      </w:hyperlink>
-      <w:r>
-        <w:rPr>
-          <w:lang w:val="zh_TW" w:bidi="zh_TW"/>
-        </w:rPr>
-        <w:t>）。透過神的主動，人與神的疏離被轉變為一種不配得的接納，這開啟了和好和救贖的可能。</w:t>
-      </w:r>
-    </w:p>
-    <w:p>
-      <w:pPr/>
-      <w:r>
-        <w:rPr>
-          <w:lang w:val="zh_TW" w:bidi="zh_TW"/>
-        </w:rPr>
-      </w:r>
-      <w:r>
-        <w:rPr>
-          <w:lang w:val="zh_TW" w:bidi="zh_TW"/>
-        </w:rPr>
-        <w:t>在伊甸園中，恩典已經開始發揮作用，當神以救贖的應許（</w:t>
-      </w:r>
-      <w:hyperlink r:id="rId31">
-        <w:r>
-          <w:rPr>
-            <w:lang w:val="zh_TW" w:bidi="zh_TW"/>
-          </w:rPr>
-          <w:rPr>
-            <w:color w:val="0000EE"/>
-            <w:u w:val="single"/>
-          </w:rPr>
-          <w:t>創3:15</w:t>
-        </w:r>
-      </w:hyperlink>
-      <w:r>
-        <w:rPr>
-          <w:lang w:val="zh_TW" w:bidi="zh_TW"/>
-        </w:rPr>
-        <w:t>）和關切的照顧來回應墮落，而不是以放棄或報復性的毀滅。神對亞伯拉罕的呼召是恩典的延伸，不僅對他個人如此，也通過他作為普世的媒介。作為對亞伯拉罕個人祝福和對他後裔的國的祝福的不可分割的一部分，神的應許中指出，個人和國的祝福將成為實現「地上的萬族都要因你得福」的工具（</w:t>
-      </w:r>
-      <w:hyperlink r:id="rId32">
-        <w:r>
-          <w:rPr>
-            <w:lang w:val="zh_TW" w:bidi="zh_TW"/>
-          </w:rPr>
-          <w:rPr>
-            <w:color w:val="0000EE"/>
-            <w:u w:val="single"/>
-          </w:rPr>
-          <w:t>創12:2–3</w:t>
-        </w:r>
-      </w:hyperlink>
-      <w:r>
-        <w:rPr>
-          <w:lang w:val="zh_TW" w:bidi="zh_TW"/>
-        </w:rPr>
-        <w:t>）。因此，亞伯拉罕的選擇和普世祝福的應許都在神所賜的約中表達出來，其目的是將神的恩典延伸到全人類。神在對亞伯拉罕的應許中莊嚴地確認道：「我與你立約：你要作多國的父……我要與你並你世世代代的後裔堅立我的約，作永遠的約」（</w:t>
-      </w:r>
-      <w:hyperlink r:id="rId33">
-        <w:r>
-          <w:rPr>
-            <w:lang w:val="zh_TW" w:bidi="zh_TW"/>
-          </w:rPr>
-          <w:rPr>
-            <w:color w:val="0000EE"/>
-            <w:u w:val="single"/>
-          </w:rPr>
-          <w:t>創17:4、7</w:t>
-        </w:r>
-      </w:hyperlink>
-      <w:r>
-        <w:rPr>
-          <w:lang w:val="zh_TW" w:bidi="zh_TW"/>
-        </w:rPr>
-        <w:t>）。這個應許應該被理解為在恩典的基礎上實現，而不是在種族的基礎上，這樣它就適用於所有亞伯拉罕的後裔——不僅是猶太信徒，即他的種族後裔，還有他的屬靈後裔，來自列國的信徒，他們擁有像亞伯拉罕一樣的信仰（</w:t>
-      </w:r>
-      <w:hyperlink r:id="rId34">
-        <w:r>
-          <w:rPr>
-            <w:lang w:val="zh_TW" w:bidi="zh_TW"/>
-          </w:rPr>
-          <w:rPr>
-            <w:color w:val="0000EE"/>
-            <w:u w:val="single"/>
-          </w:rPr>
-          <w:t>羅4:16</w:t>
-        </w:r>
-      </w:hyperlink>
-      <w:r>
-        <w:rPr>
-          <w:lang w:val="zh_TW" w:bidi="zh_TW"/>
-        </w:rPr>
-        <w:t>）。 因此，從神恩典的角度來看，揀選亞伯拉罕和以色列民族並不是目的本身。這是神的計劃，將祂的救贖設計延伸到列國的所有信徒。在向亞伯拉罕施恩時，神正在建立教會的開端，即恩典的群體。</w:t>
-      </w:r>
-    </w:p>
-    <w:p>
-      <w:pPr/>
-      <w:r>
-        <w:rPr>
-          <w:lang w:val="zh_TW" w:bidi="zh_TW"/>
-        </w:rPr>
-      </w:r>
-      <w:r>
-        <w:rPr>
-          <w:lang w:val="zh_TW" w:bidi="zh_TW"/>
-        </w:rPr>
-        <w:t>神在揀選亞伯拉罕並使他成為神恩典的接受者中所表現出神的惟獨主義（particularism），且提供了一個範例，適用於所有在救贖歷史中被神使用的人。超越了賦予像亞伯拉罕、大衛、先知以及後來使徒們等個人的恩典，這些人因他們的呼召而具有了為所有分享亞伯拉罕信仰的群體——教會——履行神的約的貢獻潛力。在神對以色列、其族長及其領袖的恩慈作為中，神為祂向普世教會擴展恩典奠定了基礎。神在舊約中的恩慈介入，旨在顯明教會在祂救贖目的中的終極地位。舊約的先知在履行他們的職責時，知道他們所服事的並不是自己，而是教會（</w:t>
-      </w:r>
-      <w:hyperlink r:id="rId35">
-        <w:r>
-          <w:rPr>
-            <w:lang w:val="zh_TW" w:bidi="zh_TW"/>
-          </w:rPr>
-          <w:rPr>
-            <w:color w:val="0000EE"/>
-            <w:u w:val="single"/>
-          </w:rPr>
-          <w:t>彼前1:10–12</w:t>
-        </w:r>
-      </w:hyperlink>
-      <w:r>
-        <w:rPr>
-          <w:lang w:val="zh_TW" w:bidi="zh_TW"/>
-        </w:rPr>
-        <w:t>）。</w:t>
-      </w:r>
-    </w:p>
-    <w:p>
-      <w:pPr/>
-      <w:r>
-        <w:rPr>
-          <w:lang w:val="zh_TW" w:bidi="zh_TW"/>
-        </w:rPr>
-      </w:r>
-      <w:r>
-        <w:rPr>
-          <w:lang w:val="zh_TW" w:bidi="zh_TW"/>
-        </w:rPr>
-        <w:t>作為神恩典過渡性和中介性的表達，舊約的制度僅具有暫時的效力，已被神在新約中恩典的終極顯現所取代（</w:t>
-      </w:r>
-      <w:hyperlink r:id="rId36">
-        <w:r>
-          <w:rPr>
-            <w:lang w:val="zh_TW" w:bidi="zh_TW"/>
-          </w:rPr>
-          <w:rPr>
-            <w:color w:val="0000EE"/>
-            <w:u w:val="single"/>
-          </w:rPr>
-          <w:t>來8:6–7</w:t>
-        </w:r>
-      </w:hyperlink>
-      <w:r>
-        <w:rPr>
-          <w:lang w:val="zh_TW" w:bidi="zh_TW"/>
-        </w:rPr>
-        <w:t>）。因此，舊約將會過去，並被一個新的約所取代，這將展示神恩典的完全顯現。從這個角度來看，律法與恩典之間的張力變得清晰。像以色列的選召一樣，律法（作為舊約中最顯著的制度之一）是一項暫時性的神恩典措施，用以預示和預備通過信靠耶穌基督的恩典而得稱義的約（</w:t>
-      </w:r>
-      <w:hyperlink r:id="rId37">
-        <w:r>
-          <w:rPr>
-            <w:lang w:val="zh_TW" w:bidi="zh_TW"/>
-          </w:rPr>
-          <w:rPr>
-            <w:color w:val="0000EE"/>
-            <w:u w:val="single"/>
-          </w:rPr>
-          <w:t>加3:23–29</w:t>
-        </w:r>
-      </w:hyperlink>
+          <w:i/>
+          <w:lang w:val="zh_TW" w:bidi="zh_TW"/>
+        </w:rPr>
+        <w:t>見</w:t>
+      </w:r>
+      <w:r>
+        <w:rPr>
+          <w:lang w:val="zh_TW" w:bidi="zh_TW"/>
+        </w:rPr>
+        <w:t xml:space="preserve"> </w:t>
+      </w:r>
+      <w:r>
+        <w:rPr>
+          <w:lang w:val="zh_TW" w:bidi="zh_TW"/>
+        </w:rPr>
+        <w:t>平原上的城</w:t>
+      </w:r>
       <w:r>
         <w:rPr>
           <w:lang w:val="zh_TW" w:bidi="zh_TW"/>
         </w:rPr>
         <w:t>；</w:t>
       </w:r>
-      <w:hyperlink r:id="rId38">
-        <w:r>
-          <w:rPr>
-            <w:lang w:val="zh_TW" w:bidi="zh_TW"/>
-          </w:rPr>
-          <w:rPr>
-            <w:color w:val="0000EE"/>
-            <w:u w:val="single"/>
-          </w:rPr>
-          <w:t>來10:1</w:t>
-        </w:r>
-      </w:hyperlink>
-      <w:r>
-        <w:rPr>
-          <w:lang w:val="zh_TW" w:bidi="zh_TW"/>
-        </w:rPr>
-        <w:t>）。</w:t>
-      </w:r>
-    </w:p>
-    <w:p>
-      <w:pPr>
-        <w:pStyle w:val="Heading3"/>
-      </w:pPr>
-      <w:r>
-        <w:rPr>
-          <w:lang w:val="zh_TW" w:bidi="zh_TW"/>
-        </w:rPr>
-        <w:t>新約中的恩典</w:t>
-      </w:r>
-    </w:p>
-    <w:p>
-      <w:pPr/>
-      <w:r>
-        <w:rPr>
-          <w:lang w:val="zh_TW" w:bidi="zh_TW"/>
-        </w:rPr>
-      </w:r>
-      <w:r>
-        <w:rPr>
-          <w:lang w:val="zh_TW" w:bidi="zh_TW"/>
-        </w:rPr>
-        <w:t>恩典作為神對祂子民積極行動的參與，這一概念在新約中更加鮮明。神的恩典在耶穌基督的身上具體體現出來，祂以可見的方式展示了神恩典的動態本質，並在祂的救贖事工中實現了舊約中有關神恩待人的應許（</w:t>
-      </w:r>
-      <w:hyperlink r:id="rId39">
-        <w:r>
-          <w:rPr>
-            <w:lang w:val="zh_TW" w:bidi="zh_TW"/>
-          </w:rPr>
-          <w:rPr>
-            <w:color w:val="0000EE"/>
-            <w:u w:val="single"/>
-          </w:rPr>
-          <w:t>約1:14、17</w:t>
-        </w:r>
-      </w:hyperlink>
-      <w:r>
-        <w:rPr>
-          <w:lang w:val="zh_TW" w:bidi="zh_TW"/>
-        </w:rPr>
-        <w:t>）。</w:t>
-      </w:r>
-    </w:p>
-    <w:p>
-      <w:pPr/>
-      <w:r>
-        <w:rPr>
-          <w:lang w:val="zh_TW" w:bidi="zh_TW"/>
-        </w:rPr>
-      </w:r>
-      <w:r>
-        <w:rPr>
-          <w:lang w:val="zh_TW" w:bidi="zh_TW"/>
-        </w:rPr>
-        <w:t>神在耶穌基督中顯現的恩典使神能夠赦免罪人，並將他們聚集在教會這個新約群體中。耶穌在施行事工期間，曾多次對許多罪人宣告赦罪，並向各種絕望的人提供神的仁愛幫助。透過像父親寬恕浪子和尋找失羊的教導，耶穌明確表示祂來是為了尋找和拯救那些失喪的人。然而，祂最終在十字架上完成的救贖之死，為悔改的罪人敞開了通往神赦免和恢復性恩典的大門。這個簡單的真理在因信稱義的教義中被闡明（</w:t>
-      </w:r>
-      <w:hyperlink r:id="rId40">
-        <w:r>
-          <w:rPr>
-            <w:lang w:val="zh_TW" w:bidi="zh_TW"/>
-          </w:rPr>
-          <w:rPr>
-            <w:color w:val="0000EE"/>
-            <w:u w:val="single"/>
-          </w:rPr>
-          <w:t>羅3:23</w:t>
-        </w:r>
-      </w:hyperlink>
-      <w:r>
-        <w:rPr>
-          <w:lang w:val="zh_TW" w:bidi="zh_TW"/>
-        </w:rPr>
-        <w:t>；</w:t>
-      </w:r>
-      <w:hyperlink r:id="rId41">
-        <w:r>
-          <w:rPr>
-            <w:lang w:val="zh_TW" w:bidi="zh_TW"/>
-          </w:rPr>
-          <w:rPr>
-            <w:color w:val="0000EE"/>
-            <w:u w:val="single"/>
-          </w:rPr>
-          <w:t>多3:7</w:t>
-        </w:r>
-      </w:hyperlink>
-      <w:r>
-        <w:rPr>
-          <w:lang w:val="zh_TW" w:bidi="zh_TW"/>
-        </w:rPr>
-        <w:t>）。根據這個教導，神藉著基督代贖的死而提供恩典，使祂能夠對悔改的罪人宣告「義」或「無罪」的判決，並將他們納入祂的永恆旨意中。因此，他們進入了神恩典的領域，這恩典使他們能夠與聖靈同工，進行個人成聖的過程。</w:t>
-      </w:r>
-    </w:p>
-    <w:p>
-      <w:pPr/>
-      <w:r>
-        <w:rPr>
-          <w:lang w:val="zh_TW" w:bidi="zh_TW"/>
-        </w:rPr>
-      </w:r>
-      <w:r>
-        <w:rPr>
-          <w:lang w:val="zh_TW" w:bidi="zh_TW"/>
-        </w:rPr>
-        <w:t>神在耶穌基督身上顯現的恩典，也使神能夠賜予信徒不配得的恩惠，這些恩惠豐富了他們的生活，並將他們聯合在一起成為基督的身體——教會。他們因恩典而被接納，並因此獲得新的身份，即成為神的兒女，成為神家中的成員，使他們如同對待天父一樣與祂相處（</w:t>
-      </w:r>
-      <w:hyperlink r:id="rId42">
-        <w:r>
-          <w:rPr>
-            <w:lang w:val="zh_TW" w:bidi="zh_TW"/>
-          </w:rPr>
-          <w:rPr>
-            <w:color w:val="0000EE"/>
-            <w:u w:val="single"/>
-          </w:rPr>
-          <w:t>加4:4–6</w:t>
-        </w:r>
-      </w:hyperlink>
-      <w:r>
-        <w:rPr>
-          <w:lang w:val="zh_TW" w:bidi="zh_TW"/>
-        </w:rPr>
-        <w:t>）。他們成為一個群體的成員，在這個群體中，種族、階級和性別的區別變得無關緊要，因為他們都成為了神對亞伯拉罕普世祝福之應許的平等繼承人（</w:t>
-      </w:r>
-      <w:hyperlink r:id="rId43">
-        <w:r>
-          <w:rPr>
-            <w:lang w:val="zh_TW" w:bidi="zh_TW"/>
-          </w:rPr>
-          <w:rPr>
-            <w:color w:val="0000EE"/>
-            <w:u w:val="single"/>
-          </w:rPr>
-          <w:t>3:28–29</w:t>
-        </w:r>
-      </w:hyperlink>
-      <w:r>
-        <w:rPr>
-          <w:lang w:val="zh_TW" w:bidi="zh_TW"/>
-        </w:rPr>
-        <w:t>）。為了豐富他們的個人生活，並確保他們在新群體生活中的參與是有益的，聖靈恩慈地賜給信徒各種恩賜，使他們能夠進行旨在造福教會的各種事工（</w:t>
-      </w:r>
-      <w:hyperlink r:id="rId44">
-        <w:r>
-          <w:rPr>
-            <w:lang w:val="zh_TW" w:bidi="zh_TW"/>
-          </w:rPr>
-          <w:rPr>
-            <w:color w:val="0000EE"/>
-            <w:u w:val="single"/>
-          </w:rPr>
-          <w:t>羅12:6–8</w:t>
-        </w:r>
-      </w:hyperlink>
-      <w:r>
-        <w:rPr>
-          <w:lang w:val="zh_TW" w:bidi="zh_TW"/>
-        </w:rPr>
-        <w:t>）。在這些事工中，首要的是使徒的職分，這一職分與神的恩典密切相關（</w:t>
-      </w:r>
-      <w:hyperlink r:id="rId45">
-        <w:r>
-          <w:rPr>
-            <w:lang w:val="zh_TW" w:bidi="zh_TW"/>
-          </w:rPr>
-          <w:rPr>
-            <w:color w:val="0000EE"/>
-            <w:u w:val="single"/>
-          </w:rPr>
-          <w:t>1:5</w:t>
-        </w:r>
-      </w:hyperlink>
-      <w:r>
-        <w:rPr>
-          <w:lang w:val="zh_TW" w:bidi="zh_TW"/>
-        </w:rPr>
-        <w:t>，</w:t>
-      </w:r>
-      <w:hyperlink r:id="rId46">
-        <w:r>
-          <w:rPr>
-            <w:lang w:val="zh_TW" w:bidi="zh_TW"/>
-          </w:rPr>
-          <w:rPr>
-            <w:color w:val="0000EE"/>
-            <w:u w:val="single"/>
-          </w:rPr>
-          <w:t>15:15–16</w:t>
-        </w:r>
-      </w:hyperlink>
-      <w:r>
-        <w:rPr>
-          <w:lang w:val="zh_TW" w:bidi="zh_TW"/>
-        </w:rPr>
-        <w:t>），因為它與舊約的先知事工結合在一起，為教會提供了基礎結構（</w:t>
-      </w:r>
-      <w:hyperlink r:id="rId47">
-        <w:r>
-          <w:rPr>
-            <w:lang w:val="zh_TW" w:bidi="zh_TW"/>
-          </w:rPr>
-          <w:rPr>
-            <w:color w:val="0000EE"/>
-            <w:u w:val="single"/>
-          </w:rPr>
-          <w:t>弗2:20</w:t>
-        </w:r>
-      </w:hyperlink>
-      <w:r>
-        <w:rPr>
-          <w:lang w:val="zh_TW" w:bidi="zh_TW"/>
-        </w:rPr>
-        <w:t>）。由於神的恩典豐富地傾注在信徒的群體生活中（</w:t>
-      </w:r>
-      <w:hyperlink r:id="rId48">
-        <w:r>
-          <w:rPr>
-            <w:lang w:val="zh_TW" w:bidi="zh_TW"/>
-          </w:rPr>
-          <w:rPr>
-            <w:color w:val="0000EE"/>
-            <w:u w:val="single"/>
-          </w:rPr>
-          <w:t>1:7–8</w:t>
-        </w:r>
-      </w:hyperlink>
-      <w:r>
-        <w:rPr>
-          <w:lang w:val="zh_TW" w:bidi="zh_TW"/>
-        </w:rPr>
-        <w:t>），教會進入永恆後，將通過其存在本身，展示出神在耶穌基督裡無限豐富的恩典（</w:t>
-      </w:r>
-      <w:hyperlink r:id="rId49">
-        <w:r>
-          <w:rPr>
-            <w:lang w:val="zh_TW" w:bidi="zh_TW"/>
-          </w:rPr>
-          <w:rPr>
-            <w:color w:val="0000EE"/>
-            <w:u w:val="single"/>
-          </w:rPr>
-          <w:t>2:6</w:t>
-        </w:r>
-      </w:hyperlink>
-      <w:r>
-        <w:rPr>
-          <w:lang w:val="zh_TW" w:bidi="zh_TW"/>
-        </w:rPr>
-        <w:t>）。</w:t>
-      </w:r>
-    </w:p>
-    <w:p>
-      <w:pPr/>
-      <w:r>
-        <w:rPr>
-          <w:lang w:val="zh_TW" w:bidi="zh_TW"/>
-        </w:rPr>
-      </w:r>
-      <w:r>
-        <w:rPr>
-          <w:lang w:val="zh_TW" w:bidi="zh_TW"/>
-        </w:rPr>
-        <w:t>最後，神在耶穌基督裡顯現的恩典，讓神能夠使信徒在品格和關係中反映祂的恩典。接受神恩典的不可或缺的條件是謙卑（</w:t>
-      </w:r>
-      <w:hyperlink r:id="rId50">
-        <w:r>
-          <w:rPr>
-            <w:lang w:val="zh_TW" w:bidi="zh_TW"/>
-          </w:rPr>
-          <w:rPr>
-            <w:color w:val="0000EE"/>
-            <w:u w:val="single"/>
-          </w:rPr>
-          <w:t>雅4:6</w:t>
-        </w:r>
-      </w:hyperlink>
-      <w:r>
-        <w:rPr>
-          <w:lang w:val="zh_TW" w:bidi="zh_TW"/>
-        </w:rPr>
-        <w:t>；</w:t>
-      </w:r>
-      <w:hyperlink r:id="rId51">
-        <w:r>
-          <w:rPr>
-            <w:lang w:val="zh_TW" w:bidi="zh_TW"/>
-          </w:rPr>
-          <w:rPr>
-            <w:color w:val="0000EE"/>
-            <w:u w:val="single"/>
-          </w:rPr>
-          <w:t>彼前5:5</w:t>
-        </w:r>
-      </w:hyperlink>
-      <w:r>
-        <w:rPr>
-          <w:lang w:val="zh_TW" w:bidi="zh_TW"/>
-        </w:rPr>
-        <w:t>）。這樣對神的謙卑使信徒能夠對待他人時也謙卑行事。從恩典的立場出發，他們可以放下自私和自負，以謙恭的態度對待他人（</w:t>
-      </w:r>
-      <w:hyperlink r:id="rId52">
-        <w:r>
-          <w:rPr>
-            <w:lang w:val="zh_TW" w:bidi="zh_TW"/>
-          </w:rPr>
-          <w:rPr>
-            <w:color w:val="0000EE"/>
-            <w:u w:val="single"/>
-          </w:rPr>
-          <w:t>腓2:3–4</w:t>
-        </w:r>
-      </w:hyperlink>
-      <w:r>
-        <w:rPr>
-          <w:lang w:val="zh_TW" w:bidi="zh_TW"/>
-        </w:rPr>
-        <w:t>），以互相服侍的態度（</w:t>
-      </w:r>
-      <w:hyperlink r:id="rId53">
-        <w:r>
-          <w:rPr>
-            <w:lang w:val="zh_TW" w:bidi="zh_TW"/>
-          </w:rPr>
-          <w:rPr>
-            <w:color w:val="0000EE"/>
-            <w:u w:val="single"/>
-          </w:rPr>
-          <w:t>弗5:21</w:t>
-        </w:r>
-      </w:hyperlink>
-      <w:r>
-        <w:rPr>
-          <w:lang w:val="zh_TW" w:bidi="zh_TW"/>
-        </w:rPr>
-        <w:t>），並以互相寬恕的心靈（</w:t>
-      </w:r>
-      <w:hyperlink r:id="rId54">
-        <w:r>
-          <w:rPr>
-            <w:lang w:val="zh_TW" w:bidi="zh_TW"/>
-          </w:rPr>
-          <w:rPr>
-            <w:color w:val="0000EE"/>
-            <w:u w:val="single"/>
-          </w:rPr>
-          <w:t>太18:23–35</w:t>
-        </w:r>
-      </w:hyperlink>
-      <w:r>
-        <w:rPr>
-          <w:lang w:val="zh_TW" w:bidi="zh_TW"/>
-        </w:rPr>
-        <w:t>），使他們的交流也能展現出神的恩典（</w:t>
-      </w:r>
-      <w:hyperlink r:id="rId55">
-        <w:r>
-          <w:rPr>
-            <w:lang w:val="zh_TW" w:bidi="zh_TW"/>
-          </w:rPr>
-          <w:rPr>
-            <w:color w:val="0000EE"/>
-            <w:u w:val="single"/>
-          </w:rPr>
-          <w:t>西4:6</w:t>
-        </w:r>
-      </w:hyperlink>
-      <w:r>
-        <w:rPr>
-          <w:lang w:val="zh_TW" w:bidi="zh_TW"/>
-        </w:rPr>
-        <w:t>）。由於耶穌基督的恩典構成了信徒生命和人際關係的實存背景，他們被勸勉不要將神的恩典變為不敬虔的行為（</w:t>
-      </w:r>
-      <w:hyperlink r:id="rId56">
-        <w:r>
-          <w:rPr>
-            <w:lang w:val="zh_TW" w:bidi="zh_TW"/>
-          </w:rPr>
-          <w:rPr>
-            <w:color w:val="0000EE"/>
-            <w:u w:val="single"/>
-          </w:rPr>
-          <w:t>猶1:4</w:t>
-        </w:r>
-      </w:hyperlink>
-      <w:r>
-        <w:rPr>
-          <w:lang w:val="zh_TW" w:bidi="zh_TW"/>
-        </w:rPr>
-        <w:t>），而是要在主的恩典中成長（</w:t>
-      </w:r>
-      <w:hyperlink r:id="rId57">
-        <w:r>
-          <w:rPr>
-            <w:lang w:val="zh_TW" w:bidi="zh_TW"/>
-          </w:rPr>
-          <w:rPr>
-            <w:color w:val="0000EE"/>
-            <w:u w:val="single"/>
-          </w:rPr>
-          <w:t>彼後3:18</w:t>
-        </w:r>
-      </w:hyperlink>
-      <w:r>
-        <w:rPr>
-          <w:lang w:val="zh_TW" w:bidi="zh_TW"/>
-        </w:rPr>
-        <w:t>）。</w:t>
-      </w:r>
-    </w:p>
-    <w:p>
-      <w:pPr/>
-      <w:r>
-        <w:rPr>
-          <w:lang w:val="zh_TW" w:bidi="zh_TW"/>
-        </w:rPr>
-      </w:r>
-      <w:r>
-        <w:rPr>
-          <w:lang w:val="zh_TW" w:bidi="zh_TW"/>
-        </w:rPr>
-        <w:t>聖經中恩典的基本意義是指神對祂的受造物施行善意的態度。這種神的恩惠在耶穌基督裡得到了最高的表達。按其定義，這恩典對所有人完全開放，唯一的先決條件是悔改並渴望接受它（</w:t>
-      </w:r>
-      <w:hyperlink r:id="rId58">
-        <w:r>
-          <w:rPr>
-            <w:lang w:val="zh_TW" w:bidi="zh_TW"/>
-          </w:rPr>
-          <w:rPr>
-            <w:color w:val="0000EE"/>
-            <w:u w:val="single"/>
-          </w:rPr>
-          <w:t>多2:11–12</w:t>
-        </w:r>
-      </w:hyperlink>
-      <w:r>
-        <w:rPr>
-          <w:lang w:val="zh_TW" w:bidi="zh_TW"/>
-        </w:rPr>
-        <w:t>）。因此，與神和祂旨意隔絕的人類狀態被替換為與神那本來不可接近的威嚴接觸的途徑，這威嚴以寶座的形式呈現，使祂的恩典可以滿足人的需求（</w:t>
-      </w:r>
-      <w:hyperlink r:id="rId59">
-        <w:r>
-          <w:rPr>
-            <w:lang w:val="zh_TW" w:bidi="zh_TW"/>
-          </w:rPr>
-          <w:rPr>
-            <w:color w:val="0000EE"/>
-            <w:u w:val="single"/>
-          </w:rPr>
-          <w:t>來4:16</w:t>
-        </w:r>
-      </w:hyperlink>
-      <w:r>
-        <w:rPr>
-          <w:lang w:val="zh_TW" w:bidi="zh_TW"/>
-        </w:rPr>
-        <w:t>）。接受神恩典以外的另一個悲慘的選擇，是繼續處於無盼望的疏離狀態，或是通過注定徒勞的人類努力來追求神的恩惠（</w:t>
-      </w:r>
-      <w:hyperlink r:id="rId60">
-        <w:r>
-          <w:rPr>
-            <w:lang w:val="zh_TW" w:bidi="zh_TW"/>
-          </w:rPr>
-          <w:rPr>
-            <w:color w:val="0000EE"/>
-            <w:u w:val="single"/>
-          </w:rPr>
-          <w:t>羅1:21</w:t>
-        </w:r>
-      </w:hyperlink>
-      <w:r>
-        <w:rPr>
-          <w:lang w:val="zh_TW" w:bidi="zh_TW"/>
-        </w:rPr>
-        <w:t>）。神對罪人的無條件接納，唯一的條件可能就是他們拒絕接受祂的接納。</w:t>
-      </w:r>
-    </w:p>
-    <w:p>
-      <w:pPr/>
-      <w:r>
-        <w:rPr>
-          <w:lang w:val="zh_TW" w:bidi="zh_TW"/>
-        </w:rPr>
-      </w:r>
-      <w:r>
-        <w:rPr>
-          <w:lang w:val="zh_TW" w:bidi="zh_TW"/>
-        </w:rPr>
-        <w:t>因為基督代表神恩典的實現、體現和分配者，早期基督徒白白地稱神的恩典為「我們主耶穌基督的恩典」。這恩典被認為是如此根本且遍及他們的個人生活和信仰團體的存在，以至於他們自然地將傳統的「平安」（Shalom）問候與耶穌基督的恩典相結合。這就是為什麼幾乎在新約聖經的每卷書中都能看到「願我們主耶穌基督的恩常與你們眾人同在」這一問候形式的變體普遍重複出現（</w:t>
-      </w:r>
-      <w:hyperlink r:id="rId61">
-        <w:r>
-          <w:rPr>
-            <w:lang w:val="zh_TW" w:bidi="zh_TW"/>
-          </w:rPr>
-          <w:rPr>
-            <w:color w:val="0000EE"/>
-            <w:u w:val="single"/>
-          </w:rPr>
-          <w:t>帖後3:18</w:t>
-        </w:r>
-      </w:hyperlink>
-      <w:r>
-        <w:rPr>
-          <w:lang w:val="zh_TW" w:bidi="zh_TW"/>
-        </w:rPr>
-        <w:t>）。</w:t>
-      </w:r>
-    </w:p>
-    <w:p>
-      <w:pPr/>
-      <w:r>
-        <w:rPr>
-          <w:lang w:val="zh_TW" w:bidi="zh_TW"/>
-        </w:rPr>
-      </w:r>
-      <w:r>
-        <w:rPr>
-          <w:i/>
-          <w:lang w:val="zh_TW" w:bidi="zh_TW"/>
-        </w:rPr>
-        <w:t>另見</w:t>
-      </w:r>
-      <w:r>
-        <w:rPr>
-          <w:lang w:val="zh_TW" w:bidi="zh_TW"/>
-        </w:rPr>
-        <w:t xml:space="preserve"> </w:t>
-      </w:r>
-      <w:r>
-        <w:rPr>
-          <w:lang w:val="zh_TW" w:bidi="zh_TW"/>
-        </w:rPr>
-        <w:t>神的存在與屬性</w:t>
-      </w:r>
-      <w:r>
-        <w:rPr>
-          <w:lang w:val="zh_TW" w:bidi="zh_TW"/>
-        </w:rPr>
-        <w:t>；</w:t>
-      </w:r>
-      <w:r>
-        <w:rPr>
-          <w:lang w:val="zh_TW" w:bidi="zh_TW"/>
-        </w:rPr>
-        <w:t>愛</w:t>
-      </w:r>
-      <w:r>
-        <w:rPr>
-          <w:lang w:val="zh_TW" w:bidi="zh_TW"/>
-        </w:rPr>
-        <w:t>；</w:t>
-      </w:r>
-      <w:r>
-        <w:rPr>
-          <w:lang w:val="zh_TW" w:bidi="zh_TW"/>
-        </w:rPr>
-        <w:t>憐憫</w:t>
+      <w:r>
+        <w:rPr>
+          <w:lang w:val="zh_TW" w:bidi="zh_TW"/>
+        </w:rPr>
+        <w:t>所多瑪和蛾摩拉</w:t>
       </w:r>
       <w:r>
         <w:rPr>

--- a/zht/docx/035.content.docx
+++ b/zht/docx/035.content.docx
@@ -19,7 +19,7 @@
         <w:rPr>
           <w:lang w:val="zh_TW" w:bidi="zh_TW"/>
         </w:rPr>
-        <w:t>Resource: Tyndale Open Bible Dictionary</w:t>
+        <w:t>Resource: Aquifer Open Bible Dictionary</w:t>
       </w:r>
       <w:r>
         <w:rPr>
@@ -112,7 +112,7 @@
         <w:rPr>
           <w:lang w:val="zh_TW" w:bidi="zh_TW"/>
         </w:rPr>
-        <w:t>Tyndale Open Bible Dictionary</w:t>
+        <w:t>Aquifer Open Bible Dictionary</w:t>
       </w:r>
     </w:p>
     <w:p>

--- a/zht/docx/035.content.docx
+++ b/zht/docx/035.content.docx
@@ -149,7 +149,7 @@
         <w:rPr>
           <w:lang w:val="zh_TW" w:bidi="zh_TW"/>
         </w:rPr>
-        <w:t>E</w:t>
+        <w:t>dui</w:t>
       </w:r>
       <w:r>
         <w:rPr>
@@ -212,7 +212,7 @@
         <w:rPr>
           <w:lang w:val="zh_TW" w:bidi="zh_TW"/>
         </w:rPr>
-        <w:t>俄巴路</w:t>
+        <w:t>兌換銀錢的人，兌換銀錢</w:t>
       </w:r>
       <w:r>
         <w:rPr>
@@ -231,54 +231,7 @@
         <w:rPr>
           <w:lang w:val="zh_TW" w:bidi="zh_TW"/>
         </w:rPr>
-        <w:t>在</w:t>
-      </w:r>
-      <w:hyperlink r:id="rId13">
-        <w:r>
-          <w:rPr>
-            <w:lang w:val="zh_TW" w:bidi="zh_TW"/>
-          </w:rPr>
-          <w:rPr>
-            <w:color w:val="0000EE"/>
-            <w:u w:val="single"/>
-          </w:rPr>
-          <w:t>創世記十章28節</w:t>
-        </w:r>
-      </w:hyperlink>
-      <w:r>
-        <w:rPr>
-          <w:lang w:val="zh_TW" w:bidi="zh_TW"/>
-        </w:rPr>
-        <w:t>中，俄巴路是約坍的後裔以巴錄的另一種拼寫方式。</w:t>
-      </w:r>
-      <w:r>
-        <w:rPr>
-          <w:i/>
-          <w:lang w:val="zh_TW" w:bidi="zh_TW"/>
-        </w:rPr>
-        <w:t>見</w:t>
-      </w:r>
-      <w:r>
-        <w:rPr>
-          <w:lang w:val="zh_TW" w:bidi="zh_TW"/>
-        </w:rPr>
-        <w:t>以巴錄 #2</w:t>
-      </w:r>
-      <w:r>
-        <w:rPr>
-          <w:lang w:val="zh_TW" w:bidi="zh_TW"/>
-        </w:rPr>
-        <w:t>。</w:t>
-      </w:r>
-      <w:r>
-        <w:rPr>
-          <w:lang w:val="zh_TW" w:bidi="zh_TW"/>
-        </w:rPr>
-      </w:r>
-      <w:r>
-        <w:rPr>
-          <w:lang w:val="zh_TW" w:bidi="zh_TW"/>
-        </w:rPr>
+        <w:t>兌換銀錢的人是指從事與金錢相關工作的人。他們借出資金，兌換不同類型的貨幣，並發行新貨幣。</w:t>
       </w:r>
     </w:p>
     <w:p>
@@ -288,38 +241,11 @@
           <w:lang w:val="zh_TW" w:bidi="zh_TW"/>
         </w:rPr>
       </w:r>
-    </w:p>
-    <w:p>
-      <w:pPr>
-        <w:pStyle w:val="Heading2"/>
-      </w:pPr>
-      <w:r>
-        <w:rPr>
-          <w:lang w:val="zh_TW" w:bidi="zh_TW"/>
-        </w:rPr>
-        <w:t>俄斐 (地點)</w:t>
-      </w:r>
-      <w:r>
-        <w:rPr>
-          <w:lang w:val="zh_TW" w:bidi="zh_TW"/>
-        </w:rPr>
-      </w:r>
-    </w:p>
-    <w:p>
-      <w:pPr>
-        <w:pStyle w:val="Heading2"/>
-      </w:pPr>
-      <w:r>
-        <w:rPr>
-          <w:lang w:val="zh_TW" w:bidi="zh_TW"/>
-        </w:rPr>
-        <w:t>俄斐</w:t>
-      </w:r>
-      <w:r>
-        <w:rPr>
-          <w:lang w:val="zh_TW" w:bidi="zh_TW"/>
-        </w:rPr>
-        <w:t>（地點）</w:t>
+      <w:r>
+        <w:rPr>
+          <w:lang w:val="zh_TW" w:bidi="zh_TW"/>
+        </w:rPr>
+        <w:t>隨著不同國家之間的貿易增長，人們需要一種簡便的方式來轉移資金。這促成了兌換銀錢行業的誕生。當硬幣在公元前七世紀首次製造時，兌換銀錢的人變得重要起來。他們負責將一種硬幣兌換成另一種貨幣。</w:t>
       </w:r>
     </w:p>
     <w:p>
@@ -333,8 +259,20 @@
         <w:rPr>
           <w:lang w:val="zh_TW" w:bidi="zh_TW"/>
         </w:rPr>
-        <w:t>所羅門王曾派商船前往此地，以運回黃金及各種珍貴、奇異的物品。其實際位置並不清楚；多數學者認為其位於阿拉伯西南部。此地名可能與列國表（table of nations）中所記的阿斐有關，他在列國表中被列為約坍的兒子（</w:t>
-      </w:r>
+        <w:t>過去，王和女王控制所有貿易（</w:t>
+      </w:r>
+      <w:hyperlink r:id="rId13">
+        <w:r>
+          <w:rPr>
+            <w:lang w:val="zh_TW" w:bidi="zh_TW"/>
+          </w:rPr>
+          <w:rPr>
+            <w:color w:val="0000EE"/>
+            <w:u w:val="single"/>
+          </w:rPr>
+          <w:t>撒下5:11；</w:t>
+        </w:r>
+      </w:hyperlink>
       <w:hyperlink r:id="rId14">
         <w:r>
           <w:rPr>
@@ -344,16 +282,16 @@
             <w:color w:val="0000EE"/>
             <w:u w:val="single"/>
           </w:rPr>
-          <w:t>創10:29</w:t>
+          <w:t>王上10:14</w:t>
         </w:r>
       </w:hyperlink>
       <w:r>
         <w:rPr>
           <w:lang w:val="zh_TW" w:bidi="zh_TW"/>
         </w:rPr>
-        <w:t>；參</w:t>
-      </w:r>
-      <w:hyperlink r:id="rId15">
+        <w:t>–</w:t>
+      </w:r>
+      <w:hyperlink r:id="rId14">
         <w:r>
           <w:rPr>
             <w:lang w:val="zh_TW" w:bidi="zh_TW"/>
@@ -362,14 +300,14 @@
             <w:color w:val="0000EE"/>
             <w:u w:val="single"/>
           </w:rPr>
-          <w:t>代上1:23</w:t>
+          <w:t>29</w:t>
         </w:r>
       </w:hyperlink>
       <w:r>
         <w:rPr>
           <w:lang w:val="zh_TW" w:bidi="zh_TW"/>
         </w:rPr>
-        <w:t>），是閃的後裔。約坍及其子孫的地名多與阿拉伯南部與西部地區相關。</w:t>
+        <w:t>）。但是後來這種情況發生了變化。一種類似於我們今天銀行業的新系統發展起來。</w:t>
       </w:r>
     </w:p>
     <w:p>
@@ -379,6 +317,48 @@
           <w:lang w:val="zh_TW" w:bidi="zh_TW"/>
         </w:rPr>
       </w:r>
+      <w:r>
+        <w:rPr>
+          <w:lang w:val="zh_TW" w:bidi="zh_TW"/>
+        </w:rPr>
+        <w:t>在新約時代，兌換銀錢的人是銀行系統的一部分。他們的工作是將羅馬貨幣兌換成特別的聖殿用幣。人們需要這些特殊硬幣來支付聖殿稅。這種稅是以一種叫半舍客勒的硬幣支付的。新約聖經提到兌換銀錢的人的經文包括：</w:t>
+      </w:r>
+    </w:p>
+    <w:p>
+      <w:pPr>
+        <w:pStyle w:val="ListBullet"/>
+        <w:spacing w:line="240" w:lineRule="auto"/>
+        <w:ind w:left="720"/>
+      </w:pPr>
+      <w:r>
+        <w:rPr>
+          <w:lang w:val="zh_TW" w:bidi="zh_TW"/>
+        </w:rPr>
+      </w:r>
+      <w:hyperlink r:id="rId15">
+        <w:r>
+          <w:rPr>
+            <w:lang w:val="zh_TW" w:bidi="zh_TW"/>
+          </w:rPr>
+          <w:rPr>
+            <w:color w:val="0000EE"/>
+            <w:u w:val="single"/>
+          </w:rPr>
+          <w:t>馬太福音17:24</w:t>
+        </w:r>
+      </w:hyperlink>
+    </w:p>
+    <w:p>
+      <w:pPr>
+        <w:pStyle w:val="ListBullet"/>
+        <w:spacing w:line="240" w:lineRule="auto"/>
+        <w:ind w:left="720"/>
+      </w:pPr>
+      <w:r>
+        <w:rPr>
+          <w:lang w:val="zh_TW" w:bidi="zh_TW"/>
+        </w:rPr>
+      </w:r>
       <w:hyperlink r:id="rId16">
         <w:r>
           <w:rPr>
@@ -388,14 +368,20 @@
             <w:color w:val="0000EE"/>
             <w:u w:val="single"/>
           </w:rPr>
-          <w:t>列王紀上九章26至28節</w:t>
+          <w:t>馬太福音21:12</w:t>
         </w:r>
       </w:hyperlink>
-      <w:r>
-        <w:rPr>
-          <w:lang w:val="zh_TW" w:bidi="zh_TW"/>
-        </w:rPr>
-        <w:t>記載所羅門在靠近亞喀巴灣以拉他（Elath）的以旬‧迦別建造商船艦隊。泰爾王希蘭提供水手陪同所羅門的侍從。這次遠征為所羅門帶回了420他連得的黃金。</w:t>
+    </w:p>
+    <w:p>
+      <w:pPr>
+        <w:pStyle w:val="ListBullet"/>
+        <w:spacing w:line="240" w:lineRule="auto"/>
+        <w:ind w:left="720"/>
+      </w:pPr>
+      <w:r>
+        <w:rPr>
+          <w:lang w:val="zh_TW" w:bidi="zh_TW"/>
+        </w:rPr>
       </w:r>
       <w:hyperlink r:id="rId17">
         <w:r>
@@ -406,15 +392,99 @@
             <w:color w:val="0000EE"/>
             <w:u w:val="single"/>
           </w:rPr>
-          <w:t>列王紀上十章11節</w:t>
+          <w:t>馬太福音25:27</w:t>
         </w:r>
       </w:hyperlink>
-      <w:r>
-        <w:rPr>
-          <w:lang w:val="zh_TW" w:bidi="zh_TW"/>
-        </w:rPr>
-        <w:t>補充說，希蘭的船隊從俄斐帶來了大量的檀香木和寶石。</w:t>
-      </w:r>
+    </w:p>
+    <w:p>
+      <w:pPr>
+        <w:pStyle w:val="ListBullet"/>
+        <w:spacing w:line="240" w:lineRule="auto"/>
+        <w:ind w:left="720"/>
+      </w:pPr>
+      <w:r>
+        <w:rPr>
+          <w:lang w:val="zh_TW" w:bidi="zh_TW"/>
+        </w:rPr>
+      </w:r>
+      <w:hyperlink r:id="rId18">
+        <w:r>
+          <w:rPr>
+            <w:lang w:val="zh_TW" w:bidi="zh_TW"/>
+          </w:rPr>
+          <w:rPr>
+            <w:color w:val="0000EE"/>
+            <w:u w:val="single"/>
+          </w:rPr>
+          <w:t>馬可福音11:15</w:t>
+        </w:r>
+      </w:hyperlink>
+    </w:p>
+    <w:p>
+      <w:pPr>
+        <w:pStyle w:val="ListBullet"/>
+        <w:spacing w:line="240" w:lineRule="auto"/>
+        <w:ind w:left="720"/>
+      </w:pPr>
+      <w:r>
+        <w:rPr>
+          <w:lang w:val="zh_TW" w:bidi="zh_TW"/>
+        </w:rPr>
+      </w:r>
+      <w:hyperlink r:id="rId19">
+        <w:r>
+          <w:rPr>
+            <w:lang w:val="zh_TW" w:bidi="zh_TW"/>
+          </w:rPr>
+          <w:rPr>
+            <w:color w:val="0000EE"/>
+            <w:u w:val="single"/>
+          </w:rPr>
+          <w:t>路加福音19:23</w:t>
+        </w:r>
+      </w:hyperlink>
+    </w:p>
+    <w:p>
+      <w:pPr>
+        <w:pStyle w:val="ListBullet"/>
+        <w:spacing w:line="240" w:lineRule="auto"/>
+        <w:ind w:left="720"/>
+      </w:pPr>
+      <w:r>
+        <w:rPr>
+          <w:lang w:val="zh_TW" w:bidi="zh_TW"/>
+        </w:rPr>
+      </w:r>
+      <w:hyperlink r:id="rId20">
+        <w:r>
+          <w:rPr>
+            <w:lang w:val="zh_TW" w:bidi="zh_TW"/>
+          </w:rPr>
+          <w:rPr>
+            <w:color w:val="0000EE"/>
+            <w:u w:val="single"/>
+          </w:rPr>
+          <w:t>約翰福音2:14</w:t>
+        </w:r>
+      </w:hyperlink>
+      <w:r>
+        <w:rPr>
+          <w:lang w:val="zh_TW" w:bidi="zh_TW"/>
+        </w:rPr>
+        <w:t>–</w:t>
+      </w:r>
+      <w:hyperlink r:id="rId20">
+        <w:r>
+          <w:rPr>
+            <w:lang w:val="zh_TW" w:bidi="zh_TW"/>
+          </w:rPr>
+          <w:rPr>
+            <w:color w:val="0000EE"/>
+            <w:u w:val="single"/>
+          </w:rPr>
+          <w:t>15</w:t>
+        </w:r>
+      </w:hyperlink>
     </w:p>
     <w:p>
       <w:pPr/>
@@ -427,37 +497,7 @@
         <w:rPr>
           <w:lang w:val="zh_TW" w:bidi="zh_TW"/>
         </w:rPr>
-        <w:t>後來，約沙法製造「</w:t>
-      </w:r>
-      <w:r>
-        <w:rPr>
-          <w:lang w:val="zh_TW" w:bidi="zh_TW"/>
-        </w:rPr>
-        <w:t>他施船隻</w:t>
-      </w:r>
-      <w:r>
-        <w:rPr>
-          <w:lang w:val="zh_TW" w:bidi="zh_TW"/>
-        </w:rPr>
-        <w:t>」去俄斐取金，但船在以旬‧迦別沉沒。此後，以色列王亞哈的兒子亞哈謝願派人與猶大船隊同航，但約沙法拒絕了（見</w:t>
-      </w:r>
-      <w:hyperlink r:id="rId18">
-        <w:r>
-          <w:rPr>
-            <w:lang w:val="zh_TW" w:bidi="zh_TW"/>
-          </w:rPr>
-          <w:rPr>
-            <w:color w:val="0000EE"/>
-            <w:u w:val="single"/>
-          </w:rPr>
-          <w:t>王上22:48–49</w:t>
-        </w:r>
-      </w:hyperlink>
-      <w:r>
-        <w:rPr>
-          <w:lang w:val="zh_TW" w:bidi="zh_TW"/>
-        </w:rPr>
-        <w:t>）。</w:t>
+        <w:t>借款的人（借貸者）與提供信貸的人（債主）受到保護。借款人必須提供有價值的物品作為擔保，保證償還貸款。</w:t>
       </w:r>
     </w:p>
     <w:p>
@@ -471,9 +511,9 @@
         <w:rPr>
           <w:lang w:val="zh_TW" w:bidi="zh_TW"/>
         </w:rPr>
-        <w:t>俄斐最著名的產品是精金。提幔人以利法評論說，人應以全能者為自己的金子，而非俄斐的金（</w:t>
-      </w:r>
-      <w:hyperlink r:id="rId19">
+        <w:t>以色列的律法規定，借貸時不可收取利息（</w:t>
+      </w:r>
+      <w:hyperlink r:id="rId21">
         <w:r>
           <w:rPr>
             <w:lang w:val="zh_TW" w:bidi="zh_TW"/>
@@ -482,16 +522,10 @@
             <w:color w:val="0000EE"/>
             <w:u w:val="single"/>
           </w:rPr>
-          <w:t>伯22:24</w:t>
+          <w:t>出22:25；</w:t>
         </w:r>
       </w:hyperlink>
-      <w:r>
-        <w:rPr>
-          <w:lang w:val="zh_TW" w:bidi="zh_TW"/>
-        </w:rPr>
-        <w:t>）。約伯自己也宣稱，智慧比俄斐的金子更為寶貴（</w:t>
-      </w:r>
-      <w:hyperlink r:id="rId20">
+      <w:hyperlink r:id="rId22">
         <w:r>
           <w:rPr>
             <w:lang w:val="zh_TW" w:bidi="zh_TW"/>
@@ -500,28 +534,16 @@
             <w:color w:val="0000EE"/>
             <w:u w:val="single"/>
           </w:rPr>
-          <w:t>伯28:16</w:t>
+          <w:t>申15:1–18</w:t>
         </w:r>
       </w:hyperlink>
       <w:r>
         <w:rPr>
           <w:lang w:val="zh_TW" w:bidi="zh_TW"/>
         </w:rPr>
-        <w:t>）。詩人描述君王右邊的王后所佩戴「</w:t>
-      </w:r>
-      <w:r>
-        <w:rPr>
-          <w:lang w:val="zh_TW" w:bidi="zh_TW"/>
-        </w:rPr>
-        <w:t>俄斐金飾</w:t>
-      </w:r>
-      <w:r>
-        <w:rPr>
-          <w:lang w:val="zh_TW" w:bidi="zh_TW"/>
-        </w:rPr>
-        <w:t>」，象徵著極致榮耀（</w:t>
-      </w:r>
-      <w:hyperlink r:id="rId21">
+        <w:t>）。然而，一些人無視此律法，向借款人收取極高的利息。先知和領袖對這種行為提出譴責（</w:t>
+      </w:r>
+      <w:hyperlink r:id="rId23">
         <w:r>
           <w:rPr>
             <w:lang w:val="zh_TW" w:bidi="zh_TW"/>
@@ -530,7 +552,49 @@
             <w:color w:val="0000EE"/>
             <w:u w:val="single"/>
           </w:rPr>
-          <w:t>詩45:9</w:t>
+          <w:t>尼5:6</w:t>
+        </w:r>
+      </w:hyperlink>
+      <w:r>
+        <w:rPr>
+          <w:lang w:val="zh_TW" w:bidi="zh_TW"/>
+        </w:rPr>
+        <w:t>–</w:t>
+      </w:r>
+      <w:hyperlink r:id="rId23">
+        <w:r>
+          <w:rPr>
+            <w:lang w:val="zh_TW" w:bidi="zh_TW"/>
+          </w:rPr>
+          <w:rPr>
+            <w:color w:val="0000EE"/>
+            <w:u w:val="single"/>
+          </w:rPr>
+          <w:t>13；</w:t>
+        </w:r>
+      </w:hyperlink>
+      <w:hyperlink r:id="rId24">
+        <w:r>
+          <w:rPr>
+            <w:lang w:val="zh_TW" w:bidi="zh_TW"/>
+          </w:rPr>
+          <w:rPr>
+            <w:color w:val="0000EE"/>
+            <w:u w:val="single"/>
+          </w:rPr>
+          <w:t>結18:8、13、7，</w:t>
+        </w:r>
+      </w:hyperlink>
+      <w:hyperlink r:id="rId25">
+        <w:r>
+          <w:rPr>
+            <w:lang w:val="zh_TW" w:bidi="zh_TW"/>
+          </w:rPr>
+          <w:rPr>
+            <w:color w:val="0000EE"/>
+            <w:u w:val="single"/>
+          </w:rPr>
+          <w:t>22:12</w:t>
         </w:r>
       </w:hyperlink>
       <w:r>
@@ -551,9 +615,9 @@
         <w:rPr>
           <w:lang w:val="zh_TW" w:bidi="zh_TW"/>
         </w:rPr>
-        <w:t>部分學者推測，他施船隻（</w:t>
-      </w:r>
-      <w:hyperlink r:id="rId22">
+        <w:t>以色列人經常害怕債主（</w:t>
+      </w:r>
+      <w:hyperlink r:id="rId26">
         <w:r>
           <w:rPr>
             <w:lang w:val="zh_TW" w:bidi="zh_TW"/>
@@ -562,24 +626,134 @@
             <w:color w:val="0000EE"/>
             <w:u w:val="single"/>
           </w:rPr>
-          <w:t>王上10:22</w:t>
+          <w:t>王下4:1；</w:t>
         </w:r>
       </w:hyperlink>
-      <w:r>
-        <w:rPr>
-          <w:lang w:val="zh_TW" w:bidi="zh_TW"/>
-        </w:rPr>
-        <w:t>）就是那些每三年從俄斐往返、運回黃金、白銀、象牙、猿猴和孔雀的船隻。商人將貨物運到俄斐的港口，有些貨物甚至來自遙遠的印度，是由所羅門的代表在當地購買。</w:t>
-      </w:r>
-      <w:r>
-        <w:rPr>
-          <w:lang w:val="zh_TW" w:bidi="zh_TW"/>
-        </w:rPr>
-      </w:r>
-      <w:r>
-        <w:rPr>
-          <w:lang w:val="zh_TW" w:bidi="zh_TW"/>
-        </w:rPr>
+      <w:hyperlink r:id="rId27">
+        <w:r>
+          <w:rPr>
+            <w:lang w:val="zh_TW" w:bidi="zh_TW"/>
+          </w:rPr>
+          <w:rPr>
+            <w:color w:val="0000EE"/>
+            <w:u w:val="single"/>
+          </w:rPr>
+          <w:t>詩109:11；</w:t>
+        </w:r>
+      </w:hyperlink>
+      <w:hyperlink r:id="rId28">
+        <w:r>
+          <w:rPr>
+            <w:lang w:val="zh_TW" w:bidi="zh_TW"/>
+          </w:rPr>
+          <w:rPr>
+            <w:color w:val="0000EE"/>
+            <w:u w:val="single"/>
+          </w:rPr>
+          <w:t>賽24:2，</w:t>
+        </w:r>
+      </w:hyperlink>
+      <w:hyperlink r:id="rId29">
+        <w:r>
+          <w:rPr>
+            <w:lang w:val="zh_TW" w:bidi="zh_TW"/>
+          </w:rPr>
+          <w:rPr>
+            <w:color w:val="0000EE"/>
+            <w:u w:val="single"/>
+          </w:rPr>
+          <w:t>50:1</w:t>
+        </w:r>
+      </w:hyperlink>
+      <w:r>
+        <w:rPr>
+          <w:lang w:val="zh_TW" w:bidi="zh_TW"/>
+        </w:rPr>
+        <w:t>）。債主可以進入欠債人的家中，取走用以償還債務的物品。他們甚至可以把孩子作為奴僕以抵償債務（</w:t>
+      </w:r>
+      <w:hyperlink r:id="rId26">
+        <w:r>
+          <w:rPr>
+            <w:lang w:val="zh_TW" w:bidi="zh_TW"/>
+          </w:rPr>
+          <w:rPr>
+            <w:color w:val="0000EE"/>
+            <w:u w:val="single"/>
+          </w:rPr>
+          <w:t>王下4:1；</w:t>
+        </w:r>
+      </w:hyperlink>
+      <w:hyperlink r:id="rId29">
+        <w:r>
+          <w:rPr>
+            <w:lang w:val="zh_TW" w:bidi="zh_TW"/>
+          </w:rPr>
+          <w:rPr>
+            <w:color w:val="0000EE"/>
+            <w:u w:val="single"/>
+          </w:rPr>
+          <w:t>賽50:1</w:t>
+        </w:r>
+      </w:hyperlink>
+      <w:r>
+        <w:rPr>
+          <w:lang w:val="zh_TW" w:bidi="zh_TW"/>
+        </w:rPr>
+        <w:t>）。在</w:t>
+      </w:r>
+      <w:hyperlink r:id="rId30">
+        <w:r>
+          <w:rPr>
+            <w:lang w:val="zh_TW" w:bidi="zh_TW"/>
+          </w:rPr>
+          <w:rPr>
+            <w:color w:val="0000EE"/>
+            <w:u w:val="single"/>
+          </w:rPr>
+          <w:t>路加福音七章41至42節</w:t>
+        </w:r>
+      </w:hyperlink>
+      <w:r>
+        <w:rPr>
+          <w:lang w:val="zh_TW" w:bidi="zh_TW"/>
+        </w:rPr>
+        <w:t>中，耶穌講述了一個關於仁慈債主的故事。這個故事被稱為比喻。類似的故事還記載於</w:t>
+      </w:r>
+      <w:hyperlink r:id="rId31">
+        <w:r>
+          <w:rPr>
+            <w:lang w:val="zh_TW" w:bidi="zh_TW"/>
+          </w:rPr>
+          <w:rPr>
+            <w:color w:val="0000EE"/>
+            <w:u w:val="single"/>
+          </w:rPr>
+          <w:t>馬太福音二十五章14至30節</w:t>
+        </w:r>
+      </w:hyperlink>
+      <w:r>
+        <w:rPr>
+          <w:lang w:val="zh_TW" w:bidi="zh_TW"/>
+        </w:rPr>
+        <w:t>和</w:t>
+      </w:r>
+      <w:hyperlink r:id="rId32">
+        <w:r>
+          <w:rPr>
+            <w:lang w:val="zh_TW" w:bidi="zh_TW"/>
+          </w:rPr>
+          <w:rPr>
+            <w:color w:val="0000EE"/>
+            <w:u w:val="single"/>
+          </w:rPr>
+          <w:t>路加福音十九章11至27節</w:t>
+        </w:r>
+      </w:hyperlink>
+      <w:r>
+        <w:rPr>
+          <w:lang w:val="zh_TW" w:bidi="zh_TW"/>
+        </w:rPr>
+        <w:t>。</w:t>
       </w:r>
     </w:p>
     <w:p>
@@ -589,16 +763,29 @@
           <w:lang w:val="zh_TW" w:bidi="zh_TW"/>
         </w:rPr>
       </w:r>
-    </w:p>
-    <w:p>
-      <w:pPr>
-        <w:pStyle w:val="Heading2"/>
-      </w:pPr>
-      <w:r>
-        <w:rPr>
-          <w:lang w:val="zh_TW" w:bidi="zh_TW"/>
-        </w:rPr>
-        <w:t>蛾摩拉</w:t>
+      <w:r>
+        <w:rPr>
+          <w:i/>
+          <w:lang w:val="zh_TW" w:bidi="zh_TW"/>
+        </w:rPr>
+        <w:t>另見</w:t>
+      </w:r>
+      <w:r>
+        <w:rPr>
+          <w:lang w:val="zh_TW" w:bidi="zh_TW"/>
+        </w:rPr>
+        <w:t>銀子；</w:t>
+      </w:r>
+      <w:r>
+        <w:rPr>
+          <w:lang w:val="zh_TW" w:bidi="zh_TW"/>
+        </w:rPr>
+        <w:t>兌換銀錢的人</w:t>
+      </w:r>
+      <w:r>
+        <w:rPr>
+          <w:lang w:val="zh_TW" w:bidi="zh_TW"/>
+        </w:rPr>
       </w:r>
       <w:r>
         <w:rPr>
@@ -613,29 +800,21 @@
           <w:lang w:val="zh_TW" w:bidi="zh_TW"/>
         </w:rPr>
       </w:r>
-      <w:r>
-        <w:rPr>
-          <w:lang w:val="zh_TW" w:bidi="zh_TW"/>
-        </w:rPr>
-        <w:t>蛾摩拉是「平原上的城」之一（</w:t>
-      </w:r>
-      <w:hyperlink r:id="rId23">
-        <w:r>
-          <w:rPr>
-            <w:lang w:val="zh_TW" w:bidi="zh_TW"/>
-          </w:rPr>
-          <w:rPr>
-            <w:color w:val="0000EE"/>
-            <w:u w:val="single"/>
-          </w:rPr>
-          <w:t>創19章</w:t>
-        </w:r>
-      </w:hyperlink>
-      <w:r>
-        <w:rPr>
-          <w:lang w:val="zh_TW" w:bidi="zh_TW"/>
-        </w:rPr>
-        <w:t>），因其罪惡極深，而遭神毀滅。</w:t>
+    </w:p>
+    <w:p>
+      <w:pPr>
+        <w:pStyle w:val="Heading2"/>
+      </w:pPr>
+      <w:r>
+        <w:rPr>
+          <w:lang w:val="zh_TW" w:bidi="zh_TW"/>
+        </w:rPr>
+        <w:t>兌換銀錢之人</w:t>
+      </w:r>
+      <w:r>
+        <w:rPr>
+          <w:lang w:val="zh_TW" w:bidi="zh_TW"/>
+        </w:rPr>
       </w:r>
     </w:p>
     <w:p>
@@ -647,9 +826,547 @@
       </w:r>
       <w:r>
         <w:rPr>
+          <w:lang w:val="zh_TW" w:bidi="zh_TW"/>
+        </w:rPr>
+        <w:t xml:space="preserve">古老的職業，負責執行許多現代銀行提供的服務，特別是在將一個國或省份的貨幣兌換成另一個國或省份的貨幣，或將小面額銀錢兌換成大面額銀錢，或反之的兌換業務。當然，這種服務是要收費的。 </w:t>
+      </w:r>
+    </w:p>
+    <w:p>
+      <w:pPr/>
+      <w:r>
+        <w:rPr>
+          <w:lang w:val="zh_TW" w:bidi="zh_TW"/>
+        </w:rPr>
+      </w:r>
+      <w:r>
+        <w:rPr>
+          <w:lang w:val="zh_TW" w:bidi="zh_TW"/>
+        </w:rPr>
+        <w:t>標準化銀錢的出現不早於公元前七世紀。在此之前，人們用稱重的銀塊來支付商品的要價（</w:t>
+      </w:r>
+      <w:hyperlink r:id="rId33">
+        <w:r>
+          <w:rPr>
+            <w:lang w:val="zh_TW" w:bidi="zh_TW"/>
+          </w:rPr>
+          <w:rPr>
+            <w:color w:val="0000EE"/>
+            <w:u w:val="single"/>
+          </w:rPr>
+          <w:t>創20:16</w:t>
+        </w:r>
+      </w:hyperlink>
+      <w:r>
+        <w:rPr>
+          <w:lang w:val="zh_TW" w:bidi="zh_TW"/>
+        </w:rPr>
+        <w:t>，</w:t>
+      </w:r>
+      <w:hyperlink r:id="rId34">
+        <w:r>
+          <w:rPr>
+            <w:lang w:val="zh_TW" w:bidi="zh_TW"/>
+          </w:rPr>
+          <w:rPr>
+            <w:color w:val="0000EE"/>
+            <w:u w:val="single"/>
+          </w:rPr>
+          <w:t>37:28</w:t>
+        </w:r>
+      </w:hyperlink>
+      <w:r>
+        <w:rPr>
+          <w:lang w:val="zh_TW" w:bidi="zh_TW"/>
+        </w:rPr>
+        <w:t>；</w:t>
+      </w:r>
+      <w:hyperlink r:id="rId35">
+        <w:r>
+          <w:rPr>
+            <w:lang w:val="zh_TW" w:bidi="zh_TW"/>
+          </w:rPr>
+          <w:rPr>
+            <w:color w:val="0000EE"/>
+            <w:u w:val="single"/>
+          </w:rPr>
+          <w:t>士17:2</w:t>
+        </w:r>
+      </w:hyperlink>
+      <w:r>
+        <w:rPr>
+          <w:lang w:val="zh_TW" w:bidi="zh_TW"/>
+        </w:rPr>
+        <w:t>）。小亞細亞地區採用了標準化銀錢的做法後，其它地區也開始效仿，但由於各國的銀錢不同，需要兌換銀錢之人來計算這些銀錢的等值兌換。</w:t>
+      </w:r>
+    </w:p>
+    <w:p>
+      <w:pPr/>
+      <w:r>
+        <w:rPr>
+          <w:lang w:val="zh_TW" w:bidi="zh_TW"/>
+        </w:rPr>
+      </w:r>
+      <w:r>
+        <w:rPr>
+          <w:lang w:val="zh_TW" w:bidi="zh_TW"/>
+        </w:rPr>
+        <w:t>這些程序在巴勒斯坦特別重要，因為每個成年猶太男子都必須繳納半舍客勒的奉獻（</w:t>
+      </w:r>
+      <w:hyperlink r:id="rId36">
+        <w:r>
+          <w:rPr>
+            <w:lang w:val="zh_TW" w:bidi="zh_TW"/>
+          </w:rPr>
+          <w:rPr>
+            <w:color w:val="0000EE"/>
+            <w:u w:val="single"/>
+          </w:rPr>
+          <w:t>出30:11–16</w:t>
+        </w:r>
+      </w:hyperlink>
+      <w:r>
+        <w:rPr>
+          <w:lang w:val="zh_TW" w:bidi="zh_TW"/>
+        </w:rPr>
+        <w:t>）。來自各國的猶太人來繳納這筆款項時，可能會帶來各種不同的銀錢。聖殿當局必須授權一種適合此用途的銀錢。這就是泰爾的銀幣，即半舍客勒或四德拉克馬（tetradrachma，參</w:t>
+      </w:r>
+      <w:hyperlink r:id="rId37">
+        <w:r>
+          <w:rPr>
+            <w:lang w:val="zh_TW" w:bidi="zh_TW"/>
+          </w:rPr>
+          <w:rPr>
+            <w:color w:val="0000EE"/>
+            <w:u w:val="single"/>
+          </w:rPr>
+          <w:t>太17:27</w:t>
+        </w:r>
+      </w:hyperlink>
+      <w:r>
+        <w:rPr>
+          <w:lang w:val="zh_TW" w:bidi="zh_TW"/>
+        </w:rPr>
+        <w:t>，彼得被告知用他在魚口中找到的一塊錢為耶穌和自己繳納聖殿稅）。米示拿指出（</w:t>
+      </w:r>
+      <w:r>
+        <w:rPr>
           <w:i/>
           <w:lang w:val="zh_TW" w:bidi="zh_TW"/>
         </w:rPr>
+        <w:t>論半舍客勒的稅款〔Sheqalim〕</w:t>
+      </w:r>
+      <w:r>
+        <w:rPr>
+          <w:lang w:val="zh_TW" w:bidi="zh_TW"/>
+        </w:rPr>
+        <w:t>1:3），兌換銀錢之人在亞達月（逾越節前一個月）15日於各省徵收這項稅款。逾越節前十天，兌換銀錢之人移至聖殿的院子，以協助來自外邦的猶太人。</w:t>
+      </w:r>
+    </w:p>
+    <w:p>
+      <w:pPr/>
+      <w:r>
+        <w:rPr>
+          <w:lang w:val="zh_TW" w:bidi="zh_TW"/>
+        </w:rPr>
+      </w:r>
+      <w:r>
+        <w:rPr>
+          <w:lang w:val="zh_TW" w:bidi="zh_TW"/>
+        </w:rPr>
+        <w:t>耶穌在「潔淨聖殿」時遇到了聖殿院子裡的兌換銀錢之人（</w:t>
+      </w:r>
+      <w:hyperlink r:id="rId38">
+        <w:r>
+          <w:rPr>
+            <w:lang w:val="zh_TW" w:bidi="zh_TW"/>
+          </w:rPr>
+          <w:rPr>
+            <w:color w:val="0000EE"/>
+            <w:u w:val="single"/>
+          </w:rPr>
+          <w:t>太21:12–13</w:t>
+        </w:r>
+      </w:hyperlink>
+      <w:r>
+        <w:rPr>
+          <w:lang w:val="zh_TW" w:bidi="zh_TW"/>
+        </w:rPr>
+        <w:t>；</w:t>
+      </w:r>
+      <w:hyperlink r:id="rId39">
+        <w:r>
+          <w:rPr>
+            <w:lang w:val="zh_TW" w:bidi="zh_TW"/>
+          </w:rPr>
+          <w:rPr>
+            <w:color w:val="0000EE"/>
+            <w:u w:val="single"/>
+          </w:rPr>
+          <w:t>可11:15–16</w:t>
+        </w:r>
+      </w:hyperlink>
+      <w:r>
+        <w:rPr>
+          <w:lang w:val="zh_TW" w:bidi="zh_TW"/>
+        </w:rPr>
+        <w:t>；</w:t>
+      </w:r>
+      <w:hyperlink r:id="rId40">
+        <w:r>
+          <w:rPr>
+            <w:lang w:val="zh_TW" w:bidi="zh_TW"/>
+          </w:rPr>
+          <w:rPr>
+            <w:color w:val="0000EE"/>
+            <w:u w:val="single"/>
+          </w:rPr>
+          <w:t>路19:45–46</w:t>
+        </w:r>
+      </w:hyperlink>
+      <w:r>
+        <w:rPr>
+          <w:lang w:val="zh_TW" w:bidi="zh_TW"/>
+        </w:rPr>
+        <w:t>；</w:t>
+      </w:r>
+      <w:hyperlink r:id="rId41">
+        <w:r>
+          <w:rPr>
+            <w:lang w:val="zh_TW" w:bidi="zh_TW"/>
+          </w:rPr>
+          <w:rPr>
+            <w:color w:val="0000EE"/>
+            <w:u w:val="single"/>
+          </w:rPr>
+          <w:t>約2:13–22</w:t>
+        </w:r>
+      </w:hyperlink>
+      <w:r>
+        <w:rPr>
+          <w:lang w:val="zh_TW" w:bidi="zh_TW"/>
+        </w:rPr>
+        <w:t>）。耶穌採取這一行動的原因一直存在爭議。敬拜者需要兌換半舍客勒來繳納稅款，但在某些情況下他們也需要購買鳥類、動物或獻祭的餅。這種大規模的買賣和兌換活動似乎不適合在聖殿的院子內進行，因為這是一片神聖的區域（參</w:t>
+      </w:r>
+      <w:hyperlink r:id="rId42">
+        <w:r>
+          <w:rPr>
+            <w:lang w:val="zh_TW" w:bidi="zh_TW"/>
+          </w:rPr>
+          <w:rPr>
+            <w:color w:val="0000EE"/>
+            <w:u w:val="single"/>
+          </w:rPr>
+          <w:t>可11:16</w:t>
+        </w:r>
+      </w:hyperlink>
+      <w:r>
+        <w:rPr>
+          <w:lang w:val="zh_TW" w:bidi="zh_TW"/>
+        </w:rPr>
+        <w:t>），即便耶穌明顯認可繳納聖殿稅這事（</w:t>
+      </w:r>
+      <w:hyperlink r:id="rId43">
+        <w:r>
+          <w:rPr>
+            <w:lang w:val="zh_TW" w:bidi="zh_TW"/>
+          </w:rPr>
+          <w:rPr>
+            <w:color w:val="0000EE"/>
+            <w:u w:val="single"/>
+          </w:rPr>
+          <w:t>太8:4</w:t>
+        </w:r>
+      </w:hyperlink>
+      <w:r>
+        <w:rPr>
+          <w:lang w:val="zh_TW" w:bidi="zh_TW"/>
+        </w:rPr>
+        <w:t>，</w:t>
+      </w:r>
+      <w:hyperlink r:id="rId44">
+        <w:r>
+          <w:rPr>
+            <w:lang w:val="zh_TW" w:bidi="zh_TW"/>
+          </w:rPr>
+          <w:rPr>
+            <w:color w:val="0000EE"/>
+            <w:u w:val="single"/>
+          </w:rPr>
+          <w:t>17:24–26</w:t>
+        </w:r>
+      </w:hyperlink>
+      <w:r>
+        <w:rPr>
+          <w:lang w:val="zh_TW" w:bidi="zh_TW"/>
+        </w:rPr>
+        <w:t>；</w:t>
+      </w:r>
+      <w:hyperlink r:id="rId45">
+        <w:r>
+          <w:rPr>
+            <w:lang w:val="zh_TW" w:bidi="zh_TW"/>
+          </w:rPr>
+          <w:rPr>
+            <w:color w:val="0000EE"/>
+            <w:u w:val="single"/>
+          </w:rPr>
+          <w:t>可1:44；</w:t>
+        </w:r>
+      </w:hyperlink>
+      <w:hyperlink r:id="rId46">
+        <w:r>
+          <w:rPr>
+            <w:lang w:val="zh_TW" w:bidi="zh_TW"/>
+          </w:rPr>
+          <w:rPr>
+            <w:color w:val="0000EE"/>
+            <w:u w:val="single"/>
+          </w:rPr>
+          <w:t>路5:14</w:t>
+        </w:r>
+      </w:hyperlink>
+      <w:r>
+        <w:rPr>
+          <w:lang w:val="zh_TW" w:bidi="zh_TW"/>
+        </w:rPr>
+        <w:t>）。也有可能是兌換銀錢之人和那些出售獻祭的鳥類和動物的人，收取的費用過高，不論是為了他們自己的利益還是為了聖殿當局的利益。這些交易完全可以在離神聖區域適當的距離之外進行，這樣一來，與這類活動相關的討價還價和喧鬧聲，就不會不必要地干擾聖殿院子中的禱告和獻祭活動（參</w:t>
+      </w:r>
+      <w:hyperlink r:id="rId47">
+        <w:r>
+          <w:rPr>
+            <w:lang w:val="zh_TW" w:bidi="zh_TW"/>
+          </w:rPr>
+          <w:rPr>
+            <w:color w:val="0000EE"/>
+            <w:u w:val="single"/>
+          </w:rPr>
+          <w:t>耶7:11</w:t>
+        </w:r>
+      </w:hyperlink>
+      <w:r>
+        <w:rPr>
+          <w:lang w:val="zh_TW" w:bidi="zh_TW"/>
+        </w:rPr>
+        <w:t>）。</w:t>
+      </w:r>
+    </w:p>
+    <w:p>
+      <w:pPr/>
+      <w:r>
+        <w:rPr>
+          <w:lang w:val="zh_TW" w:bidi="zh_TW"/>
+        </w:rPr>
+      </w:r>
+      <w:r>
+        <w:rPr>
+          <w:i/>
+          <w:lang w:val="zh_TW" w:bidi="zh_TW"/>
+        </w:rPr>
+        <w:t>另見</w:t>
+      </w:r>
+      <w:r>
+        <w:rPr>
+          <w:lang w:val="zh_TW" w:bidi="zh_TW"/>
+        </w:rPr>
+        <w:t xml:space="preserve"> </w:t>
+      </w:r>
+      <w:r>
+        <w:rPr>
+          <w:lang w:val="zh_TW" w:bidi="zh_TW"/>
+        </w:rPr>
+        <w:t>銀錢</w:t>
+      </w:r>
+      <w:r>
+        <w:rPr>
+          <w:lang w:val="zh_TW" w:bidi="zh_TW"/>
+        </w:rPr>
+        <w:t>；</w:t>
+      </w:r>
+      <w:r>
+        <w:rPr>
+          <w:lang w:val="zh_TW" w:bidi="zh_TW"/>
+        </w:rPr>
+        <w:t>銀子</w:t>
+      </w:r>
+      <w:r>
+        <w:rPr>
+          <w:lang w:val="zh_TW" w:bidi="zh_TW"/>
+        </w:rPr>
+        <w:t>。</w:t>
+      </w:r>
+      <w:r>
+        <w:rPr>
+          <w:lang w:val="zh_TW" w:bidi="zh_TW"/>
+        </w:rPr>
+      </w:r>
+      <w:r>
+        <w:rPr>
+          <w:lang w:val="zh_TW" w:bidi="zh_TW"/>
+        </w:rPr>
+      </w:r>
+    </w:p>
+    <w:p>
+      <w:pPr/>
+      <w:r>
+        <w:rPr>
+          <w:lang w:val="zh_TW" w:bidi="zh_TW"/>
+        </w:rPr>
+      </w:r>
+    </w:p>
+    <w:p>
+      <w:pPr>
+        <w:pStyle w:val="Heading2"/>
+      </w:pPr>
+      <w:r>
+        <w:rPr>
+          <w:lang w:val="zh_TW" w:bidi="zh_TW"/>
+        </w:rPr>
+        <w:t>對觀福音書</w:t>
+      </w:r>
+      <w:r>
+        <w:rPr>
+          <w:lang w:val="zh_TW" w:bidi="zh_TW"/>
+        </w:rPr>
+      </w:r>
+    </w:p>
+    <w:p>
+      <w:pPr/>
+      <w:r>
+        <w:rPr>
+          <w:lang w:val="zh_TW" w:bidi="zh_TW"/>
+        </w:rPr>
+      </w:r>
+      <w:r>
+        <w:rPr>
+          <w:lang w:val="zh_TW" w:bidi="zh_TW"/>
+        </w:rPr>
+        <w:t>這個術語（字面意思是「相同的觀點」）適用與馬太福音、馬可福音和路加福音三卷福音書，因為它們在耶穌事工的描寫上從大致相同的角度出發，這與約翰福音的敘述風格截然不同。</w:t>
+      </w:r>
+    </w:p>
+    <w:p>
+      <w:pPr/>
+      <w:r>
+        <w:rPr>
+          <w:lang w:val="zh_TW" w:bidi="zh_TW"/>
+        </w:rPr>
+      </w:r>
+      <w:r>
+        <w:rPr>
+          <w:lang w:val="zh_TW" w:bidi="zh_TW"/>
+        </w:rPr>
+        <w:t>這三卷福音書的相似之處包括它們使用了相似的大綱：序言、施洗約翰的事工，耶穌的洗禮和受試探，耶穌在加利利的主要事工，祂在撒馬利亞、比利亞（Perea）和猶太鄉村的旅程和事工；以及在耶路撒冷的受難週、受死和復活。這些書卷也同樣記錄了耶穌教導中重點——神國的臨在、性質和實行。此外，這三卷福音書記載了大量相同的材料，通常順序相同，甚至字詞上也經常相似或一致。</w:t>
+      </w:r>
+    </w:p>
+    <w:p>
+      <w:pPr/>
+      <w:r>
+        <w:rPr>
+          <w:lang w:val="zh_TW" w:bidi="zh_TW"/>
+        </w:rPr>
+      </w:r>
+      <w:r>
+        <w:rPr>
+          <w:lang w:val="zh_TW" w:bidi="zh_TW"/>
+        </w:rPr>
+        <w:t>除了相似之處外，馬太福音、馬可福音和路加福音之間也有顯著的差異。這些差異與相似之處大致相同——大綱、材料、組織結構和措辭。馬太福音和路加福音也有大量的共同材料是馬可福音所找不到的，除了百夫長僕人的醫治外，這些共同材料幾乎完全是耶穌的言論和教導。每卷福音書也包含一些獨特的故事和教導。因此，雖然三卷福音書保持著整體的一致性，但每卷書都從不同角度豐富了對耶穌的描述。馬太福音強調耶穌的猶太人身份，並顯示出耶穌個人和工作與舊約信息的延續性。馬可福音則以快速推進的敘述描繪耶穌是一個行動者，是人子，卻在人們中間是僕人。路加福音以精緻的希臘文學風格，似乎是針對有文化的外邦人，並展示耶穌是弱勢群體的朋友。</w:t>
+      </w:r>
+    </w:p>
+    <w:p>
+      <w:pPr/>
+      <w:r>
+        <w:rPr>
+          <w:lang w:val="zh_TW" w:bidi="zh_TW"/>
+        </w:rPr>
+      </w:r>
+      <w:r>
+        <w:rPr>
+          <w:lang w:val="zh_TW" w:bidi="zh_TW"/>
+        </w:rPr>
+        <w:t>如何解釋這三卷福音書的相似性和差異，構成了「對觀福音問題（synoptic problem）」。學者們提出了許多不同的解決方案。早在公元二世紀，他提安（Tatian）就把四卷福音書合成一卷；自此以來，無數的福音書</w:t>
+      </w:r>
+      <w:r>
+        <w:rPr>
+          <w:lang w:val="zh_TW" w:bidi="zh_TW"/>
+        </w:rPr>
+        <w:t>合參（</w:t>
+      </w:r>
+      <w:r>
+        <w:rPr>
+          <w:lang w:val="zh_TW" w:bidi="zh_TW"/>
+        </w:rPr>
+        <w:t>harmonies</w:t>
+      </w:r>
+      <w:r>
+        <w:rPr>
+          <w:lang w:val="zh_TW" w:bidi="zh_TW"/>
+        </w:rPr>
+        <w:t>）</w:t>
+      </w:r>
+      <w:r>
+        <w:rPr>
+          <w:lang w:val="zh_TW" w:bidi="zh_TW"/>
+        </w:rPr>
+        <w:t>版本不斷出現。自公元17世紀以來，學者們嘗試通過檢視福音材料形成的各個階段，來解釋它們之間的相似與不同。形式鑑別學（Form criticism）試圖識別口述傳播過程中可能受到的影響；來源鑑別學（source criticism）或文學鑑別學（literary criticism）則考慮到福音書作者可能引用的書面材料；</w:t>
+      </w:r>
+      <w:r>
+        <w:rPr>
+          <w:lang w:val="zh_TW" w:bidi="zh_TW"/>
+        </w:rPr>
+        <w:t>編修</w:t>
+      </w:r>
+      <w:r>
+        <w:rPr>
+          <w:lang w:val="zh_TW" w:bidi="zh_TW"/>
+        </w:rPr>
+        <w:t>鑑別學</w:t>
+      </w:r>
+      <w:r>
+        <w:rPr>
+          <w:lang w:val="zh_TW" w:bidi="zh_TW"/>
+        </w:rPr>
+        <w:t>（r</w:t>
+      </w:r>
+      <w:r>
+        <w:rPr>
+          <w:lang w:val="zh_TW" w:bidi="zh_TW"/>
+        </w:rPr>
+        <w:t>edaction criticism）或編輯鑑別學（editorial criticism）則試圖揭示福音書的最終編輯者如何表達其目的和個人特點，影響了耶穌活動和教導的記述。還有其他的解釋，例如強調材料根據特定受眾進行調整的影響，或探討耶穌教導的章節記載與猶太拉比教導在塔木德中的平行記載的相似性等。然而，迄今為止，尚未有完全滿意的解決方案。事實是，聖經從不同的角度呈現了耶穌，體貼神心意的讀者必須從相似與差異中來尋求神聖的旨意，這些異同之處也正是對「</w:t>
+      </w:r>
+      <w:r>
+        <w:rPr>
+          <w:lang w:val="zh_TW" w:bidi="zh_TW"/>
+        </w:rPr>
+        <w:t>神的兒子，耶穌基督福音</w:t>
+      </w:r>
+      <w:r>
+        <w:rPr>
+          <w:lang w:val="zh_TW" w:bidi="zh_TW"/>
+        </w:rPr>
+        <w:t>」的宣告（</w:t>
+      </w:r>
+      <w:hyperlink r:id="rId48">
+        <w:r>
+          <w:rPr>
+            <w:lang w:val="zh_TW" w:bidi="zh_TW"/>
+          </w:rPr>
+          <w:rPr>
+            <w:color w:val="0000EE"/>
+            <w:u w:val="single"/>
+          </w:rPr>
+          <w:t>可1:1</w:t>
+        </w:r>
+      </w:hyperlink>
+      <w:r>
+        <w:rPr>
+          <w:lang w:val="zh_TW" w:bidi="zh_TW"/>
+        </w:rPr>
+        <w:t>）。</w:t>
+      </w:r>
+      <w:r>
+        <w:rPr>
+          <w:i/>
+          <w:lang w:val="zh_TW" w:bidi="zh_TW"/>
+        </w:rPr>
         <w:t>見</w:t>
       </w:r>
       <w:r>
@@ -662,7 +1379,7 @@
         <w:rPr>
           <w:lang w:val="zh_TW" w:bidi="zh_TW"/>
         </w:rPr>
-        <w:t>平原上的城</w:t>
+        <w:t>福音書</w:t>
       </w:r>
       <w:r>
         <w:rPr>
@@ -674,7 +1391,31 @@
         <w:rPr>
           <w:lang w:val="zh_TW" w:bidi="zh_TW"/>
         </w:rPr>
-        <w:t>所多瑪和蛾摩拉</w:t>
+        <w:t>路加福音</w:t>
+      </w:r>
+      <w:r>
+        <w:rPr>
+          <w:lang w:val="zh_TW" w:bidi="zh_TW"/>
+        </w:rPr>
+        <w:t>；</w:t>
+      </w:r>
+      <w:r>
+        <w:rPr>
+          <w:lang w:val="zh_TW" w:bidi="zh_TW"/>
+        </w:rPr>
+        <w:t>馬可福音</w:t>
+      </w:r>
+      <w:r>
+        <w:rPr>
+          <w:lang w:val="zh_TW" w:bidi="zh_TW"/>
+        </w:rPr>
+        <w:t>；</w:t>
+      </w:r>
+      <w:r>
+        <w:rPr>
+          <w:lang w:val="zh_TW" w:bidi="zh_TW"/>
+        </w:rPr>
+        <w:t>馬太福音</w:t>
       </w:r>
       <w:r>
         <w:rPr>

--- a/zht/docx/035.content.docx
+++ b/zht/docx/035.content.docx
@@ -149,7 +149,7 @@
         <w:rPr>
           <w:lang w:val="zh_TW" w:bidi="zh_TW"/>
         </w:rPr>
-        <w:t>dui</w:t>
+        <w:t>du</w:t>
       </w:r>
       <w:r>
         <w:rPr>
@@ -212,7 +212,7 @@
         <w:rPr>
           <w:lang w:val="zh_TW" w:bidi="zh_TW"/>
         </w:rPr>
-        <w:t>兌換銀錢的人，兌換銀錢</w:t>
+        <w:t>督工</w:t>
       </w:r>
       <w:r>
         <w:rPr>
@@ -231,7 +231,179 @@
         <w:rPr>
           <w:lang w:val="zh_TW" w:bidi="zh_TW"/>
         </w:rPr>
-        <w:t>兌換銀錢的人是指從事與金錢相關工作的人。他們借出資金，兌換不同類型的貨幣，並發行新貨幣。</w:t>
+        <w:t>督工是監督工人並強迫工人努力工作的人。埃及石雕描繪出督工手持鞭子，懲罰那些工作不夠快的工人（</w:t>
+      </w:r>
+      <w:hyperlink r:id="rId13">
+        <w:r>
+          <w:rPr>
+            <w:lang w:val="zh_TW" w:bidi="zh_TW"/>
+          </w:rPr>
+          <w:rPr>
+            <w:color w:val="0000EE"/>
+            <w:u w:val="single"/>
+          </w:rPr>
+          <w:t>出1:11</w:t>
+        </w:r>
+      </w:hyperlink>
+      <w:r>
+        <w:rPr>
+          <w:lang w:val="zh_TW" w:bidi="zh_TW"/>
+        </w:rPr>
+        <w:t>，</w:t>
+      </w:r>
+      <w:hyperlink r:id="rId14">
+        <w:r>
+          <w:rPr>
+            <w:lang w:val="zh_TW" w:bidi="zh_TW"/>
+          </w:rPr>
+          <w:rPr>
+            <w:color w:val="0000EE"/>
+            <w:u w:val="single"/>
+          </w:rPr>
+          <w:t>3:7</w:t>
+        </w:r>
+      </w:hyperlink>
+      <w:r>
+        <w:rPr>
+          <w:lang w:val="zh_TW" w:bidi="zh_TW"/>
+        </w:rPr>
+        <w:t>，</w:t>
+      </w:r>
+      <w:hyperlink r:id="rId15">
+        <w:r>
+          <w:rPr>
+            <w:lang w:val="zh_TW" w:bidi="zh_TW"/>
+          </w:rPr>
+          <w:rPr>
+            <w:color w:val="0000EE"/>
+            <w:u w:val="single"/>
+          </w:rPr>
+          <w:t>5:6–14</w:t>
+        </w:r>
+      </w:hyperlink>
+      <w:r>
+        <w:rPr>
+          <w:lang w:val="zh_TW" w:bidi="zh_TW"/>
+        </w:rPr>
+        <w:t>；</w:t>
+      </w:r>
+      <w:hyperlink r:id="rId16">
+        <w:r>
+          <w:rPr>
+            <w:lang w:val="zh_TW" w:bidi="zh_TW"/>
+          </w:rPr>
+          <w:rPr>
+            <w:color w:val="0000EE"/>
+            <w:u w:val="single"/>
+          </w:rPr>
+          <w:t>伯3:18</w:t>
+        </w:r>
+      </w:hyperlink>
+      <w:r>
+        <w:rPr>
+          <w:lang w:val="zh_TW" w:bidi="zh_TW"/>
+        </w:rPr>
+        <w:t>）。聖經用來指督工的希伯來文詞語有「壓迫」的意思，顯示出他們是如何殘酷地對待工人。大衛和所羅門也設有督工。一位名叫亞多蘭的人負責管理服苦役的人（</w:t>
+      </w:r>
+      <w:hyperlink r:id="rId17">
+        <w:r>
+          <w:rPr>
+            <w:lang w:val="zh_TW" w:bidi="zh_TW"/>
+          </w:rPr>
+          <w:rPr>
+            <w:color w:val="0000EE"/>
+            <w:u w:val="single"/>
+          </w:rPr>
+          <w:t>撒下20:24</w:t>
+        </w:r>
+      </w:hyperlink>
+      <w:r>
+        <w:rPr>
+          <w:lang w:val="zh_TW" w:bidi="zh_TW"/>
+        </w:rPr>
+        <w:t>；</w:t>
+      </w:r>
+      <w:hyperlink r:id="rId18">
+        <w:r>
+          <w:rPr>
+            <w:lang w:val="zh_TW" w:bidi="zh_TW"/>
+          </w:rPr>
+          <w:rPr>
+            <w:color w:val="0000EE"/>
+            <w:u w:val="single"/>
+          </w:rPr>
+          <w:t>王上4:6</w:t>
+        </w:r>
+      </w:hyperlink>
+      <w:r>
+        <w:rPr>
+          <w:lang w:val="zh_TW" w:bidi="zh_TW"/>
+        </w:rPr>
+        <w:t>，</w:t>
+      </w:r>
+      <w:hyperlink r:id="rId19">
+        <w:r>
+          <w:rPr>
+            <w:lang w:val="zh_TW" w:bidi="zh_TW"/>
+          </w:rPr>
+          <w:rPr>
+            <w:color w:val="0000EE"/>
+            <w:u w:val="single"/>
+          </w:rPr>
+          <w:t>12:18</w:t>
+        </w:r>
+      </w:hyperlink>
+      <w:r>
+        <w:rPr>
+          <w:lang w:val="zh_TW" w:bidi="zh_TW"/>
+        </w:rPr>
+        <w:t>；</w:t>
+      </w:r>
+      <w:hyperlink r:id="rId20">
+        <w:r>
+          <w:rPr>
+            <w:lang w:val="zh_TW" w:bidi="zh_TW"/>
+          </w:rPr>
+          <w:rPr>
+            <w:color w:val="0000EE"/>
+            <w:u w:val="single"/>
+          </w:rPr>
+          <w:t>代下10:18</w:t>
+        </w:r>
+      </w:hyperlink>
+      <w:r>
+        <w:rPr>
+          <w:lang w:val="zh_TW" w:bidi="zh_TW"/>
+        </w:rPr>
+        <w:t>）。這些督工殘酷地對待百姓，也是所羅門死後以色列北方各支派脫離南方各支派的原因之一（</w:t>
+      </w:r>
+      <w:hyperlink r:id="rId21">
+        <w:r>
+          <w:rPr>
+            <w:lang w:val="zh_TW" w:bidi="zh_TW"/>
+          </w:rPr>
+          <w:rPr>
+            <w:color w:val="0000EE"/>
+            <w:u w:val="single"/>
+          </w:rPr>
+          <w:t>王上12:3–14</w:t>
+        </w:r>
+      </w:hyperlink>
+      <w:r>
+        <w:rPr>
+          <w:lang w:val="zh_TW" w:bidi="zh_TW"/>
+        </w:rPr>
+        <w:t>）。</w:t>
+      </w:r>
+      <w:r>
+        <w:rPr>
+          <w:lang w:val="zh_TW" w:bidi="zh_TW"/>
+        </w:rPr>
+      </w:r>
+      <w:r>
+        <w:rPr>
+          <w:lang w:val="zh_TW" w:bidi="zh_TW"/>
+        </w:rPr>
       </w:r>
     </w:p>
     <w:p>
@@ -241,11 +413,21 @@
           <w:lang w:val="zh_TW" w:bidi="zh_TW"/>
         </w:rPr>
       </w:r>
-      <w:r>
-        <w:rPr>
-          <w:lang w:val="zh_TW" w:bidi="zh_TW"/>
-        </w:rPr>
-        <w:t>隨著不同國家之間的貿易增長，人們需要一種簡便的方式來轉移資金。這促成了兌換銀錢行業的誕生。當硬幣在公元前七世紀首次製造時，兌換銀錢的人變得重要起來。他們負責將一種硬幣兌換成另一種貨幣。</w:t>
+    </w:p>
+    <w:p>
+      <w:pPr>
+        <w:pStyle w:val="Heading2"/>
+      </w:pPr>
+      <w:r>
+        <w:rPr>
+          <w:lang w:val="zh_TW" w:bidi="zh_TW"/>
+        </w:rPr>
+        <w:t>度量衡</w:t>
+      </w:r>
+      <w:r>
+        <w:rPr>
+          <w:lang w:val="zh_TW" w:bidi="zh_TW"/>
+        </w:rPr>
       </w:r>
     </w:p>
     <w:p>
@@ -259,55 +441,7 @@
         <w:rPr>
           <w:lang w:val="zh_TW" w:bidi="zh_TW"/>
         </w:rPr>
-        <w:t>過去，王和女王控制所有貿易（</w:t>
-      </w:r>
-      <w:hyperlink r:id="rId13">
-        <w:r>
-          <w:rPr>
-            <w:lang w:val="zh_TW" w:bidi="zh_TW"/>
-          </w:rPr>
-          <w:rPr>
-            <w:color w:val="0000EE"/>
-            <w:u w:val="single"/>
-          </w:rPr>
-          <w:t>撒下5:11；</w:t>
-        </w:r>
-      </w:hyperlink>
-      <w:hyperlink r:id="rId14">
-        <w:r>
-          <w:rPr>
-            <w:lang w:val="zh_TW" w:bidi="zh_TW"/>
-          </w:rPr>
-          <w:rPr>
-            <w:color w:val="0000EE"/>
-            <w:u w:val="single"/>
-          </w:rPr>
-          <w:t>王上10:14</w:t>
-        </w:r>
-      </w:hyperlink>
-      <w:r>
-        <w:rPr>
-          <w:lang w:val="zh_TW" w:bidi="zh_TW"/>
-        </w:rPr>
-        <w:t>–</w:t>
-      </w:r>
-      <w:hyperlink r:id="rId14">
-        <w:r>
-          <w:rPr>
-            <w:lang w:val="zh_TW" w:bidi="zh_TW"/>
-          </w:rPr>
-          <w:rPr>
-            <w:color w:val="0000EE"/>
-            <w:u w:val="single"/>
-          </w:rPr>
-          <w:t>29</w:t>
-        </w:r>
-      </w:hyperlink>
-      <w:r>
-        <w:rPr>
-          <w:lang w:val="zh_TW" w:bidi="zh_TW"/>
-        </w:rPr>
-        <w:t>）。但是後來這種情況發生了變化。一種類似於我們今天銀行業的新系統發展起來。</w:t>
+        <w:t>概述</w:t>
       </w:r>
     </w:p>
     <w:p>
@@ -321,12 +455,2351 @@
         <w:rPr>
           <w:lang w:val="zh_TW" w:bidi="zh_TW"/>
         </w:rPr>
-        <w:t>在新約時代，兌換銀錢的人是銀行系統的一部分。他們的工作是將羅馬貨幣兌換成特別的聖殿用幣。人們需要這些特殊硬幣來支付聖殿稅。這種稅是以一種叫半舍客勒的硬幣支付的。新約聖經提到兌換銀錢的人的經文包括：</w:t>
-      </w:r>
-    </w:p>
-    <w:p>
-      <w:pPr>
-        <w:pStyle w:val="ListBullet"/>
+        <w:t>• 簡介</w:t>
+      </w:r>
+    </w:p>
+    <w:p>
+      <w:pPr/>
+      <w:r>
+        <w:rPr>
+          <w:lang w:val="zh_TW" w:bidi="zh_TW"/>
+        </w:rPr>
+      </w:r>
+      <w:r>
+        <w:rPr>
+          <w:lang w:val="zh_TW" w:bidi="zh_TW"/>
+        </w:rPr>
+        <w:t>• 重量單位</w:t>
+      </w:r>
+    </w:p>
+    <w:p>
+      <w:pPr/>
+      <w:r>
+        <w:rPr>
+          <w:lang w:val="zh_TW" w:bidi="zh_TW"/>
+        </w:rPr>
+      </w:r>
+      <w:r>
+        <w:rPr>
+          <w:lang w:val="zh_TW" w:bidi="zh_TW"/>
+        </w:rPr>
+        <w:t>• 舊約中的長度單位</w:t>
+      </w:r>
+    </w:p>
+    <w:p>
+      <w:pPr/>
+      <w:r>
+        <w:rPr>
+          <w:lang w:val="zh_TW" w:bidi="zh_TW"/>
+        </w:rPr>
+      </w:r>
+      <w:r>
+        <w:rPr>
+          <w:lang w:val="zh_TW" w:bidi="zh_TW"/>
+        </w:rPr>
+        <w:t>• 新約中的長度單位</w:t>
+      </w:r>
+    </w:p>
+    <w:p>
+      <w:pPr/>
+      <w:r>
+        <w:rPr>
+          <w:lang w:val="zh_TW" w:bidi="zh_TW"/>
+        </w:rPr>
+      </w:r>
+      <w:r>
+        <w:rPr>
+          <w:lang w:val="zh_TW" w:bidi="zh_TW"/>
+        </w:rPr>
+        <w:t>• 舊約中的容量（乾量）</w:t>
+      </w:r>
+    </w:p>
+    <w:p>
+      <w:pPr/>
+      <w:r>
+        <w:rPr>
+          <w:lang w:val="zh_TW" w:bidi="zh_TW"/>
+        </w:rPr>
+      </w:r>
+      <w:r>
+        <w:rPr>
+          <w:lang w:val="zh_TW" w:bidi="zh_TW"/>
+        </w:rPr>
+        <w:t>• 新約中的容量（乾量）</w:t>
+      </w:r>
+    </w:p>
+    <w:p>
+      <w:pPr/>
+      <w:r>
+        <w:rPr>
+          <w:lang w:val="zh_TW" w:bidi="zh_TW"/>
+        </w:rPr>
+      </w:r>
+      <w:r>
+        <w:rPr>
+          <w:lang w:val="zh_TW" w:bidi="zh_TW"/>
+        </w:rPr>
+        <w:t>• 舊約中的液量</w:t>
+      </w:r>
+    </w:p>
+    <w:p>
+      <w:pPr/>
+      <w:r>
+        <w:rPr>
+          <w:lang w:val="zh_TW" w:bidi="zh_TW"/>
+        </w:rPr>
+      </w:r>
+      <w:r>
+        <w:rPr>
+          <w:lang w:val="zh_TW" w:bidi="zh_TW"/>
+        </w:rPr>
+        <w:t>• 新約中的液量</w:t>
+      </w:r>
+    </w:p>
+    <w:p>
+      <w:pPr>
+        <w:pStyle w:val="Heading3"/>
+      </w:pPr>
+      <w:r>
+        <w:rPr>
+          <w:lang w:val="zh_TW" w:bidi="zh_TW"/>
+        </w:rPr>
+        <w:t>簡介</w:t>
+      </w:r>
+    </w:p>
+    <w:p>
+      <w:pPr/>
+      <w:r>
+        <w:rPr>
+          <w:lang w:val="zh_TW" w:bidi="zh_TW"/>
+        </w:rPr>
+      </w:r>
+      <w:r>
+        <w:rPr>
+          <w:lang w:val="zh_TW" w:bidi="zh_TW"/>
+        </w:rPr>
+        <w:t>古代世界的度量衡主要基於實用標準：手臂的長度、一天的路程、一頭驢子能負載的重量等等。雖然這是一個方便的系統，但也缺乏標準化的統一。不同人的手臂長度不同，且驢子的承重能力也有所差異。因此，度量衡的歷史便成為尋求標準化的過程。在舊約時代尚未實現標準化，但在新約時代受到希臘和羅馬的影響後，才開始出現標準化。</w:t>
+      </w:r>
+    </w:p>
+    <w:p>
+      <w:pPr/>
+      <w:r>
+        <w:rPr>
+          <w:lang w:val="zh_TW" w:bidi="zh_TW"/>
+        </w:rPr>
+      </w:r>
+      <w:r>
+        <w:rPr>
+          <w:lang w:val="zh_TW" w:bidi="zh_TW"/>
+        </w:rPr>
+        <w:t>舊約中使用的度量單位常見於美索不達米亞、埃及和迦南的文獻中，以色列人並沒有自己獨特的度量系統。然而，儘管這些度量名稱相同，它們在以色列和其它文化中往往具有不同的數值。</w:t>
+      </w:r>
+    </w:p>
+    <w:p>
+      <w:pPr/>
+      <w:r>
+        <w:rPr>
+          <w:lang w:val="zh_TW" w:bidi="zh_TW"/>
+        </w:rPr>
+      </w:r>
+      <w:r>
+        <w:rPr>
+          <w:lang w:val="zh_TW" w:bidi="zh_TW"/>
+        </w:rPr>
+        <w:t>到新約時代，度量標準變得更為複雜。以色列人仍沿用舊約時期的許多度量單位，但希臘和羅馬的系統也被引入。有時候這些外來單位直接採用，有時候則將希伯來單位調整為符合希臘羅馬的標準。還有一些場合，羅馬的單位主要用於與政府打交道，而日常生活中仍然使用希伯來單位。</w:t>
+      </w:r>
+    </w:p>
+    <w:p>
+      <w:pPr/>
+      <w:r>
+        <w:rPr>
+          <w:lang w:val="zh_TW" w:bidi="zh_TW"/>
+        </w:rPr>
+      </w:r>
+      <w:r>
+        <w:rPr>
+          <w:lang w:val="zh_TW" w:bidi="zh_TW"/>
+        </w:rPr>
+        <w:t>在大多數度量種類中，基準單位（即其它單位的基礎或倍數）是最具不確定性的。因此，肘（長度）、舍客勒（重量）、賀梅珥（乾量）和罷特（液量）都存在某種程度的不確定性，使得基於這些單位的其它度量也相對不確定。</w:t>
+      </w:r>
+    </w:p>
+    <w:p>
+      <w:pPr>
+        <w:pStyle w:val="Heading3"/>
+      </w:pPr>
+      <w:r>
+        <w:rPr>
+          <w:lang w:val="zh_TW" w:bidi="zh_TW"/>
+        </w:rPr>
+        <w:t>重量單位</w:t>
+      </w:r>
+    </w:p>
+    <w:p>
+      <w:pPr/>
+      <w:r>
+        <w:rPr>
+          <w:lang w:val="zh_TW" w:bidi="zh_TW"/>
+        </w:rPr>
+      </w:r>
+      <w:r>
+        <w:rPr>
+          <w:lang w:val="zh_TW" w:bidi="zh_TW"/>
+        </w:rPr>
+        <w:t>考古發現使重量單位的理解受益良多。挖掘中提供的石質重量器有時會刻有其所代表的單位名稱。稱重時，這些石器通常提供一個相對一致的重量範圍。通過將這些數據與經文中的描述對比，提供了相當準確的估算基礎。局部地區的相對標準比絕對值更為重要。</w:t>
+      </w:r>
+    </w:p>
+    <w:p>
+      <w:pPr/>
+      <w:r>
+        <w:rPr>
+          <w:lang w:val="zh_TW" w:bidi="zh_TW"/>
+        </w:rPr>
+      </w:r>
+      <w:r>
+        <w:rPr>
+          <w:lang w:val="zh_TW" w:bidi="zh_TW"/>
+        </w:rPr>
+        <w:t>重量單位雖有標準化，但很難達到精確。以色列人的系統與美索不達米亞和迦南的類似。舊約時期大多數時間，重量系統同時提供了貨幣系統。鑄幣是波斯人的發明；在此之前，銀、金或其它交易商品必須稱重，才能進行交易或購買。這使得重量系統成為古代經濟的核心。這也解釋了為何聖經嚴厲譴責使用假重量（</w:t>
+      </w:r>
+      <w:hyperlink r:id="rId22">
+        <w:r>
+          <w:rPr>
+            <w:lang w:val="zh_TW" w:bidi="zh_TW"/>
+          </w:rPr>
+          <w:rPr>
+            <w:color w:val="0000EE"/>
+            <w:u w:val="single"/>
+          </w:rPr>
+          <w:t>利19:36</w:t>
+        </w:r>
+      </w:hyperlink>
+      <w:r>
+        <w:rPr>
+          <w:lang w:val="zh_TW" w:bidi="zh_TW"/>
+        </w:rPr>
+        <w:t>；</w:t>
+      </w:r>
+      <w:hyperlink r:id="rId23">
+        <w:r>
+          <w:rPr>
+            <w:lang w:val="zh_TW" w:bidi="zh_TW"/>
+          </w:rPr>
+          <w:rPr>
+            <w:color w:val="0000EE"/>
+            <w:u w:val="single"/>
+          </w:rPr>
+          <w:t>申25:13</w:t>
+        </w:r>
+      </w:hyperlink>
+      <w:r>
+        <w:rPr>
+          <w:lang w:val="zh_TW" w:bidi="zh_TW"/>
+        </w:rPr>
+        <w:t>；</w:t>
+      </w:r>
+      <w:hyperlink r:id="rId24">
+        <w:r>
+          <w:rPr>
+            <w:lang w:val="zh_TW" w:bidi="zh_TW"/>
+          </w:rPr>
+          <w:rPr>
+            <w:color w:val="0000EE"/>
+            <w:u w:val="single"/>
+          </w:rPr>
+          <w:t>箴16:11，</w:t>
+        </w:r>
+      </w:hyperlink>
+      <w:hyperlink r:id="rId25">
+        <w:r>
+          <w:rPr>
+            <w:lang w:val="zh_TW" w:bidi="zh_TW"/>
+          </w:rPr>
+          <w:rPr>
+            <w:color w:val="0000EE"/>
+            <w:u w:val="single"/>
+          </w:rPr>
+          <w:t>20:10、23</w:t>
+        </w:r>
+      </w:hyperlink>
+      <w:r>
+        <w:rPr>
+          <w:lang w:val="zh_TW" w:bidi="zh_TW"/>
+        </w:rPr>
+        <w:t>；</w:t>
+      </w:r>
+      <w:hyperlink r:id="rId26">
+        <w:r>
+          <w:rPr>
+            <w:lang w:val="zh_TW" w:bidi="zh_TW"/>
+          </w:rPr>
+          <w:rPr>
+            <w:color w:val="0000EE"/>
+            <w:u w:val="single"/>
+          </w:rPr>
+          <w:t>彌6:11</w:t>
+        </w:r>
+      </w:hyperlink>
+      <w:r>
+        <w:rPr>
+          <w:lang w:val="zh_TW" w:bidi="zh_TW"/>
+        </w:rPr>
+        <w:t>；</w:t>
+      </w:r>
+      <w:hyperlink r:id="rId27">
+        <w:r>
+          <w:rPr>
+            <w:lang w:val="zh_TW" w:bidi="zh_TW"/>
+          </w:rPr>
+          <w:rPr>
+            <w:color w:val="0000EE"/>
+            <w:u w:val="single"/>
+          </w:rPr>
+          <w:t>何12:7</w:t>
+        </w:r>
+      </w:hyperlink>
+      <w:r>
+        <w:rPr>
+          <w:lang w:val="zh_TW" w:bidi="zh_TW"/>
+        </w:rPr>
+        <w:t>；</w:t>
+      </w:r>
+      <w:hyperlink r:id="rId28">
+        <w:r>
+          <w:rPr>
+            <w:lang w:val="zh_TW" w:bidi="zh_TW"/>
+          </w:rPr>
+          <w:rPr>
+            <w:color w:val="0000EE"/>
+            <w:u w:val="single"/>
+          </w:rPr>
+          <w:t>摩8:5</w:t>
+        </w:r>
+      </w:hyperlink>
+      <w:r>
+        <w:rPr>
+          <w:lang w:val="zh_TW" w:bidi="zh_TW"/>
+        </w:rPr>
+        <w:t>）。</w:t>
+      </w:r>
+    </w:p>
+    <w:p>
+      <w:pPr/>
+      <w:r>
+        <w:rPr>
+          <w:lang w:val="zh_TW" w:bidi="zh_TW"/>
+        </w:rPr>
+      </w:r>
+      <w:r>
+        <w:rPr>
+          <w:lang w:val="zh_TW" w:bidi="zh_TW"/>
+        </w:rPr>
+        <w:t>石頭砝碼被用於市集中商業交易的天平上。舊約約有六次提到天平或衡器，但都不是直接的經濟情境（</w:t>
+      </w:r>
+      <w:hyperlink r:id="rId29">
+        <w:r>
+          <w:rPr>
+            <w:lang w:val="zh_TW" w:bidi="zh_TW"/>
+          </w:rPr>
+          <w:rPr>
+            <w:color w:val="0000EE"/>
+            <w:u w:val="single"/>
+          </w:rPr>
+          <w:t>伯6:2，</w:t>
+        </w:r>
+      </w:hyperlink>
+      <w:hyperlink r:id="rId30">
+        <w:r>
+          <w:rPr>
+            <w:lang w:val="zh_TW" w:bidi="zh_TW"/>
+          </w:rPr>
+          <w:rPr>
+            <w:color w:val="0000EE"/>
+            <w:u w:val="single"/>
+          </w:rPr>
+          <w:t>31:6</w:t>
+        </w:r>
+      </w:hyperlink>
+      <w:r>
+        <w:rPr>
+          <w:lang w:val="zh_TW" w:bidi="zh_TW"/>
+        </w:rPr>
+        <w:t>；</w:t>
+      </w:r>
+      <w:hyperlink r:id="rId31">
+        <w:r>
+          <w:rPr>
+            <w:lang w:val="zh_TW" w:bidi="zh_TW"/>
+          </w:rPr>
+          <w:rPr>
+            <w:color w:val="0000EE"/>
+            <w:u w:val="single"/>
+          </w:rPr>
+          <w:t>詩62:9</w:t>
+        </w:r>
+      </w:hyperlink>
+      <w:r>
+        <w:rPr>
+          <w:lang w:val="zh_TW" w:bidi="zh_TW"/>
+        </w:rPr>
+        <w:t>；</w:t>
+      </w:r>
+      <w:hyperlink r:id="rId32">
+        <w:r>
+          <w:rPr>
+            <w:lang w:val="zh_TW" w:bidi="zh_TW"/>
+          </w:rPr>
+          <w:rPr>
+            <w:color w:val="0000EE"/>
+            <w:u w:val="single"/>
+          </w:rPr>
+          <w:t>賽40:12</w:t>
+        </w:r>
+      </w:hyperlink>
+      <w:r>
+        <w:rPr>
+          <w:lang w:val="zh_TW" w:bidi="zh_TW"/>
+        </w:rPr>
+        <w:t>；</w:t>
+      </w:r>
+      <w:hyperlink r:id="rId33">
+        <w:r>
+          <w:rPr>
+            <w:lang w:val="zh_TW" w:bidi="zh_TW"/>
+          </w:rPr>
+          <w:rPr>
+            <w:color w:val="0000EE"/>
+            <w:u w:val="single"/>
+          </w:rPr>
+          <w:t>結5:1</w:t>
+        </w:r>
+      </w:hyperlink>
+      <w:r>
+        <w:rPr>
+          <w:lang w:val="zh_TW" w:bidi="zh_TW"/>
+        </w:rPr>
+        <w:t>；</w:t>
+      </w:r>
+      <w:hyperlink r:id="rId34">
+        <w:r>
+          <w:rPr>
+            <w:lang w:val="zh_TW" w:bidi="zh_TW"/>
+          </w:rPr>
+          <w:rPr>
+            <w:color w:val="0000EE"/>
+            <w:u w:val="single"/>
+          </w:rPr>
+          <w:t>但5:27</w:t>
+        </w:r>
+      </w:hyperlink>
+      <w:r>
+        <w:rPr>
+          <w:lang w:val="zh_TW" w:bidi="zh_TW"/>
+        </w:rPr>
+        <w:t>）。當時使用的天平一般為橫樑平衡式，兩端各掛一個托盤。</w:t>
+      </w:r>
+    </w:p>
+    <w:p>
+      <w:pPr>
+        <w:pStyle w:val="Heading4"/>
+      </w:pPr>
+      <w:r>
+        <w:rPr>
+          <w:lang w:val="zh_TW" w:bidi="zh_TW"/>
+        </w:rPr>
+        <w:t>他連得</w:t>
+      </w:r>
+    </w:p>
+    <w:p>
+      <w:pPr/>
+      <w:r>
+        <w:rPr>
+          <w:lang w:val="zh_TW" w:bidi="zh_TW"/>
+        </w:rPr>
+      </w:r>
+      <w:r>
+        <w:rPr>
+          <w:lang w:val="zh_TW" w:bidi="zh_TW"/>
+        </w:rPr>
+        <w:t>根據</w:t>
+      </w:r>
+      <w:hyperlink r:id="rId35">
+        <w:r>
+          <w:rPr>
+            <w:lang w:val="zh_TW" w:bidi="zh_TW"/>
+          </w:rPr>
+          <w:rPr>
+            <w:color w:val="0000EE"/>
+            <w:u w:val="single"/>
+          </w:rPr>
+          <w:t>出埃及記三十八章25至26節</w:t>
+        </w:r>
+      </w:hyperlink>
+      <w:r>
+        <w:rPr>
+          <w:lang w:val="zh_TW" w:bidi="zh_TW"/>
+        </w:rPr>
+        <w:t>，一他連得等於三千舍客勒。（一百他連得等於300,000舍客勒，如果加上第</w:t>
+      </w:r>
+      <w:hyperlink r:id="rId36">
+        <w:r>
+          <w:rPr>
+            <w:lang w:val="zh_TW" w:bidi="zh_TW"/>
+          </w:rPr>
+          <w:rPr>
+            <w:color w:val="0000EE"/>
+            <w:u w:val="single"/>
+          </w:rPr>
+          <w:t>25</w:t>
+        </w:r>
+      </w:hyperlink>
+      <w:r>
+        <w:rPr>
+          <w:lang w:val="zh_TW" w:bidi="zh_TW"/>
+        </w:rPr>
+        <w:t>節中的1,175舍客勒，總數是 301,775，這正是603,550人每人繳納半舍客勒的總額——如第</w:t>
+      </w:r>
+      <w:hyperlink r:id="rId37">
+        <w:r>
+          <w:rPr>
+            <w:lang w:val="zh_TW" w:bidi="zh_TW"/>
+          </w:rPr>
+          <w:rPr>
+            <w:color w:val="0000EE"/>
+            <w:u w:val="single"/>
+          </w:rPr>
+          <w:t>26</w:t>
+        </w:r>
+      </w:hyperlink>
+      <w:r>
+        <w:rPr>
+          <w:lang w:val="zh_TW" w:bidi="zh_TW"/>
+        </w:rPr>
+        <w:t>節所述。）出土的他連得重量約在65至80磅之間（29.5至36.3公斤）。在舊約中，他連得僅用於貴金屬，通常為銀或金。根據</w:t>
+      </w:r>
+      <w:hyperlink r:id="rId38">
+        <w:r>
+          <w:rPr>
+            <w:lang w:val="zh_TW" w:bidi="zh_TW"/>
+          </w:rPr>
+          <w:rPr>
+            <w:color w:val="0000EE"/>
+            <w:u w:val="single"/>
+          </w:rPr>
+          <w:t>列王紀上十章14節</w:t>
+        </w:r>
+      </w:hyperlink>
+      <w:r>
+        <w:rPr>
+          <w:lang w:val="zh_TW" w:bidi="zh_TW"/>
+        </w:rPr>
+        <w:t>，所羅門王國每年的貢金收入為666他連得，被認為是非常奢華的數額。大衛為所羅門建造聖殿留下了100,000他連得的金子和1,000,000他連得的銀子（</w:t>
+      </w:r>
+      <w:hyperlink r:id="rId39">
+        <w:r>
+          <w:rPr>
+            <w:lang w:val="zh_TW" w:bidi="zh_TW"/>
+          </w:rPr>
+          <w:rPr>
+            <w:color w:val="0000EE"/>
+            <w:u w:val="single"/>
+          </w:rPr>
+          <w:t>代上22:14</w:t>
+        </w:r>
+      </w:hyperlink>
+      <w:r>
+        <w:rPr>
+          <w:lang w:val="zh_TW" w:bidi="zh_TW"/>
+        </w:rPr>
+        <w:t>）。</w:t>
+      </w:r>
+    </w:p>
+    <w:p>
+      <w:pPr>
+        <w:pStyle w:val="Heading4"/>
+      </w:pPr>
+      <w:r>
+        <w:rPr>
+          <w:lang w:val="zh_TW" w:bidi="zh_TW"/>
+        </w:rPr>
+        <w:t>彌那</w:t>
+      </w:r>
+    </w:p>
+    <w:p>
+      <w:pPr/>
+      <w:r>
+        <w:rPr>
+          <w:lang w:val="zh_TW" w:bidi="zh_TW"/>
+        </w:rPr>
+      </w:r>
+      <w:r>
+        <w:rPr>
+          <w:lang w:val="zh_TW" w:bidi="zh_TW"/>
+        </w:rPr>
+        <w:t>在迦南烏加列文獻中，彌那相當於50舍客勒，而在巴比倫則等於60舍客勒。在</w:t>
+      </w:r>
+      <w:hyperlink r:id="rId40">
+        <w:r>
+          <w:rPr>
+            <w:lang w:val="zh_TW" w:bidi="zh_TW"/>
+          </w:rPr>
+          <w:rPr>
+            <w:color w:val="0000EE"/>
+            <w:u w:val="single"/>
+          </w:rPr>
+          <w:t>以西結書四十五章12節</w:t>
+        </w:r>
+      </w:hyperlink>
+      <w:r>
+        <w:rPr>
+          <w:lang w:val="zh_TW" w:bidi="zh_TW"/>
+        </w:rPr>
+        <w:t>中，彌那被定為60舍客勒，但尚不清楚這是否意味著改變了之前的標準。</w:t>
+      </w:r>
+    </w:p>
+    <w:p>
+      <w:pPr>
+        <w:pStyle w:val="Heading4"/>
+      </w:pPr>
+      <w:r>
+        <w:rPr>
+          <w:lang w:val="zh_TW" w:bidi="zh_TW"/>
+        </w:rPr>
+        <w:t>舍客勒</w:t>
+      </w:r>
+    </w:p>
+    <w:p>
+      <w:pPr/>
+      <w:r>
+        <w:rPr>
+          <w:lang w:val="zh_TW" w:bidi="zh_TW"/>
+        </w:rPr>
+      </w:r>
+      <w:r>
+        <w:rPr>
+          <w:lang w:val="zh_TW" w:bidi="zh_TW"/>
+        </w:rPr>
+        <w:t>舍客勒是基本的重量單位。除了普通的舍客勒，還有「王（皇室）」舍客勒（</w:t>
+      </w:r>
+      <w:hyperlink r:id="rId41">
+        <w:r>
+          <w:rPr>
+            <w:lang w:val="zh_TW" w:bidi="zh_TW"/>
+          </w:rPr>
+          <w:rPr>
+            <w:color w:val="0000EE"/>
+            <w:u w:val="single"/>
+          </w:rPr>
+          <w:t>撒下14:26</w:t>
+        </w:r>
+      </w:hyperlink>
+      <w:r>
+        <w:rPr>
+          <w:lang w:val="zh_TW" w:bidi="zh_TW"/>
+        </w:rPr>
+        <w:t>）。根據考古發掘出來的標有「比加（beka）」（半舍客勒）的重量，估計舍客勒約重0.4盎司（11.4克）。</w:t>
+      </w:r>
+    </w:p>
+    <w:p>
+      <w:pPr/>
+      <w:r>
+        <w:rPr>
+          <w:lang w:val="zh_TW" w:bidi="zh_TW"/>
+        </w:rPr>
+      </w:r>
+      <w:r>
+        <w:rPr>
+          <w:lang w:val="zh_TW" w:bidi="zh_TW"/>
+        </w:rPr>
+        <w:t>聖經中的舍客勒幾乎僅出現在與貨幣價值有關的經文。不論是銀、金、大麥或麵粉，舍客勒的估值賦予商品在經濟中的相對價值。例外情況是歌利亞的盔甲和槍（</w:t>
+      </w:r>
+      <w:hyperlink r:id="rId42">
+        <w:r>
+          <w:rPr>
+            <w:lang w:val="zh_TW" w:bidi="zh_TW"/>
+          </w:rPr>
+          <w:rPr>
+            <w:color w:val="0000EE"/>
+            <w:u w:val="single"/>
+          </w:rPr>
+          <w:t>撒上17:5–7</w:t>
+        </w:r>
+      </w:hyperlink>
+      <w:r>
+        <w:rPr>
+          <w:lang w:val="zh_TW" w:bidi="zh_TW"/>
+        </w:rPr>
+        <w:t>），這些物品的重量以舍客勒計算。</w:t>
+      </w:r>
+    </w:p>
+    <w:p>
+      <w:pPr>
+        <w:pStyle w:val="Heading4"/>
+      </w:pPr>
+      <w:r>
+        <w:rPr>
+          <w:lang w:val="zh_TW" w:bidi="zh_TW"/>
+        </w:rPr>
+        <w:t>品（pim）</w:t>
+      </w:r>
+    </w:p>
+    <w:p>
+      <w:pPr/>
+      <w:r>
+        <w:rPr>
+          <w:lang w:val="zh_TW" w:bidi="zh_TW"/>
+        </w:rPr>
+      </w:r>
+      <w:r>
+        <w:rPr>
+          <w:lang w:val="zh_TW" w:bidi="zh_TW"/>
+        </w:rPr>
+        <w:t>唯一提及這個單位的經文是</w:t>
+      </w:r>
+      <w:hyperlink r:id="rId43">
+        <w:r>
+          <w:rPr>
+            <w:lang w:val="zh_TW" w:bidi="zh_TW"/>
+          </w:rPr>
+          <w:rPr>
+            <w:color w:val="0000EE"/>
+            <w:u w:val="single"/>
+          </w:rPr>
+          <w:t>撒母耳記上十三章21節</w:t>
+        </w:r>
+      </w:hyperlink>
+      <w:r>
+        <w:rPr>
+          <w:lang w:val="zh_TW" w:bidi="zh_TW"/>
+        </w:rPr>
+        <w:t>（譯註：和合本沒有譯出這個單位），這是非利士人向以色列人收取的磨鋤頭的費用。出土的重量在0.25到0.3盎司之間（7.1到8.5克），這表明品是三分之二舍客勒。</w:t>
+      </w:r>
+    </w:p>
+    <w:p>
+      <w:pPr>
+        <w:pStyle w:val="Heading4"/>
+      </w:pPr>
+      <w:r>
+        <w:rPr>
+          <w:lang w:val="zh_TW" w:bidi="zh_TW"/>
+        </w:rPr>
+        <w:t>比加（Beka）</w:t>
+      </w:r>
+    </w:p>
+    <w:p>
+      <w:pPr/>
+      <w:r>
+        <w:rPr>
+          <w:lang w:val="zh_TW" w:bidi="zh_TW"/>
+        </w:rPr>
+      </w:r>
+      <w:r>
+        <w:rPr>
+          <w:lang w:val="zh_TW" w:bidi="zh_TW"/>
+        </w:rPr>
+        <w:t>有七顆刻有此名稱的石頭，重量在0.2到0.23盎司之間（5.7到6.5克）。在</w:t>
+      </w:r>
+      <w:hyperlink r:id="rId37">
+        <w:r>
+          <w:rPr>
+            <w:lang w:val="zh_TW" w:bidi="zh_TW"/>
+          </w:rPr>
+          <w:rPr>
+            <w:color w:val="0000EE"/>
+            <w:u w:val="single"/>
+          </w:rPr>
+          <w:t>出埃及記三十八章26節</w:t>
+        </w:r>
+      </w:hyperlink>
+      <w:r>
+        <w:rPr>
+          <w:lang w:val="zh_TW" w:bidi="zh_TW"/>
+        </w:rPr>
+        <w:t>中，比加是每人繳納的人口稅額，相當於半舍客勒。</w:t>
+      </w:r>
+    </w:p>
+    <w:p>
+      <w:pPr>
+        <w:pStyle w:val="Heading4"/>
+      </w:pPr>
+      <w:r>
+        <w:rPr>
+          <w:lang w:val="zh_TW" w:bidi="zh_TW"/>
+        </w:rPr>
+        <w:t>季拉</w:t>
+      </w:r>
+    </w:p>
+    <w:p>
+      <w:pPr/>
+      <w:r>
+        <w:rPr>
+          <w:lang w:val="zh_TW" w:bidi="zh_TW"/>
+        </w:rPr>
+      </w:r>
+      <w:r>
+        <w:rPr>
+          <w:lang w:val="zh_TW" w:bidi="zh_TW"/>
+        </w:rPr>
+        <w:t>相當於舍客勒的二十分之一，約0.02盎司（0.6克）。此單位出現五次（</w:t>
+      </w:r>
+      <w:hyperlink r:id="rId44">
+        <w:r>
+          <w:rPr>
+            <w:lang w:val="zh_TW" w:bidi="zh_TW"/>
+          </w:rPr>
+          <w:rPr>
+            <w:color w:val="0000EE"/>
+            <w:u w:val="single"/>
+          </w:rPr>
+          <w:t>出30:13</w:t>
+        </w:r>
+      </w:hyperlink>
+      <w:r>
+        <w:rPr>
+          <w:lang w:val="zh_TW" w:bidi="zh_TW"/>
+        </w:rPr>
+        <w:t>；</w:t>
+      </w:r>
+      <w:hyperlink r:id="rId45">
+        <w:r>
+          <w:rPr>
+            <w:lang w:val="zh_TW" w:bidi="zh_TW"/>
+          </w:rPr>
+          <w:rPr>
+            <w:color w:val="0000EE"/>
+            <w:u w:val="single"/>
+          </w:rPr>
+          <w:t>利27:25</w:t>
+        </w:r>
+      </w:hyperlink>
+      <w:r>
+        <w:rPr>
+          <w:lang w:val="zh_TW" w:bidi="zh_TW"/>
+        </w:rPr>
+        <w:t>；</w:t>
+      </w:r>
+      <w:hyperlink r:id="rId46">
+        <w:r>
+          <w:rPr>
+            <w:lang w:val="zh_TW" w:bidi="zh_TW"/>
+          </w:rPr>
+          <w:rPr>
+            <w:color w:val="0000EE"/>
+            <w:u w:val="single"/>
+          </w:rPr>
+          <w:t>民3:47，</w:t>
+        </w:r>
+      </w:hyperlink>
+      <w:hyperlink r:id="rId47">
+        <w:r>
+          <w:rPr>
+            <w:lang w:val="zh_TW" w:bidi="zh_TW"/>
+          </w:rPr>
+          <w:rPr>
+            <w:color w:val="0000EE"/>
+            <w:u w:val="single"/>
+          </w:rPr>
+          <w:t>18:16</w:t>
+        </w:r>
+      </w:hyperlink>
+      <w:r>
+        <w:rPr>
+          <w:lang w:val="zh_TW" w:bidi="zh_TW"/>
+        </w:rPr>
+        <w:t>；</w:t>
+      </w:r>
+      <w:hyperlink r:id="rId40">
+        <w:r>
+          <w:rPr>
+            <w:lang w:val="zh_TW" w:bidi="zh_TW"/>
+          </w:rPr>
+          <w:rPr>
+            <w:color w:val="0000EE"/>
+            <w:u w:val="single"/>
+          </w:rPr>
+          <w:t>結45:12</w:t>
+        </w:r>
+      </w:hyperlink>
+      <w:r>
+        <w:rPr>
+          <w:lang w:val="zh_TW" w:bidi="zh_TW"/>
+        </w:rPr>
+        <w:t>），每次都是用來為舍客勒作價值估算。這些經文中的使用僅在貨幣意義上。</w:t>
+      </w:r>
+    </w:p>
+    <w:p>
+      <w:pPr>
+        <w:pStyle w:val="Heading4"/>
+      </w:pPr>
+      <w:r>
+        <w:rPr>
+          <w:lang w:val="zh_TW" w:bidi="zh_TW"/>
+        </w:rPr>
+        <w:t>斤（Litra）</w:t>
+      </w:r>
+    </w:p>
+    <w:p>
+      <w:pPr/>
+      <w:r>
+        <w:rPr>
+          <w:lang w:val="zh_TW" w:bidi="zh_TW"/>
+        </w:rPr>
+      </w:r>
+      <w:r>
+        <w:rPr>
+          <w:lang w:val="zh_TW" w:bidi="zh_TW"/>
+        </w:rPr>
+        <w:t>新約中的重量單位主要延續舊約中已確立的單位，特別是舍客勒、彌那和他連得。另外有一種單位為：斤，這在</w:t>
+      </w:r>
+      <w:hyperlink r:id="rId48">
+        <w:r>
+          <w:rPr>
+            <w:lang w:val="zh_TW" w:bidi="zh_TW"/>
+          </w:rPr>
+          <w:rPr>
+            <w:color w:val="0000EE"/>
+            <w:u w:val="single"/>
+          </w:rPr>
+          <w:t>約翰福音十二章3節</w:t>
+        </w:r>
+      </w:hyperlink>
+      <w:r>
+        <w:rPr>
+          <w:lang w:val="zh_TW" w:bidi="zh_TW"/>
+        </w:rPr>
+        <w:t>和</w:t>
+      </w:r>
+      <w:hyperlink r:id="rId49">
+        <w:r>
+          <w:rPr>
+            <w:lang w:val="zh_TW" w:bidi="zh_TW"/>
+          </w:rPr>
+          <w:rPr>
+            <w:color w:val="0000EE"/>
+            <w:u w:val="single"/>
+          </w:rPr>
+          <w:t>十九章39節</w:t>
+        </w:r>
+      </w:hyperlink>
+      <w:r>
+        <w:rPr>
+          <w:lang w:val="zh_TW" w:bidi="zh_TW"/>
+        </w:rPr>
+        <w:t>中用於描述香料。在希臘文獻中，一斤約為12盎司（327克）。</w:t>
+      </w:r>
+    </w:p>
+    <w:p>
+      <w:pPr>
+        <w:pStyle w:val="Heading3"/>
+      </w:pPr>
+      <w:r>
+        <w:rPr>
+          <w:lang w:val="zh_TW" w:bidi="zh_TW"/>
+        </w:rPr>
+        <w:t>舊約中的長度單位</w:t>
+      </w:r>
+    </w:p>
+    <w:p>
+      <w:pPr/>
+      <w:r>
+        <w:rPr>
+          <w:lang w:val="zh_TW" w:bidi="zh_TW"/>
+        </w:rPr>
+      </w:r>
+      <w:r>
+        <w:rPr>
+          <w:lang w:val="zh_TW" w:bidi="zh_TW"/>
+        </w:rPr>
+        <w:t>長度和深度的測量通常來自人體的一部分作為量度標準。基本單位是「肘」，其它大多數單位與肘相關。舊約中缺乏精確的地理距離測量，通常以到達目的地所需的天數來表示。一天的路程可能為20至25英里（32.2 到40.2 公里）。「步」等於「一步」——大約為一碼（</w:t>
+      </w:r>
+      <w:hyperlink r:id="rId50">
+        <w:r>
+          <w:rPr>
+            <w:lang w:val="zh_TW" w:bidi="zh_TW"/>
+          </w:rPr>
+          <w:rPr>
+            <w:color w:val="0000EE"/>
+            <w:u w:val="single"/>
+          </w:rPr>
+          <w:t>撒下6:13</w:t>
+        </w:r>
+      </w:hyperlink>
+      <w:r>
+        <w:rPr>
+          <w:lang w:val="zh_TW" w:bidi="zh_TW"/>
+        </w:rPr>
+        <w:t>）。</w:t>
+      </w:r>
+    </w:p>
+    <w:p>
+      <w:pPr>
+        <w:pStyle w:val="Heading4"/>
+      </w:pPr>
+      <w:r>
+        <w:rPr>
+          <w:lang w:val="zh_TW" w:bidi="zh_TW"/>
+        </w:rPr>
+        <w:t>肘</w:t>
+      </w:r>
+    </w:p>
+    <w:p>
+      <w:pPr/>
+      <w:r>
+        <w:rPr>
+          <w:lang w:val="zh_TW" w:bidi="zh_TW"/>
+        </w:rPr>
+      </w:r>
+      <w:r>
+        <w:rPr>
+          <w:lang w:val="zh_TW" w:bidi="zh_TW"/>
+        </w:rPr>
+        <w:t>從食指尖到肘部的長度。有長肘和短肘，這不僅在以色列使用，也在美索不達米亞和埃及使用。</w:t>
+      </w:r>
+      <w:hyperlink r:id="rId51">
+        <w:r>
+          <w:rPr>
+            <w:lang w:val="zh_TW" w:bidi="zh_TW"/>
+          </w:rPr>
+          <w:rPr>
+            <w:color w:val="0000EE"/>
+            <w:u w:val="single"/>
+          </w:rPr>
+          <w:t>以西結書四十章5節</w:t>
+        </w:r>
+      </w:hyperlink>
+      <w:r>
+        <w:rPr>
+          <w:lang w:val="zh_TW" w:bidi="zh_TW"/>
+        </w:rPr>
+        <w:t>將長肘定義為相當於一肘加上手掌寬度（約20到21英寸，或50.8到53.3公分）。希西家所建的西羅亞隧道（公元前715–686年）內的銘文顯示隧道長1,200肘。隧道實際長度被測定為1,749英尺（533.1米），這意味著一肘為17.49英寸（44.4厘米）。綜合考量，17.5英寸（44.5公分）是一個較為合理的以色列肘長估算，長肘約為20.5英寸（52.1公分）。肘最常用於給建築物或物體的尺寸（例如，幔子、柱子、家具等）。用肘測量的最大結構是挪亞建造的方舟，其長度為300肘（</w:t>
+      </w:r>
+      <w:hyperlink r:id="rId52">
+        <w:r>
+          <w:rPr>
+            <w:lang w:val="zh_TW" w:bidi="zh_TW"/>
+          </w:rPr>
+          <w:rPr>
+            <w:color w:val="0000EE"/>
+            <w:u w:val="single"/>
+          </w:rPr>
+          <w:t>創6:15</w:t>
+        </w:r>
+      </w:hyperlink>
+      <w:r>
+        <w:rPr>
+          <w:lang w:val="zh_TW" w:bidi="zh_TW"/>
+        </w:rPr>
+        <w:t>）。</w:t>
+      </w:r>
+    </w:p>
+    <w:p>
+      <w:pPr>
+        <w:pStyle w:val="Heading4"/>
+      </w:pPr>
+      <w:r>
+        <w:rPr>
+          <w:lang w:val="zh_TW" w:bidi="zh_TW"/>
+        </w:rPr>
+        <w:t>虎口</w:t>
+      </w:r>
+    </w:p>
+    <w:p>
+      <w:pPr/>
+      <w:r>
+        <w:rPr>
+          <w:lang w:val="zh_TW" w:bidi="zh_TW"/>
+        </w:rPr>
+      </w:r>
+      <w:r>
+        <w:rPr>
+          <w:lang w:val="zh_TW" w:bidi="zh_TW"/>
+        </w:rPr>
+        <w:t>從手指尖到另一指尖的伸展距離，等於半肘，或八又四分之三英寸（22.2 公分）。在舊約中只使用了七次，其中四次是用來描述大祭司胸牌的尺寸（</w:t>
+      </w:r>
+      <w:hyperlink r:id="rId53">
+        <w:r>
+          <w:rPr>
+            <w:lang w:val="zh_TW" w:bidi="zh_TW"/>
+          </w:rPr>
+          <w:rPr>
+            <w:color w:val="0000EE"/>
+            <w:u w:val="single"/>
+          </w:rPr>
+          <w:t>出28:15–16，</w:t>
+        </w:r>
+      </w:hyperlink>
+      <w:hyperlink r:id="rId54">
+        <w:r>
+          <w:rPr>
+            <w:lang w:val="zh_TW" w:bidi="zh_TW"/>
+          </w:rPr>
+          <w:rPr>
+            <w:color w:val="0000EE"/>
+            <w:u w:val="single"/>
+          </w:rPr>
+          <w:t>39:8–9</w:t>
+        </w:r>
+      </w:hyperlink>
+      <w:r>
+        <w:rPr>
+          <w:lang w:val="zh_TW" w:bidi="zh_TW"/>
+        </w:rPr>
+        <w:t>）。</w:t>
+      </w:r>
+    </w:p>
+    <w:p>
+      <w:pPr>
+        <w:pStyle w:val="Heading4"/>
+      </w:pPr>
+      <w:r>
+        <w:rPr>
+          <w:lang w:val="zh_TW" w:bidi="zh_TW"/>
+        </w:rPr>
+        <w:t>掌寬</w:t>
+      </w:r>
+    </w:p>
+    <w:p>
+      <w:pPr/>
+      <w:r>
+        <w:rPr>
+          <w:lang w:val="zh_TW" w:bidi="zh_TW"/>
+        </w:rPr>
+      </w:r>
+      <w:r>
+        <w:rPr>
+          <w:lang w:val="zh_TW" w:bidi="zh_TW"/>
+        </w:rPr>
+        <w:t>手的寬度，等於肘的六分之一，虎口的三分之一，或略低於三英寸（7.6公分）。該術語僅出現五次，主要用來描述陳設餅桌邊的寬度（</w:t>
+      </w:r>
+      <w:hyperlink r:id="rId55">
+        <w:r>
+          <w:rPr>
+            <w:lang w:val="zh_TW" w:bidi="zh_TW"/>
+          </w:rPr>
+          <w:rPr>
+            <w:color w:val="0000EE"/>
+            <w:u w:val="single"/>
+          </w:rPr>
+          <w:t>出25:25</w:t>
+        </w:r>
+      </w:hyperlink>
+      <w:r>
+        <w:rPr>
+          <w:lang w:val="zh_TW" w:bidi="zh_TW"/>
+        </w:rPr>
+        <w:t>）和所羅門的銅海（</w:t>
+      </w:r>
+      <w:hyperlink r:id="rId56">
+        <w:r>
+          <w:rPr>
+            <w:lang w:val="zh_TW" w:bidi="zh_TW"/>
+          </w:rPr>
+          <w:rPr>
+            <w:color w:val="0000EE"/>
+            <w:u w:val="single"/>
+          </w:rPr>
+          <w:t>王上7:26</w:t>
+        </w:r>
+      </w:hyperlink>
+      <w:r>
+        <w:rPr>
+          <w:lang w:val="zh_TW" w:bidi="zh_TW"/>
+        </w:rPr>
+        <w:t>）。</w:t>
+      </w:r>
+    </w:p>
+    <w:p>
+      <w:pPr>
+        <w:pStyle w:val="Heading3"/>
+      </w:pPr>
+      <w:r>
+        <w:rPr>
+          <w:lang w:val="zh_TW" w:bidi="zh_TW"/>
+        </w:rPr>
+        <w:t>新約中的長度單位</w:t>
+      </w:r>
+    </w:p>
+    <w:p>
+      <w:pPr/>
+      <w:r>
+        <w:rPr>
+          <w:lang w:val="zh_TW" w:bidi="zh_TW"/>
+        </w:rPr>
+      </w:r>
+      <w:r>
+        <w:rPr>
+          <w:lang w:val="zh_TW" w:bidi="zh_TW"/>
+        </w:rPr>
+        <w:t>在新約中，有些長度和深度的單位採用了希臘羅馬的標準，另一些則沿用了舊約的度量方式。與舊約類似，新約也常使用不精確的距離描述，例如扔一塊石頭那麼遠或一天的路程。然而，少數情況下會使用羅馬文化中較精確的度量單位。</w:t>
+      </w:r>
+    </w:p>
+    <w:p>
+      <w:pPr>
+        <w:pStyle w:val="Heading4"/>
+      </w:pPr>
+      <w:r>
+        <w:rPr>
+          <w:lang w:val="zh_TW" w:bidi="zh_TW"/>
+        </w:rPr>
+        <w:t>肘</w:t>
+      </w:r>
+    </w:p>
+    <w:p>
+      <w:pPr/>
+      <w:r>
+        <w:rPr>
+          <w:lang w:val="zh_TW" w:bidi="zh_TW"/>
+        </w:rPr>
+      </w:r>
+      <w:r>
+        <w:rPr>
+          <w:lang w:val="zh_TW" w:bidi="zh_TW"/>
+        </w:rPr>
+        <w:t>對於羅馬人來說，肘的長度設定為其標準「尺」的一倍半，即11.66英寸的1.5倍，相當於17.5英寸（44.5公分），與舊約的肘長一致。</w:t>
+      </w:r>
+    </w:p>
+    <w:p>
+      <w:pPr>
+        <w:pStyle w:val="Heading4"/>
+      </w:pPr>
+      <w:r>
+        <w:rPr>
+          <w:lang w:val="zh_TW" w:bidi="zh_TW"/>
+        </w:rPr>
+        <w:t>丈</w:t>
+      </w:r>
+    </w:p>
+    <w:p>
+      <w:pPr/>
+      <w:r>
+        <w:rPr>
+          <w:lang w:val="zh_TW" w:bidi="zh_TW"/>
+        </w:rPr>
+      </w:r>
+      <w:r>
+        <w:rPr>
+          <w:lang w:val="zh_TW" w:bidi="zh_TW"/>
+        </w:rPr>
+        <w:t>當雙臂伸展時，左右手指尖之間的距離。僅用於</w:t>
+      </w:r>
+      <w:hyperlink r:id="rId57">
+        <w:r>
+          <w:rPr>
+            <w:lang w:val="zh_TW" w:bidi="zh_TW"/>
+          </w:rPr>
+          <w:rPr>
+            <w:color w:val="0000EE"/>
+            <w:u w:val="single"/>
+          </w:rPr>
+          <w:t>使徒行傳二十七章28節</w:t>
+        </w:r>
+      </w:hyperlink>
+      <w:r>
+        <w:rPr>
+          <w:lang w:val="zh_TW" w:bidi="zh_TW"/>
+        </w:rPr>
+        <w:t>，約為六英尺（1.8米）。</w:t>
+      </w:r>
+    </w:p>
+    <w:p>
+      <w:pPr>
+        <w:pStyle w:val="Heading4"/>
+      </w:pPr>
+      <w:r>
+        <w:rPr>
+          <w:lang w:val="zh_TW" w:bidi="zh_TW"/>
+        </w:rPr>
+        <w:t>弗隆（Furlong）／里（Stadium）</w:t>
+      </w:r>
+    </w:p>
+    <w:p>
+      <w:pPr/>
+      <w:r>
+        <w:rPr>
+          <w:lang w:val="zh_TW" w:bidi="zh_TW"/>
+        </w:rPr>
+      </w:r>
+      <w:r>
+        <w:rPr>
+          <w:lang w:val="zh_TW" w:bidi="zh_TW"/>
+        </w:rPr>
+        <w:t>古希臘賽道的長度，相當於八分之一羅馬里，約略超過200碼（182.9公尺）。通常用於表示近似距離，但在</w:t>
+      </w:r>
+      <w:hyperlink r:id="rId58">
+        <w:r>
+          <w:rPr>
+            <w:lang w:val="zh_TW" w:bidi="zh_TW"/>
+          </w:rPr>
+          <w:rPr>
+            <w:color w:val="0000EE"/>
+            <w:u w:val="single"/>
+          </w:rPr>
+          <w:t>啟示錄二十一章16節</w:t>
+        </w:r>
+      </w:hyperlink>
+      <w:r>
+        <w:rPr>
+          <w:lang w:val="zh_TW" w:bidi="zh_TW"/>
+        </w:rPr>
+        <w:t>中，該單位用於測量新耶路撒冷的尺寸，並以丈量竿來量度。</w:t>
+      </w:r>
+    </w:p>
+    <w:p>
+      <w:pPr>
+        <w:pStyle w:val="Heading4"/>
+      </w:pPr>
+      <w:r>
+        <w:rPr>
+          <w:lang w:val="zh_TW" w:bidi="zh_TW"/>
+        </w:rPr>
+        <w:t>里</w:t>
+      </w:r>
+    </w:p>
+    <w:p>
+      <w:pPr/>
+      <w:r>
+        <w:rPr>
+          <w:lang w:val="zh_TW" w:bidi="zh_TW"/>
+        </w:rPr>
+      </w:r>
+      <w:r>
+        <w:rPr>
+          <w:lang w:val="zh_TW" w:bidi="zh_TW"/>
+        </w:rPr>
+        <w:t>此詞僅在</w:t>
+      </w:r>
+      <w:hyperlink r:id="rId59">
+        <w:r>
+          <w:rPr>
+            <w:lang w:val="zh_TW" w:bidi="zh_TW"/>
+          </w:rPr>
+          <w:rPr>
+            <w:color w:val="0000EE"/>
+            <w:u w:val="single"/>
+          </w:rPr>
+          <w:t>馬太福音五章41節</w:t>
+        </w:r>
+      </w:hyperlink>
+      <w:r>
+        <w:rPr>
+          <w:lang w:val="zh_TW" w:bidi="zh_TW"/>
+        </w:rPr>
+        <w:t>中出現，指的是羅馬里的距離，為1,620碼，約合現代的十分之九里（1.4公里）。</w:t>
+      </w:r>
+    </w:p>
+    <w:p>
+      <w:pPr>
+        <w:pStyle w:val="Heading3"/>
+      </w:pPr>
+      <w:r>
+        <w:rPr>
+          <w:lang w:val="zh_TW" w:bidi="zh_TW"/>
+        </w:rPr>
+        <w:t>舊約中的容量（乾量）</w:t>
+      </w:r>
+    </w:p>
+    <w:p>
+      <w:pPr/>
+      <w:r>
+        <w:rPr>
+          <w:lang w:val="zh_TW" w:bidi="zh_TW"/>
+        </w:rPr>
+      </w:r>
+      <w:r>
+        <w:rPr>
+          <w:lang w:val="zh_TW" w:bidi="zh_TW"/>
+        </w:rPr>
+        <w:t>乾貨的度量主要依實際需求而定，例如驢子的典型負載量、一天可播種的量或播種一定面積所需的種子量。這些單位後來逐步標準化。</w:t>
+      </w:r>
+    </w:p>
+    <w:p>
+      <w:pPr>
+        <w:pStyle w:val="Heading4"/>
+      </w:pPr>
+      <w:r>
+        <w:rPr>
+          <w:lang w:val="zh_TW" w:bidi="zh_TW"/>
+        </w:rPr>
+        <w:t>歌珥／賀梅珥</w:t>
+      </w:r>
+    </w:p>
+    <w:p>
+      <w:pPr/>
+      <w:r>
+        <w:rPr>
+          <w:lang w:val="zh_TW" w:bidi="zh_TW"/>
+        </w:rPr>
+      </w:r>
+      <w:r>
+        <w:rPr>
+          <w:lang w:val="zh_TW" w:bidi="zh_TW"/>
+        </w:rPr>
+        <w:t>最常見的乾貨單位，相當於一驢子的負載量。其標準容量估計變化較大，約在3.8至7.5蒲式耳（133.9至264.3公升）之間。除了在</w:t>
+      </w:r>
+      <w:hyperlink r:id="rId60">
+        <w:r>
+          <w:rPr>
+            <w:lang w:val="zh_TW" w:bidi="zh_TW"/>
+          </w:rPr>
+          <w:rPr>
+            <w:color w:val="0000EE"/>
+            <w:u w:val="single"/>
+          </w:rPr>
+          <w:t>以西結書四十五章11至14節</w:t>
+        </w:r>
+      </w:hyperlink>
+      <w:r>
+        <w:rPr>
+          <w:lang w:val="zh_TW" w:bidi="zh_TW"/>
+        </w:rPr>
+        <w:t>中出現七次外，該詞在舊約中僅出現四次，其中三次涉及種子或大麥（</w:t>
+      </w:r>
+      <w:hyperlink r:id="rId61">
+        <w:r>
+          <w:rPr>
+            <w:lang w:val="zh_TW" w:bidi="zh_TW"/>
+          </w:rPr>
+          <w:rPr>
+            <w:color w:val="0000EE"/>
+            <w:u w:val="single"/>
+          </w:rPr>
+          <w:t>利27:16</w:t>
+        </w:r>
+      </w:hyperlink>
+      <w:r>
+        <w:rPr>
+          <w:lang w:val="zh_TW" w:bidi="zh_TW"/>
+        </w:rPr>
+        <w:t>；</w:t>
+      </w:r>
+      <w:hyperlink r:id="rId62">
+        <w:r>
+          <w:rPr>
+            <w:lang w:val="zh_TW" w:bidi="zh_TW"/>
+          </w:rPr>
+          <w:rPr>
+            <w:color w:val="0000EE"/>
+            <w:u w:val="single"/>
+          </w:rPr>
+          <w:t>賽5:10</w:t>
+        </w:r>
+      </w:hyperlink>
+      <w:r>
+        <w:rPr>
+          <w:lang w:val="zh_TW" w:bidi="zh_TW"/>
+        </w:rPr>
+        <w:t>；</w:t>
+      </w:r>
+      <w:hyperlink r:id="rId63">
+        <w:r>
+          <w:rPr>
+            <w:lang w:val="zh_TW" w:bidi="zh_TW"/>
+          </w:rPr>
+          <w:rPr>
+            <w:color w:val="0000EE"/>
+            <w:u w:val="single"/>
+          </w:rPr>
+          <w:t>何3:2</w:t>
+        </w:r>
+      </w:hyperlink>
+      <w:r>
+        <w:rPr>
+          <w:lang w:val="zh_TW" w:bidi="zh_TW"/>
+        </w:rPr>
+        <w:t>），第四次描述以色列人在曠野收集鵪鶉的場景。而歌珥共出現九次，並應用於多種商品，如油、麵粉、麥子和大麥，數量可高達20,000（</w:t>
+      </w:r>
+      <w:hyperlink r:id="rId64">
+        <w:r>
+          <w:rPr>
+            <w:lang w:val="zh_TW" w:bidi="zh_TW"/>
+          </w:rPr>
+          <w:rPr>
+            <w:color w:val="0000EE"/>
+            <w:u w:val="single"/>
+          </w:rPr>
+          <w:t>王上5:11</w:t>
+        </w:r>
+      </w:hyperlink>
+      <w:r>
+        <w:rPr>
+          <w:lang w:val="zh_TW" w:bidi="zh_TW"/>
+        </w:rPr>
+        <w:t>）。</w:t>
+      </w:r>
+    </w:p>
+    <w:p>
+      <w:pPr>
+        <w:pStyle w:val="Heading4"/>
+      </w:pPr>
+      <w:r>
+        <w:rPr>
+          <w:lang w:val="zh_TW" w:bidi="zh_TW"/>
+        </w:rPr>
+        <w:t>肋特客（Lethek）</w:t>
+      </w:r>
+    </w:p>
+    <w:p>
+      <w:pPr/>
+      <w:r>
+        <w:rPr>
+          <w:lang w:val="zh_TW" w:bidi="zh_TW"/>
+        </w:rPr>
+      </w:r>
+      <w:r>
+        <w:rPr>
+          <w:lang w:val="zh_TW" w:bidi="zh_TW"/>
+        </w:rPr>
+        <w:t>僅出現在</w:t>
+      </w:r>
+      <w:hyperlink r:id="rId63">
+        <w:r>
+          <w:rPr>
+            <w:lang w:val="zh_TW" w:bidi="zh_TW"/>
+          </w:rPr>
+          <w:rPr>
+            <w:color w:val="0000EE"/>
+            <w:u w:val="single"/>
+          </w:rPr>
+          <w:t>何西阿書三章2節</w:t>
+        </w:r>
+      </w:hyperlink>
+      <w:r>
+        <w:rPr>
+          <w:lang w:val="zh_TW" w:bidi="zh_TW"/>
+        </w:rPr>
+        <w:t>中的單位（譯註：和合本譯為賀梅珥半）。早期聖經譯本（譯註：包括和合本）將其定為賀梅珥的一半。</w:t>
+      </w:r>
+    </w:p>
+    <w:p>
+      <w:pPr>
+        <w:pStyle w:val="Heading4"/>
+      </w:pPr>
+      <w:r>
+        <w:rPr>
+          <w:lang w:val="zh_TW" w:bidi="zh_TW"/>
+        </w:rPr>
+        <w:t>伊法</w:t>
+      </w:r>
+    </w:p>
+    <w:p>
+      <w:pPr/>
+      <w:r>
+        <w:rPr>
+          <w:lang w:val="zh_TW" w:bidi="zh_TW"/>
+        </w:rPr>
+      </w:r>
+      <w:r>
+        <w:rPr>
+          <w:lang w:val="zh_TW" w:bidi="zh_TW"/>
+        </w:rPr>
+        <w:t>等於賀梅珥的十分之一（</w:t>
+      </w:r>
+      <w:hyperlink r:id="rId65">
+        <w:r>
+          <w:rPr>
+            <w:lang w:val="zh_TW" w:bidi="zh_TW"/>
+          </w:rPr>
+          <w:rPr>
+            <w:color w:val="0000EE"/>
+            <w:u w:val="single"/>
+          </w:rPr>
+          <w:t>結45:11</w:t>
+        </w:r>
+      </w:hyperlink>
+      <w:r>
+        <w:rPr>
+          <w:lang w:val="zh_TW" w:bidi="zh_TW"/>
+        </w:rPr>
+        <w:t>），或半蒲式耳（17.6公升）。該詞出現數十次，涉及各類農產品，似乎是交易和銷售中最常用的單位。根據</w:t>
+      </w:r>
+      <w:hyperlink r:id="rId66">
+        <w:r>
+          <w:rPr>
+            <w:lang w:val="zh_TW" w:bidi="zh_TW"/>
+          </w:rPr>
+          <w:rPr>
+            <w:color w:val="0000EE"/>
+            <w:u w:val="single"/>
+          </w:rPr>
+          <w:t>撒迦利亞書五章6至10節</w:t>
+        </w:r>
+      </w:hyperlink>
+      <w:r>
+        <w:rPr>
+          <w:lang w:val="zh_TW" w:bidi="zh_TW"/>
+        </w:rPr>
+        <w:t>，伊法指的是能裝下一伊法產品的容器，類似現代的蒲式耳籃。</w:t>
+      </w:r>
+    </w:p>
+    <w:p>
+      <w:pPr>
+        <w:pStyle w:val="Heading4"/>
+      </w:pPr>
+      <w:r>
+        <w:rPr>
+          <w:lang w:val="zh_TW" w:bidi="zh_TW"/>
+        </w:rPr>
+        <w:t>細亞</w:t>
+      </w:r>
+    </w:p>
+    <w:p>
+      <w:pPr/>
+      <w:r>
+        <w:rPr>
+          <w:lang w:val="zh_TW" w:bidi="zh_TW"/>
+        </w:rPr>
+      </w:r>
+      <w:r>
+        <w:rPr>
+          <w:lang w:val="zh_TW" w:bidi="zh_TW"/>
+        </w:rPr>
+        <w:t>賀梅珥的分量之一，範圍較廣。用來衡量麵粉、種子、大麥和穀物，約為伊法的三分之一。一蒲式耳約合五細阿（</w:t>
+      </w:r>
+      <w:hyperlink r:id="rId67">
+        <w:r>
+          <w:rPr>
+            <w:lang w:val="zh_TW" w:bidi="zh_TW"/>
+          </w:rPr>
+          <w:rPr>
+            <w:color w:val="0000EE"/>
+            <w:u w:val="single"/>
+          </w:rPr>
+          <w:t>撒上25:18</w:t>
+        </w:r>
+      </w:hyperlink>
+      <w:r>
+        <w:rPr>
+          <w:lang w:val="zh_TW" w:bidi="zh_TW"/>
+        </w:rPr>
+        <w:t>）。</w:t>
+      </w:r>
+    </w:p>
+    <w:p>
+      <w:pPr>
+        <w:pStyle w:val="Heading4"/>
+      </w:pPr>
+      <w:r>
+        <w:rPr>
+          <w:lang w:val="zh_TW" w:bidi="zh_TW"/>
+        </w:rPr>
+        <w:t>俄梅珥／十分之一（Issaron）</w:t>
+      </w:r>
+    </w:p>
+    <w:p>
+      <w:pPr/>
+      <w:r>
+        <w:rPr>
+          <w:lang w:val="zh_TW" w:bidi="zh_TW"/>
+        </w:rPr>
+      </w:r>
+      <w:r>
+        <w:rPr>
+          <w:lang w:val="zh_TW" w:bidi="zh_TW"/>
+        </w:rPr>
+        <w:t>「俄梅珥」僅出現在以色列人收取嗎哪的記載中（</w:t>
+      </w:r>
+      <w:hyperlink r:id="rId68">
+        <w:r>
+          <w:rPr>
+            <w:lang w:val="zh_TW" w:bidi="zh_TW"/>
+          </w:rPr>
+          <w:rPr>
+            <w:color w:val="0000EE"/>
+            <w:u w:val="single"/>
+          </w:rPr>
+          <w:t>出16:22</w:t>
+        </w:r>
+      </w:hyperlink>
+      <w:r>
+        <w:rPr>
+          <w:lang w:val="zh_TW" w:bidi="zh_TW"/>
+        </w:rPr>
+        <w:t>），代表一天的嗎哪配額，相當於伊法的十分之一（</w:t>
+      </w:r>
+      <w:hyperlink r:id="rId69">
+        <w:r>
+          <w:rPr>
+            <w:lang w:val="zh_TW" w:bidi="zh_TW"/>
+          </w:rPr>
+          <w:rPr>
+            <w:color w:val="0000EE"/>
+            <w:u w:val="single"/>
+          </w:rPr>
+          <w:t>出16:36</w:t>
+        </w:r>
+      </w:hyperlink>
+      <w:r>
+        <w:rPr>
+          <w:lang w:val="zh_TW" w:bidi="zh_TW"/>
+        </w:rPr>
+        <w:t>）。Issaron意為「十分之一」，在出埃及記、利未記和民數記（主要在</w:t>
+      </w:r>
+      <w:hyperlink r:id="rId70">
+        <w:r>
+          <w:rPr>
+            <w:lang w:val="zh_TW" w:bidi="zh_TW"/>
+          </w:rPr>
+          <w:rPr>
+            <w:color w:val="0000EE"/>
+            <w:u w:val="single"/>
+          </w:rPr>
+          <w:t>民28–29章</w:t>
+        </w:r>
+      </w:hyperlink>
+      <w:r>
+        <w:rPr>
+          <w:lang w:val="zh_TW" w:bidi="zh_TW"/>
+        </w:rPr>
+        <w:t>）出現25次，僅用於精細麵的度量。</w:t>
+      </w:r>
+    </w:p>
+    <w:p>
+      <w:pPr>
+        <w:pStyle w:val="Heading4"/>
+      </w:pPr>
+      <w:r>
+        <w:rPr>
+          <w:lang w:val="zh_TW" w:bidi="zh_TW"/>
+        </w:rPr>
+        <w:t>升（Cab, Kab）</w:t>
+      </w:r>
+    </w:p>
+    <w:p>
+      <w:pPr/>
+      <w:r>
+        <w:rPr>
+          <w:lang w:val="zh_TW" w:bidi="zh_TW"/>
+        </w:rPr>
+      </w:r>
+      <w:r>
+        <w:rPr>
+          <w:lang w:val="zh_TW" w:bidi="zh_TW"/>
+        </w:rPr>
+        <w:t>此單位僅在</w:t>
+      </w:r>
+      <w:hyperlink r:id="rId71">
+        <w:r>
+          <w:rPr>
+            <w:lang w:val="zh_TW" w:bidi="zh_TW"/>
+          </w:rPr>
+          <w:rPr>
+            <w:color w:val="0000EE"/>
+            <w:u w:val="single"/>
+          </w:rPr>
+          <w:t>列王紀下六章25節</w:t>
+        </w:r>
+      </w:hyperlink>
+      <w:r>
+        <w:rPr>
+          <w:lang w:val="zh_TW" w:bidi="zh_TW"/>
+        </w:rPr>
+        <w:t>中提到。約瑟夫（Josephus）估計其為伊法的十八分之一（或約一俄梅珥的一半），這說法通常被接受。</w:t>
+      </w:r>
+    </w:p>
+    <w:p>
+      <w:pPr>
+        <w:pStyle w:val="Heading3"/>
+      </w:pPr>
+      <w:r>
+        <w:rPr>
+          <w:lang w:val="zh_TW" w:bidi="zh_TW"/>
+        </w:rPr>
+        <w:t>新約中的容量（乾量）</w:t>
+      </w:r>
+    </w:p>
+    <w:p>
+      <w:pPr/>
+      <w:r>
+        <w:rPr>
+          <w:lang w:val="zh_TW" w:bidi="zh_TW"/>
+        </w:rPr>
+      </w:r>
+      <w:r>
+        <w:rPr>
+          <w:lang w:val="zh_TW" w:bidi="zh_TW"/>
+        </w:rPr>
+        <w:t>新約使用了以下乾量單位（度量乾物的計量單位）。</w:t>
+      </w:r>
+    </w:p>
+    <w:p>
+      <w:pPr>
+        <w:pStyle w:val="Heading4"/>
+      </w:pPr>
+      <w:r>
+        <w:rPr>
+          <w:lang w:val="zh_TW" w:bidi="zh_TW"/>
+        </w:rPr>
+        <w:t>科尼克斯</w:t>
+      </w:r>
+      <w:r>
+        <w:rPr>
+          <w:lang w:val="zh_TW" w:bidi="zh_TW"/>
+        </w:rPr>
+        <w:t>（choinix）</w:t>
+      </w:r>
+    </w:p>
+    <w:p>
+      <w:pPr/>
+      <w:r>
+        <w:rPr>
+          <w:lang w:val="zh_TW" w:bidi="zh_TW"/>
+        </w:rPr>
+      </w:r>
+      <w:r>
+        <w:rPr>
+          <w:lang w:val="zh_TW" w:bidi="zh_TW"/>
+        </w:rPr>
+        <w:t>只出現在</w:t>
+      </w:r>
+      <w:hyperlink r:id="rId72">
+        <w:r>
+          <w:rPr>
+            <w:lang w:val="zh_TW" w:bidi="zh_TW"/>
+          </w:rPr>
+          <w:rPr>
+            <w:color w:val="0000EE"/>
+            <w:u w:val="single"/>
+          </w:rPr>
+          <w:t>啟示錄六章6節</w:t>
+        </w:r>
+      </w:hyperlink>
+      <w:r>
+        <w:rPr>
+          <w:lang w:val="zh_TW" w:bidi="zh_TW"/>
+        </w:rPr>
+        <w:t>（有英文譯本使用choinix，譯註：和合本譯為升），科尼克斯稍多於一夸脫（1.1公升）。在希臘文獻中，這被認為是人每天的穀物配額。</w:t>
+      </w:r>
+    </w:p>
+    <w:p>
+      <w:pPr>
+        <w:pStyle w:val="Heading4"/>
+      </w:pPr>
+      <w:r>
+        <w:rPr>
+          <w:lang w:val="zh_TW" w:bidi="zh_TW"/>
+        </w:rPr>
+        <w:t>斗</w:t>
+      </w:r>
+    </w:p>
+    <w:p>
+      <w:pPr/>
+      <w:r>
+        <w:rPr>
+          <w:lang w:val="zh_TW" w:bidi="zh_TW"/>
+        </w:rPr>
+      </w:r>
+      <w:r>
+        <w:rPr>
+          <w:lang w:val="zh_TW" w:bidi="zh_TW"/>
+        </w:rPr>
+        <w:t>這是燈不應放在斗底下 （</w:t>
+      </w:r>
+      <w:hyperlink r:id="rId73">
+        <w:r>
+          <w:rPr>
+            <w:lang w:val="zh_TW" w:bidi="zh_TW"/>
+          </w:rPr>
+          <w:rPr>
+            <w:color w:val="0000EE"/>
+            <w:u w:val="single"/>
+          </w:rPr>
+          <w:t>太5:15</w:t>
+        </w:r>
+      </w:hyperlink>
+      <w:r>
+        <w:rPr>
+          <w:lang w:val="zh_TW" w:bidi="zh_TW"/>
+        </w:rPr>
+        <w:t>；</w:t>
+      </w:r>
+      <w:hyperlink r:id="rId74">
+        <w:r>
+          <w:rPr>
+            <w:lang w:val="zh_TW" w:bidi="zh_TW"/>
+          </w:rPr>
+          <w:rPr>
+            <w:color w:val="0000EE"/>
+            <w:u w:val="single"/>
+          </w:rPr>
+          <w:t>可4:21</w:t>
+        </w:r>
+      </w:hyperlink>
+      <w:r>
+        <w:rPr>
+          <w:lang w:val="zh_TW" w:bidi="zh_TW"/>
+        </w:rPr>
+        <w:t>；</w:t>
+      </w:r>
+      <w:hyperlink r:id="rId75">
+        <w:r>
+          <w:rPr>
+            <w:lang w:val="zh_TW" w:bidi="zh_TW"/>
+          </w:rPr>
+          <w:rPr>
+            <w:color w:val="0000EE"/>
+            <w:u w:val="single"/>
+          </w:rPr>
+          <w:t>路11:33</w:t>
+        </w:r>
+      </w:hyperlink>
+      <w:r>
+        <w:rPr>
+          <w:lang w:val="zh_TW" w:bidi="zh_TW"/>
+        </w:rPr>
+        <w:t>）中的「斗」，實際上相當於約一斗，約7.68乾夸脫（8.5公升）。</w:t>
+      </w:r>
+    </w:p>
+    <w:p>
+      <w:pPr>
+        <w:pStyle w:val="Heading4"/>
+      </w:pPr>
+      <w:r>
+        <w:rPr>
+          <w:lang w:val="zh_TW" w:bidi="zh_TW"/>
+        </w:rPr>
+        <w:t>斗（Saton）</w:t>
+      </w:r>
+    </w:p>
+    <w:p>
+      <w:pPr/>
+      <w:r>
+        <w:rPr>
+          <w:lang w:val="zh_TW" w:bidi="zh_TW"/>
+        </w:rPr>
+      </w:r>
+      <w:r>
+        <w:rPr>
+          <w:lang w:val="zh_TW" w:bidi="zh_TW"/>
+        </w:rPr>
+        <w:t>這相當於舊約的細亞，因此也可以大約估算為一斗。新約中僅在兩處關於麵酵的比喻的平行經文中使用，象徵神的國（</w:t>
+      </w:r>
+      <w:hyperlink r:id="rId76">
+        <w:r>
+          <w:rPr>
+            <w:lang w:val="zh_TW" w:bidi="zh_TW"/>
+          </w:rPr>
+          <w:rPr>
+            <w:color w:val="0000EE"/>
+            <w:u w:val="single"/>
+          </w:rPr>
+          <w:t>太13:33</w:t>
+        </w:r>
+      </w:hyperlink>
+      <w:r>
+        <w:rPr>
+          <w:lang w:val="zh_TW" w:bidi="zh_TW"/>
+        </w:rPr>
+        <w:t>；</w:t>
+      </w:r>
+      <w:hyperlink r:id="rId77">
+        <w:r>
+          <w:rPr>
+            <w:lang w:val="zh_TW" w:bidi="zh_TW"/>
+          </w:rPr>
+          <w:rPr>
+            <w:color w:val="0000EE"/>
+            <w:u w:val="single"/>
+          </w:rPr>
+          <w:t>路13:21</w:t>
+        </w:r>
+      </w:hyperlink>
+      <w:r>
+        <w:rPr>
+          <w:lang w:val="zh_TW" w:bidi="zh_TW"/>
+        </w:rPr>
+        <w:t>）。</w:t>
+      </w:r>
+    </w:p>
+    <w:p>
+      <w:pPr>
+        <w:pStyle w:val="Heading3"/>
+      </w:pPr>
+      <w:r>
+        <w:rPr>
+          <w:lang w:val="zh_TW" w:bidi="zh_TW"/>
+        </w:rPr>
+        <w:t>舊約中的液量</w:t>
+      </w:r>
+    </w:p>
+    <w:p>
+      <w:pPr/>
+      <w:r>
+        <w:rPr>
+          <w:lang w:val="zh_TW" w:bidi="zh_TW"/>
+        </w:rPr>
+      </w:r>
+      <w:r>
+        <w:rPr>
+          <w:lang w:val="zh_TW" w:bidi="zh_TW"/>
+        </w:rPr>
+        <w:t>舊約中液量的基本單位有三種。</w:t>
+      </w:r>
+    </w:p>
+    <w:p>
+      <w:pPr>
+        <w:pStyle w:val="Heading4"/>
+      </w:pPr>
+      <w:r>
+        <w:rPr>
+          <w:lang w:val="zh_TW" w:bidi="zh_TW"/>
+        </w:rPr>
+        <w:t>罷特</w:t>
+      </w:r>
+    </w:p>
+    <w:p>
+      <w:pPr/>
+      <w:r>
+        <w:rPr>
+          <w:lang w:val="zh_TW" w:bidi="zh_TW"/>
+        </w:rPr>
+      </w:r>
+      <w:r>
+        <w:rPr>
+          <w:lang w:val="zh_TW" w:bidi="zh_TW"/>
+        </w:rPr>
+        <w:t>液量的基本單位。聖經資料（</w:t>
+      </w:r>
+      <w:hyperlink r:id="rId60">
+        <w:r>
+          <w:rPr>
+            <w:lang w:val="zh_TW" w:bidi="zh_TW"/>
+          </w:rPr>
+          <w:rPr>
+            <w:color w:val="0000EE"/>
+            <w:u w:val="single"/>
+          </w:rPr>
+          <w:t>結45:11–14</w:t>
+        </w:r>
+      </w:hyperlink>
+      <w:r>
+        <w:rPr>
+          <w:lang w:val="zh_TW" w:bidi="zh_TW"/>
+        </w:rPr>
+        <w:t>）顯示它等同於乾量單位「伊法」，為賀梅珥的十分之一。考古學亦提供了一些數據作為確定標準。在拉吉（Lachish）和納斯貝遺址（Tell en-Nasbeh）發現了刻有「王的罷特」的罐子，在</w:t>
+      </w:r>
+      <w:r>
+        <w:rPr>
+          <w:lang w:val="zh_TW" w:bidi="zh_TW"/>
+        </w:rPr>
+        <w:t>伯美森廢丘（</w:t>
+      </w:r>
+      <w:r>
+        <w:rPr>
+          <w:lang w:val="zh_TW" w:bidi="zh_TW"/>
+        </w:rPr>
+        <w:t>Tell Beit Mirsim</w:t>
+      </w:r>
+      <w:r>
+        <w:rPr>
+          <w:lang w:val="zh_TW" w:bidi="zh_TW"/>
+        </w:rPr>
+        <w:t>）</w:t>
+      </w:r>
+      <w:r>
+        <w:rPr>
+          <w:lang w:val="zh_TW" w:bidi="zh_TW"/>
+        </w:rPr>
+        <w:t>發現了刻有「罷特」的罐子。這些罐子並不完整，因此必須根據重建來計算其容量。根據復原後的計算，罷特約為5.5加侖（20.8公升）。這一估計在</w:t>
+      </w:r>
+      <w:hyperlink r:id="rId78">
+        <w:r>
+          <w:rPr>
+            <w:lang w:val="zh_TW" w:bidi="zh_TW"/>
+          </w:rPr>
+          <w:rPr>
+            <w:color w:val="0000EE"/>
+            <w:u w:val="single"/>
+          </w:rPr>
+          <w:t>列王紀上七章23至26節</w:t>
+        </w:r>
+      </w:hyperlink>
+      <w:r>
+        <w:rPr>
+          <w:lang w:val="zh_TW" w:bidi="zh_TW"/>
+        </w:rPr>
+        <w:t>描述所羅門聖殿的「鑄海」時得到了合理的結果，該鑄海周長30肘、直徑10肘、深5肘，能容納2,000罷特的水。</w:t>
+      </w:r>
+    </w:p>
+    <w:p>
+      <w:pPr>
+        <w:pStyle w:val="Heading4"/>
+      </w:pPr>
+      <w:r>
+        <w:rPr>
+          <w:lang w:val="zh_TW" w:bidi="zh_TW"/>
+        </w:rPr>
+        <w:t>欣</w:t>
+      </w:r>
+    </w:p>
+    <w:p>
+      <w:pPr/>
+      <w:r>
+        <w:rPr>
+          <w:lang w:val="zh_TW" w:bidi="zh_TW"/>
+        </w:rPr>
+      </w:r>
+      <w:r>
+        <w:rPr>
+          <w:lang w:val="zh_TW" w:bidi="zh_TW"/>
+        </w:rPr>
+        <w:t>六分之一欣的水被認為是人每天的最低需求（</w:t>
+      </w:r>
+      <w:hyperlink r:id="rId79">
+        <w:r>
+          <w:rPr>
+            <w:lang w:val="zh_TW" w:bidi="zh_TW"/>
+          </w:rPr>
+          <w:rPr>
+            <w:color w:val="0000EE"/>
+            <w:u w:val="single"/>
+          </w:rPr>
+          <w:t>結4:11</w:t>
+        </w:r>
+      </w:hyperlink>
+      <w:r>
+        <w:rPr>
+          <w:lang w:val="zh_TW" w:bidi="zh_TW"/>
+        </w:rPr>
+        <w:t>）。一欣等於六分之一罷特，約為一加侖（3.8公升）。它主要用於油、酒和水的度量，但每次都不超過一欣，常以分數形式出現。該單位僅在出埃及記、利未記、民數記和以西結書中出現，主要用於獻祭的奠祭。</w:t>
+      </w:r>
+    </w:p>
+    <w:p>
+      <w:pPr>
+        <w:pStyle w:val="Heading4"/>
+      </w:pPr>
+      <w:r>
+        <w:rPr>
+          <w:lang w:val="zh_TW" w:bidi="zh_TW"/>
+        </w:rPr>
+        <w:t>羅革</w:t>
+      </w:r>
+    </w:p>
+    <w:p>
+      <w:pPr/>
+      <w:r>
+        <w:rPr>
+          <w:lang w:val="zh_TW" w:bidi="zh_TW"/>
+        </w:rPr>
+      </w:r>
+      <w:r>
+        <w:rPr>
+          <w:lang w:val="zh_TW" w:bidi="zh_TW"/>
+        </w:rPr>
+        <w:t>此單位僅出現在</w:t>
+      </w:r>
+      <w:hyperlink r:id="rId80">
+        <w:r>
+          <w:rPr>
+            <w:lang w:val="zh_TW" w:bidi="zh_TW"/>
+          </w:rPr>
+          <w:rPr>
+            <w:color w:val="0000EE"/>
+            <w:u w:val="single"/>
+          </w:rPr>
+          <w:t>利未記十四章10至24節</w:t>
+        </w:r>
+      </w:hyperlink>
+      <w:r>
+        <w:rPr>
+          <w:lang w:val="zh_TW" w:bidi="zh_TW"/>
+        </w:rPr>
+        <w:t>，相當於一欣的十二分之一，約為0.3夸脫或0.3公升。</w:t>
+      </w:r>
+    </w:p>
+    <w:p>
+      <w:pPr>
+        <w:pStyle w:val="Heading3"/>
+      </w:pPr>
+      <w:r>
+        <w:rPr>
+          <w:lang w:val="zh_TW" w:bidi="zh_TW"/>
+        </w:rPr>
+        <w:t>新約中的液量</w:t>
+      </w:r>
+    </w:p>
+    <w:p>
+      <w:pPr/>
+      <w:r>
+        <w:rPr>
+          <w:lang w:val="zh_TW" w:bidi="zh_TW"/>
+        </w:rPr>
+      </w:r>
+      <w:r>
+        <w:rPr>
+          <w:lang w:val="zh_TW" w:bidi="zh_TW"/>
+        </w:rPr>
+        <w:t>新約中出現的液量單位（度量液體的計量單位）有以下幾種。</w:t>
+      </w:r>
+    </w:p>
+    <w:p>
+      <w:pPr>
+        <w:pStyle w:val="Heading4"/>
+      </w:pPr>
+      <w:r>
+        <w:rPr>
+          <w:lang w:val="zh_TW" w:bidi="zh_TW"/>
+        </w:rPr>
+        <w:t>罷特</w:t>
+      </w:r>
+    </w:p>
+    <w:p>
+      <w:pPr/>
+      <w:r>
+        <w:rPr>
+          <w:lang w:val="zh_TW" w:bidi="zh_TW"/>
+        </w:rPr>
+      </w:r>
+      <w:r>
+        <w:rPr>
+          <w:lang w:val="zh_TW" w:bidi="zh_TW"/>
+        </w:rPr>
+        <w:t>這只使用過一次（</w:t>
+      </w:r>
+      <w:hyperlink r:id="rId81">
+        <w:r>
+          <w:rPr>
+            <w:lang w:val="zh_TW" w:bidi="zh_TW"/>
+          </w:rPr>
+          <w:rPr>
+            <w:color w:val="0000EE"/>
+            <w:u w:val="single"/>
+          </w:rPr>
+          <w:t>路16:6</w:t>
+        </w:r>
+      </w:hyperlink>
+      <w:r>
+        <w:rPr>
+          <w:lang w:val="zh_TW" w:bidi="zh_TW"/>
+        </w:rPr>
+        <w:t>，譯註：和合本譯為簍），與舊約中的「罷特」相同。</w:t>
+      </w:r>
+    </w:p>
+    <w:p>
+      <w:pPr>
+        <w:pStyle w:val="Heading4"/>
+      </w:pPr>
+      <w:r>
+        <w:rPr>
+          <w:lang w:val="zh_TW" w:bidi="zh_TW"/>
+        </w:rPr>
+        <w:t>缸（Metretes）</w:t>
+      </w:r>
+    </w:p>
+    <w:p>
+      <w:pPr/>
+      <w:r>
+        <w:rPr>
+          <w:lang w:val="zh_TW" w:bidi="zh_TW"/>
+        </w:rPr>
+      </w:r>
+      <w:r>
+        <w:rPr>
+          <w:lang w:val="zh_TW" w:bidi="zh_TW"/>
+        </w:rPr>
+        <w:t>這僅用於</w:t>
+      </w:r>
+      <w:hyperlink r:id="rId82">
+        <w:r>
+          <w:rPr>
+            <w:lang w:val="zh_TW" w:bidi="zh_TW"/>
+          </w:rPr>
+          <w:rPr>
+            <w:color w:val="0000EE"/>
+            <w:u w:val="single"/>
+          </w:rPr>
+          <w:t>約翰福音二章6節</w:t>
+        </w:r>
+      </w:hyperlink>
+      <w:r>
+        <w:rPr>
+          <w:lang w:val="zh_TW" w:bidi="zh_TW"/>
+        </w:rPr>
+        <w:t>，描述水變成酒的容器。約瑟夫將其認定為相當於希伯來的罷特，但在希臘用法中，相當於約十加侖（37.9公升）。</w:t>
+      </w:r>
+    </w:p>
+    <w:p>
+      <w:pPr>
+        <w:pStyle w:val="Heading4"/>
+      </w:pPr>
+      <w:r>
+        <w:rPr>
+          <w:lang w:val="zh_TW" w:bidi="zh_TW"/>
+        </w:rPr>
+        <w:t>罐（Sextarius/Xestes）</w:t>
+      </w:r>
+    </w:p>
+    <w:p>
+      <w:pPr/>
+      <w:r>
+        <w:rPr>
+          <w:lang w:val="zh_TW" w:bidi="zh_TW"/>
+        </w:rPr>
+      </w:r>
+      <w:r>
+        <w:rPr>
+          <w:lang w:val="zh_TW" w:bidi="zh_TW"/>
+        </w:rPr>
+        <w:t>容量單位，約為一又六分之一品脫（552毫升）。在</w:t>
+      </w:r>
+      <w:hyperlink r:id="rId83">
+        <w:r>
+          <w:rPr>
+            <w:lang w:val="zh_TW" w:bidi="zh_TW"/>
+          </w:rPr>
+          <w:rPr>
+            <w:color w:val="0000EE"/>
+            <w:u w:val="single"/>
+          </w:rPr>
+          <w:t>馬可福音七章4節</w:t>
+        </w:r>
+      </w:hyperlink>
+      <w:r>
+        <w:rPr>
+          <w:lang w:val="zh_TW" w:bidi="zh_TW"/>
+        </w:rPr>
+        <w:t>中，這個詞被翻譯為「罐」。</w:t>
+      </w:r>
+      <w:r>
+        <w:rPr>
+          <w:lang w:val="zh_TW" w:bidi="zh_TW"/>
+        </w:rPr>
+      </w:r>
+      <w:r>
+        <w:rPr>
+          <w:lang w:val="zh_TW" w:bidi="zh_TW"/>
+        </w:rPr>
+      </w:r>
+    </w:p>
+    <w:p>
+      <w:pPr/>
+      <w:r>
+        <w:rPr>
+          <w:lang w:val="zh_TW" w:bidi="zh_TW"/>
+        </w:rPr>
+      </w:r>
+    </w:p>
+    <w:p>
+      <w:pPr>
+        <w:pStyle w:val="Heading2"/>
+      </w:pPr>
+      <w:r>
+        <w:rPr>
+          <w:lang w:val="zh_TW" w:bidi="zh_TW"/>
+        </w:rPr>
+        <w:t>度瑪 (地點)</w:t>
+      </w:r>
+      <w:r>
+        <w:rPr>
+          <w:lang w:val="zh_TW" w:bidi="zh_TW"/>
+        </w:rPr>
+      </w:r>
+    </w:p>
+    <w:p>
+      <w:pPr>
+        <w:pStyle w:val="ListNumber"/>
+        <w:numPr>
+          <w:ilvl w:val="0"/>
+          <w:numId w:val="14"/>
+        </w:numPr>
         <w:spacing w:line="240" w:lineRule="auto"/>
         <w:ind w:left="720"/>
       </w:pPr>
@@ -335,22 +2808,52 @@
           <w:lang w:val="zh_TW" w:bidi="zh_TW"/>
         </w:rPr>
       </w:r>
-      <w:hyperlink r:id="rId15">
-        <w:r>
-          <w:rPr>
-            <w:lang w:val="zh_TW" w:bidi="zh_TW"/>
-          </w:rPr>
-          <w:rPr>
-            <w:color w:val="0000EE"/>
-            <w:u w:val="single"/>
-          </w:rPr>
-          <w:t>馬太福音17:24</w:t>
-        </w:r>
-      </w:hyperlink>
-    </w:p>
-    <w:p>
-      <w:pPr>
-        <w:pStyle w:val="ListBullet"/>
+      <w:r>
+        <w:rPr>
+          <w:lang w:val="zh_TW" w:bidi="zh_TW"/>
+        </w:rPr>
+        <w:t xml:space="preserve"> 以實瑪利十二支派的地區（</w:t>
+      </w:r>
+      <w:hyperlink r:id="rId84">
+        <w:r>
+          <w:rPr>
+            <w:lang w:val="zh_TW" w:bidi="zh_TW"/>
+          </w:rPr>
+          <w:rPr>
+            <w:color w:val="0000EE"/>
+            <w:u w:val="single"/>
+          </w:rPr>
+          <w:t>創25:14</w:t>
+        </w:r>
+      </w:hyperlink>
+      <w:r>
+        <w:rPr>
+          <w:lang w:val="zh_TW" w:bidi="zh_TW"/>
+        </w:rPr>
+        <w:t>；</w:t>
+      </w:r>
+      <w:hyperlink r:id="rId85">
+        <w:r>
+          <w:rPr>
+            <w:lang w:val="zh_TW" w:bidi="zh_TW"/>
+          </w:rPr>
+          <w:rPr>
+            <w:color w:val="0000EE"/>
+            <w:u w:val="single"/>
+          </w:rPr>
+          <w:t>代上1:30</w:t>
+        </w:r>
+      </w:hyperlink>
+      <w:r>
+        <w:rPr>
+          <w:lang w:val="zh_TW" w:bidi="zh_TW"/>
+        </w:rPr>
+        <w:t>），該地有多處綠洲；通常被認為是現今的Dumat el-Jendel（el-Jof）。此地位於大馬士革通往麥地那（Medina）約四分之三處的路線上。</w:t>
+      </w:r>
+    </w:p>
+    <w:p>
+      <w:pPr>
+        <w:pStyle w:val="ListNumber"/>
         <w:spacing w:line="240" w:lineRule="auto"/>
         <w:ind w:left="720"/>
       </w:pPr>
@@ -359,22 +2862,34 @@
           <w:lang w:val="zh_TW" w:bidi="zh_TW"/>
         </w:rPr>
       </w:r>
-      <w:hyperlink r:id="rId16">
-        <w:r>
-          <w:rPr>
-            <w:lang w:val="zh_TW" w:bidi="zh_TW"/>
-          </w:rPr>
-          <w:rPr>
-            <w:color w:val="0000EE"/>
-            <w:u w:val="single"/>
-          </w:rPr>
-          <w:t>馬太福音21:12</w:t>
-        </w:r>
-      </w:hyperlink>
-    </w:p>
-    <w:p>
-      <w:pPr>
-        <w:pStyle w:val="ListBullet"/>
+      <w:r>
+        <w:rPr>
+          <w:lang w:val="zh_TW" w:bidi="zh_TW"/>
+        </w:rPr>
+        <w:t>猶大支派在迦南地所分得的一座高地城鎮（</w:t>
+      </w:r>
+      <w:hyperlink r:id="rId86">
+        <w:r>
+          <w:rPr>
+            <w:lang w:val="zh_TW" w:bidi="zh_TW"/>
+          </w:rPr>
+          <w:rPr>
+            <w:color w:val="0000EE"/>
+            <w:u w:val="single"/>
+          </w:rPr>
+          <w:t>書15:52</w:t>
+        </w:r>
+      </w:hyperlink>
+      <w:r>
+        <w:rPr>
+          <w:lang w:val="zh_TW" w:bidi="zh_TW"/>
+        </w:rPr>
+        <w:t>）。其遺址很可能與現今位於希伯崙西南約10英里（約16.1公里）的ed-Domeh相符。</w:t>
+      </w:r>
+    </w:p>
+    <w:p>
+      <w:pPr>
+        <w:pStyle w:val="ListNumber"/>
         <w:spacing w:line="240" w:lineRule="auto"/>
         <w:ind w:left="720"/>
       </w:pPr>
@@ -383,22 +2898,52 @@
           <w:lang w:val="zh_TW" w:bidi="zh_TW"/>
         </w:rPr>
       </w:r>
-      <w:hyperlink r:id="rId17">
-        <w:r>
-          <w:rPr>
-            <w:lang w:val="zh_TW" w:bidi="zh_TW"/>
-          </w:rPr>
-          <w:rPr>
-            <w:color w:val="0000EE"/>
-            <w:u w:val="single"/>
-          </w:rPr>
-          <w:t>馬太福音25:27</w:t>
-        </w:r>
-      </w:hyperlink>
-    </w:p>
-    <w:p>
-      <w:pPr>
-        <w:pStyle w:val="ListBullet"/>
+      <w:r>
+        <w:rPr>
+          <w:lang w:val="zh_TW" w:bidi="zh_TW"/>
+        </w:rPr>
+        <w:t>希伯來用語，指沉默之地或死亡之地，即墓地所在之處（</w:t>
+      </w:r>
+      <w:hyperlink r:id="rId87">
+        <w:r>
+          <w:rPr>
+            <w:lang w:val="zh_TW" w:bidi="zh_TW"/>
+          </w:rPr>
+          <w:rPr>
+            <w:color w:val="0000EE"/>
+            <w:u w:val="single"/>
+          </w:rPr>
+          <w:t>詩94:17</w:t>
+        </w:r>
+      </w:hyperlink>
+      <w:r>
+        <w:rPr>
+          <w:lang w:val="zh_TW" w:bidi="zh_TW"/>
+        </w:rPr>
+        <w:t>，</w:t>
+      </w:r>
+      <w:hyperlink r:id="rId88">
+        <w:r>
+          <w:rPr>
+            <w:lang w:val="zh_TW" w:bidi="zh_TW"/>
+          </w:rPr>
+          <w:rPr>
+            <w:color w:val="0000EE"/>
+            <w:u w:val="single"/>
+          </w:rPr>
+          <w:t>115:17</w:t>
+        </w:r>
+      </w:hyperlink>
+      <w:r>
+        <w:rPr>
+          <w:lang w:val="zh_TW" w:bidi="zh_TW"/>
+        </w:rPr>
+        <w:t>）。</w:t>
+      </w:r>
+    </w:p>
+    <w:p>
+      <w:pPr>
+        <w:pStyle w:val="ListNumber"/>
         <w:spacing w:line="240" w:lineRule="auto"/>
         <w:ind w:left="720"/>
       </w:pPr>
@@ -407,84 +2952,40 @@
           <w:lang w:val="zh_TW" w:bidi="zh_TW"/>
         </w:rPr>
       </w:r>
-      <w:hyperlink r:id="rId18">
-        <w:r>
-          <w:rPr>
-            <w:lang w:val="zh_TW" w:bidi="zh_TW"/>
-          </w:rPr>
-          <w:rPr>
-            <w:color w:val="0000EE"/>
-            <w:u w:val="single"/>
-          </w:rPr>
-          <w:t>馬可福音11:15</w:t>
-        </w:r>
-      </w:hyperlink>
-    </w:p>
-    <w:p>
-      <w:pPr>
-        <w:pStyle w:val="ListBullet"/>
-        <w:spacing w:line="240" w:lineRule="auto"/>
-        <w:ind w:left="720"/>
-      </w:pPr>
-      <w:r>
-        <w:rPr>
-          <w:lang w:val="zh_TW" w:bidi="zh_TW"/>
-        </w:rPr>
-      </w:r>
-      <w:hyperlink r:id="rId19">
-        <w:r>
-          <w:rPr>
-            <w:lang w:val="zh_TW" w:bidi="zh_TW"/>
-          </w:rPr>
-          <w:rPr>
-            <w:color w:val="0000EE"/>
-            <w:u w:val="single"/>
-          </w:rPr>
-          <w:t>路加福音19:23</w:t>
-        </w:r>
-      </w:hyperlink>
-    </w:p>
-    <w:p>
-      <w:pPr>
-        <w:pStyle w:val="ListBullet"/>
-        <w:spacing w:line="240" w:lineRule="auto"/>
-        <w:ind w:left="720"/>
-      </w:pPr>
-      <w:r>
-        <w:rPr>
-          <w:lang w:val="zh_TW" w:bidi="zh_TW"/>
-        </w:rPr>
-      </w:r>
-      <w:hyperlink r:id="rId20">
-        <w:r>
-          <w:rPr>
-            <w:lang w:val="zh_TW" w:bidi="zh_TW"/>
-          </w:rPr>
-          <w:rPr>
-            <w:color w:val="0000EE"/>
-            <w:u w:val="single"/>
-          </w:rPr>
-          <w:t>約翰福音2:14</w:t>
-        </w:r>
-      </w:hyperlink>
-      <w:r>
-        <w:rPr>
-          <w:lang w:val="zh_TW" w:bidi="zh_TW"/>
-        </w:rPr>
-        <w:t>–</w:t>
-      </w:r>
-      <w:hyperlink r:id="rId20">
-        <w:r>
-          <w:rPr>
-            <w:lang w:val="zh_TW" w:bidi="zh_TW"/>
-          </w:rPr>
-          <w:rPr>
-            <w:color w:val="0000EE"/>
-            <w:u w:val="single"/>
-          </w:rPr>
-          <w:t>15</w:t>
-        </w:r>
-      </w:hyperlink>
+      <w:r>
+        <w:rPr>
+          <w:lang w:val="zh_TW" w:bidi="zh_TW"/>
+        </w:rPr>
+        <w:t>可能是</w:t>
+      </w:r>
+      <w:hyperlink r:id="rId89">
+        <w:r>
+          <w:rPr>
+            <w:lang w:val="zh_TW" w:bidi="zh_TW"/>
+          </w:rPr>
+          <w:rPr>
+            <w:color w:val="0000EE"/>
+            <w:u w:val="single"/>
+          </w:rPr>
+          <w:t>以賽亞書二十一章11節</w:t>
+        </w:r>
+      </w:hyperlink>
+      <w:r>
+        <w:rPr>
+          <w:lang w:val="zh_TW" w:bidi="zh_TW"/>
+        </w:rPr>
+        <w:t>中對以東或以土買的稱呼。</w:t>
+      </w:r>
+      <w:r>
+        <w:rPr>
+          <w:lang w:val="zh_TW" w:bidi="zh_TW"/>
+        </w:rPr>
+      </w:r>
+      <w:r>
+        <w:rPr>
+          <w:lang w:val="zh_TW" w:bidi="zh_TW"/>
+        </w:rPr>
+      </w:r>
     </w:p>
     <w:p>
       <w:pPr/>
@@ -493,11 +2994,21 @@
           <w:lang w:val="zh_TW" w:bidi="zh_TW"/>
         </w:rPr>
       </w:r>
-      <w:r>
-        <w:rPr>
-          <w:lang w:val="zh_TW" w:bidi="zh_TW"/>
-        </w:rPr>
-        <w:t>借款的人（借貸者）與提供信貸的人（債主）受到保護。借款人必須提供有價值的物品作為擔保，保證償還貸款。</w:t>
+    </w:p>
+    <w:p>
+      <w:pPr>
+        <w:pStyle w:val="Heading2"/>
+      </w:pPr>
+      <w:r>
+        <w:rPr>
+          <w:lang w:val="zh_TW" w:bidi="zh_TW"/>
+        </w:rPr>
+        <w:t>度瑪（人物）</w:t>
+      </w:r>
+      <w:r>
+        <w:rPr>
+          <w:lang w:val="zh_TW" w:bidi="zh_TW"/>
+        </w:rPr>
       </w:r>
     </w:p>
     <w:p>
@@ -511,90 +3022,36 @@
         <w:rPr>
           <w:lang w:val="zh_TW" w:bidi="zh_TW"/>
         </w:rPr>
-        <w:t>以色列的律法規定，借貸時不可收取利息（</w:t>
-      </w:r>
-      <w:hyperlink r:id="rId21">
-        <w:r>
-          <w:rPr>
-            <w:lang w:val="zh_TW" w:bidi="zh_TW"/>
-          </w:rPr>
-          <w:rPr>
-            <w:color w:val="0000EE"/>
-            <w:u w:val="single"/>
-          </w:rPr>
-          <w:t>出22:25；</w:t>
-        </w:r>
-      </w:hyperlink>
-      <w:hyperlink r:id="rId22">
-        <w:r>
-          <w:rPr>
-            <w:lang w:val="zh_TW" w:bidi="zh_TW"/>
-          </w:rPr>
-          <w:rPr>
-            <w:color w:val="0000EE"/>
-            <w:u w:val="single"/>
-          </w:rPr>
-          <w:t>申15:1–18</w:t>
-        </w:r>
-      </w:hyperlink>
-      <w:r>
-        <w:rPr>
-          <w:lang w:val="zh_TW" w:bidi="zh_TW"/>
-        </w:rPr>
-        <w:t>）。然而，一些人無視此律法，向借款人收取極高的利息。先知和領袖對這種行為提出譴責（</w:t>
-      </w:r>
-      <w:hyperlink r:id="rId23">
-        <w:r>
-          <w:rPr>
-            <w:lang w:val="zh_TW" w:bidi="zh_TW"/>
-          </w:rPr>
-          <w:rPr>
-            <w:color w:val="0000EE"/>
-            <w:u w:val="single"/>
-          </w:rPr>
-          <w:t>尼5:6</w:t>
-        </w:r>
-      </w:hyperlink>
-      <w:r>
-        <w:rPr>
-          <w:lang w:val="zh_TW" w:bidi="zh_TW"/>
-        </w:rPr>
-        <w:t>–</w:t>
-      </w:r>
-      <w:hyperlink r:id="rId23">
-        <w:r>
-          <w:rPr>
-            <w:lang w:val="zh_TW" w:bidi="zh_TW"/>
-          </w:rPr>
-          <w:rPr>
-            <w:color w:val="0000EE"/>
-            <w:u w:val="single"/>
-          </w:rPr>
-          <w:t>13；</w:t>
-        </w:r>
-      </w:hyperlink>
-      <w:hyperlink r:id="rId24">
-        <w:r>
-          <w:rPr>
-            <w:lang w:val="zh_TW" w:bidi="zh_TW"/>
-          </w:rPr>
-          <w:rPr>
-            <w:color w:val="0000EE"/>
-            <w:u w:val="single"/>
-          </w:rPr>
-          <w:t>結18:8、13、7，</w:t>
-        </w:r>
-      </w:hyperlink>
-      <w:hyperlink r:id="rId25">
-        <w:r>
-          <w:rPr>
-            <w:lang w:val="zh_TW" w:bidi="zh_TW"/>
-          </w:rPr>
-          <w:rPr>
-            <w:color w:val="0000EE"/>
-            <w:u w:val="single"/>
-          </w:rPr>
-          <w:t>22:12</w:t>
+        <w:t>度瑪是以實瑪利的兒子，並成為一個阿拉伯部落的祖先（</w:t>
+      </w:r>
+      <w:hyperlink r:id="rId84">
+        <w:r>
+          <w:rPr>
+            <w:lang w:val="zh_TW" w:bidi="zh_TW"/>
+          </w:rPr>
+          <w:rPr>
+            <w:color w:val="0000EE"/>
+            <w:u w:val="single"/>
+          </w:rPr>
+          <w:t>創25:14</w:t>
+        </w:r>
+      </w:hyperlink>
+      <w:r>
+        <w:rPr>
+          <w:lang w:val="zh_TW" w:bidi="zh_TW"/>
+        </w:rPr>
+        <w:t>；</w:t>
+      </w:r>
+      <w:hyperlink r:id="rId85">
+        <w:r>
+          <w:rPr>
+            <w:lang w:val="zh_TW" w:bidi="zh_TW"/>
+          </w:rPr>
+          <w:rPr>
+            <w:color w:val="0000EE"/>
+            <w:u w:val="single"/>
+          </w:rPr>
+          <w:t>代上1:30</w:t>
         </w:r>
       </w:hyperlink>
       <w:r>
@@ -602,826 +3059,6 @@
           <w:lang w:val="zh_TW" w:bidi="zh_TW"/>
         </w:rPr>
         <w:t>）。</w:t>
-      </w:r>
-    </w:p>
-    <w:p>
-      <w:pPr/>
-      <w:r>
-        <w:rPr>
-          <w:lang w:val="zh_TW" w:bidi="zh_TW"/>
-        </w:rPr>
-      </w:r>
-      <w:r>
-        <w:rPr>
-          <w:lang w:val="zh_TW" w:bidi="zh_TW"/>
-        </w:rPr>
-        <w:t>以色列人經常害怕債主（</w:t>
-      </w:r>
-      <w:hyperlink r:id="rId26">
-        <w:r>
-          <w:rPr>
-            <w:lang w:val="zh_TW" w:bidi="zh_TW"/>
-          </w:rPr>
-          <w:rPr>
-            <w:color w:val="0000EE"/>
-            <w:u w:val="single"/>
-          </w:rPr>
-          <w:t>王下4:1；</w:t>
-        </w:r>
-      </w:hyperlink>
-      <w:hyperlink r:id="rId27">
-        <w:r>
-          <w:rPr>
-            <w:lang w:val="zh_TW" w:bidi="zh_TW"/>
-          </w:rPr>
-          <w:rPr>
-            <w:color w:val="0000EE"/>
-            <w:u w:val="single"/>
-          </w:rPr>
-          <w:t>詩109:11；</w:t>
-        </w:r>
-      </w:hyperlink>
-      <w:hyperlink r:id="rId28">
-        <w:r>
-          <w:rPr>
-            <w:lang w:val="zh_TW" w:bidi="zh_TW"/>
-          </w:rPr>
-          <w:rPr>
-            <w:color w:val="0000EE"/>
-            <w:u w:val="single"/>
-          </w:rPr>
-          <w:t>賽24:2，</w:t>
-        </w:r>
-      </w:hyperlink>
-      <w:hyperlink r:id="rId29">
-        <w:r>
-          <w:rPr>
-            <w:lang w:val="zh_TW" w:bidi="zh_TW"/>
-          </w:rPr>
-          <w:rPr>
-            <w:color w:val="0000EE"/>
-            <w:u w:val="single"/>
-          </w:rPr>
-          <w:t>50:1</w:t>
-        </w:r>
-      </w:hyperlink>
-      <w:r>
-        <w:rPr>
-          <w:lang w:val="zh_TW" w:bidi="zh_TW"/>
-        </w:rPr>
-        <w:t>）。債主可以進入欠債人的家中，取走用以償還債務的物品。他們甚至可以把孩子作為奴僕以抵償債務（</w:t>
-      </w:r>
-      <w:hyperlink r:id="rId26">
-        <w:r>
-          <w:rPr>
-            <w:lang w:val="zh_TW" w:bidi="zh_TW"/>
-          </w:rPr>
-          <w:rPr>
-            <w:color w:val="0000EE"/>
-            <w:u w:val="single"/>
-          </w:rPr>
-          <w:t>王下4:1；</w:t>
-        </w:r>
-      </w:hyperlink>
-      <w:hyperlink r:id="rId29">
-        <w:r>
-          <w:rPr>
-            <w:lang w:val="zh_TW" w:bidi="zh_TW"/>
-          </w:rPr>
-          <w:rPr>
-            <w:color w:val="0000EE"/>
-            <w:u w:val="single"/>
-          </w:rPr>
-          <w:t>賽50:1</w:t>
-        </w:r>
-      </w:hyperlink>
-      <w:r>
-        <w:rPr>
-          <w:lang w:val="zh_TW" w:bidi="zh_TW"/>
-        </w:rPr>
-        <w:t>）。在</w:t>
-      </w:r>
-      <w:hyperlink r:id="rId30">
-        <w:r>
-          <w:rPr>
-            <w:lang w:val="zh_TW" w:bidi="zh_TW"/>
-          </w:rPr>
-          <w:rPr>
-            <w:color w:val="0000EE"/>
-            <w:u w:val="single"/>
-          </w:rPr>
-          <w:t>路加福音七章41至42節</w:t>
-        </w:r>
-      </w:hyperlink>
-      <w:r>
-        <w:rPr>
-          <w:lang w:val="zh_TW" w:bidi="zh_TW"/>
-        </w:rPr>
-        <w:t>中，耶穌講述了一個關於仁慈債主的故事。這個故事被稱為比喻。類似的故事還記載於</w:t>
-      </w:r>
-      <w:hyperlink r:id="rId31">
-        <w:r>
-          <w:rPr>
-            <w:lang w:val="zh_TW" w:bidi="zh_TW"/>
-          </w:rPr>
-          <w:rPr>
-            <w:color w:val="0000EE"/>
-            <w:u w:val="single"/>
-          </w:rPr>
-          <w:t>馬太福音二十五章14至30節</w:t>
-        </w:r>
-      </w:hyperlink>
-      <w:r>
-        <w:rPr>
-          <w:lang w:val="zh_TW" w:bidi="zh_TW"/>
-        </w:rPr>
-        <w:t>和</w:t>
-      </w:r>
-      <w:hyperlink r:id="rId32">
-        <w:r>
-          <w:rPr>
-            <w:lang w:val="zh_TW" w:bidi="zh_TW"/>
-          </w:rPr>
-          <w:rPr>
-            <w:color w:val="0000EE"/>
-            <w:u w:val="single"/>
-          </w:rPr>
-          <w:t>路加福音十九章11至27節</w:t>
-        </w:r>
-      </w:hyperlink>
-      <w:r>
-        <w:rPr>
-          <w:lang w:val="zh_TW" w:bidi="zh_TW"/>
-        </w:rPr>
-        <w:t>。</w:t>
-      </w:r>
-    </w:p>
-    <w:p>
-      <w:pPr/>
-      <w:r>
-        <w:rPr>
-          <w:lang w:val="zh_TW" w:bidi="zh_TW"/>
-        </w:rPr>
-      </w:r>
-      <w:r>
-        <w:rPr>
-          <w:i/>
-          <w:lang w:val="zh_TW" w:bidi="zh_TW"/>
-        </w:rPr>
-        <w:t>另見</w:t>
-      </w:r>
-      <w:r>
-        <w:rPr>
-          <w:lang w:val="zh_TW" w:bidi="zh_TW"/>
-        </w:rPr>
-        <w:t>銀子；</w:t>
-      </w:r>
-      <w:r>
-        <w:rPr>
-          <w:lang w:val="zh_TW" w:bidi="zh_TW"/>
-        </w:rPr>
-        <w:t>兌換銀錢的人</w:t>
-      </w:r>
-      <w:r>
-        <w:rPr>
-          <w:lang w:val="zh_TW" w:bidi="zh_TW"/>
-        </w:rPr>
-      </w:r>
-      <w:r>
-        <w:rPr>
-          <w:lang w:val="zh_TW" w:bidi="zh_TW"/>
-        </w:rPr>
-      </w:r>
-    </w:p>
-    <w:p>
-      <w:pPr/>
-      <w:r>
-        <w:rPr>
-          <w:lang w:val="zh_TW" w:bidi="zh_TW"/>
-        </w:rPr>
-      </w:r>
-    </w:p>
-    <w:p>
-      <w:pPr>
-        <w:pStyle w:val="Heading2"/>
-      </w:pPr>
-      <w:r>
-        <w:rPr>
-          <w:lang w:val="zh_TW" w:bidi="zh_TW"/>
-        </w:rPr>
-        <w:t>兌換銀錢之人</w:t>
-      </w:r>
-      <w:r>
-        <w:rPr>
-          <w:lang w:val="zh_TW" w:bidi="zh_TW"/>
-        </w:rPr>
-      </w:r>
-    </w:p>
-    <w:p>
-      <w:pPr/>
-      <w:r>
-        <w:rPr>
-          <w:lang w:val="zh_TW" w:bidi="zh_TW"/>
-        </w:rPr>
-      </w:r>
-      <w:r>
-        <w:rPr>
-          <w:lang w:val="zh_TW" w:bidi="zh_TW"/>
-        </w:rPr>
-        <w:t xml:space="preserve">古老的職業，負責執行許多現代銀行提供的服務，特別是在將一個國或省份的貨幣兌換成另一個國或省份的貨幣，或將小面額銀錢兌換成大面額銀錢，或反之的兌換業務。當然，這種服務是要收費的。 </w:t>
-      </w:r>
-    </w:p>
-    <w:p>
-      <w:pPr/>
-      <w:r>
-        <w:rPr>
-          <w:lang w:val="zh_TW" w:bidi="zh_TW"/>
-        </w:rPr>
-      </w:r>
-      <w:r>
-        <w:rPr>
-          <w:lang w:val="zh_TW" w:bidi="zh_TW"/>
-        </w:rPr>
-        <w:t>標準化銀錢的出現不早於公元前七世紀。在此之前，人們用稱重的銀塊來支付商品的要價（</w:t>
-      </w:r>
-      <w:hyperlink r:id="rId33">
-        <w:r>
-          <w:rPr>
-            <w:lang w:val="zh_TW" w:bidi="zh_TW"/>
-          </w:rPr>
-          <w:rPr>
-            <w:color w:val="0000EE"/>
-            <w:u w:val="single"/>
-          </w:rPr>
-          <w:t>創20:16</w:t>
-        </w:r>
-      </w:hyperlink>
-      <w:r>
-        <w:rPr>
-          <w:lang w:val="zh_TW" w:bidi="zh_TW"/>
-        </w:rPr>
-        <w:t>，</w:t>
-      </w:r>
-      <w:hyperlink r:id="rId34">
-        <w:r>
-          <w:rPr>
-            <w:lang w:val="zh_TW" w:bidi="zh_TW"/>
-          </w:rPr>
-          <w:rPr>
-            <w:color w:val="0000EE"/>
-            <w:u w:val="single"/>
-          </w:rPr>
-          <w:t>37:28</w:t>
-        </w:r>
-      </w:hyperlink>
-      <w:r>
-        <w:rPr>
-          <w:lang w:val="zh_TW" w:bidi="zh_TW"/>
-        </w:rPr>
-        <w:t>；</w:t>
-      </w:r>
-      <w:hyperlink r:id="rId35">
-        <w:r>
-          <w:rPr>
-            <w:lang w:val="zh_TW" w:bidi="zh_TW"/>
-          </w:rPr>
-          <w:rPr>
-            <w:color w:val="0000EE"/>
-            <w:u w:val="single"/>
-          </w:rPr>
-          <w:t>士17:2</w:t>
-        </w:r>
-      </w:hyperlink>
-      <w:r>
-        <w:rPr>
-          <w:lang w:val="zh_TW" w:bidi="zh_TW"/>
-        </w:rPr>
-        <w:t>）。小亞細亞地區採用了標準化銀錢的做法後，其它地區也開始效仿，但由於各國的銀錢不同，需要兌換銀錢之人來計算這些銀錢的等值兌換。</w:t>
-      </w:r>
-    </w:p>
-    <w:p>
-      <w:pPr/>
-      <w:r>
-        <w:rPr>
-          <w:lang w:val="zh_TW" w:bidi="zh_TW"/>
-        </w:rPr>
-      </w:r>
-      <w:r>
-        <w:rPr>
-          <w:lang w:val="zh_TW" w:bidi="zh_TW"/>
-        </w:rPr>
-        <w:t>這些程序在巴勒斯坦特別重要，因為每個成年猶太男子都必須繳納半舍客勒的奉獻（</w:t>
-      </w:r>
-      <w:hyperlink r:id="rId36">
-        <w:r>
-          <w:rPr>
-            <w:lang w:val="zh_TW" w:bidi="zh_TW"/>
-          </w:rPr>
-          <w:rPr>
-            <w:color w:val="0000EE"/>
-            <w:u w:val="single"/>
-          </w:rPr>
-          <w:t>出30:11–16</w:t>
-        </w:r>
-      </w:hyperlink>
-      <w:r>
-        <w:rPr>
-          <w:lang w:val="zh_TW" w:bidi="zh_TW"/>
-        </w:rPr>
-        <w:t>）。來自各國的猶太人來繳納這筆款項時，可能會帶來各種不同的銀錢。聖殿當局必須授權一種適合此用途的銀錢。這就是泰爾的銀幣，即半舍客勒或四德拉克馬（tetradrachma，參</w:t>
-      </w:r>
-      <w:hyperlink r:id="rId37">
-        <w:r>
-          <w:rPr>
-            <w:lang w:val="zh_TW" w:bidi="zh_TW"/>
-          </w:rPr>
-          <w:rPr>
-            <w:color w:val="0000EE"/>
-            <w:u w:val="single"/>
-          </w:rPr>
-          <w:t>太17:27</w:t>
-        </w:r>
-      </w:hyperlink>
-      <w:r>
-        <w:rPr>
-          <w:lang w:val="zh_TW" w:bidi="zh_TW"/>
-        </w:rPr>
-        <w:t>，彼得被告知用他在魚口中找到的一塊錢為耶穌和自己繳納聖殿稅）。米示拿指出（</w:t>
-      </w:r>
-      <w:r>
-        <w:rPr>
-          <w:i/>
-          <w:lang w:val="zh_TW" w:bidi="zh_TW"/>
-        </w:rPr>
-        <w:t>論半舍客勒的稅款〔Sheqalim〕</w:t>
-      </w:r>
-      <w:r>
-        <w:rPr>
-          <w:lang w:val="zh_TW" w:bidi="zh_TW"/>
-        </w:rPr>
-        <w:t>1:3），兌換銀錢之人在亞達月（逾越節前一個月）15日於各省徵收這項稅款。逾越節前十天，兌換銀錢之人移至聖殿的院子，以協助來自外邦的猶太人。</w:t>
-      </w:r>
-    </w:p>
-    <w:p>
-      <w:pPr/>
-      <w:r>
-        <w:rPr>
-          <w:lang w:val="zh_TW" w:bidi="zh_TW"/>
-        </w:rPr>
-      </w:r>
-      <w:r>
-        <w:rPr>
-          <w:lang w:val="zh_TW" w:bidi="zh_TW"/>
-        </w:rPr>
-        <w:t>耶穌在「潔淨聖殿」時遇到了聖殿院子裡的兌換銀錢之人（</w:t>
-      </w:r>
-      <w:hyperlink r:id="rId38">
-        <w:r>
-          <w:rPr>
-            <w:lang w:val="zh_TW" w:bidi="zh_TW"/>
-          </w:rPr>
-          <w:rPr>
-            <w:color w:val="0000EE"/>
-            <w:u w:val="single"/>
-          </w:rPr>
-          <w:t>太21:12–13</w:t>
-        </w:r>
-      </w:hyperlink>
-      <w:r>
-        <w:rPr>
-          <w:lang w:val="zh_TW" w:bidi="zh_TW"/>
-        </w:rPr>
-        <w:t>；</w:t>
-      </w:r>
-      <w:hyperlink r:id="rId39">
-        <w:r>
-          <w:rPr>
-            <w:lang w:val="zh_TW" w:bidi="zh_TW"/>
-          </w:rPr>
-          <w:rPr>
-            <w:color w:val="0000EE"/>
-            <w:u w:val="single"/>
-          </w:rPr>
-          <w:t>可11:15–16</w:t>
-        </w:r>
-      </w:hyperlink>
-      <w:r>
-        <w:rPr>
-          <w:lang w:val="zh_TW" w:bidi="zh_TW"/>
-        </w:rPr>
-        <w:t>；</w:t>
-      </w:r>
-      <w:hyperlink r:id="rId40">
-        <w:r>
-          <w:rPr>
-            <w:lang w:val="zh_TW" w:bidi="zh_TW"/>
-          </w:rPr>
-          <w:rPr>
-            <w:color w:val="0000EE"/>
-            <w:u w:val="single"/>
-          </w:rPr>
-          <w:t>路19:45–46</w:t>
-        </w:r>
-      </w:hyperlink>
-      <w:r>
-        <w:rPr>
-          <w:lang w:val="zh_TW" w:bidi="zh_TW"/>
-        </w:rPr>
-        <w:t>；</w:t>
-      </w:r>
-      <w:hyperlink r:id="rId41">
-        <w:r>
-          <w:rPr>
-            <w:lang w:val="zh_TW" w:bidi="zh_TW"/>
-          </w:rPr>
-          <w:rPr>
-            <w:color w:val="0000EE"/>
-            <w:u w:val="single"/>
-          </w:rPr>
-          <w:t>約2:13–22</w:t>
-        </w:r>
-      </w:hyperlink>
-      <w:r>
-        <w:rPr>
-          <w:lang w:val="zh_TW" w:bidi="zh_TW"/>
-        </w:rPr>
-        <w:t>）。耶穌採取這一行動的原因一直存在爭議。敬拜者需要兌換半舍客勒來繳納稅款，但在某些情況下他們也需要購買鳥類、動物或獻祭的餅。這種大規模的買賣和兌換活動似乎不適合在聖殿的院子內進行，因為這是一片神聖的區域（參</w:t>
-      </w:r>
-      <w:hyperlink r:id="rId42">
-        <w:r>
-          <w:rPr>
-            <w:lang w:val="zh_TW" w:bidi="zh_TW"/>
-          </w:rPr>
-          <w:rPr>
-            <w:color w:val="0000EE"/>
-            <w:u w:val="single"/>
-          </w:rPr>
-          <w:t>可11:16</w:t>
-        </w:r>
-      </w:hyperlink>
-      <w:r>
-        <w:rPr>
-          <w:lang w:val="zh_TW" w:bidi="zh_TW"/>
-        </w:rPr>
-        <w:t>），即便耶穌明顯認可繳納聖殿稅這事（</w:t>
-      </w:r>
-      <w:hyperlink r:id="rId43">
-        <w:r>
-          <w:rPr>
-            <w:lang w:val="zh_TW" w:bidi="zh_TW"/>
-          </w:rPr>
-          <w:rPr>
-            <w:color w:val="0000EE"/>
-            <w:u w:val="single"/>
-          </w:rPr>
-          <w:t>太8:4</w:t>
-        </w:r>
-      </w:hyperlink>
-      <w:r>
-        <w:rPr>
-          <w:lang w:val="zh_TW" w:bidi="zh_TW"/>
-        </w:rPr>
-        <w:t>，</w:t>
-      </w:r>
-      <w:hyperlink r:id="rId44">
-        <w:r>
-          <w:rPr>
-            <w:lang w:val="zh_TW" w:bidi="zh_TW"/>
-          </w:rPr>
-          <w:rPr>
-            <w:color w:val="0000EE"/>
-            <w:u w:val="single"/>
-          </w:rPr>
-          <w:t>17:24–26</w:t>
-        </w:r>
-      </w:hyperlink>
-      <w:r>
-        <w:rPr>
-          <w:lang w:val="zh_TW" w:bidi="zh_TW"/>
-        </w:rPr>
-        <w:t>；</w:t>
-      </w:r>
-      <w:hyperlink r:id="rId45">
-        <w:r>
-          <w:rPr>
-            <w:lang w:val="zh_TW" w:bidi="zh_TW"/>
-          </w:rPr>
-          <w:rPr>
-            <w:color w:val="0000EE"/>
-            <w:u w:val="single"/>
-          </w:rPr>
-          <w:t>可1:44；</w:t>
-        </w:r>
-      </w:hyperlink>
-      <w:hyperlink r:id="rId46">
-        <w:r>
-          <w:rPr>
-            <w:lang w:val="zh_TW" w:bidi="zh_TW"/>
-          </w:rPr>
-          <w:rPr>
-            <w:color w:val="0000EE"/>
-            <w:u w:val="single"/>
-          </w:rPr>
-          <w:t>路5:14</w:t>
-        </w:r>
-      </w:hyperlink>
-      <w:r>
-        <w:rPr>
-          <w:lang w:val="zh_TW" w:bidi="zh_TW"/>
-        </w:rPr>
-        <w:t>）。也有可能是兌換銀錢之人和那些出售獻祭的鳥類和動物的人，收取的費用過高，不論是為了他們自己的利益還是為了聖殿當局的利益。這些交易完全可以在離神聖區域適當的距離之外進行，這樣一來，與這類活動相關的討價還價和喧鬧聲，就不會不必要地干擾聖殿院子中的禱告和獻祭活動（參</w:t>
-      </w:r>
-      <w:hyperlink r:id="rId47">
-        <w:r>
-          <w:rPr>
-            <w:lang w:val="zh_TW" w:bidi="zh_TW"/>
-          </w:rPr>
-          <w:rPr>
-            <w:color w:val="0000EE"/>
-            <w:u w:val="single"/>
-          </w:rPr>
-          <w:t>耶7:11</w:t>
-        </w:r>
-      </w:hyperlink>
-      <w:r>
-        <w:rPr>
-          <w:lang w:val="zh_TW" w:bidi="zh_TW"/>
-        </w:rPr>
-        <w:t>）。</w:t>
-      </w:r>
-    </w:p>
-    <w:p>
-      <w:pPr/>
-      <w:r>
-        <w:rPr>
-          <w:lang w:val="zh_TW" w:bidi="zh_TW"/>
-        </w:rPr>
-      </w:r>
-      <w:r>
-        <w:rPr>
-          <w:i/>
-          <w:lang w:val="zh_TW" w:bidi="zh_TW"/>
-        </w:rPr>
-        <w:t>另見</w:t>
-      </w:r>
-      <w:r>
-        <w:rPr>
-          <w:lang w:val="zh_TW" w:bidi="zh_TW"/>
-        </w:rPr>
-        <w:t xml:space="preserve"> </w:t>
-      </w:r>
-      <w:r>
-        <w:rPr>
-          <w:lang w:val="zh_TW" w:bidi="zh_TW"/>
-        </w:rPr>
-        <w:t>銀錢</w:t>
-      </w:r>
-      <w:r>
-        <w:rPr>
-          <w:lang w:val="zh_TW" w:bidi="zh_TW"/>
-        </w:rPr>
-        <w:t>；</w:t>
-      </w:r>
-      <w:r>
-        <w:rPr>
-          <w:lang w:val="zh_TW" w:bidi="zh_TW"/>
-        </w:rPr>
-        <w:t>銀子</w:t>
-      </w:r>
-      <w:r>
-        <w:rPr>
-          <w:lang w:val="zh_TW" w:bidi="zh_TW"/>
-        </w:rPr>
-        <w:t>。</w:t>
-      </w:r>
-      <w:r>
-        <w:rPr>
-          <w:lang w:val="zh_TW" w:bidi="zh_TW"/>
-        </w:rPr>
-      </w:r>
-      <w:r>
-        <w:rPr>
-          <w:lang w:val="zh_TW" w:bidi="zh_TW"/>
-        </w:rPr>
-      </w:r>
-    </w:p>
-    <w:p>
-      <w:pPr/>
-      <w:r>
-        <w:rPr>
-          <w:lang w:val="zh_TW" w:bidi="zh_TW"/>
-        </w:rPr>
-      </w:r>
-    </w:p>
-    <w:p>
-      <w:pPr>
-        <w:pStyle w:val="Heading2"/>
-      </w:pPr>
-      <w:r>
-        <w:rPr>
-          <w:lang w:val="zh_TW" w:bidi="zh_TW"/>
-        </w:rPr>
-        <w:t>對觀福音書</w:t>
-      </w:r>
-      <w:r>
-        <w:rPr>
-          <w:lang w:val="zh_TW" w:bidi="zh_TW"/>
-        </w:rPr>
-      </w:r>
-    </w:p>
-    <w:p>
-      <w:pPr/>
-      <w:r>
-        <w:rPr>
-          <w:lang w:val="zh_TW" w:bidi="zh_TW"/>
-        </w:rPr>
-      </w:r>
-      <w:r>
-        <w:rPr>
-          <w:lang w:val="zh_TW" w:bidi="zh_TW"/>
-        </w:rPr>
-        <w:t>這個術語（字面意思是「相同的觀點」）適用與馬太福音、馬可福音和路加福音三卷福音書，因為它們在耶穌事工的描寫上從大致相同的角度出發，這與約翰福音的敘述風格截然不同。</w:t>
-      </w:r>
-    </w:p>
-    <w:p>
-      <w:pPr/>
-      <w:r>
-        <w:rPr>
-          <w:lang w:val="zh_TW" w:bidi="zh_TW"/>
-        </w:rPr>
-      </w:r>
-      <w:r>
-        <w:rPr>
-          <w:lang w:val="zh_TW" w:bidi="zh_TW"/>
-        </w:rPr>
-        <w:t>這三卷福音書的相似之處包括它們使用了相似的大綱：序言、施洗約翰的事工，耶穌的洗禮和受試探，耶穌在加利利的主要事工，祂在撒馬利亞、比利亞（Perea）和猶太鄉村的旅程和事工；以及在耶路撒冷的受難週、受死和復活。這些書卷也同樣記錄了耶穌教導中重點——神國的臨在、性質和實行。此外，這三卷福音書記載了大量相同的材料，通常順序相同，甚至字詞上也經常相似或一致。</w:t>
-      </w:r>
-    </w:p>
-    <w:p>
-      <w:pPr/>
-      <w:r>
-        <w:rPr>
-          <w:lang w:val="zh_TW" w:bidi="zh_TW"/>
-        </w:rPr>
-      </w:r>
-      <w:r>
-        <w:rPr>
-          <w:lang w:val="zh_TW" w:bidi="zh_TW"/>
-        </w:rPr>
-        <w:t>除了相似之處外，馬太福音、馬可福音和路加福音之間也有顯著的差異。這些差異與相似之處大致相同——大綱、材料、組織結構和措辭。馬太福音和路加福音也有大量的共同材料是馬可福音所找不到的，除了百夫長僕人的醫治外，這些共同材料幾乎完全是耶穌的言論和教導。每卷福音書也包含一些獨特的故事和教導。因此，雖然三卷福音書保持著整體的一致性，但每卷書都從不同角度豐富了對耶穌的描述。馬太福音強調耶穌的猶太人身份，並顯示出耶穌個人和工作與舊約信息的延續性。馬可福音則以快速推進的敘述描繪耶穌是一個行動者，是人子，卻在人們中間是僕人。路加福音以精緻的希臘文學風格，似乎是針對有文化的外邦人，並展示耶穌是弱勢群體的朋友。</w:t>
-      </w:r>
-    </w:p>
-    <w:p>
-      <w:pPr/>
-      <w:r>
-        <w:rPr>
-          <w:lang w:val="zh_TW" w:bidi="zh_TW"/>
-        </w:rPr>
-      </w:r>
-      <w:r>
-        <w:rPr>
-          <w:lang w:val="zh_TW" w:bidi="zh_TW"/>
-        </w:rPr>
-        <w:t>如何解釋這三卷福音書的相似性和差異，構成了「對觀福音問題（synoptic problem）」。學者們提出了許多不同的解決方案。早在公元二世紀，他提安（Tatian）就把四卷福音書合成一卷；自此以來，無數的福音書</w:t>
-      </w:r>
-      <w:r>
-        <w:rPr>
-          <w:lang w:val="zh_TW" w:bidi="zh_TW"/>
-        </w:rPr>
-        <w:t>合參（</w:t>
-      </w:r>
-      <w:r>
-        <w:rPr>
-          <w:lang w:val="zh_TW" w:bidi="zh_TW"/>
-        </w:rPr>
-        <w:t>harmonies</w:t>
-      </w:r>
-      <w:r>
-        <w:rPr>
-          <w:lang w:val="zh_TW" w:bidi="zh_TW"/>
-        </w:rPr>
-        <w:t>）</w:t>
-      </w:r>
-      <w:r>
-        <w:rPr>
-          <w:lang w:val="zh_TW" w:bidi="zh_TW"/>
-        </w:rPr>
-        <w:t>版本不斷出現。自公元17世紀以來，學者們嘗試通過檢視福音材料形成的各個階段，來解釋它們之間的相似與不同。形式鑑別學（Form criticism）試圖識別口述傳播過程中可能受到的影響；來源鑑別學（source criticism）或文學鑑別學（literary criticism）則考慮到福音書作者可能引用的書面材料；</w:t>
-      </w:r>
-      <w:r>
-        <w:rPr>
-          <w:lang w:val="zh_TW" w:bidi="zh_TW"/>
-        </w:rPr>
-        <w:t>編修</w:t>
-      </w:r>
-      <w:r>
-        <w:rPr>
-          <w:lang w:val="zh_TW" w:bidi="zh_TW"/>
-        </w:rPr>
-        <w:t>鑑別學</w:t>
-      </w:r>
-      <w:r>
-        <w:rPr>
-          <w:lang w:val="zh_TW" w:bidi="zh_TW"/>
-        </w:rPr>
-        <w:t>（r</w:t>
-      </w:r>
-      <w:r>
-        <w:rPr>
-          <w:lang w:val="zh_TW" w:bidi="zh_TW"/>
-        </w:rPr>
-        <w:t>edaction criticism）或編輯鑑別學（editorial criticism）則試圖揭示福音書的最終編輯者如何表達其目的和個人特點，影響了耶穌活動和教導的記述。還有其他的解釋，例如強調材料根據特定受眾進行調整的影響，或探討耶穌教導的章節記載與猶太拉比教導在塔木德中的平行記載的相似性等。然而，迄今為止，尚未有完全滿意的解決方案。事實是，聖經從不同的角度呈現了耶穌，體貼神心意的讀者必須從相似與差異中來尋求神聖的旨意，這些異同之處也正是對「</w:t>
-      </w:r>
-      <w:r>
-        <w:rPr>
-          <w:lang w:val="zh_TW" w:bidi="zh_TW"/>
-        </w:rPr>
-        <w:t>神的兒子，耶穌基督福音</w:t>
-      </w:r>
-      <w:r>
-        <w:rPr>
-          <w:lang w:val="zh_TW" w:bidi="zh_TW"/>
-        </w:rPr>
-        <w:t>」的宣告（</w:t>
-      </w:r>
-      <w:hyperlink r:id="rId48">
-        <w:r>
-          <w:rPr>
-            <w:lang w:val="zh_TW" w:bidi="zh_TW"/>
-          </w:rPr>
-          <w:rPr>
-            <w:color w:val="0000EE"/>
-            <w:u w:val="single"/>
-          </w:rPr>
-          <w:t>可1:1</w:t>
-        </w:r>
-      </w:hyperlink>
-      <w:r>
-        <w:rPr>
-          <w:lang w:val="zh_TW" w:bidi="zh_TW"/>
-        </w:rPr>
-        <w:t>）。</w:t>
-      </w:r>
-      <w:r>
-        <w:rPr>
-          <w:i/>
-          <w:lang w:val="zh_TW" w:bidi="zh_TW"/>
-        </w:rPr>
-        <w:t>見</w:t>
-      </w:r>
-      <w:r>
-        <w:rPr>
-          <w:lang w:val="zh_TW" w:bidi="zh_TW"/>
-        </w:rPr>
-        <w:t xml:space="preserve"> </w:t>
-      </w:r>
-      <w:r>
-        <w:rPr>
-          <w:lang w:val="zh_TW" w:bidi="zh_TW"/>
-        </w:rPr>
-        <w:t>福音書</w:t>
-      </w:r>
-      <w:r>
-        <w:rPr>
-          <w:lang w:val="zh_TW" w:bidi="zh_TW"/>
-        </w:rPr>
-        <w:t>；</w:t>
-      </w:r>
-      <w:r>
-        <w:rPr>
-          <w:lang w:val="zh_TW" w:bidi="zh_TW"/>
-        </w:rPr>
-        <w:t>路加福音</w:t>
-      </w:r>
-      <w:r>
-        <w:rPr>
-          <w:lang w:val="zh_TW" w:bidi="zh_TW"/>
-        </w:rPr>
-        <w:t>；</w:t>
-      </w:r>
-      <w:r>
-        <w:rPr>
-          <w:lang w:val="zh_TW" w:bidi="zh_TW"/>
-        </w:rPr>
-        <w:t>馬可福音</w:t>
-      </w:r>
-      <w:r>
-        <w:rPr>
-          <w:lang w:val="zh_TW" w:bidi="zh_TW"/>
-        </w:rPr>
-        <w:t>；</w:t>
-      </w:r>
-      <w:r>
-        <w:rPr>
-          <w:lang w:val="zh_TW" w:bidi="zh_TW"/>
-        </w:rPr>
-        <w:t>馬太福音</w:t>
-      </w:r>
-      <w:r>
-        <w:rPr>
-          <w:lang w:val="zh_TW" w:bidi="zh_TW"/>
-        </w:rPr>
-        <w:t>。</w:t>
       </w:r>
       <w:r>
         <w:rPr>
@@ -3323,6 +4960,12 @@
   </w:num>
   <w:num w:numId="13" w16cid:durableId="592781308">
     <w:abstractNumId w:val="11"/>
+  </w:num>
+  <w:num w:numId="14">
+    <w:abstractNumId w:val="3"/>
+    <w:lvlOverride w:ilvl="0">
+      <w:startOverride w:val="1"/>
+    </w:lvlOverride>
   </w:num>
   <w:numIdMacAtCleanup w:val="10"/>
 </w:numbering>

--- a/zht/docx/035.content.docx
+++ b/zht/docx/035.content.docx
@@ -233,162 +233,108 @@
         </w:rPr>
         <w:t>督工是監督工人並強迫工人努力工作的人。埃及石雕描繪出督工手持鞭子，懲罰那些工作不夠快的工人（</w:t>
       </w:r>
-      <w:hyperlink r:id="rId13">
-        <w:r>
-          <w:rPr>
-            <w:lang w:val="zh_TW" w:bidi="zh_TW"/>
-          </w:rPr>
-          <w:rPr>
-            <w:color w:val="0000EE"/>
-            <w:u w:val="single"/>
-          </w:rPr>
-          <w:t>出1:11</w:t>
-        </w:r>
-      </w:hyperlink>
+      <w:r>
+        <w:rPr>
+          <w:lang w:val="zh_TW" w:bidi="zh_TW"/>
+        </w:rPr>
+        <w:t>出1:11</w:t>
+      </w:r>
       <w:r>
         <w:rPr>
           <w:lang w:val="zh_TW" w:bidi="zh_TW"/>
         </w:rPr>
         <w:t>，</w:t>
       </w:r>
-      <w:hyperlink r:id="rId14">
-        <w:r>
-          <w:rPr>
-            <w:lang w:val="zh_TW" w:bidi="zh_TW"/>
-          </w:rPr>
-          <w:rPr>
-            <w:color w:val="0000EE"/>
-            <w:u w:val="single"/>
-          </w:rPr>
-          <w:t>3:7</w:t>
-        </w:r>
-      </w:hyperlink>
+      <w:r>
+        <w:rPr>
+          <w:lang w:val="zh_TW" w:bidi="zh_TW"/>
+        </w:rPr>
+        <w:t>3:7</w:t>
+      </w:r>
       <w:r>
         <w:rPr>
           <w:lang w:val="zh_TW" w:bidi="zh_TW"/>
         </w:rPr>
         <w:t>，</w:t>
       </w:r>
-      <w:hyperlink r:id="rId15">
-        <w:r>
-          <w:rPr>
-            <w:lang w:val="zh_TW" w:bidi="zh_TW"/>
-          </w:rPr>
-          <w:rPr>
-            <w:color w:val="0000EE"/>
-            <w:u w:val="single"/>
-          </w:rPr>
-          <w:t>5:6–14</w:t>
-        </w:r>
-      </w:hyperlink>
+      <w:r>
+        <w:rPr>
+          <w:lang w:val="zh_TW" w:bidi="zh_TW"/>
+        </w:rPr>
+        <w:t>5:6–14</w:t>
+      </w:r>
       <w:r>
         <w:rPr>
           <w:lang w:val="zh_TW" w:bidi="zh_TW"/>
         </w:rPr>
         <w:t>；</w:t>
       </w:r>
-      <w:hyperlink r:id="rId16">
-        <w:r>
-          <w:rPr>
-            <w:lang w:val="zh_TW" w:bidi="zh_TW"/>
-          </w:rPr>
-          <w:rPr>
-            <w:color w:val="0000EE"/>
-            <w:u w:val="single"/>
-          </w:rPr>
-          <w:t>伯3:18</w:t>
-        </w:r>
-      </w:hyperlink>
+      <w:r>
+        <w:rPr>
+          <w:lang w:val="zh_TW" w:bidi="zh_TW"/>
+        </w:rPr>
+        <w:t>伯3:18</w:t>
+      </w:r>
       <w:r>
         <w:rPr>
           <w:lang w:val="zh_TW" w:bidi="zh_TW"/>
         </w:rPr>
         <w:t>）。聖經用來指督工的希伯來文詞語有「壓迫」的意思，顯示出他們是如何殘酷地對待工人。大衛和所羅門也設有督工。一位名叫亞多蘭的人負責管理服苦役的人（</w:t>
       </w:r>
-      <w:hyperlink r:id="rId17">
-        <w:r>
-          <w:rPr>
-            <w:lang w:val="zh_TW" w:bidi="zh_TW"/>
-          </w:rPr>
-          <w:rPr>
-            <w:color w:val="0000EE"/>
-            <w:u w:val="single"/>
-          </w:rPr>
-          <w:t>撒下20:24</w:t>
-        </w:r>
-      </w:hyperlink>
+      <w:r>
+        <w:rPr>
+          <w:lang w:val="zh_TW" w:bidi="zh_TW"/>
+        </w:rPr>
+        <w:t>撒下20:24</w:t>
+      </w:r>
       <w:r>
         <w:rPr>
           <w:lang w:val="zh_TW" w:bidi="zh_TW"/>
         </w:rPr>
         <w:t>；</w:t>
       </w:r>
-      <w:hyperlink r:id="rId18">
-        <w:r>
-          <w:rPr>
-            <w:lang w:val="zh_TW" w:bidi="zh_TW"/>
-          </w:rPr>
-          <w:rPr>
-            <w:color w:val="0000EE"/>
-            <w:u w:val="single"/>
-          </w:rPr>
-          <w:t>王上4:6</w:t>
-        </w:r>
-      </w:hyperlink>
+      <w:r>
+        <w:rPr>
+          <w:lang w:val="zh_TW" w:bidi="zh_TW"/>
+        </w:rPr>
+        <w:t>王上4:6</w:t>
+      </w:r>
       <w:r>
         <w:rPr>
           <w:lang w:val="zh_TW" w:bidi="zh_TW"/>
         </w:rPr>
         <w:t>，</w:t>
       </w:r>
-      <w:hyperlink r:id="rId19">
-        <w:r>
-          <w:rPr>
-            <w:lang w:val="zh_TW" w:bidi="zh_TW"/>
-          </w:rPr>
-          <w:rPr>
-            <w:color w:val="0000EE"/>
-            <w:u w:val="single"/>
-          </w:rPr>
-          <w:t>12:18</w:t>
-        </w:r>
-      </w:hyperlink>
+      <w:r>
+        <w:rPr>
+          <w:lang w:val="zh_TW" w:bidi="zh_TW"/>
+        </w:rPr>
+        <w:t>12:18</w:t>
+      </w:r>
       <w:r>
         <w:rPr>
           <w:lang w:val="zh_TW" w:bidi="zh_TW"/>
         </w:rPr>
         <w:t>；</w:t>
       </w:r>
-      <w:hyperlink r:id="rId20">
-        <w:r>
-          <w:rPr>
-            <w:lang w:val="zh_TW" w:bidi="zh_TW"/>
-          </w:rPr>
-          <w:rPr>
-            <w:color w:val="0000EE"/>
-            <w:u w:val="single"/>
-          </w:rPr>
-          <w:t>代下10:18</w:t>
-        </w:r>
-      </w:hyperlink>
+      <w:r>
+        <w:rPr>
+          <w:lang w:val="zh_TW" w:bidi="zh_TW"/>
+        </w:rPr>
+        <w:t>代下10:18</w:t>
+      </w:r>
       <w:r>
         <w:rPr>
           <w:lang w:val="zh_TW" w:bidi="zh_TW"/>
         </w:rPr>
         <w:t>）。這些督工殘酷地對待百姓，也是所羅門死後以色列北方各支派脫離南方各支派的原因之一（</w:t>
       </w:r>
-      <w:hyperlink r:id="rId21">
-        <w:r>
-          <w:rPr>
-            <w:lang w:val="zh_TW" w:bidi="zh_TW"/>
-          </w:rPr>
-          <w:rPr>
-            <w:color w:val="0000EE"/>
-            <w:u w:val="single"/>
-          </w:rPr>
-          <w:t>王上12:3–14</w:t>
-        </w:r>
-      </w:hyperlink>
+      <w:r>
+        <w:rPr>
+          <w:lang w:val="zh_TW" w:bidi="zh_TW"/>
+        </w:rPr>
+        <w:t>王上12:3–14</w:t>
+      </w:r>
       <w:r>
         <w:rPr>
           <w:lang w:val="zh_TW" w:bidi="zh_TW"/>
@@ -661,120 +607,78 @@
         </w:rPr>
         <w:t>重量單位雖有標準化，但很難達到精確。以色列人的系統與美索不達米亞和迦南的類似。舊約時期大多數時間，重量系統同時提供了貨幣系統。鑄幣是波斯人的發明；在此之前，銀、金或其它交易商品必須稱重，才能進行交易或購買。這使得重量系統成為古代經濟的核心。這也解釋了為何聖經嚴厲譴責使用假重量（</w:t>
       </w:r>
-      <w:hyperlink r:id="rId22">
-        <w:r>
-          <w:rPr>
-            <w:lang w:val="zh_TW" w:bidi="zh_TW"/>
-          </w:rPr>
-          <w:rPr>
-            <w:color w:val="0000EE"/>
-            <w:u w:val="single"/>
-          </w:rPr>
-          <w:t>利19:36</w:t>
-        </w:r>
-      </w:hyperlink>
+      <w:r>
+        <w:rPr>
+          <w:lang w:val="zh_TW" w:bidi="zh_TW"/>
+        </w:rPr>
+        <w:t>利19:36</w:t>
+      </w:r>
       <w:r>
         <w:rPr>
           <w:lang w:val="zh_TW" w:bidi="zh_TW"/>
         </w:rPr>
         <w:t>；</w:t>
       </w:r>
-      <w:hyperlink r:id="rId23">
-        <w:r>
-          <w:rPr>
-            <w:lang w:val="zh_TW" w:bidi="zh_TW"/>
-          </w:rPr>
-          <w:rPr>
-            <w:color w:val="0000EE"/>
-            <w:u w:val="single"/>
-          </w:rPr>
-          <w:t>申25:13</w:t>
-        </w:r>
-      </w:hyperlink>
+      <w:r>
+        <w:rPr>
+          <w:lang w:val="zh_TW" w:bidi="zh_TW"/>
+        </w:rPr>
+        <w:t>申25:13</w:t>
+      </w:r>
       <w:r>
         <w:rPr>
           <w:lang w:val="zh_TW" w:bidi="zh_TW"/>
         </w:rPr>
         <w:t>；</w:t>
       </w:r>
-      <w:hyperlink r:id="rId24">
-        <w:r>
-          <w:rPr>
-            <w:lang w:val="zh_TW" w:bidi="zh_TW"/>
-          </w:rPr>
-          <w:rPr>
-            <w:color w:val="0000EE"/>
-            <w:u w:val="single"/>
-          </w:rPr>
-          <w:t>箴16:11，</w:t>
-        </w:r>
-      </w:hyperlink>
-      <w:hyperlink r:id="rId25">
-        <w:r>
-          <w:rPr>
-            <w:lang w:val="zh_TW" w:bidi="zh_TW"/>
-          </w:rPr>
-          <w:rPr>
-            <w:color w:val="0000EE"/>
-            <w:u w:val="single"/>
-          </w:rPr>
-          <w:t>20:10、23</w:t>
-        </w:r>
-      </w:hyperlink>
+      <w:r>
+        <w:rPr>
+          <w:lang w:val="zh_TW" w:bidi="zh_TW"/>
+        </w:rPr>
+        <w:t>箴16:11，</w:t>
+      </w:r>
+      <w:r>
+        <w:rPr>
+          <w:lang w:val="zh_TW" w:bidi="zh_TW"/>
+        </w:rPr>
+        <w:t>20:10、23</w:t>
+      </w:r>
       <w:r>
         <w:rPr>
           <w:lang w:val="zh_TW" w:bidi="zh_TW"/>
         </w:rPr>
         <w:t>；</w:t>
       </w:r>
-      <w:hyperlink r:id="rId26">
-        <w:r>
-          <w:rPr>
-            <w:lang w:val="zh_TW" w:bidi="zh_TW"/>
-          </w:rPr>
-          <w:rPr>
-            <w:color w:val="0000EE"/>
-            <w:u w:val="single"/>
-          </w:rPr>
-          <w:t>彌6:11</w:t>
-        </w:r>
-      </w:hyperlink>
+      <w:r>
+        <w:rPr>
+          <w:lang w:val="zh_TW" w:bidi="zh_TW"/>
+        </w:rPr>
+        <w:t>彌6:11</w:t>
+      </w:r>
       <w:r>
         <w:rPr>
           <w:lang w:val="zh_TW" w:bidi="zh_TW"/>
         </w:rPr>
         <w:t>；</w:t>
       </w:r>
-      <w:hyperlink r:id="rId27">
-        <w:r>
-          <w:rPr>
-            <w:lang w:val="zh_TW" w:bidi="zh_TW"/>
-          </w:rPr>
-          <w:rPr>
-            <w:color w:val="0000EE"/>
-            <w:u w:val="single"/>
-          </w:rPr>
-          <w:t>何12:7</w:t>
-        </w:r>
-      </w:hyperlink>
+      <w:r>
+        <w:rPr>
+          <w:lang w:val="zh_TW" w:bidi="zh_TW"/>
+        </w:rPr>
+        <w:t>何12:7</w:t>
+      </w:r>
       <w:r>
         <w:rPr>
           <w:lang w:val="zh_TW" w:bidi="zh_TW"/>
         </w:rPr>
         <w:t>；</w:t>
       </w:r>
-      <w:hyperlink r:id="rId28">
-        <w:r>
-          <w:rPr>
-            <w:lang w:val="zh_TW" w:bidi="zh_TW"/>
-          </w:rPr>
-          <w:rPr>
-            <w:color w:val="0000EE"/>
-            <w:u w:val="single"/>
-          </w:rPr>
-          <w:t>摩8:5</w:t>
-        </w:r>
-      </w:hyperlink>
+      <w:r>
+        <w:rPr>
+          <w:lang w:val="zh_TW" w:bidi="zh_TW"/>
+        </w:rPr>
+        <w:t>摩8:5</w:t>
+      </w:r>
       <w:r>
         <w:rPr>
           <w:lang w:val="zh_TW" w:bidi="zh_TW"/>
@@ -795,102 +699,66 @@
         </w:rPr>
         <w:t>石頭砝碼被用於市集中商業交易的天平上。舊約約有六次提到天平或衡器，但都不是直接的經濟情境（</w:t>
       </w:r>
-      <w:hyperlink r:id="rId29">
-        <w:r>
-          <w:rPr>
-            <w:lang w:val="zh_TW" w:bidi="zh_TW"/>
-          </w:rPr>
-          <w:rPr>
-            <w:color w:val="0000EE"/>
-            <w:u w:val="single"/>
-          </w:rPr>
-          <w:t>伯6:2，</w:t>
-        </w:r>
-      </w:hyperlink>
-      <w:hyperlink r:id="rId30">
-        <w:r>
-          <w:rPr>
-            <w:lang w:val="zh_TW" w:bidi="zh_TW"/>
-          </w:rPr>
-          <w:rPr>
-            <w:color w:val="0000EE"/>
-            <w:u w:val="single"/>
-          </w:rPr>
-          <w:t>31:6</w:t>
-        </w:r>
-      </w:hyperlink>
+      <w:r>
+        <w:rPr>
+          <w:lang w:val="zh_TW" w:bidi="zh_TW"/>
+        </w:rPr>
+        <w:t>伯6:2，</w:t>
+      </w:r>
+      <w:r>
+        <w:rPr>
+          <w:lang w:val="zh_TW" w:bidi="zh_TW"/>
+        </w:rPr>
+        <w:t>31:6</w:t>
+      </w:r>
       <w:r>
         <w:rPr>
           <w:lang w:val="zh_TW" w:bidi="zh_TW"/>
         </w:rPr>
         <w:t>；</w:t>
       </w:r>
-      <w:hyperlink r:id="rId31">
-        <w:r>
-          <w:rPr>
-            <w:lang w:val="zh_TW" w:bidi="zh_TW"/>
-          </w:rPr>
-          <w:rPr>
-            <w:color w:val="0000EE"/>
-            <w:u w:val="single"/>
-          </w:rPr>
-          <w:t>詩62:9</w:t>
-        </w:r>
-      </w:hyperlink>
+      <w:r>
+        <w:rPr>
+          <w:lang w:val="zh_TW" w:bidi="zh_TW"/>
+        </w:rPr>
+        <w:t>詩62:9</w:t>
+      </w:r>
       <w:r>
         <w:rPr>
           <w:lang w:val="zh_TW" w:bidi="zh_TW"/>
         </w:rPr>
         <w:t>；</w:t>
       </w:r>
-      <w:hyperlink r:id="rId32">
-        <w:r>
-          <w:rPr>
-            <w:lang w:val="zh_TW" w:bidi="zh_TW"/>
-          </w:rPr>
-          <w:rPr>
-            <w:color w:val="0000EE"/>
-            <w:u w:val="single"/>
-          </w:rPr>
-          <w:t>賽40:12</w:t>
-        </w:r>
-      </w:hyperlink>
+      <w:r>
+        <w:rPr>
+          <w:lang w:val="zh_TW" w:bidi="zh_TW"/>
+        </w:rPr>
+        <w:t>賽40:12</w:t>
+      </w:r>
       <w:r>
         <w:rPr>
           <w:lang w:val="zh_TW" w:bidi="zh_TW"/>
         </w:rPr>
         <w:t>；</w:t>
       </w:r>
-      <w:hyperlink r:id="rId33">
-        <w:r>
-          <w:rPr>
-            <w:lang w:val="zh_TW" w:bidi="zh_TW"/>
-          </w:rPr>
-          <w:rPr>
-            <w:color w:val="0000EE"/>
-            <w:u w:val="single"/>
-          </w:rPr>
-          <w:t>結5:1</w:t>
-        </w:r>
-      </w:hyperlink>
+      <w:r>
+        <w:rPr>
+          <w:lang w:val="zh_TW" w:bidi="zh_TW"/>
+        </w:rPr>
+        <w:t>結5:1</w:t>
+      </w:r>
       <w:r>
         <w:rPr>
           <w:lang w:val="zh_TW" w:bidi="zh_TW"/>
         </w:rPr>
         <w:t>；</w:t>
       </w:r>
-      <w:hyperlink r:id="rId34">
-        <w:r>
-          <w:rPr>
-            <w:lang w:val="zh_TW" w:bidi="zh_TW"/>
-          </w:rPr>
-          <w:rPr>
-            <w:color w:val="0000EE"/>
-            <w:u w:val="single"/>
-          </w:rPr>
-          <w:t>但5:27</w:t>
-        </w:r>
-      </w:hyperlink>
+      <w:r>
+        <w:rPr>
+          <w:lang w:val="zh_TW" w:bidi="zh_TW"/>
+        </w:rPr>
+        <w:t>但5:27</w:t>
+      </w:r>
       <w:r>
         <w:rPr>
           <w:lang w:val="zh_TW" w:bidi="zh_TW"/>
@@ -922,90 +790,60 @@
         </w:rPr>
         <w:t>根據</w:t>
       </w:r>
-      <w:hyperlink r:id="rId35">
-        <w:r>
-          <w:rPr>
-            <w:lang w:val="zh_TW" w:bidi="zh_TW"/>
-          </w:rPr>
-          <w:rPr>
-            <w:color w:val="0000EE"/>
-            <w:u w:val="single"/>
-          </w:rPr>
-          <w:t>出埃及記三十八章25至26節</w:t>
-        </w:r>
-      </w:hyperlink>
+      <w:r>
+        <w:rPr>
+          <w:lang w:val="zh_TW" w:bidi="zh_TW"/>
+        </w:rPr>
+        <w:t>出埃及記三十八章25至26節</w:t>
+      </w:r>
       <w:r>
         <w:rPr>
           <w:lang w:val="zh_TW" w:bidi="zh_TW"/>
         </w:rPr>
         <w:t>，一他連得等於三千舍客勒。（一百他連得等於300,000舍客勒，如果加上第</w:t>
       </w:r>
-      <w:hyperlink r:id="rId36">
-        <w:r>
-          <w:rPr>
-            <w:lang w:val="zh_TW" w:bidi="zh_TW"/>
-          </w:rPr>
-          <w:rPr>
-            <w:color w:val="0000EE"/>
-            <w:u w:val="single"/>
-          </w:rPr>
-          <w:t>25</w:t>
-        </w:r>
-      </w:hyperlink>
+      <w:r>
+        <w:rPr>
+          <w:lang w:val="zh_TW" w:bidi="zh_TW"/>
+        </w:rPr>
+        <w:t>25</w:t>
+      </w:r>
       <w:r>
         <w:rPr>
           <w:lang w:val="zh_TW" w:bidi="zh_TW"/>
         </w:rPr>
         <w:t>節中的1,175舍客勒，總數是 301,775，這正是603,550人每人繳納半舍客勒的總額——如第</w:t>
       </w:r>
-      <w:hyperlink r:id="rId37">
-        <w:r>
-          <w:rPr>
-            <w:lang w:val="zh_TW" w:bidi="zh_TW"/>
-          </w:rPr>
-          <w:rPr>
-            <w:color w:val="0000EE"/>
-            <w:u w:val="single"/>
-          </w:rPr>
-          <w:t>26</w:t>
-        </w:r>
-      </w:hyperlink>
+      <w:r>
+        <w:rPr>
+          <w:lang w:val="zh_TW" w:bidi="zh_TW"/>
+        </w:rPr>
+        <w:t>26</w:t>
+      </w:r>
       <w:r>
         <w:rPr>
           <w:lang w:val="zh_TW" w:bidi="zh_TW"/>
         </w:rPr>
         <w:t>節所述。）出土的他連得重量約在65至80磅之間（29.5至36.3公斤）。在舊約中，他連得僅用於貴金屬，通常為銀或金。根據</w:t>
       </w:r>
-      <w:hyperlink r:id="rId38">
-        <w:r>
-          <w:rPr>
-            <w:lang w:val="zh_TW" w:bidi="zh_TW"/>
-          </w:rPr>
-          <w:rPr>
-            <w:color w:val="0000EE"/>
-            <w:u w:val="single"/>
-          </w:rPr>
-          <w:t>列王紀上十章14節</w:t>
-        </w:r>
-      </w:hyperlink>
+      <w:r>
+        <w:rPr>
+          <w:lang w:val="zh_TW" w:bidi="zh_TW"/>
+        </w:rPr>
+        <w:t>列王紀上十章14節</w:t>
+      </w:r>
       <w:r>
         <w:rPr>
           <w:lang w:val="zh_TW" w:bidi="zh_TW"/>
         </w:rPr>
         <w:t>，所羅門王國每年的貢金收入為666他連得，被認為是非常奢華的數額。大衛為所羅門建造聖殿留下了100,000他連得的金子和1,000,000他連得的銀子（</w:t>
       </w:r>
-      <w:hyperlink r:id="rId39">
-        <w:r>
-          <w:rPr>
-            <w:lang w:val="zh_TW" w:bidi="zh_TW"/>
-          </w:rPr>
-          <w:rPr>
-            <w:color w:val="0000EE"/>
-            <w:u w:val="single"/>
-          </w:rPr>
-          <w:t>代上22:14</w:t>
-        </w:r>
-      </w:hyperlink>
+      <w:r>
+        <w:rPr>
+          <w:lang w:val="zh_TW" w:bidi="zh_TW"/>
+        </w:rPr>
+        <w:t>代上22:14</w:t>
+      </w:r>
       <w:r>
         <w:rPr>
           <w:lang w:val="zh_TW" w:bidi="zh_TW"/>
@@ -1037,18 +875,12 @@
         </w:rPr>
         <w:t>在迦南烏加列文獻中，彌那相當於50舍客勒，而在巴比倫則等於60舍客勒。在</w:t>
       </w:r>
-      <w:hyperlink r:id="rId40">
-        <w:r>
-          <w:rPr>
-            <w:lang w:val="zh_TW" w:bidi="zh_TW"/>
-          </w:rPr>
-          <w:rPr>
-            <w:color w:val="0000EE"/>
-            <w:u w:val="single"/>
-          </w:rPr>
-          <w:t>以西結書四十五章12節</w:t>
-        </w:r>
-      </w:hyperlink>
+      <w:r>
+        <w:rPr>
+          <w:lang w:val="zh_TW" w:bidi="zh_TW"/>
+        </w:rPr>
+        <w:t>以西結書四十五章12節</w:t>
+      </w:r>
       <w:r>
         <w:rPr>
           <w:lang w:val="zh_TW" w:bidi="zh_TW"/>
@@ -1080,18 +912,12 @@
         </w:rPr>
         <w:t>舍客勒是基本的重量單位。除了普通的舍客勒，還有「王（皇室）」舍客勒（</w:t>
       </w:r>
-      <w:hyperlink r:id="rId41">
-        <w:r>
-          <w:rPr>
-            <w:lang w:val="zh_TW" w:bidi="zh_TW"/>
-          </w:rPr>
-          <w:rPr>
-            <w:color w:val="0000EE"/>
-            <w:u w:val="single"/>
-          </w:rPr>
-          <w:t>撒下14:26</w:t>
-        </w:r>
-      </w:hyperlink>
+      <w:r>
+        <w:rPr>
+          <w:lang w:val="zh_TW" w:bidi="zh_TW"/>
+        </w:rPr>
+        <w:t>撒下14:26</w:t>
+      </w:r>
       <w:r>
         <w:rPr>
           <w:lang w:val="zh_TW" w:bidi="zh_TW"/>
@@ -1112,18 +938,12 @@
         </w:rPr>
         <w:t>聖經中的舍客勒幾乎僅出現在與貨幣價值有關的經文。不論是銀、金、大麥或麵粉，舍客勒的估值賦予商品在經濟中的相對價值。例外情況是歌利亞的盔甲和槍（</w:t>
       </w:r>
-      <w:hyperlink r:id="rId42">
-        <w:r>
-          <w:rPr>
-            <w:lang w:val="zh_TW" w:bidi="zh_TW"/>
-          </w:rPr>
-          <w:rPr>
-            <w:color w:val="0000EE"/>
-            <w:u w:val="single"/>
-          </w:rPr>
-          <w:t>撒上17:5–7</w:t>
-        </w:r>
-      </w:hyperlink>
+      <w:r>
+        <w:rPr>
+          <w:lang w:val="zh_TW" w:bidi="zh_TW"/>
+        </w:rPr>
+        <w:t>撒上17:5–7</w:t>
+      </w:r>
       <w:r>
         <w:rPr>
           <w:lang w:val="zh_TW" w:bidi="zh_TW"/>
@@ -1155,18 +975,12 @@
         </w:rPr>
         <w:t>唯一提及這個單位的經文是</w:t>
       </w:r>
-      <w:hyperlink r:id="rId43">
-        <w:r>
-          <w:rPr>
-            <w:lang w:val="zh_TW" w:bidi="zh_TW"/>
-          </w:rPr>
-          <w:rPr>
-            <w:color w:val="0000EE"/>
-            <w:u w:val="single"/>
-          </w:rPr>
-          <w:t>撒母耳記上十三章21節</w:t>
-        </w:r>
-      </w:hyperlink>
+      <w:r>
+        <w:rPr>
+          <w:lang w:val="zh_TW" w:bidi="zh_TW"/>
+        </w:rPr>
+        <w:t>撒母耳記上十三章21節</w:t>
+      </w:r>
       <w:r>
         <w:rPr>
           <w:lang w:val="zh_TW" w:bidi="zh_TW"/>
@@ -1198,18 +1012,12 @@
         </w:rPr>
         <w:t>有七顆刻有此名稱的石頭，重量在0.2到0.23盎司之間（5.7到6.5克）。在</w:t>
       </w:r>
-      <w:hyperlink r:id="rId37">
-        <w:r>
-          <w:rPr>
-            <w:lang w:val="zh_TW" w:bidi="zh_TW"/>
-          </w:rPr>
-          <w:rPr>
-            <w:color w:val="0000EE"/>
-            <w:u w:val="single"/>
-          </w:rPr>
-          <w:t>出埃及記三十八章26節</w:t>
-        </w:r>
-      </w:hyperlink>
+      <w:r>
+        <w:rPr>
+          <w:lang w:val="zh_TW" w:bidi="zh_TW"/>
+        </w:rPr>
+        <w:t>出埃及記三十八章26節</w:t>
+      </w:r>
       <w:r>
         <w:rPr>
           <w:lang w:val="zh_TW" w:bidi="zh_TW"/>
@@ -1241,84 +1049,54 @@
         </w:rPr>
         <w:t>相當於舍客勒的二十分之一，約0.02盎司（0.6克）。此單位出現五次（</w:t>
       </w:r>
-      <w:hyperlink r:id="rId44">
-        <w:r>
-          <w:rPr>
-            <w:lang w:val="zh_TW" w:bidi="zh_TW"/>
-          </w:rPr>
-          <w:rPr>
-            <w:color w:val="0000EE"/>
-            <w:u w:val="single"/>
-          </w:rPr>
-          <w:t>出30:13</w:t>
-        </w:r>
-      </w:hyperlink>
+      <w:r>
+        <w:rPr>
+          <w:lang w:val="zh_TW" w:bidi="zh_TW"/>
+        </w:rPr>
+        <w:t>出30:13</w:t>
+      </w:r>
       <w:r>
         <w:rPr>
           <w:lang w:val="zh_TW" w:bidi="zh_TW"/>
         </w:rPr>
         <w:t>；</w:t>
       </w:r>
-      <w:hyperlink r:id="rId45">
-        <w:r>
-          <w:rPr>
-            <w:lang w:val="zh_TW" w:bidi="zh_TW"/>
-          </w:rPr>
-          <w:rPr>
-            <w:color w:val="0000EE"/>
-            <w:u w:val="single"/>
-          </w:rPr>
-          <w:t>利27:25</w:t>
-        </w:r>
-      </w:hyperlink>
+      <w:r>
+        <w:rPr>
+          <w:lang w:val="zh_TW" w:bidi="zh_TW"/>
+        </w:rPr>
+        <w:t>利27:25</w:t>
+      </w:r>
       <w:r>
         <w:rPr>
           <w:lang w:val="zh_TW" w:bidi="zh_TW"/>
         </w:rPr>
         <w:t>；</w:t>
       </w:r>
-      <w:hyperlink r:id="rId46">
-        <w:r>
-          <w:rPr>
-            <w:lang w:val="zh_TW" w:bidi="zh_TW"/>
-          </w:rPr>
-          <w:rPr>
-            <w:color w:val="0000EE"/>
-            <w:u w:val="single"/>
-          </w:rPr>
-          <w:t>民3:47，</w:t>
-        </w:r>
-      </w:hyperlink>
-      <w:hyperlink r:id="rId47">
-        <w:r>
-          <w:rPr>
-            <w:lang w:val="zh_TW" w:bidi="zh_TW"/>
-          </w:rPr>
-          <w:rPr>
-            <w:color w:val="0000EE"/>
-            <w:u w:val="single"/>
-          </w:rPr>
-          <w:t>18:16</w:t>
-        </w:r>
-      </w:hyperlink>
+      <w:r>
+        <w:rPr>
+          <w:lang w:val="zh_TW" w:bidi="zh_TW"/>
+        </w:rPr>
+        <w:t>民3:47，</w:t>
+      </w:r>
+      <w:r>
+        <w:rPr>
+          <w:lang w:val="zh_TW" w:bidi="zh_TW"/>
+        </w:rPr>
+        <w:t>18:16</w:t>
+      </w:r>
       <w:r>
         <w:rPr>
           <w:lang w:val="zh_TW" w:bidi="zh_TW"/>
         </w:rPr>
         <w:t>；</w:t>
       </w:r>
-      <w:hyperlink r:id="rId40">
-        <w:r>
-          <w:rPr>
-            <w:lang w:val="zh_TW" w:bidi="zh_TW"/>
-          </w:rPr>
-          <w:rPr>
-            <w:color w:val="0000EE"/>
-            <w:u w:val="single"/>
-          </w:rPr>
-          <w:t>結45:12</w:t>
-        </w:r>
-      </w:hyperlink>
+      <w:r>
+        <w:rPr>
+          <w:lang w:val="zh_TW" w:bidi="zh_TW"/>
+        </w:rPr>
+        <w:t>結45:12</w:t>
+      </w:r>
       <w:r>
         <w:rPr>
           <w:lang w:val="zh_TW" w:bidi="zh_TW"/>
@@ -1350,36 +1128,24 @@
         </w:rPr>
         <w:t>新約中的重量單位主要延續舊約中已確立的單位，特別是舍客勒、彌那和他連得。另外有一種單位為：斤，這在</w:t>
       </w:r>
-      <w:hyperlink r:id="rId48">
-        <w:r>
-          <w:rPr>
-            <w:lang w:val="zh_TW" w:bidi="zh_TW"/>
-          </w:rPr>
-          <w:rPr>
-            <w:color w:val="0000EE"/>
-            <w:u w:val="single"/>
-          </w:rPr>
-          <w:t>約翰福音十二章3節</w:t>
-        </w:r>
-      </w:hyperlink>
+      <w:r>
+        <w:rPr>
+          <w:lang w:val="zh_TW" w:bidi="zh_TW"/>
+        </w:rPr>
+        <w:t>約翰福音十二章3節</w:t>
+      </w:r>
       <w:r>
         <w:rPr>
           <w:lang w:val="zh_TW" w:bidi="zh_TW"/>
         </w:rPr>
         <w:t>和</w:t>
       </w:r>
-      <w:hyperlink r:id="rId49">
-        <w:r>
-          <w:rPr>
-            <w:lang w:val="zh_TW" w:bidi="zh_TW"/>
-          </w:rPr>
-          <w:rPr>
-            <w:color w:val="0000EE"/>
-            <w:u w:val="single"/>
-          </w:rPr>
-          <w:t>十九章39節</w:t>
-        </w:r>
-      </w:hyperlink>
+      <w:r>
+        <w:rPr>
+          <w:lang w:val="zh_TW" w:bidi="zh_TW"/>
+        </w:rPr>
+        <w:t>十九章39節</w:t>
+      </w:r>
       <w:r>
         <w:rPr>
           <w:lang w:val="zh_TW" w:bidi="zh_TW"/>
@@ -1411,18 +1177,12 @@
         </w:rPr>
         <w:t>長度和深度的測量通常來自人體的一部分作為量度標準。基本單位是「肘」，其它大多數單位與肘相關。舊約中缺乏精確的地理距離測量，通常以到達目的地所需的天數來表示。一天的路程可能為20至25英里（32.2 到40.2 公里）。「步」等於「一步」——大約為一碼（</w:t>
       </w:r>
-      <w:hyperlink r:id="rId50">
-        <w:r>
-          <w:rPr>
-            <w:lang w:val="zh_TW" w:bidi="zh_TW"/>
-          </w:rPr>
-          <w:rPr>
-            <w:color w:val="0000EE"/>
-            <w:u w:val="single"/>
-          </w:rPr>
-          <w:t>撒下6:13</w:t>
-        </w:r>
-      </w:hyperlink>
+      <w:r>
+        <w:rPr>
+          <w:lang w:val="zh_TW" w:bidi="zh_TW"/>
+        </w:rPr>
+        <w:t>撒下6:13</w:t>
+      </w:r>
       <w:r>
         <w:rPr>
           <w:lang w:val="zh_TW" w:bidi="zh_TW"/>
@@ -1454,36 +1214,24 @@
         </w:rPr>
         <w:t>從食指尖到肘部的長度。有長肘和短肘，這不僅在以色列使用，也在美索不達米亞和埃及使用。</w:t>
       </w:r>
-      <w:hyperlink r:id="rId51">
-        <w:r>
-          <w:rPr>
-            <w:lang w:val="zh_TW" w:bidi="zh_TW"/>
-          </w:rPr>
-          <w:rPr>
-            <w:color w:val="0000EE"/>
-            <w:u w:val="single"/>
-          </w:rPr>
-          <w:t>以西結書四十章5節</w:t>
-        </w:r>
-      </w:hyperlink>
+      <w:r>
+        <w:rPr>
+          <w:lang w:val="zh_TW" w:bidi="zh_TW"/>
+        </w:rPr>
+        <w:t>以西結書四十章5節</w:t>
+      </w:r>
       <w:r>
         <w:rPr>
           <w:lang w:val="zh_TW" w:bidi="zh_TW"/>
         </w:rPr>
         <w:t>將長肘定義為相當於一肘加上手掌寬度（約20到21英寸，或50.8到53.3公分）。希西家所建的西羅亞隧道（公元前715–686年）內的銘文顯示隧道長1,200肘。隧道實際長度被測定為1,749英尺（533.1米），這意味著一肘為17.49英寸（44.4厘米）。綜合考量，17.5英寸（44.5公分）是一個較為合理的以色列肘長估算，長肘約為20.5英寸（52.1公分）。肘最常用於給建築物或物體的尺寸（例如，幔子、柱子、家具等）。用肘測量的最大結構是挪亞建造的方舟，其長度為300肘（</w:t>
       </w:r>
-      <w:hyperlink r:id="rId52">
-        <w:r>
-          <w:rPr>
-            <w:lang w:val="zh_TW" w:bidi="zh_TW"/>
-          </w:rPr>
-          <w:rPr>
-            <w:color w:val="0000EE"/>
-            <w:u w:val="single"/>
-          </w:rPr>
-          <w:t>創6:15</w:t>
-        </w:r>
-      </w:hyperlink>
+      <w:r>
+        <w:rPr>
+          <w:lang w:val="zh_TW" w:bidi="zh_TW"/>
+        </w:rPr>
+        <w:t>創6:15</w:t>
+      </w:r>
       <w:r>
         <w:rPr>
           <w:lang w:val="zh_TW" w:bidi="zh_TW"/>
@@ -1515,30 +1263,18 @@
         </w:rPr>
         <w:t>從手指尖到另一指尖的伸展距離，等於半肘，或八又四分之三英寸（22.2 公分）。在舊約中只使用了七次，其中四次是用來描述大祭司胸牌的尺寸（</w:t>
       </w:r>
-      <w:hyperlink r:id="rId53">
-        <w:r>
-          <w:rPr>
-            <w:lang w:val="zh_TW" w:bidi="zh_TW"/>
-          </w:rPr>
-          <w:rPr>
-            <w:color w:val="0000EE"/>
-            <w:u w:val="single"/>
-          </w:rPr>
-          <w:t>出28:15–16，</w:t>
-        </w:r>
-      </w:hyperlink>
-      <w:hyperlink r:id="rId54">
-        <w:r>
-          <w:rPr>
-            <w:lang w:val="zh_TW" w:bidi="zh_TW"/>
-          </w:rPr>
-          <w:rPr>
-            <w:color w:val="0000EE"/>
-            <w:u w:val="single"/>
-          </w:rPr>
-          <w:t>39:8–9</w:t>
-        </w:r>
-      </w:hyperlink>
+      <w:r>
+        <w:rPr>
+          <w:lang w:val="zh_TW" w:bidi="zh_TW"/>
+        </w:rPr>
+        <w:t>出28:15–16，</w:t>
+      </w:r>
+      <w:r>
+        <w:rPr>
+          <w:lang w:val="zh_TW" w:bidi="zh_TW"/>
+        </w:rPr>
+        <w:t>39:8–9</w:t>
+      </w:r>
       <w:r>
         <w:rPr>
           <w:lang w:val="zh_TW" w:bidi="zh_TW"/>
@@ -1570,36 +1306,24 @@
         </w:rPr>
         <w:t>手的寬度，等於肘的六分之一，虎口的三分之一，或略低於三英寸（7.6公分）。該術語僅出現五次，主要用來描述陳設餅桌邊的寬度（</w:t>
       </w:r>
-      <w:hyperlink r:id="rId55">
-        <w:r>
-          <w:rPr>
-            <w:lang w:val="zh_TW" w:bidi="zh_TW"/>
-          </w:rPr>
-          <w:rPr>
-            <w:color w:val="0000EE"/>
-            <w:u w:val="single"/>
-          </w:rPr>
-          <w:t>出25:25</w:t>
-        </w:r>
-      </w:hyperlink>
+      <w:r>
+        <w:rPr>
+          <w:lang w:val="zh_TW" w:bidi="zh_TW"/>
+        </w:rPr>
+        <w:t>出25:25</w:t>
+      </w:r>
       <w:r>
         <w:rPr>
           <w:lang w:val="zh_TW" w:bidi="zh_TW"/>
         </w:rPr>
         <w:t>）和所羅門的銅海（</w:t>
       </w:r>
-      <w:hyperlink r:id="rId56">
-        <w:r>
-          <w:rPr>
-            <w:lang w:val="zh_TW" w:bidi="zh_TW"/>
-          </w:rPr>
-          <w:rPr>
-            <w:color w:val="0000EE"/>
-            <w:u w:val="single"/>
-          </w:rPr>
-          <w:t>王上7:26</w:t>
-        </w:r>
-      </w:hyperlink>
+      <w:r>
+        <w:rPr>
+          <w:lang w:val="zh_TW" w:bidi="zh_TW"/>
+        </w:rPr>
+        <w:t>王上7:26</w:t>
+      </w:r>
       <w:r>
         <w:rPr>
           <w:lang w:val="zh_TW" w:bidi="zh_TW"/>
@@ -1681,18 +1405,12 @@
         </w:rPr>
         <w:t>當雙臂伸展時，左右手指尖之間的距離。僅用於</w:t>
       </w:r>
-      <w:hyperlink r:id="rId57">
-        <w:r>
-          <w:rPr>
-            <w:lang w:val="zh_TW" w:bidi="zh_TW"/>
-          </w:rPr>
-          <w:rPr>
-            <w:color w:val="0000EE"/>
-            <w:u w:val="single"/>
-          </w:rPr>
-          <w:t>使徒行傳二十七章28節</w:t>
-        </w:r>
-      </w:hyperlink>
+      <w:r>
+        <w:rPr>
+          <w:lang w:val="zh_TW" w:bidi="zh_TW"/>
+        </w:rPr>
+        <w:t>使徒行傳二十七章28節</w:t>
+      </w:r>
       <w:r>
         <w:rPr>
           <w:lang w:val="zh_TW" w:bidi="zh_TW"/>
@@ -1724,18 +1442,12 @@
         </w:rPr>
         <w:t>古希臘賽道的長度，相當於八分之一羅馬里，約略超過200碼（182.9公尺）。通常用於表示近似距離，但在</w:t>
       </w:r>
-      <w:hyperlink r:id="rId58">
-        <w:r>
-          <w:rPr>
-            <w:lang w:val="zh_TW" w:bidi="zh_TW"/>
-          </w:rPr>
-          <w:rPr>
-            <w:color w:val="0000EE"/>
-            <w:u w:val="single"/>
-          </w:rPr>
-          <w:t>啟示錄二十一章16節</w:t>
-        </w:r>
-      </w:hyperlink>
+      <w:r>
+        <w:rPr>
+          <w:lang w:val="zh_TW" w:bidi="zh_TW"/>
+        </w:rPr>
+        <w:t>啟示錄二十一章16節</w:t>
+      </w:r>
       <w:r>
         <w:rPr>
           <w:lang w:val="zh_TW" w:bidi="zh_TW"/>
@@ -1767,18 +1479,12 @@
         </w:rPr>
         <w:t>此詞僅在</w:t>
       </w:r>
-      <w:hyperlink r:id="rId59">
-        <w:r>
-          <w:rPr>
-            <w:lang w:val="zh_TW" w:bidi="zh_TW"/>
-          </w:rPr>
-          <w:rPr>
-            <w:color w:val="0000EE"/>
-            <w:u w:val="single"/>
-          </w:rPr>
-          <w:t>馬太福音五章41節</w:t>
-        </w:r>
-      </w:hyperlink>
+      <w:r>
+        <w:rPr>
+          <w:lang w:val="zh_TW" w:bidi="zh_TW"/>
+        </w:rPr>
+        <w:t>馬太福音五章41節</w:t>
+      </w:r>
       <w:r>
         <w:rPr>
           <w:lang w:val="zh_TW" w:bidi="zh_TW"/>
@@ -1835,90 +1541,60 @@
         </w:rPr>
         <w:t>最常見的乾貨單位，相當於一驢子的負載量。其標準容量估計變化較大，約在3.8至7.5蒲式耳（133.9至264.3公升）之間。除了在</w:t>
       </w:r>
-      <w:hyperlink r:id="rId60">
-        <w:r>
-          <w:rPr>
-            <w:lang w:val="zh_TW" w:bidi="zh_TW"/>
-          </w:rPr>
-          <w:rPr>
-            <w:color w:val="0000EE"/>
-            <w:u w:val="single"/>
-          </w:rPr>
-          <w:t>以西結書四十五章11至14節</w:t>
-        </w:r>
-      </w:hyperlink>
+      <w:r>
+        <w:rPr>
+          <w:lang w:val="zh_TW" w:bidi="zh_TW"/>
+        </w:rPr>
+        <w:t>以西結書四十五章11至14節</w:t>
+      </w:r>
       <w:r>
         <w:rPr>
           <w:lang w:val="zh_TW" w:bidi="zh_TW"/>
         </w:rPr>
         <w:t>中出現七次外，該詞在舊約中僅出現四次，其中三次涉及種子或大麥（</w:t>
       </w:r>
-      <w:hyperlink r:id="rId61">
-        <w:r>
-          <w:rPr>
-            <w:lang w:val="zh_TW" w:bidi="zh_TW"/>
-          </w:rPr>
-          <w:rPr>
-            <w:color w:val="0000EE"/>
-            <w:u w:val="single"/>
-          </w:rPr>
-          <w:t>利27:16</w:t>
-        </w:r>
-      </w:hyperlink>
+      <w:r>
+        <w:rPr>
+          <w:lang w:val="zh_TW" w:bidi="zh_TW"/>
+        </w:rPr>
+        <w:t>利27:16</w:t>
+      </w:r>
       <w:r>
         <w:rPr>
           <w:lang w:val="zh_TW" w:bidi="zh_TW"/>
         </w:rPr>
         <w:t>；</w:t>
       </w:r>
-      <w:hyperlink r:id="rId62">
-        <w:r>
-          <w:rPr>
-            <w:lang w:val="zh_TW" w:bidi="zh_TW"/>
-          </w:rPr>
-          <w:rPr>
-            <w:color w:val="0000EE"/>
-            <w:u w:val="single"/>
-          </w:rPr>
-          <w:t>賽5:10</w:t>
-        </w:r>
-      </w:hyperlink>
+      <w:r>
+        <w:rPr>
+          <w:lang w:val="zh_TW" w:bidi="zh_TW"/>
+        </w:rPr>
+        <w:t>賽5:10</w:t>
+      </w:r>
       <w:r>
         <w:rPr>
           <w:lang w:val="zh_TW" w:bidi="zh_TW"/>
         </w:rPr>
         <w:t>；</w:t>
       </w:r>
-      <w:hyperlink r:id="rId63">
-        <w:r>
-          <w:rPr>
-            <w:lang w:val="zh_TW" w:bidi="zh_TW"/>
-          </w:rPr>
-          <w:rPr>
-            <w:color w:val="0000EE"/>
-            <w:u w:val="single"/>
-          </w:rPr>
-          <w:t>何3:2</w:t>
-        </w:r>
-      </w:hyperlink>
+      <w:r>
+        <w:rPr>
+          <w:lang w:val="zh_TW" w:bidi="zh_TW"/>
+        </w:rPr>
+        <w:t>何3:2</w:t>
+      </w:r>
       <w:r>
         <w:rPr>
           <w:lang w:val="zh_TW" w:bidi="zh_TW"/>
         </w:rPr>
         <w:t>），第四次描述以色列人在曠野收集鵪鶉的場景。而歌珥共出現九次，並應用於多種商品，如油、麵粉、麥子和大麥，數量可高達20,000（</w:t>
       </w:r>
-      <w:hyperlink r:id="rId64">
-        <w:r>
-          <w:rPr>
-            <w:lang w:val="zh_TW" w:bidi="zh_TW"/>
-          </w:rPr>
-          <w:rPr>
-            <w:color w:val="0000EE"/>
-            <w:u w:val="single"/>
-          </w:rPr>
-          <w:t>王上5:11</w:t>
-        </w:r>
-      </w:hyperlink>
+      <w:r>
+        <w:rPr>
+          <w:lang w:val="zh_TW" w:bidi="zh_TW"/>
+        </w:rPr>
+        <w:t>王上5:11</w:t>
+      </w:r>
       <w:r>
         <w:rPr>
           <w:lang w:val="zh_TW" w:bidi="zh_TW"/>
@@ -1950,18 +1626,12 @@
         </w:rPr>
         <w:t>僅出現在</w:t>
       </w:r>
-      <w:hyperlink r:id="rId63">
-        <w:r>
-          <w:rPr>
-            <w:lang w:val="zh_TW" w:bidi="zh_TW"/>
-          </w:rPr>
-          <w:rPr>
-            <w:color w:val="0000EE"/>
-            <w:u w:val="single"/>
-          </w:rPr>
-          <w:t>何西阿書三章2節</w:t>
-        </w:r>
-      </w:hyperlink>
+      <w:r>
+        <w:rPr>
+          <w:lang w:val="zh_TW" w:bidi="zh_TW"/>
+        </w:rPr>
+        <w:t>何西阿書三章2節</w:t>
+      </w:r>
       <w:r>
         <w:rPr>
           <w:lang w:val="zh_TW" w:bidi="zh_TW"/>
@@ -1993,36 +1663,24 @@
         </w:rPr>
         <w:t>等於賀梅珥的十分之一（</w:t>
       </w:r>
-      <w:hyperlink r:id="rId65">
-        <w:r>
-          <w:rPr>
-            <w:lang w:val="zh_TW" w:bidi="zh_TW"/>
-          </w:rPr>
-          <w:rPr>
-            <w:color w:val="0000EE"/>
-            <w:u w:val="single"/>
-          </w:rPr>
-          <w:t>結45:11</w:t>
-        </w:r>
-      </w:hyperlink>
+      <w:r>
+        <w:rPr>
+          <w:lang w:val="zh_TW" w:bidi="zh_TW"/>
+        </w:rPr>
+        <w:t>結45:11</w:t>
+      </w:r>
       <w:r>
         <w:rPr>
           <w:lang w:val="zh_TW" w:bidi="zh_TW"/>
         </w:rPr>
         <w:t>），或半蒲式耳（17.6公升）。該詞出現數十次，涉及各類農產品，似乎是交易和銷售中最常用的單位。根據</w:t>
       </w:r>
-      <w:hyperlink r:id="rId66">
-        <w:r>
-          <w:rPr>
-            <w:lang w:val="zh_TW" w:bidi="zh_TW"/>
-          </w:rPr>
-          <w:rPr>
-            <w:color w:val="0000EE"/>
-            <w:u w:val="single"/>
-          </w:rPr>
-          <w:t>撒迦利亞書五章6至10節</w:t>
-        </w:r>
-      </w:hyperlink>
+      <w:r>
+        <w:rPr>
+          <w:lang w:val="zh_TW" w:bidi="zh_TW"/>
+        </w:rPr>
+        <w:t>撒迦利亞書五章6至10節</w:t>
+      </w:r>
       <w:r>
         <w:rPr>
           <w:lang w:val="zh_TW" w:bidi="zh_TW"/>
@@ -2054,18 +1712,12 @@
         </w:rPr>
         <w:t>賀梅珥的分量之一，範圍較廣。用來衡量麵粉、種子、大麥和穀物，約為伊法的三分之一。一蒲式耳約合五細阿（</w:t>
       </w:r>
-      <w:hyperlink r:id="rId67">
-        <w:r>
-          <w:rPr>
-            <w:lang w:val="zh_TW" w:bidi="zh_TW"/>
-          </w:rPr>
-          <w:rPr>
-            <w:color w:val="0000EE"/>
-            <w:u w:val="single"/>
-          </w:rPr>
-          <w:t>撒上25:18</w:t>
-        </w:r>
-      </w:hyperlink>
+      <w:r>
+        <w:rPr>
+          <w:lang w:val="zh_TW" w:bidi="zh_TW"/>
+        </w:rPr>
+        <w:t>撒上25:18</w:t>
+      </w:r>
       <w:r>
         <w:rPr>
           <w:lang w:val="zh_TW" w:bidi="zh_TW"/>
@@ -2097,54 +1749,36 @@
         </w:rPr>
         <w:t>「俄梅珥」僅出現在以色列人收取嗎哪的記載中（</w:t>
       </w:r>
-      <w:hyperlink r:id="rId68">
-        <w:r>
-          <w:rPr>
-            <w:lang w:val="zh_TW" w:bidi="zh_TW"/>
-          </w:rPr>
-          <w:rPr>
-            <w:color w:val="0000EE"/>
-            <w:u w:val="single"/>
-          </w:rPr>
-          <w:t>出16:22</w:t>
-        </w:r>
-      </w:hyperlink>
+      <w:r>
+        <w:rPr>
+          <w:lang w:val="zh_TW" w:bidi="zh_TW"/>
+        </w:rPr>
+        <w:t>出16:22</w:t>
+      </w:r>
       <w:r>
         <w:rPr>
           <w:lang w:val="zh_TW" w:bidi="zh_TW"/>
         </w:rPr>
         <w:t>），代表一天的嗎哪配額，相當於伊法的十分之一（</w:t>
       </w:r>
-      <w:hyperlink r:id="rId69">
-        <w:r>
-          <w:rPr>
-            <w:lang w:val="zh_TW" w:bidi="zh_TW"/>
-          </w:rPr>
-          <w:rPr>
-            <w:color w:val="0000EE"/>
-            <w:u w:val="single"/>
-          </w:rPr>
-          <w:t>出16:36</w:t>
-        </w:r>
-      </w:hyperlink>
+      <w:r>
+        <w:rPr>
+          <w:lang w:val="zh_TW" w:bidi="zh_TW"/>
+        </w:rPr>
+        <w:t>出16:36</w:t>
+      </w:r>
       <w:r>
         <w:rPr>
           <w:lang w:val="zh_TW" w:bidi="zh_TW"/>
         </w:rPr>
         <w:t>）。Issaron意為「十分之一」，在出埃及記、利未記和民數記（主要在</w:t>
       </w:r>
-      <w:hyperlink r:id="rId70">
-        <w:r>
-          <w:rPr>
-            <w:lang w:val="zh_TW" w:bidi="zh_TW"/>
-          </w:rPr>
-          <w:rPr>
-            <w:color w:val="0000EE"/>
-            <w:u w:val="single"/>
-          </w:rPr>
-          <w:t>民28–29章</w:t>
-        </w:r>
-      </w:hyperlink>
+      <w:r>
+        <w:rPr>
+          <w:lang w:val="zh_TW" w:bidi="zh_TW"/>
+        </w:rPr>
+        <w:t>民28–29章</w:t>
+      </w:r>
       <w:r>
         <w:rPr>
           <w:lang w:val="zh_TW" w:bidi="zh_TW"/>
@@ -2176,18 +1810,12 @@
         </w:rPr>
         <w:t>此單位僅在</w:t>
       </w:r>
-      <w:hyperlink r:id="rId71">
-        <w:r>
-          <w:rPr>
-            <w:lang w:val="zh_TW" w:bidi="zh_TW"/>
-          </w:rPr>
-          <w:rPr>
-            <w:color w:val="0000EE"/>
-            <w:u w:val="single"/>
-          </w:rPr>
-          <w:t>列王紀下六章25節</w:t>
-        </w:r>
-      </w:hyperlink>
+      <w:r>
+        <w:rPr>
+          <w:lang w:val="zh_TW" w:bidi="zh_TW"/>
+        </w:rPr>
+        <w:t>列王紀下六章25節</w:t>
+      </w:r>
       <w:r>
         <w:rPr>
           <w:lang w:val="zh_TW" w:bidi="zh_TW"/>
@@ -2250,18 +1878,12 @@
         </w:rPr>
         <w:t>只出現在</w:t>
       </w:r>
-      <w:hyperlink r:id="rId72">
-        <w:r>
-          <w:rPr>
-            <w:lang w:val="zh_TW" w:bidi="zh_TW"/>
-          </w:rPr>
-          <w:rPr>
-            <w:color w:val="0000EE"/>
-            <w:u w:val="single"/>
-          </w:rPr>
-          <w:t>啟示錄六章6節</w:t>
-        </w:r>
-      </w:hyperlink>
+      <w:r>
+        <w:rPr>
+          <w:lang w:val="zh_TW" w:bidi="zh_TW"/>
+        </w:rPr>
+        <w:t>啟示錄六章6節</w:t>
+      </w:r>
       <w:r>
         <w:rPr>
           <w:lang w:val="zh_TW" w:bidi="zh_TW"/>
@@ -2293,54 +1915,36 @@
         </w:rPr>
         <w:t>這是燈不應放在斗底下 （</w:t>
       </w:r>
-      <w:hyperlink r:id="rId73">
-        <w:r>
-          <w:rPr>
-            <w:lang w:val="zh_TW" w:bidi="zh_TW"/>
-          </w:rPr>
-          <w:rPr>
-            <w:color w:val="0000EE"/>
-            <w:u w:val="single"/>
-          </w:rPr>
-          <w:t>太5:15</w:t>
-        </w:r>
-      </w:hyperlink>
+      <w:r>
+        <w:rPr>
+          <w:lang w:val="zh_TW" w:bidi="zh_TW"/>
+        </w:rPr>
+        <w:t>太5:15</w:t>
+      </w:r>
       <w:r>
         <w:rPr>
           <w:lang w:val="zh_TW" w:bidi="zh_TW"/>
         </w:rPr>
         <w:t>；</w:t>
       </w:r>
-      <w:hyperlink r:id="rId74">
-        <w:r>
-          <w:rPr>
-            <w:lang w:val="zh_TW" w:bidi="zh_TW"/>
-          </w:rPr>
-          <w:rPr>
-            <w:color w:val="0000EE"/>
-            <w:u w:val="single"/>
-          </w:rPr>
-          <w:t>可4:21</w:t>
-        </w:r>
-      </w:hyperlink>
+      <w:r>
+        <w:rPr>
+          <w:lang w:val="zh_TW" w:bidi="zh_TW"/>
+        </w:rPr>
+        <w:t>可4:21</w:t>
+      </w:r>
       <w:r>
         <w:rPr>
           <w:lang w:val="zh_TW" w:bidi="zh_TW"/>
         </w:rPr>
         <w:t>；</w:t>
       </w:r>
-      <w:hyperlink r:id="rId75">
-        <w:r>
-          <w:rPr>
-            <w:lang w:val="zh_TW" w:bidi="zh_TW"/>
-          </w:rPr>
-          <w:rPr>
-            <w:color w:val="0000EE"/>
-            <w:u w:val="single"/>
-          </w:rPr>
-          <w:t>路11:33</w:t>
-        </w:r>
-      </w:hyperlink>
+      <w:r>
+        <w:rPr>
+          <w:lang w:val="zh_TW" w:bidi="zh_TW"/>
+        </w:rPr>
+        <w:t>路11:33</w:t>
+      </w:r>
       <w:r>
         <w:rPr>
           <w:lang w:val="zh_TW" w:bidi="zh_TW"/>
@@ -2372,36 +1976,24 @@
         </w:rPr>
         <w:t>這相當於舊約的細亞，因此也可以大約估算為一斗。新約中僅在兩處關於麵酵的比喻的平行經文中使用，象徵神的國（</w:t>
       </w:r>
-      <w:hyperlink r:id="rId76">
-        <w:r>
-          <w:rPr>
-            <w:lang w:val="zh_TW" w:bidi="zh_TW"/>
-          </w:rPr>
-          <w:rPr>
-            <w:color w:val="0000EE"/>
-            <w:u w:val="single"/>
-          </w:rPr>
-          <w:t>太13:33</w:t>
-        </w:r>
-      </w:hyperlink>
+      <w:r>
+        <w:rPr>
+          <w:lang w:val="zh_TW" w:bidi="zh_TW"/>
+        </w:rPr>
+        <w:t>太13:33</w:t>
+      </w:r>
       <w:r>
         <w:rPr>
           <w:lang w:val="zh_TW" w:bidi="zh_TW"/>
         </w:rPr>
         <w:t>；</w:t>
       </w:r>
-      <w:hyperlink r:id="rId77">
-        <w:r>
-          <w:rPr>
-            <w:lang w:val="zh_TW" w:bidi="zh_TW"/>
-          </w:rPr>
-          <w:rPr>
-            <w:color w:val="0000EE"/>
-            <w:u w:val="single"/>
-          </w:rPr>
-          <w:t>路13:21</w:t>
-        </w:r>
-      </w:hyperlink>
+      <w:r>
+        <w:rPr>
+          <w:lang w:val="zh_TW" w:bidi="zh_TW"/>
+        </w:rPr>
+        <w:t>路13:21</w:t>
+      </w:r>
       <w:r>
         <w:rPr>
           <w:lang w:val="zh_TW" w:bidi="zh_TW"/>
@@ -2458,18 +2050,12 @@
         </w:rPr>
         <w:t>液量的基本單位。聖經資料（</w:t>
       </w:r>
-      <w:hyperlink r:id="rId60">
-        <w:r>
-          <w:rPr>
-            <w:lang w:val="zh_TW" w:bidi="zh_TW"/>
-          </w:rPr>
-          <w:rPr>
-            <w:color w:val="0000EE"/>
-            <w:u w:val="single"/>
-          </w:rPr>
-          <w:t>結45:11–14</w:t>
-        </w:r>
-      </w:hyperlink>
+      <w:r>
+        <w:rPr>
+          <w:lang w:val="zh_TW" w:bidi="zh_TW"/>
+        </w:rPr>
+        <w:t>結45:11–14</w:t>
+      </w:r>
       <w:r>
         <w:rPr>
           <w:lang w:val="zh_TW" w:bidi="zh_TW"/>
@@ -2500,18 +2086,12 @@
         </w:rPr>
         <w:t>發現了刻有「罷特」的罐子。這些罐子並不完整，因此必須根據重建來計算其容量。根據復原後的計算，罷特約為5.5加侖（20.8公升）。這一估計在</w:t>
       </w:r>
-      <w:hyperlink r:id="rId78">
-        <w:r>
-          <w:rPr>
-            <w:lang w:val="zh_TW" w:bidi="zh_TW"/>
-          </w:rPr>
-          <w:rPr>
-            <w:color w:val="0000EE"/>
-            <w:u w:val="single"/>
-          </w:rPr>
-          <w:t>列王紀上七章23至26節</w:t>
-        </w:r>
-      </w:hyperlink>
+      <w:r>
+        <w:rPr>
+          <w:lang w:val="zh_TW" w:bidi="zh_TW"/>
+        </w:rPr>
+        <w:t>列王紀上七章23至26節</w:t>
+      </w:r>
       <w:r>
         <w:rPr>
           <w:lang w:val="zh_TW" w:bidi="zh_TW"/>
@@ -2543,18 +2123,12 @@
         </w:rPr>
         <w:t>六分之一欣的水被認為是人每天的最低需求（</w:t>
       </w:r>
-      <w:hyperlink r:id="rId79">
-        <w:r>
-          <w:rPr>
-            <w:lang w:val="zh_TW" w:bidi="zh_TW"/>
-          </w:rPr>
-          <w:rPr>
-            <w:color w:val="0000EE"/>
-            <w:u w:val="single"/>
-          </w:rPr>
-          <w:t>結4:11</w:t>
-        </w:r>
-      </w:hyperlink>
+      <w:r>
+        <w:rPr>
+          <w:lang w:val="zh_TW" w:bidi="zh_TW"/>
+        </w:rPr>
+        <w:t>結4:11</w:t>
+      </w:r>
       <w:r>
         <w:rPr>
           <w:lang w:val="zh_TW" w:bidi="zh_TW"/>
@@ -2586,18 +2160,12 @@
         </w:rPr>
         <w:t>此單位僅出現在</w:t>
       </w:r>
-      <w:hyperlink r:id="rId80">
-        <w:r>
-          <w:rPr>
-            <w:lang w:val="zh_TW" w:bidi="zh_TW"/>
-          </w:rPr>
-          <w:rPr>
-            <w:color w:val="0000EE"/>
-            <w:u w:val="single"/>
-          </w:rPr>
-          <w:t>利未記十四章10至24節</w:t>
-        </w:r>
-      </w:hyperlink>
+      <w:r>
+        <w:rPr>
+          <w:lang w:val="zh_TW" w:bidi="zh_TW"/>
+        </w:rPr>
+        <w:t>利未記十四章10至24節</w:t>
+      </w:r>
       <w:r>
         <w:rPr>
           <w:lang w:val="zh_TW" w:bidi="zh_TW"/>
@@ -2654,18 +2222,12 @@
         </w:rPr>
         <w:t>這只使用過一次（</w:t>
       </w:r>
-      <w:hyperlink r:id="rId81">
-        <w:r>
-          <w:rPr>
-            <w:lang w:val="zh_TW" w:bidi="zh_TW"/>
-          </w:rPr>
-          <w:rPr>
-            <w:color w:val="0000EE"/>
-            <w:u w:val="single"/>
-          </w:rPr>
-          <w:t>路16:6</w:t>
-        </w:r>
-      </w:hyperlink>
+      <w:r>
+        <w:rPr>
+          <w:lang w:val="zh_TW" w:bidi="zh_TW"/>
+        </w:rPr>
+        <w:t>路16:6</w:t>
+      </w:r>
       <w:r>
         <w:rPr>
           <w:lang w:val="zh_TW" w:bidi="zh_TW"/>
@@ -2697,18 +2259,12 @@
         </w:rPr>
         <w:t>這僅用於</w:t>
       </w:r>
-      <w:hyperlink r:id="rId82">
-        <w:r>
-          <w:rPr>
-            <w:lang w:val="zh_TW" w:bidi="zh_TW"/>
-          </w:rPr>
-          <w:rPr>
-            <w:color w:val="0000EE"/>
-            <w:u w:val="single"/>
-          </w:rPr>
-          <w:t>約翰福音二章6節</w:t>
-        </w:r>
-      </w:hyperlink>
+      <w:r>
+        <w:rPr>
+          <w:lang w:val="zh_TW" w:bidi="zh_TW"/>
+        </w:rPr>
+        <w:t>約翰福音二章6節</w:t>
+      </w:r>
       <w:r>
         <w:rPr>
           <w:lang w:val="zh_TW" w:bidi="zh_TW"/>
@@ -2740,18 +2296,12 @@
         </w:rPr>
         <w:t>容量單位，約為一又六分之一品脫（552毫升）。在</w:t>
       </w:r>
-      <w:hyperlink r:id="rId83">
-        <w:r>
-          <w:rPr>
-            <w:lang w:val="zh_TW" w:bidi="zh_TW"/>
-          </w:rPr>
-          <w:rPr>
-            <w:color w:val="0000EE"/>
-            <w:u w:val="single"/>
-          </w:rPr>
-          <w:t>馬可福音七章4節</w:t>
-        </w:r>
-      </w:hyperlink>
+      <w:r>
+        <w:rPr>
+          <w:lang w:val="zh_TW" w:bidi="zh_TW"/>
+        </w:rPr>
+        <w:t>馬可福音七章4節</w:t>
+      </w:r>
       <w:r>
         <w:rPr>
           <w:lang w:val="zh_TW" w:bidi="zh_TW"/>
@@ -2814,36 +2364,24 @@
         </w:rPr>
         <w:t xml:space="preserve"> 以實瑪利十二支派的地區（</w:t>
       </w:r>
-      <w:hyperlink r:id="rId84">
-        <w:r>
-          <w:rPr>
-            <w:lang w:val="zh_TW" w:bidi="zh_TW"/>
-          </w:rPr>
-          <w:rPr>
-            <w:color w:val="0000EE"/>
-            <w:u w:val="single"/>
-          </w:rPr>
-          <w:t>創25:14</w:t>
-        </w:r>
-      </w:hyperlink>
+      <w:r>
+        <w:rPr>
+          <w:lang w:val="zh_TW" w:bidi="zh_TW"/>
+        </w:rPr>
+        <w:t>創25:14</w:t>
+      </w:r>
       <w:r>
         <w:rPr>
           <w:lang w:val="zh_TW" w:bidi="zh_TW"/>
         </w:rPr>
         <w:t>；</w:t>
       </w:r>
-      <w:hyperlink r:id="rId85">
-        <w:r>
-          <w:rPr>
-            <w:lang w:val="zh_TW" w:bidi="zh_TW"/>
-          </w:rPr>
-          <w:rPr>
-            <w:color w:val="0000EE"/>
-            <w:u w:val="single"/>
-          </w:rPr>
-          <w:t>代上1:30</w:t>
-        </w:r>
-      </w:hyperlink>
+      <w:r>
+        <w:rPr>
+          <w:lang w:val="zh_TW" w:bidi="zh_TW"/>
+        </w:rPr>
+        <w:t>代上1:30</w:t>
+      </w:r>
       <w:r>
         <w:rPr>
           <w:lang w:val="zh_TW" w:bidi="zh_TW"/>
@@ -2868,18 +2406,12 @@
         </w:rPr>
         <w:t>猶大支派在迦南地所分得的一座高地城鎮（</w:t>
       </w:r>
-      <w:hyperlink r:id="rId86">
-        <w:r>
-          <w:rPr>
-            <w:lang w:val="zh_TW" w:bidi="zh_TW"/>
-          </w:rPr>
-          <w:rPr>
-            <w:color w:val="0000EE"/>
-            <w:u w:val="single"/>
-          </w:rPr>
-          <w:t>書15:52</w:t>
-        </w:r>
-      </w:hyperlink>
+      <w:r>
+        <w:rPr>
+          <w:lang w:val="zh_TW" w:bidi="zh_TW"/>
+        </w:rPr>
+        <w:t>書15:52</w:t>
+      </w:r>
       <w:r>
         <w:rPr>
           <w:lang w:val="zh_TW" w:bidi="zh_TW"/>
@@ -2904,36 +2436,24 @@
         </w:rPr>
         <w:t>希伯來用語，指沉默之地或死亡之地，即墓地所在之處（</w:t>
       </w:r>
-      <w:hyperlink r:id="rId87">
-        <w:r>
-          <w:rPr>
-            <w:lang w:val="zh_TW" w:bidi="zh_TW"/>
-          </w:rPr>
-          <w:rPr>
-            <w:color w:val="0000EE"/>
-            <w:u w:val="single"/>
-          </w:rPr>
-          <w:t>詩94:17</w:t>
-        </w:r>
-      </w:hyperlink>
+      <w:r>
+        <w:rPr>
+          <w:lang w:val="zh_TW" w:bidi="zh_TW"/>
+        </w:rPr>
+        <w:t>詩94:17</w:t>
+      </w:r>
       <w:r>
         <w:rPr>
           <w:lang w:val="zh_TW" w:bidi="zh_TW"/>
         </w:rPr>
         <w:t>，</w:t>
       </w:r>
-      <w:hyperlink r:id="rId88">
-        <w:r>
-          <w:rPr>
-            <w:lang w:val="zh_TW" w:bidi="zh_TW"/>
-          </w:rPr>
-          <w:rPr>
-            <w:color w:val="0000EE"/>
-            <w:u w:val="single"/>
-          </w:rPr>
-          <w:t>115:17</w:t>
-        </w:r>
-      </w:hyperlink>
+      <w:r>
+        <w:rPr>
+          <w:lang w:val="zh_TW" w:bidi="zh_TW"/>
+        </w:rPr>
+        <w:t>115:17</w:t>
+      </w:r>
       <w:r>
         <w:rPr>
           <w:lang w:val="zh_TW" w:bidi="zh_TW"/>
@@ -2958,18 +2478,12 @@
         </w:rPr>
         <w:t>可能是</w:t>
       </w:r>
-      <w:hyperlink r:id="rId89">
-        <w:r>
-          <w:rPr>
-            <w:lang w:val="zh_TW" w:bidi="zh_TW"/>
-          </w:rPr>
-          <w:rPr>
-            <w:color w:val="0000EE"/>
-            <w:u w:val="single"/>
-          </w:rPr>
-          <w:t>以賽亞書二十一章11節</w:t>
-        </w:r>
-      </w:hyperlink>
+      <w:r>
+        <w:rPr>
+          <w:lang w:val="zh_TW" w:bidi="zh_TW"/>
+        </w:rPr>
+        <w:t>以賽亞書二十一章11節</w:t>
+      </w:r>
       <w:r>
         <w:rPr>
           <w:lang w:val="zh_TW" w:bidi="zh_TW"/>
@@ -3024,36 +2538,24 @@
         </w:rPr>
         <w:t>度瑪是以實瑪利的兒子，並成為一個阿拉伯部落的祖先（</w:t>
       </w:r>
-      <w:hyperlink r:id="rId84">
-        <w:r>
-          <w:rPr>
-            <w:lang w:val="zh_TW" w:bidi="zh_TW"/>
-          </w:rPr>
-          <w:rPr>
-            <w:color w:val="0000EE"/>
-            <w:u w:val="single"/>
-          </w:rPr>
-          <w:t>創25:14</w:t>
-        </w:r>
-      </w:hyperlink>
+      <w:r>
+        <w:rPr>
+          <w:lang w:val="zh_TW" w:bidi="zh_TW"/>
+        </w:rPr>
+        <w:t>創25:14</w:t>
+      </w:r>
       <w:r>
         <w:rPr>
           <w:lang w:val="zh_TW" w:bidi="zh_TW"/>
         </w:rPr>
         <w:t>；</w:t>
       </w:r>
-      <w:hyperlink r:id="rId85">
-        <w:r>
-          <w:rPr>
-            <w:lang w:val="zh_TW" w:bidi="zh_TW"/>
-          </w:rPr>
-          <w:rPr>
-            <w:color w:val="0000EE"/>
-            <w:u w:val="single"/>
-          </w:rPr>
-          <w:t>代上1:30</w:t>
-        </w:r>
-      </w:hyperlink>
+      <w:r>
+        <w:rPr>
+          <w:lang w:val="zh_TW" w:bidi="zh_TW"/>
+        </w:rPr>
+        <w:t>代上1:30</w:t>
+      </w:r>
       <w:r>
         <w:rPr>
           <w:lang w:val="zh_TW" w:bidi="zh_TW"/>
